--- a/fra/docx/33.content.docx
+++ b/fra/docx/33.content.docx
@@ -11,6 +11,15 @@
         <w:pStyle w:val="Heading2"/>
       </w:pPr>
       <w:r>
+        <w:t>Resource: Notes d'étude (Tyndale)</w:t>
+      </w:r>
+      <w:r/>
+    </w:p>
+    <w:p>
+      <w:pPr>
+        <w:pStyle w:val="Heading2"/>
+      </w:pPr>
+      <w:r>
         <w:t>License Information</w:t>
       </w:r>
       <w:r/>
@@ -21,7 +30,7 @@
         <w:rPr>
           <w:b/>
         </w:rPr>
-        <w:t>Study Notes (Tyndale)</w:t>
+        <w:t>Notes d'étude (Tyndale)</w:t>
       </w:r>
       <w:r>
         <w:t xml:space="preserve"> (French) is based on</w:t>
@@ -74,7 +83,7 @@
         <w:pStyle w:val="Heading1"/>
       </w:pPr>
       <w:r>
-        <w:t>Study Notes (Tyndale)</w:t>
+        <w:t>Notes d'étude (Tyndale)</w:t>
       </w:r>
     </w:p>
     <w:p>
@@ -83,6 +92,51 @@
           <w:headerReference w:type="even" r:id="rId8"/>
           <w:headerReference w:type="default" r:id="rId9"/>
           <w:footerReference w:type="default" r:id="rId10"/>
+          <w:footnotePr>
+            <w:numRestart w:val="eachSect"/>
+          </w:footnotePr>
+          <w:type w:val="continuous"/>
+          <w:pgSz w:w="12240" w:h="15840" w:code="1"/>
+          <w:pgMar w:top="1440" w:right="1440" w:bottom="1440" w:left="1440" w:header="504" w:footer="504" w:gutter="0"/>
+          <w:cols w:space="708"/>
+          <w:titlePg/>
+          <w:docGrid w:linePitch="360"/>
+        </w:sectPr>
+      </w:pPr>
+    </w:p>
+    <w:p>
+      <w:r/>
+    </w:p>
+    <w:p>
+      <w:pPr>
+        <w:pStyle w:val="Heading2"/>
+      </w:pPr>
+      <w:r>
+        <w:t>MIC</w:t>
+      </w:r>
+      <w:r/>
+    </w:p>
+    <w:p>
+      <w:r/>
+      <w:r>
+        <w:rPr>
+          <w:i/>
+        </w:rPr>
+        <w:t>Michée 1.1, Michée 1.2, Michée 1.2–7, Michée 1.2–2.13, Michée 1:3, Michée 1.4, Michée 1.5, Michée 1.6–7, Michée 1.8–16, Michée 1.9, Michée 1.10–15, Michée 1.11, Michée 1.12, Michée 1.13, Michée 1.14, Michée 1.15, Michée 1.16, Michée 2.1–2, Michée 2.3–5, Michée 2.4, Michée 2.6, Michée 2.7–10, Michée 2.11, Michée 2.12–13, Michée 2.13, Michée 3.1, Michée 3.1–4, Michée 3.1–5.15, Michée 3.2–3, Michée 3.4, Michée 3.5, Michée 3.6–7, Michée 3.8, Michée 3.9–12, Michée 3.11, Michée 3.12, Michée 4.1–2, Michée 4.1–5, Michée 4.3, Michée 4.4, Michée 4.6–7, Michée 4.8, Michée 4.9, Michée 4.10, Michée 4.11–13, Michée 4.12, Michée 4.13, Michée 5.1, Michée 5.1–15, Michée 5.1, Michée 5.4–5, Michée 5.5, Michée 5.6, Michée 5.7, Michée 5.7–15, Michée 5.8–9, Michée 5.10–14, Michée 5.13–14, Michée 6.1–2, Michée 6.1–16, Michée 6.3, Michée 6.4–5, Michée 6.6–7, Michée 6.8, Michée 6.9, Michée 6.9–16, Michée 6.10–12, Michée 6.13–16, Michée 6.16, Michée 7.1, Michée 7.1–20, Michée 7.2, Michée 7.2–6, Michée 7.3, Michée 7.4, Michée 7.5–6, Michée 7.7–10, Michée 7.8, Michée 7.9, Michée 7.10, Michée 7.11–12, Michée 7.13, Michée 7.14, Michée 7.14–20, Michée 7.15, Michée 7.16, Michée 7.17, Michée 7.18–20</w:t>
+      </w:r>
+      <w:r/>
+    </w:p>
+    <w:p>
+      <w:r/>
+      <w:r>
+        <w:t xml:space="preserve"> </w:t>
+      </w:r>
+      <w:r/>
+      <w:r/>
+    </w:p>
+    <w:p>
+      <w:pPr>
+        <w:sectPr>
           <w:footnotePr>
             <w:numRestart w:val="eachSect"/>
           </w:footnotePr>

--- a/fra/docx/33.content.docx
+++ b/fra/docx/33.content.docx
@@ -4,49 +4,89 @@
   <w:body>
     <w:p/>
     <w:p>
-      <w:r/>
+      <w:pPr/>
+      <w:r>
+        <w:rPr>
+          <w:lang w:val="fr_FR" w:bidi="fr_FR"/>
+        </w:rPr>
+      </w:r>
     </w:p>
     <w:p>
       <w:pPr>
         <w:pStyle w:val="Heading2"/>
       </w:pPr>
       <w:r>
+        <w:rPr>
+          <w:lang w:val="fr_FR" w:bidi="fr_FR"/>
+        </w:rPr>
         <w:t>Resource: Notes d'étude (Tyndale)</w:t>
       </w:r>
-      <w:r/>
+      <w:r>
+        <w:rPr>
+          <w:lang w:val="fr_FR" w:bidi="fr_FR"/>
+        </w:rPr>
+      </w:r>
     </w:p>
     <w:p>
       <w:pPr>
         <w:pStyle w:val="Heading2"/>
       </w:pPr>
       <w:r>
+        <w:rPr>
+          <w:lang w:val="fr_FR" w:bidi="fr_FR"/>
+        </w:rPr>
         <w:t>License Information</w:t>
       </w:r>
-      <w:r/>
-    </w:p>
-    <w:p>
-      <w:r/>
+      <w:r>
+        <w:rPr>
+          <w:lang w:val="fr_FR" w:bidi="fr_FR"/>
+        </w:rPr>
+      </w:r>
+    </w:p>
+    <w:p>
+      <w:pPr/>
+      <w:r>
+        <w:rPr>
+          <w:lang w:val="fr_FR" w:bidi="fr_FR"/>
+        </w:rPr>
+      </w:r>
       <w:r>
         <w:rPr>
           <w:b/>
+          <w:lang w:val="fr_FR" w:bidi="fr_FR"/>
         </w:rPr>
         <w:t>Notes d'étude (Tyndale)</w:t>
       </w:r>
       <w:r>
+        <w:rPr>
+          <w:lang w:val="fr_FR" w:bidi="fr_FR"/>
+        </w:rPr>
         <w:t xml:space="preserve"> (French) is based on</w:t>
       </w:r>
       <w:r>
+        <w:rPr>
+          <w:lang w:val="fr_FR" w:bidi="fr_FR"/>
+        </w:rPr>
         <w:t xml:space="preserve">: </w:t>
       </w:r>
       <w:r>
+        <w:rPr>
+          <w:lang w:val="fr_FR" w:bidi="fr_FR"/>
+        </w:rPr>
         <w:t>Tyndale Open Study Notes</w:t>
       </w:r>
       <w:r>
+        <w:rPr>
+          <w:lang w:val="fr_FR" w:bidi="fr_FR"/>
+        </w:rPr>
         <w:t xml:space="preserve">, </w:t>
       </w:r>
       <w:hyperlink r:id="rId13">
         <w:r>
           <w:rPr>
+            <w:lang w:val="fr_FR" w:bidi="fr_FR"/>
+          </w:rPr>
+          <w:rPr>
             <w:color w:val="0000EE"/>
             <w:u w:val="single"/>
           </w:rPr>
@@ -54,11 +94,17 @@
         </w:r>
       </w:hyperlink>
       <w:r>
+        <w:rPr>
+          <w:lang w:val="fr_FR" w:bidi="fr_FR"/>
+        </w:rPr>
         <w:t xml:space="preserve">, 2019, which is licensed under a </w:t>
       </w:r>
       <w:hyperlink r:id="rId14">
         <w:r>
           <w:rPr>
+            <w:lang w:val="fr_FR" w:bidi="fr_FR"/>
+          </w:rPr>
+          <w:rPr>
             <w:color w:val="0000EE"/>
             <w:u w:val="single"/>
           </w:rPr>
@@ -66,23 +112,49 @@
         </w:r>
       </w:hyperlink>
       <w:r>
+        <w:rPr>
+          <w:lang w:val="fr_FR" w:bidi="fr_FR"/>
+        </w:rPr>
         <w:t>.</w:t>
       </w:r>
-      <w:r/>
-    </w:p>
-    <w:p>
-      <w:r/>
-      <w:r>
+      <w:r>
+        <w:rPr>
+          <w:lang w:val="fr_FR" w:bidi="fr_FR"/>
+        </w:rPr>
+      </w:r>
+    </w:p>
+    <w:p>
+      <w:pPr/>
+      <w:r>
+        <w:rPr>
+          <w:lang w:val="fr_FR" w:bidi="fr_FR"/>
+        </w:rPr>
+      </w:r>
+      <w:r>
+        <w:rPr>
+          <w:lang w:val="fr_FR" w:bidi="fr_FR"/>
+        </w:rPr>
         <w:t>This PDF version is provided under the same license.</w:t>
       </w:r>
-      <w:r/>
-      <w:r/>
+      <w:r>
+        <w:rPr>
+          <w:lang w:val="fr_FR" w:bidi="fr_FR"/>
+        </w:rPr>
+      </w:r>
+      <w:r>
+        <w:rPr>
+          <w:lang w:val="fr_FR" w:bidi="fr_FR"/>
+        </w:rPr>
+      </w:r>
     </w:p>
     <w:p>
       <w:pPr>
         <w:pStyle w:val="Heading1"/>
       </w:pPr>
       <w:r>
+        <w:rPr>
+          <w:lang w:val="fr_FR" w:bidi="fr_FR"/>
+        </w:rPr>
         <w:t>Notes d'étude (Tyndale)</w:t>
       </w:r>
     </w:p>
@@ -105,34 +177,72 @@
       </w:pPr>
     </w:p>
     <w:p>
-      <w:r/>
+      <w:pPr/>
+      <w:r>
+        <w:rPr>
+          <w:lang w:val="fr_FR" w:bidi="fr_FR"/>
+        </w:rPr>
+      </w:r>
     </w:p>
     <w:p>
       <w:pPr>
         <w:pStyle w:val="Heading2"/>
       </w:pPr>
       <w:r>
+        <w:rPr>
+          <w:lang w:val="fr_FR" w:bidi="fr_FR"/>
+        </w:rPr>
         <w:t>MIC</w:t>
       </w:r>
-      <w:r/>
-    </w:p>
-    <w:p>
-      <w:r/>
+      <w:r>
+        <w:rPr>
+          <w:lang w:val="fr_FR" w:bidi="fr_FR"/>
+        </w:rPr>
+      </w:r>
+    </w:p>
+    <w:p>
+      <w:pPr/>
+      <w:r>
+        <w:rPr>
+          <w:lang w:val="fr_FR" w:bidi="fr_FR"/>
+        </w:rPr>
+      </w:r>
       <w:r>
         <w:rPr>
           <w:i/>
+          <w:lang w:val="fr_FR" w:bidi="fr_FR"/>
         </w:rPr>
         <w:t>Michée 1.1, Michée 1.2, Michée 1.2–7, Michée 1.2–2.13, Michée 1:3, Michée 1.4, Michée 1.5, Michée 1.6–7, Michée 1.8–16, Michée 1.9, Michée 1.10–15, Michée 1.11, Michée 1.12, Michée 1.13, Michée 1.14, Michée 1.15, Michée 1.16, Michée 2.1–2, Michée 2.3–5, Michée 2.4, Michée 2.6, Michée 2.7–10, Michée 2.11, Michée 2.12–13, Michée 2.13, Michée 3.1, Michée 3.1–4, Michée 3.1–5.15, Michée 3.2–3, Michée 3.4, Michée 3.5, Michée 3.6–7, Michée 3.8, Michée 3.9–12, Michée 3.11, Michée 3.12, Michée 4.1–2, Michée 4.1–5, Michée 4.3, Michée 4.4, Michée 4.6–7, Michée 4.8, Michée 4.9, Michée 4.10, Michée 4.11–13, Michée 4.12, Michée 4.13, Michée 5.1, Michée 5.1–15, Michée 5.1, Michée 5.4–5, Michée 5.5, Michée 5.6, Michée 5.7, Michée 5.7–15, Michée 5.8–9, Michée 5.10–14, Michée 5.13–14, Michée 6.1–2, Michée 6.1–16, Michée 6.3, Michée 6.4–5, Michée 6.6–7, Michée 6.8, Michée 6.9, Michée 6.9–16, Michée 6.10–12, Michée 6.13–16, Michée 6.16, Michée 7.1, Michée 7.1–20, Michée 7.2, Michée 7.2–6, Michée 7.3, Michée 7.4, Michée 7.5–6, Michée 7.7–10, Michée 7.8, Michée 7.9, Michée 7.10, Michée 7.11–12, Michée 7.13, Michée 7.14, Michée 7.14–20, Michée 7.15, Michée 7.16, Michée 7.17, Michée 7.18–20</w:t>
       </w:r>
-      <w:r/>
-    </w:p>
-    <w:p>
-      <w:r/>
-      <w:r>
+      <w:r>
+        <w:rPr>
+          <w:lang w:val="fr_FR" w:bidi="fr_FR"/>
+        </w:rPr>
+      </w:r>
+    </w:p>
+    <w:p>
+      <w:pPr/>
+      <w:r>
+        <w:rPr>
+          <w:lang w:val="fr_FR" w:bidi="fr_FR"/>
+        </w:rPr>
+      </w:r>
+      <w:r>
+        <w:rPr>
+          <w:lang w:val="fr_FR" w:bidi="fr_FR"/>
+        </w:rPr>
         <w:t xml:space="preserve"> </w:t>
       </w:r>
-      <w:r/>
-      <w:r/>
+      <w:r>
+        <w:rPr>
+          <w:lang w:val="fr_FR" w:bidi="fr_FR"/>
+        </w:rPr>
+      </w:r>
+      <w:r>
+        <w:rPr>
+          <w:lang w:val="fr_FR" w:bidi="fr_FR"/>
+        </w:rPr>
+      </w:r>
     </w:p>
     <w:p>
       <w:pPr>
@@ -150,60 +260,121 @@
       </w:pPr>
     </w:p>
     <w:p>
-      <w:r/>
+      <w:pPr/>
+      <w:r>
+        <w:rPr>
+          <w:lang w:val="fr_FR" w:bidi="fr_FR"/>
+        </w:rPr>
+      </w:r>
     </w:p>
     <w:p>
       <w:pPr>
         <w:pStyle w:val="Heading2"/>
       </w:pPr>
       <w:r>
+        <w:rPr>
+          <w:lang w:val="fr_FR" w:bidi="fr_FR"/>
+        </w:rPr>
         <w:t>Michée 1.1</w:t>
       </w:r>
-      <w:r/>
-    </w:p>
-    <w:p>
-      <w:r/>
-      <w:r>
+      <w:r>
+        <w:rPr>
+          <w:lang w:val="fr_FR" w:bidi="fr_FR"/>
+        </w:rPr>
+      </w:r>
+    </w:p>
+    <w:p>
+      <w:pPr/>
+      <w:r>
+        <w:rPr>
+          <w:lang w:val="fr_FR" w:bidi="fr_FR"/>
+        </w:rPr>
+      </w:r>
+      <w:r>
+        <w:rPr>
+          <w:lang w:val="fr_FR" w:bidi="fr_FR"/>
+        </w:rPr>
         <w:t xml:space="preserve">Michée signifie « Qui est comme le Seigneur ? » • Moréscheth était une ville fortifiée située à une courte distance au sud-est de Gath dans les collines basses du sud-ouest de Juda. • de Jotham, d’Achaz, d’Ézéchias (voir </w:t>
       </w:r>
       <w:r>
+        <w:rPr>
+          <w:lang w:val="fr_FR" w:bidi="fr_FR"/>
+        </w:rPr>
         <w:t>Introduction au Livre de Michée</w:t>
       </w:r>
       <w:r>
+        <w:rPr>
+          <w:lang w:val="fr_FR" w:bidi="fr_FR"/>
+        </w:rPr>
         <w:t>, « Contexte ») : les règnes de ces trois rois se sont étendus sur environ 65 ans au total (entre 750 et 686 av. J.‑C. environ). • Le message de Dieu est venu à Michée en visions. • Samarie et Jérusalem étaient les capitales respectives d’Israël du Nord et de Juda. Parfois, ces noms de villes renvoient à leurs pays entiers.</w:t>
       </w:r>
-      <w:r/>
-      <w:r/>
-    </w:p>
-    <w:p>
-      <w:r/>
+      <w:r>
+        <w:rPr>
+          <w:lang w:val="fr_FR" w:bidi="fr_FR"/>
+        </w:rPr>
+      </w:r>
+      <w:r>
+        <w:rPr>
+          <w:lang w:val="fr_FR" w:bidi="fr_FR"/>
+        </w:rPr>
+      </w:r>
+    </w:p>
+    <w:p>
+      <w:pPr/>
+      <w:r>
+        <w:rPr>
+          <w:lang w:val="fr_FR" w:bidi="fr_FR"/>
+        </w:rPr>
+      </w:r>
     </w:p>
     <w:p>
       <w:pPr>
         <w:pStyle w:val="Heading2"/>
       </w:pPr>
       <w:r>
+        <w:rPr>
+          <w:lang w:val="fr_FR" w:bidi="fr_FR"/>
+        </w:rPr>
         <w:t>Michée 1.2</w:t>
       </w:r>
-      <w:r/>
-    </w:p>
-    <w:p>
-      <w:r/>
-      <w:r>
+      <w:r>
+        <w:rPr>
+          <w:lang w:val="fr_FR" w:bidi="fr_FR"/>
+        </w:rPr>
+      </w:r>
+    </w:p>
+    <w:p>
+      <w:pPr/>
+      <w:r>
+        <w:rPr>
+          <w:lang w:val="fr_FR" w:bidi="fr_FR"/>
+        </w:rPr>
+      </w:r>
+      <w:r>
+        <w:rPr>
+          <w:lang w:val="fr_FR" w:bidi="fr_FR"/>
+        </w:rPr>
         <w:t xml:space="preserve">Sois attentive ! traduit le même mot qui introduit le </w:t>
       </w:r>
       <w:r>
         <w:rPr>
           <w:i/>
+          <w:lang w:val="fr_FR" w:bidi="fr_FR"/>
         </w:rPr>
         <w:t>Shema</w:t>
       </w:r>
       <w:r>
+        <w:rPr>
+          <w:lang w:val="fr_FR" w:bidi="fr_FR"/>
+        </w:rPr>
         <w:t xml:space="preserve"> (« Écoute ! ») au verset </w:t>
       </w:r>
       <w:hyperlink r:id="rId15">
         <w:r>
           <w:rPr>
+            <w:lang w:val="fr_FR" w:bidi="fr_FR"/>
+          </w:rPr>
+          <w:rPr>
             <w:color w:val="0000EE"/>
             <w:u w:val="single"/>
           </w:rPr>
@@ -211,11 +382,17 @@
         </w:r>
       </w:hyperlink>
       <w:r>
+        <w:rPr>
+          <w:lang w:val="fr_FR" w:bidi="fr_FR"/>
+        </w:rPr>
         <w:t>. • Le saint Temple est la demeure céleste du Seigneur, non le Temple corrompu de Jérusalem (</w:t>
       </w:r>
       <w:hyperlink r:id="rId16">
         <w:r>
           <w:rPr>
+            <w:lang w:val="fr_FR" w:bidi="fr_FR"/>
+          </w:rPr>
+          <w:rPr>
             <w:color w:val="0000EE"/>
             <w:u w:val="single"/>
           </w:rPr>
@@ -223,51 +400,113 @@
         </w:r>
       </w:hyperlink>
       <w:r>
+        <w:rPr>
+          <w:lang w:val="fr_FR" w:bidi="fr_FR"/>
+        </w:rPr>
         <w:t>).</w:t>
       </w:r>
-      <w:r/>
-      <w:r/>
-    </w:p>
-    <w:p>
-      <w:r/>
+      <w:r>
+        <w:rPr>
+          <w:lang w:val="fr_FR" w:bidi="fr_FR"/>
+        </w:rPr>
+      </w:r>
+      <w:r>
+        <w:rPr>
+          <w:lang w:val="fr_FR" w:bidi="fr_FR"/>
+        </w:rPr>
+      </w:r>
+    </w:p>
+    <w:p>
+      <w:pPr/>
+      <w:r>
+        <w:rPr>
+          <w:lang w:val="fr_FR" w:bidi="fr_FR"/>
+        </w:rPr>
+      </w:r>
     </w:p>
     <w:p>
       <w:pPr>
         <w:pStyle w:val="Heading2"/>
       </w:pPr>
       <w:r>
+        <w:rPr>
+          <w:lang w:val="fr_FR" w:bidi="fr_FR"/>
+        </w:rPr>
         <w:t>Michée 1.2–7</w:t>
       </w:r>
-      <w:r/>
-    </w:p>
-    <w:p>
-      <w:r/>
-      <w:r>
+      <w:r>
+        <w:rPr>
+          <w:lang w:val="fr_FR" w:bidi="fr_FR"/>
+        </w:rPr>
+      </w:r>
+    </w:p>
+    <w:p>
+      <w:pPr/>
+      <w:r>
+        <w:rPr>
+          <w:lang w:val="fr_FR" w:bidi="fr_FR"/>
+        </w:rPr>
+      </w:r>
+      <w:r>
+        <w:rPr>
+          <w:lang w:val="fr_FR" w:bidi="fr_FR"/>
+        </w:rPr>
         <w:t>Cet oracle concerne Samarie avant 722 av. J.‑C., lorsque Samarie a été détruite et que son peuple a été déporté. Le Souverain Seigneur venait pour juger son peuple.</w:t>
       </w:r>
-      <w:r/>
-      <w:r/>
-    </w:p>
-    <w:p>
-      <w:r/>
+      <w:r>
+        <w:rPr>
+          <w:lang w:val="fr_FR" w:bidi="fr_FR"/>
+        </w:rPr>
+      </w:r>
+      <w:r>
+        <w:rPr>
+          <w:lang w:val="fr_FR" w:bidi="fr_FR"/>
+        </w:rPr>
+      </w:r>
+    </w:p>
+    <w:p>
+      <w:pPr/>
+      <w:r>
+        <w:rPr>
+          <w:lang w:val="fr_FR" w:bidi="fr_FR"/>
+        </w:rPr>
+      </w:r>
     </w:p>
     <w:p>
       <w:pPr>
         <w:pStyle w:val="Heading2"/>
       </w:pPr>
       <w:r>
+        <w:rPr>
+          <w:lang w:val="fr_FR" w:bidi="fr_FR"/>
+        </w:rPr>
         <w:t>Michée 1.2–2.13</w:t>
       </w:r>
-      <w:r/>
-    </w:p>
-    <w:p>
-      <w:r/>
-      <w:r>
+      <w:r>
+        <w:rPr>
+          <w:lang w:val="fr_FR" w:bidi="fr_FR"/>
+        </w:rPr>
+      </w:r>
+    </w:p>
+    <w:p>
+      <w:pPr/>
+      <w:r>
+        <w:rPr>
+          <w:lang w:val="fr_FR" w:bidi="fr_FR"/>
+        </w:rPr>
+      </w:r>
+      <w:r>
+        <w:rPr>
+          <w:lang w:val="fr_FR" w:bidi="fr_FR"/>
+        </w:rPr>
         <w:t>Ce message de jugement introduit certaines des principales préoccupations des prophéties de Michée et affirme la détermination de Dieu à juger son peuple et à l'envoyer en exil (</w:t>
       </w:r>
       <w:hyperlink r:id="rId17">
         <w:r>
           <w:rPr>
+            <w:lang w:val="fr_FR" w:bidi="fr_FR"/>
+          </w:rPr>
+          <w:rPr>
             <w:color w:val="0000EE"/>
             <w:u w:val="single"/>
           </w:rPr>
@@ -275,11 +514,17 @@
         </w:r>
       </w:hyperlink>
       <w:r>
+        <w:rPr>
+          <w:lang w:val="fr_FR" w:bidi="fr_FR"/>
+        </w:rPr>
         <w:t xml:space="preserve"> ; </w:t>
       </w:r>
       <w:hyperlink r:id="rId18">
         <w:r>
           <w:rPr>
+            <w:lang w:val="fr_FR" w:bidi="fr_FR"/>
+          </w:rPr>
+          <w:rPr>
             <w:color w:val="0000EE"/>
             <w:u w:val="single"/>
           </w:rPr>
@@ -287,11 +532,17 @@
         </w:r>
       </w:hyperlink>
       <w:r>
+        <w:rPr>
+          <w:lang w:val="fr_FR" w:bidi="fr_FR"/>
+        </w:rPr>
         <w:t>), mais il se conclut par l’assurance du Seigneur qu’il en sauvera une partie de l’exil (</w:t>
       </w:r>
       <w:hyperlink r:id="rId19">
         <w:r>
           <w:rPr>
+            <w:lang w:val="fr_FR" w:bidi="fr_FR"/>
+          </w:rPr>
+          <w:rPr>
             <w:color w:val="0000EE"/>
             <w:u w:val="single"/>
           </w:rPr>
@@ -299,31 +550,65 @@
         </w:r>
       </w:hyperlink>
       <w:r>
+        <w:rPr>
+          <w:lang w:val="fr_FR" w:bidi="fr_FR"/>
+        </w:rPr>
         <w:t>).</w:t>
       </w:r>
-      <w:r/>
-      <w:r/>
-    </w:p>
-    <w:p>
-      <w:r/>
+      <w:r>
+        <w:rPr>
+          <w:lang w:val="fr_FR" w:bidi="fr_FR"/>
+        </w:rPr>
+      </w:r>
+      <w:r>
+        <w:rPr>
+          <w:lang w:val="fr_FR" w:bidi="fr_FR"/>
+        </w:rPr>
+      </w:r>
+    </w:p>
+    <w:p>
+      <w:pPr/>
+      <w:r>
+        <w:rPr>
+          <w:lang w:val="fr_FR" w:bidi="fr_FR"/>
+        </w:rPr>
+      </w:r>
     </w:p>
     <w:p>
       <w:pPr>
         <w:pStyle w:val="Heading2"/>
       </w:pPr>
       <w:r>
+        <w:rPr>
+          <w:lang w:val="fr_FR" w:bidi="fr_FR"/>
+        </w:rPr>
         <w:t>Michée 1:3</w:t>
       </w:r>
-      <w:r/>
-    </w:p>
-    <w:p>
-      <w:r/>
-      <w:r>
+      <w:r>
+        <w:rPr>
+          <w:lang w:val="fr_FR" w:bidi="fr_FR"/>
+        </w:rPr>
+      </w:r>
+    </w:p>
+    <w:p>
+      <w:pPr/>
+      <w:r>
+        <w:rPr>
+          <w:lang w:val="fr_FR" w:bidi="fr_FR"/>
+        </w:rPr>
+      </w:r>
+      <w:r>
+        <w:rPr>
+          <w:lang w:val="fr_FR" w:bidi="fr_FR"/>
+        </w:rPr>
         <w:t xml:space="preserve">« Marcher sur les hauteurs » implique une théophanie, une apparition de Dieu qui est derrière les convulsions historiques sur le point d’affliger Samarie (cf. </w:t>
       </w:r>
       <w:hyperlink r:id="rId20">
         <w:r>
           <w:rPr>
+            <w:lang w:val="fr_FR" w:bidi="fr_FR"/>
+          </w:rPr>
+          <w:rPr>
             <w:color w:val="0000EE"/>
             <w:u w:val="single"/>
           </w:rPr>
@@ -331,11 +616,17 @@
         </w:r>
       </w:hyperlink>
       <w:r>
+        <w:rPr>
+          <w:lang w:val="fr_FR" w:bidi="fr_FR"/>
+        </w:rPr>
         <w:t xml:space="preserve"> ; </w:t>
       </w:r>
       <w:hyperlink r:id="rId21">
         <w:r>
           <w:rPr>
+            <w:lang w:val="fr_FR" w:bidi="fr_FR"/>
+          </w:rPr>
+          <w:rPr>
             <w:color w:val="0000EE"/>
             <w:u w:val="single"/>
           </w:rPr>
@@ -343,11 +634,17 @@
         </w:r>
       </w:hyperlink>
       <w:r>
+        <w:rPr>
+          <w:lang w:val="fr_FR" w:bidi="fr_FR"/>
+        </w:rPr>
         <w:t xml:space="preserve">; </w:t>
       </w:r>
       <w:hyperlink r:id="rId22">
         <w:r>
           <w:rPr>
+            <w:lang w:val="fr_FR" w:bidi="fr_FR"/>
+          </w:rPr>
+          <w:rPr>
             <w:color w:val="0000EE"/>
             <w:u w:val="single"/>
           </w:rPr>
@@ -355,31 +652,65 @@
         </w:r>
       </w:hyperlink>
       <w:r>
+        <w:rPr>
+          <w:lang w:val="fr_FR" w:bidi="fr_FR"/>
+        </w:rPr>
         <w:t>). Dieu est souverain sur les nations et la nature. Le dieu cananéen Baal était également connu pour agir ainsi ; les descriptions de Dieu comme celle-ci soulignent que le Seigneur, et non Baal, est véritablement souverain.</w:t>
       </w:r>
-      <w:r/>
-      <w:r/>
-    </w:p>
-    <w:p>
-      <w:r/>
+      <w:r>
+        <w:rPr>
+          <w:lang w:val="fr_FR" w:bidi="fr_FR"/>
+        </w:rPr>
+      </w:r>
+      <w:r>
+        <w:rPr>
+          <w:lang w:val="fr_FR" w:bidi="fr_FR"/>
+        </w:rPr>
+      </w:r>
+    </w:p>
+    <w:p>
+      <w:pPr/>
+      <w:r>
+        <w:rPr>
+          <w:lang w:val="fr_FR" w:bidi="fr_FR"/>
+        </w:rPr>
+      </w:r>
     </w:p>
     <w:p>
       <w:pPr>
         <w:pStyle w:val="Heading2"/>
       </w:pPr>
       <w:r>
+        <w:rPr>
+          <w:lang w:val="fr_FR" w:bidi="fr_FR"/>
+        </w:rPr>
         <w:t>Michée 1.4</w:t>
       </w:r>
-      <w:r/>
-    </w:p>
-    <w:p>
-      <w:r/>
-      <w:r>
+      <w:r>
+        <w:rPr>
+          <w:lang w:val="fr_FR" w:bidi="fr_FR"/>
+        </w:rPr>
+      </w:r>
+    </w:p>
+    <w:p>
+      <w:pPr/>
+      <w:r>
+        <w:rPr>
+          <w:lang w:val="fr_FR" w:bidi="fr_FR"/>
+        </w:rPr>
+      </w:r>
+      <w:r>
+        <w:rPr>
+          <w:lang w:val="fr_FR" w:bidi="fr_FR"/>
+        </w:rPr>
         <w:t xml:space="preserve">Les montagnes, fortes et apparemment immuables, fondront à la présence du Seigneur (voir </w:t>
       </w:r>
       <w:hyperlink r:id="rId23">
         <w:r>
           <w:rPr>
+            <w:lang w:val="fr_FR" w:bidi="fr_FR"/>
+          </w:rPr>
+          <w:rPr>
             <w:color w:val="0000EE"/>
             <w:u w:val="single"/>
           </w:rPr>
@@ -387,31 +718,65 @@
         </w:r>
       </w:hyperlink>
       <w:r>
+        <w:rPr>
+          <w:lang w:val="fr_FR" w:bidi="fr_FR"/>
+        </w:rPr>
         <w:t>). Rien ne peut lui résister.</w:t>
       </w:r>
-      <w:r/>
-      <w:r/>
-    </w:p>
-    <w:p>
-      <w:r/>
+      <w:r>
+        <w:rPr>
+          <w:lang w:val="fr_FR" w:bidi="fr_FR"/>
+        </w:rPr>
+      </w:r>
+      <w:r>
+        <w:rPr>
+          <w:lang w:val="fr_FR" w:bidi="fr_FR"/>
+        </w:rPr>
+      </w:r>
+    </w:p>
+    <w:p>
+      <w:pPr/>
+      <w:r>
+        <w:rPr>
+          <w:lang w:val="fr_FR" w:bidi="fr_FR"/>
+        </w:rPr>
+      </w:r>
     </w:p>
     <w:p>
       <w:pPr>
         <w:pStyle w:val="Heading2"/>
       </w:pPr>
       <w:r>
+        <w:rPr>
+          <w:lang w:val="fr_FR" w:bidi="fr_FR"/>
+        </w:rPr>
         <w:t>Michée 1.5</w:t>
       </w:r>
-      <w:r/>
-    </w:p>
-    <w:p>
-      <w:r/>
-      <w:r>
+      <w:r>
+        <w:rPr>
+          <w:lang w:val="fr_FR" w:bidi="fr_FR"/>
+        </w:rPr>
+      </w:r>
+    </w:p>
+    <w:p>
+      <w:pPr/>
+      <w:r>
+        <w:rPr>
+          <w:lang w:val="fr_FR" w:bidi="fr_FR"/>
+        </w:rPr>
+      </w:r>
+      <w:r>
+        <w:rPr>
+          <w:lang w:val="fr_FR" w:bidi="fr_FR"/>
+        </w:rPr>
         <w:t>La rébellion est équivalente aux péchés : ces deux mots clés décrivent l’échec d’Israël dans l’Ancien Testament. • N’est-ce pas… ? Quels sont… ? Les capitales du peuple de Dieu auraient dû être des lieux saints, mais elles étaient plutôt des sources de corruption. Samarie, capitale du royaume du nord d’Israël, a été construite par Omri (885–874 av. J.‑C.) comme un carrefour politique, militaire et économique de l’ancien Proche-Orient (</w:t>
       </w:r>
       <w:hyperlink r:id="rId24">
         <w:r>
           <w:rPr>
+            <w:lang w:val="fr_FR" w:bidi="fr_FR"/>
+          </w:rPr>
+          <w:rPr>
             <w:color w:val="0000EE"/>
             <w:u w:val="single"/>
           </w:rPr>
@@ -419,11 +784,17 @@
         </w:r>
       </w:hyperlink>
       <w:r>
+        <w:rPr>
+          <w:lang w:val="fr_FR" w:bidi="fr_FR"/>
+        </w:rPr>
         <w:t xml:space="preserve">). Omri était un roi mauvais, et donc sa ville était mauvaise (cf. </w:t>
       </w:r>
       <w:hyperlink r:id="rId25">
         <w:r>
           <w:rPr>
+            <w:lang w:val="fr_FR" w:bidi="fr_FR"/>
+          </w:rPr>
+          <w:rPr>
             <w:color w:val="0000EE"/>
             <w:u w:val="single"/>
           </w:rPr>
@@ -431,11 +802,17 @@
         </w:r>
       </w:hyperlink>
       <w:r>
+        <w:rPr>
+          <w:lang w:val="fr_FR" w:bidi="fr_FR"/>
+        </w:rPr>
         <w:t xml:space="preserve">, </w:t>
       </w:r>
       <w:hyperlink r:id="rId26">
         <w:r>
           <w:rPr>
+            <w:lang w:val="fr_FR" w:bidi="fr_FR"/>
+          </w:rPr>
+          <w:rPr>
             <w:color w:val="0000EE"/>
             <w:u w:val="single"/>
           </w:rPr>
@@ -443,40 +820,78 @@
         </w:r>
       </w:hyperlink>
       <w:r>
+        <w:rPr>
+          <w:lang w:val="fr_FR" w:bidi="fr_FR"/>
+        </w:rPr>
         <w:t xml:space="preserve">). • Jérusalem : le prophète ne permettrait pas au peuple de Juda d’être satisfait de la destruction imminente du royaume du nord. Le magnifique Temple de Juda n’était pas différent d’un centre cananéen d’idolâtrie (littéralement </w:t>
       </w:r>
       <w:r>
         <w:rPr>
           <w:i/>
+          <w:lang w:val="fr_FR" w:bidi="fr_FR"/>
         </w:rPr>
         <w:t>haut lieu</w:t>
       </w:r>
       <w:r>
+        <w:rPr>
+          <w:lang w:val="fr_FR" w:bidi="fr_FR"/>
+        </w:rPr>
         <w:t>).</w:t>
       </w:r>
-      <w:r/>
-      <w:r/>
-    </w:p>
-    <w:p>
-      <w:r/>
+      <w:r>
+        <w:rPr>
+          <w:lang w:val="fr_FR" w:bidi="fr_FR"/>
+        </w:rPr>
+      </w:r>
+      <w:r>
+        <w:rPr>
+          <w:lang w:val="fr_FR" w:bidi="fr_FR"/>
+        </w:rPr>
+      </w:r>
+    </w:p>
+    <w:p>
+      <w:pPr/>
+      <w:r>
+        <w:rPr>
+          <w:lang w:val="fr_FR" w:bidi="fr_FR"/>
+        </w:rPr>
+      </w:r>
     </w:p>
     <w:p>
       <w:pPr>
         <w:pStyle w:val="Heading2"/>
       </w:pPr>
       <w:r>
+        <w:rPr>
+          <w:lang w:val="fr_FR" w:bidi="fr_FR"/>
+        </w:rPr>
         <w:t>Michée 1.6–7</w:t>
       </w:r>
-      <w:r/>
-    </w:p>
-    <w:p>
-      <w:r/>
-      <w:r>
+      <w:r>
+        <w:rPr>
+          <w:lang w:val="fr_FR" w:bidi="fr_FR"/>
+        </w:rPr>
+      </w:r>
+    </w:p>
+    <w:p>
+      <w:pPr/>
+      <w:r>
+        <w:rPr>
+          <w:lang w:val="fr_FR" w:bidi="fr_FR"/>
+        </w:rPr>
+      </w:r>
+      <w:r>
+        <w:rPr>
+          <w:lang w:val="fr_FR" w:bidi="fr_FR"/>
+        </w:rPr>
         <w:t>un monceau de pierres : Le Seigneur menaçait de dévaster ses villes précieuses. L’Assyrie a pratiquement anéanti Samarie en 724–722 av. J.‑C. lors d’un siège horrible de trois ans. • Samarie, comme la plupart des villes, était construite sur une colline. Ici, les pierres de ses murs s’effondrent dans la vallée en contrebas alors qu’elles sont violemment démantelées. Les armées anciennes détruisaient systématiquement les murs des villes jusqu’à leurs pierres de fondation. • Samarie et Jérusalem étaient remplies d’images sculptées et de trésors sacrés placés là par des adorateurs ou pris comme butin de guerre. • La prostitution illustre l’égarement spirituel et physique persistant d’Israël. Cette métaphore était régulièrement utilisée par les prophètes israélites pour exprimer l’abandon par Israël du Seigneur, son véritable époux, afin d’obtenir les bénédictions promises par les dieux païens. De plus, le culte de ces dieux impliquait souvent en fait une activité sexuelle. • Ailleurs, l’exil de Samarie en Assyrie et dans ses diverses provinces et états vassaux conquis (722 av. J.‑C.) est mentionné. Le même sort était prédit pour Jérusalem (</w:t>
       </w:r>
       <w:hyperlink r:id="rId27">
         <w:r>
           <w:rPr>
+            <w:lang w:val="fr_FR" w:bidi="fr_FR"/>
+          </w:rPr>
+          <w:rPr>
             <w:color w:val="0000EE"/>
             <w:u w:val="single"/>
           </w:rPr>
@@ -484,11 +899,17 @@
         </w:r>
       </w:hyperlink>
       <w:r>
+        <w:rPr>
+          <w:lang w:val="fr_FR" w:bidi="fr_FR"/>
+        </w:rPr>
         <w:t xml:space="preserve"> ; </w:t>
       </w:r>
       <w:hyperlink r:id="rId28">
         <w:r>
           <w:rPr>
+            <w:lang w:val="fr_FR" w:bidi="fr_FR"/>
+          </w:rPr>
+          <w:rPr>
             <w:color w:val="0000EE"/>
             <w:u w:val="single"/>
           </w:rPr>
@@ -496,31 +917,65 @@
         </w:r>
       </w:hyperlink>
       <w:r>
+        <w:rPr>
+          <w:lang w:val="fr_FR" w:bidi="fr_FR"/>
+        </w:rPr>
         <w:t>).</w:t>
       </w:r>
-      <w:r/>
-      <w:r/>
-    </w:p>
-    <w:p>
-      <w:r/>
+      <w:r>
+        <w:rPr>
+          <w:lang w:val="fr_FR" w:bidi="fr_FR"/>
+        </w:rPr>
+      </w:r>
+      <w:r>
+        <w:rPr>
+          <w:lang w:val="fr_FR" w:bidi="fr_FR"/>
+        </w:rPr>
+      </w:r>
+    </w:p>
+    <w:p>
+      <w:pPr/>
+      <w:r>
+        <w:rPr>
+          <w:lang w:val="fr_FR" w:bidi="fr_FR"/>
+        </w:rPr>
+      </w:r>
     </w:p>
     <w:p>
       <w:pPr>
         <w:pStyle w:val="Heading2"/>
       </w:pPr>
       <w:r>
+        <w:rPr>
+          <w:lang w:val="fr_FR" w:bidi="fr_FR"/>
+        </w:rPr>
         <w:t>Michée 1.8–16</w:t>
       </w:r>
-      <w:r/>
-    </w:p>
-    <w:p>
-      <w:r/>
-      <w:r>
+      <w:r>
+        <w:rPr>
+          <w:lang w:val="fr_FR" w:bidi="fr_FR"/>
+        </w:rPr>
+      </w:r>
+    </w:p>
+    <w:p>
+      <w:pPr/>
+      <w:r>
+        <w:rPr>
+          <w:lang w:val="fr_FR" w:bidi="fr_FR"/>
+        </w:rPr>
+      </w:r>
+      <w:r>
+        <w:rPr>
+          <w:lang w:val="fr_FR" w:bidi="fr_FR"/>
+        </w:rPr>
         <w:t xml:space="preserve">En réponse au jugement prédit du Seigneur, Michée marchait pieds nus et dénudé pour exprimer le deuil (cf. </w:t>
       </w:r>
       <w:hyperlink r:id="rId29">
         <w:r>
           <w:rPr>
+            <w:lang w:val="fr_FR" w:bidi="fr_FR"/>
+          </w:rPr>
+          <w:rPr>
             <w:color w:val="0000EE"/>
             <w:u w:val="single"/>
           </w:rPr>
@@ -528,11 +983,17 @@
         </w:r>
       </w:hyperlink>
       <w:r>
+        <w:rPr>
+          <w:lang w:val="fr_FR" w:bidi="fr_FR"/>
+        </w:rPr>
         <w:t xml:space="preserve">; </w:t>
       </w:r>
       <w:hyperlink r:id="rId30">
         <w:r>
           <w:rPr>
+            <w:lang w:val="fr_FR" w:bidi="fr_FR"/>
+          </w:rPr>
+          <w:rPr>
             <w:color w:val="0000EE"/>
             <w:u w:val="single"/>
           </w:rPr>
@@ -540,11 +1001,17 @@
         </w:r>
       </w:hyperlink>
       <w:r>
+        <w:rPr>
+          <w:lang w:val="fr_FR" w:bidi="fr_FR"/>
+        </w:rPr>
         <w:t xml:space="preserve">; </w:t>
       </w:r>
       <w:hyperlink r:id="rId31">
         <w:r>
           <w:rPr>
+            <w:lang w:val="fr_FR" w:bidi="fr_FR"/>
+          </w:rPr>
+          <w:rPr>
             <w:color w:val="0000EE"/>
             <w:u w:val="single"/>
           </w:rPr>
@@ -552,11 +1019,17 @@
         </w:r>
       </w:hyperlink>
       <w:r>
+        <w:rPr>
+          <w:lang w:val="fr_FR" w:bidi="fr_FR"/>
+        </w:rPr>
         <w:t>), dépeignant vivement ce qui arriverait à Samarie (Israël) et Jérusalem (Juda). Ces villes seraient dépouillées de leur richesse, de leur pouvoir et de leur population. • Le chacal et l’autruche émettent des sons lugubres et vivent dans des zones désertiques abandonnées (</w:t>
       </w:r>
       <w:hyperlink r:id="rId32">
         <w:r>
           <w:rPr>
+            <w:lang w:val="fr_FR" w:bidi="fr_FR"/>
+          </w:rPr>
+          <w:rPr>
             <w:color w:val="0000EE"/>
             <w:u w:val="single"/>
           </w:rPr>
@@ -564,11 +1037,17 @@
         </w:r>
       </w:hyperlink>
       <w:r>
+        <w:rPr>
+          <w:lang w:val="fr_FR" w:bidi="fr_FR"/>
+        </w:rPr>
         <w:t xml:space="preserve">; </w:t>
       </w:r>
       <w:hyperlink r:id="rId33">
         <w:r>
           <w:rPr>
+            <w:lang w:val="fr_FR" w:bidi="fr_FR"/>
+          </w:rPr>
+          <w:rPr>
             <w:color w:val="0000EE"/>
             <w:u w:val="single"/>
           </w:rPr>
@@ -576,71 +1055,161 @@
         </w:r>
       </w:hyperlink>
       <w:r>
+        <w:rPr>
+          <w:lang w:val="fr_FR" w:bidi="fr_FR"/>
+        </w:rPr>
         <w:t>).</w:t>
       </w:r>
-      <w:r/>
-      <w:r/>
-    </w:p>
-    <w:p>
-      <w:r/>
+      <w:r>
+        <w:rPr>
+          <w:lang w:val="fr_FR" w:bidi="fr_FR"/>
+        </w:rPr>
+      </w:r>
+      <w:r>
+        <w:rPr>
+          <w:lang w:val="fr_FR" w:bidi="fr_FR"/>
+        </w:rPr>
+      </w:r>
+    </w:p>
+    <w:p>
+      <w:pPr/>
+      <w:r>
+        <w:rPr>
+          <w:lang w:val="fr_FR" w:bidi="fr_FR"/>
+        </w:rPr>
+      </w:r>
     </w:p>
     <w:p>
       <w:pPr>
         <w:pStyle w:val="Heading2"/>
       </w:pPr>
       <w:r>
+        <w:rPr>
+          <w:lang w:val="fr_FR" w:bidi="fr_FR"/>
+        </w:rPr>
         <w:t>Michée 1.9</w:t>
       </w:r>
-      <w:r/>
-    </w:p>
-    <w:p>
-      <w:r/>
-      <w:r>
+      <w:r>
+        <w:rPr>
+          <w:lang w:val="fr_FR" w:bidi="fr_FR"/>
+        </w:rPr>
+      </w:r>
+    </w:p>
+    <w:p>
+      <w:pPr/>
+      <w:r>
+        <w:rPr>
+          <w:lang w:val="fr_FR" w:bidi="fr_FR"/>
+        </w:rPr>
+      </w:r>
+      <w:r>
+        <w:rPr>
+          <w:lang w:val="fr_FR" w:bidi="fr_FR"/>
+        </w:rPr>
         <w:t>jusqu’à Juda… Jusqu’à Jérusalem : La corruption touchait désormais toute la nation, du nord au sud.</w:t>
       </w:r>
-      <w:r/>
-      <w:r/>
-    </w:p>
-    <w:p>
-      <w:r/>
+      <w:r>
+        <w:rPr>
+          <w:lang w:val="fr_FR" w:bidi="fr_FR"/>
+        </w:rPr>
+      </w:r>
+      <w:r>
+        <w:rPr>
+          <w:lang w:val="fr_FR" w:bidi="fr_FR"/>
+        </w:rPr>
+      </w:r>
+    </w:p>
+    <w:p>
+      <w:pPr/>
+      <w:r>
+        <w:rPr>
+          <w:lang w:val="fr_FR" w:bidi="fr_FR"/>
+        </w:rPr>
+      </w:r>
     </w:p>
     <w:p>
       <w:pPr>
         <w:pStyle w:val="Heading2"/>
       </w:pPr>
       <w:r>
+        <w:rPr>
+          <w:lang w:val="fr_FR" w:bidi="fr_FR"/>
+        </w:rPr>
         <w:t>Michée 1.10–15</w:t>
       </w:r>
-      <w:r/>
-    </w:p>
-    <w:p>
-      <w:r/>
-      <w:r>
+      <w:r>
+        <w:rPr>
+          <w:lang w:val="fr_FR" w:bidi="fr_FR"/>
+        </w:rPr>
+      </w:r>
+    </w:p>
+    <w:p>
+      <w:pPr/>
+      <w:r>
+        <w:rPr>
+          <w:lang w:val="fr_FR" w:bidi="fr_FR"/>
+        </w:rPr>
+      </w:r>
+      <w:r>
+        <w:rPr>
+          <w:lang w:val="fr_FR" w:bidi="fr_FR"/>
+        </w:rPr>
         <w:t>Les villes citées se trouvaient dans les plaines des régions côtières du sud-ouest de Juda. La suite d’événements peut représenter la progression de l’armée assyrienne le long de la plaine côtière, puis vers le cœur de Juda entre 703 et 701 av. J.‑C.</w:t>
       </w:r>
-      <w:r/>
-      <w:r/>
-    </w:p>
-    <w:p>
-      <w:r/>
+      <w:r>
+        <w:rPr>
+          <w:lang w:val="fr_FR" w:bidi="fr_FR"/>
+        </w:rPr>
+      </w:r>
+      <w:r>
+        <w:rPr>
+          <w:lang w:val="fr_FR" w:bidi="fr_FR"/>
+        </w:rPr>
+      </w:r>
+    </w:p>
+    <w:p>
+      <w:pPr/>
+      <w:r>
+        <w:rPr>
+          <w:lang w:val="fr_FR" w:bidi="fr_FR"/>
+        </w:rPr>
+      </w:r>
     </w:p>
     <w:p>
       <w:pPr>
         <w:pStyle w:val="Heading2"/>
       </w:pPr>
       <w:r>
+        <w:rPr>
+          <w:lang w:val="fr_FR" w:bidi="fr_FR"/>
+        </w:rPr>
         <w:t>Michée 1.11</w:t>
       </w:r>
-      <w:r/>
-    </w:p>
-    <w:p>
-      <w:r/>
-      <w:r>
+      <w:r>
+        <w:rPr>
+          <w:lang w:val="fr_FR" w:bidi="fr_FR"/>
+        </w:rPr>
+      </w:r>
+    </w:p>
+    <w:p>
+      <w:pPr/>
+      <w:r>
+        <w:rPr>
+          <w:lang w:val="fr_FR" w:bidi="fr_FR"/>
+        </w:rPr>
+      </w:r>
+      <w:r>
+        <w:rPr>
+          <w:lang w:val="fr_FR" w:bidi="fr_FR"/>
+        </w:rPr>
         <w:t>L’exil était la malédiction ultime et la plus dévastatrice (</w:t>
       </w:r>
       <w:hyperlink r:id="rId34">
         <w:r>
           <w:rPr>
+            <w:lang w:val="fr_FR" w:bidi="fr_FR"/>
+          </w:rPr>
+          <w:rPr>
             <w:color w:val="0000EE"/>
             <w:u w:val="single"/>
           </w:rPr>
@@ -648,11 +1217,17 @@
         </w:r>
       </w:hyperlink>
       <w:r>
+        <w:rPr>
+          <w:lang w:val="fr_FR" w:bidi="fr_FR"/>
+        </w:rPr>
         <w:t xml:space="preserve">; </w:t>
       </w:r>
       <w:hyperlink r:id="rId35">
         <w:r>
           <w:rPr>
+            <w:lang w:val="fr_FR" w:bidi="fr_FR"/>
+          </w:rPr>
+          <w:rPr>
             <w:color w:val="0000EE"/>
             <w:u w:val="single"/>
           </w:rPr>
@@ -660,11 +1235,17 @@
         </w:r>
       </w:hyperlink>
       <w:r>
+        <w:rPr>
+          <w:lang w:val="fr_FR" w:bidi="fr_FR"/>
+        </w:rPr>
         <w:t xml:space="preserve">, </w:t>
       </w:r>
       <w:hyperlink r:id="rId36">
         <w:r>
           <w:rPr>
+            <w:lang w:val="fr_FR" w:bidi="fr_FR"/>
+          </w:rPr>
+          <w:rPr>
             <w:color w:val="0000EE"/>
             <w:u w:val="single"/>
           </w:rPr>
@@ -672,11 +1253,17 @@
         </w:r>
       </w:hyperlink>
       <w:r>
+        <w:rPr>
+          <w:lang w:val="fr_FR" w:bidi="fr_FR"/>
+        </w:rPr>
         <w:t xml:space="preserve">; </w:t>
       </w:r>
       <w:hyperlink r:id="rId37">
         <w:r>
           <w:rPr>
+            <w:lang w:val="fr_FR" w:bidi="fr_FR"/>
+          </w:rPr>
+          <w:rPr>
             <w:color w:val="0000EE"/>
             <w:u w:val="single"/>
           </w:rPr>
@@ -684,120 +1271,270 @@
         </w:r>
       </w:hyperlink>
       <w:r>
+        <w:rPr>
+          <w:lang w:val="fr_FR" w:bidi="fr_FR"/>
+        </w:rPr>
         <w:t>).</w:t>
       </w:r>
-      <w:r/>
-      <w:r/>
-    </w:p>
-    <w:p>
-      <w:r/>
+      <w:r>
+        <w:rPr>
+          <w:lang w:val="fr_FR" w:bidi="fr_FR"/>
+        </w:rPr>
+      </w:r>
+      <w:r>
+        <w:rPr>
+          <w:lang w:val="fr_FR" w:bidi="fr_FR"/>
+        </w:rPr>
+      </w:r>
+    </w:p>
+    <w:p>
+      <w:pPr/>
+      <w:r>
+        <w:rPr>
+          <w:lang w:val="fr_FR" w:bidi="fr_FR"/>
+        </w:rPr>
+      </w:r>
     </w:p>
     <w:p>
       <w:pPr>
         <w:pStyle w:val="Heading2"/>
       </w:pPr>
       <w:r>
+        <w:rPr>
+          <w:lang w:val="fr_FR" w:bidi="fr_FR"/>
+        </w:rPr>
         <w:t>Michée 1.12</w:t>
       </w:r>
-      <w:r/>
-    </w:p>
-    <w:p>
-      <w:r/>
-      <w:r>
+      <w:r>
+        <w:rPr>
+          <w:lang w:val="fr_FR" w:bidi="fr_FR"/>
+        </w:rPr>
+      </w:r>
+    </w:p>
+    <w:p>
+      <w:pPr/>
+      <w:r>
+        <w:rPr>
+          <w:lang w:val="fr_FR" w:bidi="fr_FR"/>
+        </w:rPr>
+      </w:r>
+      <w:r>
+        <w:rPr>
+          <w:lang w:val="fr_FR" w:bidi="fr_FR"/>
+        </w:rPr>
         <w:t>Jusqu’à la porte de Jérusalem : le jugement de Dieu s’applique partout où la corruption a pris racine (cf 1.9).</w:t>
       </w:r>
-      <w:r/>
-      <w:r/>
-    </w:p>
-    <w:p>
-      <w:r/>
+      <w:r>
+        <w:rPr>
+          <w:lang w:val="fr_FR" w:bidi="fr_FR"/>
+        </w:rPr>
+      </w:r>
+      <w:r>
+        <w:rPr>
+          <w:lang w:val="fr_FR" w:bidi="fr_FR"/>
+        </w:rPr>
+      </w:r>
+    </w:p>
+    <w:p>
+      <w:pPr/>
+      <w:r>
+        <w:rPr>
+          <w:lang w:val="fr_FR" w:bidi="fr_FR"/>
+        </w:rPr>
+      </w:r>
     </w:p>
     <w:p>
       <w:pPr>
         <w:pStyle w:val="Heading2"/>
       </w:pPr>
       <w:r>
+        <w:rPr>
+          <w:lang w:val="fr_FR" w:bidi="fr_FR"/>
+        </w:rPr>
         <w:t>Michée 1.13</w:t>
       </w:r>
-      <w:r/>
-    </w:p>
-    <w:p>
-      <w:r/>
-      <w:r>
+      <w:r>
+        <w:rPr>
+          <w:lang w:val="fr_FR" w:bidi="fr_FR"/>
+        </w:rPr>
+      </w:r>
+    </w:p>
+    <w:p>
+      <w:pPr/>
+      <w:r>
+        <w:rPr>
+          <w:lang w:val="fr_FR" w:bidi="fr_FR"/>
+        </w:rPr>
+      </w:r>
+      <w:r>
+        <w:rPr>
+          <w:lang w:val="fr_FR" w:bidi="fr_FR"/>
+        </w:rPr>
         <w:t xml:space="preserve">Lakisch était la deuxième ville la plus importante de Juda, après Jérusalem, et constituait le principal centre de défense de Juda contre ses ennemis. Même aujourd’hui, un immense </w:t>
       </w:r>
       <w:r>
         <w:rPr>
           <w:i/>
+          <w:lang w:val="fr_FR" w:bidi="fr_FR"/>
         </w:rPr>
         <w:t>tell</w:t>
       </w:r>
       <w:r>
+        <w:rPr>
+          <w:lang w:val="fr_FR" w:bidi="fr_FR"/>
+        </w:rPr>
         <w:t xml:space="preserve"> de plus de 150 pieds (46 mètres) de haut subsiste. Lakisch est tombée en 701 av. J.‑C., après avoir été assiégée, terrifiée, affamée et démolie par les machines de guerre de Sanchérib. Sanchérib a célébré sa chute comme l’une de ses plus grandes victoires et a représenté l’événement dans des sculptures monumentales sur les murs de son palais.</w:t>
       </w:r>
-      <w:r/>
-      <w:r/>
-    </w:p>
-    <w:p>
-      <w:r/>
+      <w:r>
+        <w:rPr>
+          <w:lang w:val="fr_FR" w:bidi="fr_FR"/>
+        </w:rPr>
+      </w:r>
+      <w:r>
+        <w:rPr>
+          <w:lang w:val="fr_FR" w:bidi="fr_FR"/>
+        </w:rPr>
+      </w:r>
+    </w:p>
+    <w:p>
+      <w:pPr/>
+      <w:r>
+        <w:rPr>
+          <w:lang w:val="fr_FR" w:bidi="fr_FR"/>
+        </w:rPr>
+      </w:r>
     </w:p>
     <w:p>
       <w:pPr>
         <w:pStyle w:val="Heading2"/>
       </w:pPr>
       <w:r>
+        <w:rPr>
+          <w:lang w:val="fr_FR" w:bidi="fr_FR"/>
+        </w:rPr>
         <w:t>Michée 1.14</w:t>
       </w:r>
-      <w:r/>
-    </w:p>
-    <w:p>
-      <w:r/>
-      <w:r>
+      <w:r>
+        <w:rPr>
+          <w:lang w:val="fr_FR" w:bidi="fr_FR"/>
+        </w:rPr>
+      </w:r>
+    </w:p>
+    <w:p>
+      <w:pPr/>
+      <w:r>
+        <w:rPr>
+          <w:lang w:val="fr_FR" w:bidi="fr_FR"/>
+        </w:rPr>
+      </w:r>
+      <w:r>
+        <w:rPr>
+          <w:lang w:val="fr_FR" w:bidi="fr_FR"/>
+        </w:rPr>
         <w:t>Les cadeaux d’adieu ont fait leurs adieux aux habitants condamnés de Moréschet-Gath, alors que cette ville devenait également une propriété assyrienne.</w:t>
       </w:r>
-      <w:r/>
-      <w:r/>
-    </w:p>
-    <w:p>
-      <w:r/>
+      <w:r>
+        <w:rPr>
+          <w:lang w:val="fr_FR" w:bidi="fr_FR"/>
+        </w:rPr>
+      </w:r>
+      <w:r>
+        <w:rPr>
+          <w:lang w:val="fr_FR" w:bidi="fr_FR"/>
+        </w:rPr>
+      </w:r>
+    </w:p>
+    <w:p>
+      <w:pPr/>
+      <w:r>
+        <w:rPr>
+          <w:lang w:val="fr_FR" w:bidi="fr_FR"/>
+        </w:rPr>
+      </w:r>
     </w:p>
     <w:p>
       <w:pPr>
         <w:pStyle w:val="Heading2"/>
       </w:pPr>
       <w:r>
+        <w:rPr>
+          <w:lang w:val="fr_FR" w:bidi="fr_FR"/>
+        </w:rPr>
         <w:t>Michée 1.15</w:t>
       </w:r>
-      <w:r/>
-    </w:p>
-    <w:p>
-      <w:r/>
-      <w:r>
+      <w:r>
+        <w:rPr>
+          <w:lang w:val="fr_FR" w:bidi="fr_FR"/>
+        </w:rPr>
+      </w:r>
+    </w:p>
+    <w:p>
+      <w:pPr/>
+      <w:r>
+        <w:rPr>
+          <w:lang w:val="fr_FR" w:bidi="fr_FR"/>
+        </w:rPr>
+      </w:r>
+      <w:r>
+        <w:rPr>
+          <w:lang w:val="fr_FR" w:bidi="fr_FR"/>
+        </w:rPr>
         <w:t>La gloire : Les chefs d’Israël auraient dû être la « gloire » d’Israël en donnant des exemples d’excellence morale et de conduite sage et attentionné. Au lieu de cela, les bergers de Dieu ont corrompu leur nation. • Adullam a été détruite par l’Assyrie en 701 av. J.‑C.</w:t>
       </w:r>
-      <w:r/>
-      <w:r/>
-    </w:p>
-    <w:p>
-      <w:r/>
+      <w:r>
+        <w:rPr>
+          <w:lang w:val="fr_FR" w:bidi="fr_FR"/>
+        </w:rPr>
+      </w:r>
+      <w:r>
+        <w:rPr>
+          <w:lang w:val="fr_FR" w:bidi="fr_FR"/>
+        </w:rPr>
+      </w:r>
+    </w:p>
+    <w:p>
+      <w:pPr/>
+      <w:r>
+        <w:rPr>
+          <w:lang w:val="fr_FR" w:bidi="fr_FR"/>
+        </w:rPr>
+      </w:r>
     </w:p>
     <w:p>
       <w:pPr>
         <w:pStyle w:val="Heading2"/>
       </w:pPr>
       <w:r>
+        <w:rPr>
+          <w:lang w:val="fr_FR" w:bidi="fr_FR"/>
+        </w:rPr>
         <w:t>Michée 1.16</w:t>
       </w:r>
-      <w:r/>
-    </w:p>
-    <w:p>
-      <w:r/>
-      <w:r>
+      <w:r>
+        <w:rPr>
+          <w:lang w:val="fr_FR" w:bidi="fr_FR"/>
+        </w:rPr>
+      </w:r>
+    </w:p>
+    <w:p>
+      <w:pPr/>
+      <w:r>
+        <w:rPr>
+          <w:lang w:val="fr_FR" w:bidi="fr_FR"/>
+        </w:rPr>
+      </w:r>
+      <w:r>
+        <w:rPr>
+          <w:lang w:val="fr_FR" w:bidi="fr_FR"/>
+        </w:rPr>
         <w:t xml:space="preserve">Les habitants de Juda, y compris Jérusalem, ont été exilés et déportés vers des terres lointaines en Babylonie en 605, 597 et 586 av. J.‑C. Babylone se trouvait à environ 1 000 miles (1 700 kilomètres) de Jérusalem. • Rends-toi chauve : cet acte de deuil et de désespoir (voir aussi </w:t>
       </w:r>
       <w:hyperlink r:id="rId38">
         <w:r>
           <w:rPr>
+            <w:lang w:val="fr_FR" w:bidi="fr_FR"/>
+          </w:rPr>
+          <w:rPr>
             <w:color w:val="0000EE"/>
             <w:u w:val="single"/>
           </w:rPr>
@@ -805,11 +1542,17 @@
         </w:r>
       </w:hyperlink>
       <w:r>
+        <w:rPr>
+          <w:lang w:val="fr_FR" w:bidi="fr_FR"/>
+        </w:rPr>
         <w:t>) pouvait également signifier la purification (</w:t>
       </w:r>
       <w:hyperlink r:id="rId39">
         <w:r>
           <w:rPr>
+            <w:lang w:val="fr_FR" w:bidi="fr_FR"/>
+          </w:rPr>
+          <w:rPr>
             <w:color w:val="0000EE"/>
             <w:u w:val="single"/>
           </w:rPr>
@@ -817,11 +1560,17 @@
         </w:r>
       </w:hyperlink>
       <w:r>
+        <w:rPr>
+          <w:lang w:val="fr_FR" w:bidi="fr_FR"/>
+        </w:rPr>
         <w:t xml:space="preserve">; </w:t>
       </w:r>
       <w:hyperlink r:id="rId40">
         <w:r>
           <w:rPr>
+            <w:lang w:val="fr_FR" w:bidi="fr_FR"/>
+          </w:rPr>
+          <w:rPr>
             <w:color w:val="0000EE"/>
             <w:u w:val="single"/>
           </w:rPr>
@@ -829,31 +1578,65 @@
         </w:r>
       </w:hyperlink>
       <w:r>
+        <w:rPr>
+          <w:lang w:val="fr_FR" w:bidi="fr_FR"/>
+        </w:rPr>
         <w:t>).</w:t>
       </w:r>
-      <w:r/>
-      <w:r/>
-    </w:p>
-    <w:p>
-      <w:r/>
+      <w:r>
+        <w:rPr>
+          <w:lang w:val="fr_FR" w:bidi="fr_FR"/>
+        </w:rPr>
+      </w:r>
+      <w:r>
+        <w:rPr>
+          <w:lang w:val="fr_FR" w:bidi="fr_FR"/>
+        </w:rPr>
+      </w:r>
+    </w:p>
+    <w:p>
+      <w:pPr/>
+      <w:r>
+        <w:rPr>
+          <w:lang w:val="fr_FR" w:bidi="fr_FR"/>
+        </w:rPr>
+      </w:r>
     </w:p>
     <w:p>
       <w:pPr>
         <w:pStyle w:val="Heading2"/>
       </w:pPr>
       <w:r>
+        <w:rPr>
+          <w:lang w:val="fr_FR" w:bidi="fr_FR"/>
+        </w:rPr>
         <w:t>Michée 2.1–2</w:t>
       </w:r>
-      <w:r/>
-    </w:p>
-    <w:p>
-      <w:r/>
-      <w:r>
+      <w:r>
+        <w:rPr>
+          <w:lang w:val="fr_FR" w:bidi="fr_FR"/>
+        </w:rPr>
+      </w:r>
+    </w:p>
+    <w:p>
+      <w:pPr/>
+      <w:r>
+        <w:rPr>
+          <w:lang w:val="fr_FR" w:bidi="fr_FR"/>
+        </w:rPr>
+      </w:r>
+      <w:r>
+        <w:rPr>
+          <w:lang w:val="fr_FR" w:bidi="fr_FR"/>
+        </w:rPr>
         <w:t xml:space="preserve">Le pouvoir avait corrompu les riches, qui auraient dû être prêts à aider leurs compatriotes israélites (cf. </w:t>
       </w:r>
       <w:hyperlink r:id="rId41">
         <w:r>
           <w:rPr>
+            <w:lang w:val="fr_FR" w:bidi="fr_FR"/>
+          </w:rPr>
+          <w:rPr>
             <w:color w:val="0000EE"/>
             <w:u w:val="single"/>
           </w:rPr>
@@ -861,11 +1644,17 @@
         </w:r>
       </w:hyperlink>
       <w:r>
+        <w:rPr>
+          <w:lang w:val="fr_FR" w:bidi="fr_FR"/>
+        </w:rPr>
         <w:t xml:space="preserve"> ; </w:t>
       </w:r>
       <w:hyperlink r:id="rId42">
         <w:r>
           <w:rPr>
+            <w:lang w:val="fr_FR" w:bidi="fr_FR"/>
+          </w:rPr>
+          <w:rPr>
             <w:color w:val="0000EE"/>
             <w:u w:val="single"/>
           </w:rPr>
@@ -873,11 +1662,17 @@
         </w:r>
       </w:hyperlink>
       <w:r>
+        <w:rPr>
+          <w:lang w:val="fr_FR" w:bidi="fr_FR"/>
+        </w:rPr>
         <w:t>). • Le fait de méditer l'iniquité lorsqu'on a le pouvoir en main indique un cœur, un esprit et un caractère corrompus (</w:t>
       </w:r>
       <w:hyperlink r:id="rId43">
         <w:r>
           <w:rPr>
+            <w:lang w:val="fr_FR" w:bidi="fr_FR"/>
+          </w:rPr>
+          <w:rPr>
             <w:color w:val="0000EE"/>
             <w:u w:val="single"/>
           </w:rPr>
@@ -885,11 +1680,17 @@
         </w:r>
       </w:hyperlink>
       <w:r>
+        <w:rPr>
+          <w:lang w:val="fr_FR" w:bidi="fr_FR"/>
+        </w:rPr>
         <w:t>). • ils s'en emparent... ils les enlèvent : Ils prenaient possession de la propriété des autres d’une manière qui équivalait à du vol, et ils enfreignaient la loi de Dieu qui interdit de convoiter (</w:t>
       </w:r>
       <w:hyperlink r:id="rId44">
         <w:r>
           <w:rPr>
+            <w:lang w:val="fr_FR" w:bidi="fr_FR"/>
+          </w:rPr>
+          <w:rPr>
             <w:color w:val="0000EE"/>
             <w:u w:val="single"/>
           </w:rPr>
@@ -897,11 +1698,17 @@
         </w:r>
       </w:hyperlink>
       <w:r>
+        <w:rPr>
+          <w:lang w:val="fr_FR" w:bidi="fr_FR"/>
+        </w:rPr>
         <w:t>). L’héritage d’une famille était un don sacré du Seigneur, destiné à être une possession permanente (</w:t>
       </w:r>
       <w:hyperlink r:id="rId45">
         <w:r>
           <w:rPr>
+            <w:lang w:val="fr_FR" w:bidi="fr_FR"/>
+          </w:rPr>
+          <w:rPr>
             <w:color w:val="0000EE"/>
             <w:u w:val="single"/>
           </w:rPr>
@@ -909,11 +1716,17 @@
         </w:r>
       </w:hyperlink>
       <w:r>
+        <w:rPr>
+          <w:lang w:val="fr_FR" w:bidi="fr_FR"/>
+        </w:rPr>
         <w:t xml:space="preserve"> ; cf. </w:t>
       </w:r>
       <w:hyperlink r:id="rId46">
         <w:r>
           <w:rPr>
+            <w:lang w:val="fr_FR" w:bidi="fr_FR"/>
+          </w:rPr>
+          <w:rPr>
             <w:color w:val="0000EE"/>
             <w:u w:val="single"/>
           </w:rPr>
@@ -921,11 +1734,17 @@
         </w:r>
       </w:hyperlink>
       <w:r>
+        <w:rPr>
+          <w:lang w:val="fr_FR" w:bidi="fr_FR"/>
+        </w:rPr>
         <w:t xml:space="preserve"> ; </w:t>
       </w:r>
       <w:hyperlink r:id="rId47">
         <w:r>
           <w:rPr>
+            <w:lang w:val="fr_FR" w:bidi="fr_FR"/>
+          </w:rPr>
+          <w:rPr>
             <w:color w:val="0000EE"/>
             <w:u w:val="single"/>
           </w:rPr>
@@ -933,11 +1752,17 @@
         </w:r>
       </w:hyperlink>
       <w:r>
+        <w:rPr>
+          <w:lang w:val="fr_FR" w:bidi="fr_FR"/>
+        </w:rPr>
         <w:t>). Dieu cherchait la justice parmi son peuple, mais au lieu de cela, il a trouvé l’oppression (</w:t>
       </w:r>
       <w:hyperlink r:id="rId48">
         <w:r>
           <w:rPr>
+            <w:lang w:val="fr_FR" w:bidi="fr_FR"/>
+          </w:rPr>
+          <w:rPr>
             <w:color w:val="0000EE"/>
             <w:u w:val="single"/>
           </w:rPr>
@@ -945,11 +1770,17 @@
         </w:r>
       </w:hyperlink>
       <w:r>
+        <w:rPr>
+          <w:lang w:val="fr_FR" w:bidi="fr_FR"/>
+        </w:rPr>
         <w:t xml:space="preserve"> ; </w:t>
       </w:r>
       <w:hyperlink r:id="rId49">
         <w:r>
           <w:rPr>
+            <w:lang w:val="fr_FR" w:bidi="fr_FR"/>
+          </w:rPr>
+          <w:rPr>
             <w:color w:val="0000EE"/>
             <w:u w:val="single"/>
           </w:rPr>
@@ -957,11 +1788,17 @@
         </w:r>
       </w:hyperlink>
       <w:r>
+        <w:rPr>
+          <w:lang w:val="fr_FR" w:bidi="fr_FR"/>
+        </w:rPr>
         <w:t xml:space="preserve"> ; </w:t>
       </w:r>
       <w:hyperlink r:id="rId50">
         <w:r>
           <w:rPr>
+            <w:lang w:val="fr_FR" w:bidi="fr_FR"/>
+          </w:rPr>
+          <w:rPr>
             <w:color w:val="0000EE"/>
             <w:u w:val="single"/>
           </w:rPr>
@@ -969,51 +1806,113 @@
         </w:r>
       </w:hyperlink>
       <w:r>
+        <w:rPr>
+          <w:lang w:val="fr_FR" w:bidi="fr_FR"/>
+        </w:rPr>
         <w:t>).</w:t>
       </w:r>
-      <w:r/>
-      <w:r/>
-    </w:p>
-    <w:p>
-      <w:r/>
+      <w:r>
+        <w:rPr>
+          <w:lang w:val="fr_FR" w:bidi="fr_FR"/>
+        </w:rPr>
+      </w:r>
+      <w:r>
+        <w:rPr>
+          <w:lang w:val="fr_FR" w:bidi="fr_FR"/>
+        </w:rPr>
+      </w:r>
+    </w:p>
+    <w:p>
+      <w:pPr/>
+      <w:r>
+        <w:rPr>
+          <w:lang w:val="fr_FR" w:bidi="fr_FR"/>
+        </w:rPr>
+      </w:r>
     </w:p>
     <w:p>
       <w:pPr>
         <w:pStyle w:val="Heading2"/>
       </w:pPr>
       <w:r>
+        <w:rPr>
+          <w:lang w:val="fr_FR" w:bidi="fr_FR"/>
+        </w:rPr>
         <w:t>Michée 2.3–5</w:t>
       </w:r>
-      <w:r/>
-    </w:p>
-    <w:p>
-      <w:r/>
-      <w:r>
+      <w:r>
+        <w:rPr>
+          <w:lang w:val="fr_FR" w:bidi="fr_FR"/>
+        </w:rPr>
+      </w:r>
+    </w:p>
+    <w:p>
+      <w:pPr/>
+      <w:r>
+        <w:rPr>
+          <w:lang w:val="fr_FR" w:bidi="fr_FR"/>
+        </w:rPr>
+      </w:r>
+      <w:r>
+        <w:rPr>
+          <w:lang w:val="fr_FR" w:bidi="fr_FR"/>
+        </w:rPr>
         <w:t>Le Seigneur, le Juge, prononce la sentence. Il rendrait à son peuple ses cœurs malfaisants et ses actions mauvaises par le mal en retour. Le prophète joue ici avec les mots. Le mot hébreu traduit par « malheur » accepte de nombreuses significations. Il peut connoter le mal moral, comme dans le premier cas ; il peut aussi signifier calamité ou désastre comme dans le second cas. Le Seigneur apporterait la calamité sur eux en réponse à leur méchanceté.</w:t>
       </w:r>
-      <w:r/>
-      <w:r/>
-    </w:p>
-    <w:p>
-      <w:r/>
+      <w:r>
+        <w:rPr>
+          <w:lang w:val="fr_FR" w:bidi="fr_FR"/>
+        </w:rPr>
+      </w:r>
+      <w:r>
+        <w:rPr>
+          <w:lang w:val="fr_FR" w:bidi="fr_FR"/>
+        </w:rPr>
+      </w:r>
+    </w:p>
+    <w:p>
+      <w:pPr/>
+      <w:r>
+        <w:rPr>
+          <w:lang w:val="fr_FR" w:bidi="fr_FR"/>
+        </w:rPr>
+      </w:r>
     </w:p>
     <w:p>
       <w:pPr>
         <w:pStyle w:val="Heading2"/>
       </w:pPr>
       <w:r>
+        <w:rPr>
+          <w:lang w:val="fr_FR" w:bidi="fr_FR"/>
+        </w:rPr>
         <w:t>Michée 2.4</w:t>
       </w:r>
-      <w:r/>
-    </w:p>
-    <w:p>
-      <w:r/>
-      <w:r>
+      <w:r>
+        <w:rPr>
+          <w:lang w:val="fr_FR" w:bidi="fr_FR"/>
+        </w:rPr>
+      </w:r>
+    </w:p>
+    <w:p>
+      <w:pPr/>
+      <w:r>
+        <w:rPr>
+          <w:lang w:val="fr_FR" w:bidi="fr_FR"/>
+        </w:rPr>
+      </w:r>
+      <w:r>
+        <w:rPr>
+          <w:lang w:val="fr_FR" w:bidi="fr_FR"/>
+        </w:rPr>
         <w:t>Les puissants seront ruinés financièrement car leurs ennemis confisqueront leurs biens. La terre qu’ils avaient injustement confisquée à leurs compatriotes israélites leur sera violemment retirée (</w:t>
       </w:r>
       <w:hyperlink r:id="rId51">
         <w:r>
           <w:rPr>
+            <w:lang w:val="fr_FR" w:bidi="fr_FR"/>
+          </w:rPr>
+          <w:rPr>
             <w:color w:val="0000EE"/>
             <w:u w:val="single"/>
           </w:rPr>
@@ -1021,71 +1920,161 @@
         </w:r>
       </w:hyperlink>
       <w:r>
+        <w:rPr>
+          <w:lang w:val="fr_FR" w:bidi="fr_FR"/>
+        </w:rPr>
         <w:t>).</w:t>
       </w:r>
-      <w:r/>
-      <w:r/>
-    </w:p>
-    <w:p>
-      <w:r/>
+      <w:r>
+        <w:rPr>
+          <w:lang w:val="fr_FR" w:bidi="fr_FR"/>
+        </w:rPr>
+      </w:r>
+      <w:r>
+        <w:rPr>
+          <w:lang w:val="fr_FR" w:bidi="fr_FR"/>
+        </w:rPr>
+      </w:r>
+    </w:p>
+    <w:p>
+      <w:pPr/>
+      <w:r>
+        <w:rPr>
+          <w:lang w:val="fr_FR" w:bidi="fr_FR"/>
+        </w:rPr>
+      </w:r>
     </w:p>
     <w:p>
       <w:pPr>
         <w:pStyle w:val="Heading2"/>
       </w:pPr>
       <w:r>
+        <w:rPr>
+          <w:lang w:val="fr_FR" w:bidi="fr_FR"/>
+        </w:rPr>
         <w:t>Michée 2.6</w:t>
       </w:r>
-      <w:r/>
-    </w:p>
-    <w:p>
-      <w:r/>
-      <w:r>
+      <w:r>
+        <w:rPr>
+          <w:lang w:val="fr_FR" w:bidi="fr_FR"/>
+        </w:rPr>
+      </w:r>
+    </w:p>
+    <w:p>
+      <w:pPr/>
+      <w:r>
+        <w:rPr>
+          <w:lang w:val="fr_FR" w:bidi="fr_FR"/>
+        </w:rPr>
+      </w:r>
+      <w:r>
+        <w:rPr>
+          <w:lang w:val="fr_FR" w:bidi="fr_FR"/>
+        </w:rPr>
         <w:t>Il y a eu une tentative pathétique pour étouffer les paroles d’un véritable prophète. • Les gens répondent qu’ils pensaient que l’exil et d’autres catastrophes similaires ne pouvaient pas leur arriver, mais ils avaient tort.</w:t>
       </w:r>
-      <w:r/>
-      <w:r/>
-    </w:p>
-    <w:p>
-      <w:r/>
+      <w:r>
+        <w:rPr>
+          <w:lang w:val="fr_FR" w:bidi="fr_FR"/>
+        </w:rPr>
+      </w:r>
+      <w:r>
+        <w:rPr>
+          <w:lang w:val="fr_FR" w:bidi="fr_FR"/>
+        </w:rPr>
+      </w:r>
+    </w:p>
+    <w:p>
+      <w:pPr/>
+      <w:r>
+        <w:rPr>
+          <w:lang w:val="fr_FR" w:bidi="fr_FR"/>
+        </w:rPr>
+      </w:r>
     </w:p>
     <w:p>
       <w:pPr>
         <w:pStyle w:val="Heading2"/>
       </w:pPr>
       <w:r>
+        <w:rPr>
+          <w:lang w:val="fr_FR" w:bidi="fr_FR"/>
+        </w:rPr>
         <w:t>Michée 2.7–10</w:t>
       </w:r>
-      <w:r/>
-    </w:p>
-    <w:p>
-      <w:r/>
-      <w:r>
+      <w:r>
+        <w:rPr>
+          <w:lang w:val="fr_FR" w:bidi="fr_FR"/>
+        </w:rPr>
+      </w:r>
+    </w:p>
+    <w:p>
+      <w:pPr/>
+      <w:r>
+        <w:rPr>
+          <w:lang w:val="fr_FR" w:bidi="fr_FR"/>
+        </w:rPr>
+      </w:r>
+      <w:r>
+        <w:rPr>
+          <w:lang w:val="fr_FR" w:bidi="fr_FR"/>
+        </w:rPr>
         <w:t>Le mauvais traitement de leurs compatriotes israélites équivalait à une attaque contre le Seigneur et son prophète. La faute incombait au peuple, et non au message inspiré et juste de Michée.</w:t>
       </w:r>
-      <w:r/>
-      <w:r/>
-    </w:p>
-    <w:p>
-      <w:r/>
+      <w:r>
+        <w:rPr>
+          <w:lang w:val="fr_FR" w:bidi="fr_FR"/>
+        </w:rPr>
+      </w:r>
+      <w:r>
+        <w:rPr>
+          <w:lang w:val="fr_FR" w:bidi="fr_FR"/>
+        </w:rPr>
+      </w:r>
+    </w:p>
+    <w:p>
+      <w:pPr/>
+      <w:r>
+        <w:rPr>
+          <w:lang w:val="fr_FR" w:bidi="fr_FR"/>
+        </w:rPr>
+      </w:r>
     </w:p>
     <w:p>
       <w:pPr>
         <w:pStyle w:val="Heading2"/>
       </w:pPr>
       <w:r>
+        <w:rPr>
+          <w:lang w:val="fr_FR" w:bidi="fr_FR"/>
+        </w:rPr>
         <w:t>Michée 2.11</w:t>
       </w:r>
-      <w:r/>
-    </w:p>
-    <w:p>
-      <w:r/>
-      <w:r>
+      <w:r>
+        <w:rPr>
+          <w:lang w:val="fr_FR" w:bidi="fr_FR"/>
+        </w:rPr>
+      </w:r>
+    </w:p>
+    <w:p>
+      <w:pPr/>
+      <w:r>
+        <w:rPr>
+          <w:lang w:val="fr_FR" w:bidi="fr_FR"/>
+        </w:rPr>
+      </w:r>
+      <w:r>
+        <w:rPr>
+          <w:lang w:val="fr_FR" w:bidi="fr_FR"/>
+        </w:rPr>
         <w:t xml:space="preserve">Ces personnes malveillantes aimaient entendre des tromperies de la part de leurs prophètes des beaux jours préférés (cf. </w:t>
       </w:r>
       <w:hyperlink r:id="rId52">
         <w:r>
           <w:rPr>
+            <w:lang w:val="fr_FR" w:bidi="fr_FR"/>
+          </w:rPr>
+          <w:rPr>
             <w:color w:val="0000EE"/>
             <w:u w:val="single"/>
           </w:rPr>
@@ -1093,31 +2082,65 @@
         </w:r>
       </w:hyperlink>
       <w:r>
+        <w:rPr>
+          <w:lang w:val="fr_FR" w:bidi="fr_FR"/>
+        </w:rPr>
         <w:t>). Les faux prophètes proclamaient avec assurance qu’Israël et Juda pouvaient échapper au jugement. Lorsque le jugement est venu, ils n’avaient aucun réconfort à offrir.</w:t>
       </w:r>
-      <w:r/>
-      <w:r/>
-    </w:p>
-    <w:p>
-      <w:r/>
+      <w:r>
+        <w:rPr>
+          <w:lang w:val="fr_FR" w:bidi="fr_FR"/>
+        </w:rPr>
+      </w:r>
+      <w:r>
+        <w:rPr>
+          <w:lang w:val="fr_FR" w:bidi="fr_FR"/>
+        </w:rPr>
+      </w:r>
+    </w:p>
+    <w:p>
+      <w:pPr/>
+      <w:r>
+        <w:rPr>
+          <w:lang w:val="fr_FR" w:bidi="fr_FR"/>
+        </w:rPr>
+      </w:r>
     </w:p>
     <w:p>
       <w:pPr>
         <w:pStyle w:val="Heading2"/>
       </w:pPr>
       <w:r>
+        <w:rPr>
+          <w:lang w:val="fr_FR" w:bidi="fr_FR"/>
+        </w:rPr>
         <w:t>Michée 2.12–13</w:t>
       </w:r>
-      <w:r/>
-    </w:p>
-    <w:p>
-      <w:r/>
-      <w:r>
+      <w:r>
+        <w:rPr>
+          <w:lang w:val="fr_FR" w:bidi="fr_FR"/>
+        </w:rPr>
+      </w:r>
+    </w:p>
+    <w:p>
+      <w:pPr/>
+      <w:r>
+        <w:rPr>
+          <w:lang w:val="fr_FR" w:bidi="fr_FR"/>
+        </w:rPr>
+      </w:r>
+      <w:r>
+        <w:rPr>
+          <w:lang w:val="fr_FR" w:bidi="fr_FR"/>
+        </w:rPr>
         <w:t xml:space="preserve">Dieu a montré son amour et son attention pour son peuple rebelle en leur donnant une promesse d’espoir, même lorsqu’il parlait d’exil et de désespoir. Israël sera dispersé, mais ils seront ramenés (cf. </w:t>
       </w:r>
       <w:hyperlink r:id="rId53">
         <w:r>
           <w:rPr>
+            <w:lang w:val="fr_FR" w:bidi="fr_FR"/>
+          </w:rPr>
+          <w:rPr>
             <w:color w:val="0000EE"/>
             <w:u w:val="single"/>
           </w:rPr>
@@ -1125,11 +2148,17 @@
         </w:r>
       </w:hyperlink>
       <w:r>
+        <w:rPr>
+          <w:lang w:val="fr_FR" w:bidi="fr_FR"/>
+        </w:rPr>
         <w:t xml:space="preserve"> ; </w:t>
       </w:r>
       <w:hyperlink r:id="rId54">
         <w:r>
           <w:rPr>
+            <w:lang w:val="fr_FR" w:bidi="fr_FR"/>
+          </w:rPr>
+          <w:rPr>
             <w:color w:val="0000EE"/>
             <w:u w:val="single"/>
           </w:rPr>
@@ -1137,51 +2166,113 @@
         </w:r>
       </w:hyperlink>
       <w:r>
+        <w:rPr>
+          <w:lang w:val="fr_FR" w:bidi="fr_FR"/>
+        </w:rPr>
         <w:t>).</w:t>
       </w:r>
-      <w:r/>
-      <w:r/>
-    </w:p>
-    <w:p>
-      <w:r/>
+      <w:r>
+        <w:rPr>
+          <w:lang w:val="fr_FR" w:bidi="fr_FR"/>
+        </w:rPr>
+      </w:r>
+      <w:r>
+        <w:rPr>
+          <w:lang w:val="fr_FR" w:bidi="fr_FR"/>
+        </w:rPr>
+      </w:r>
+    </w:p>
+    <w:p>
+      <w:pPr/>
+      <w:r>
+        <w:rPr>
+          <w:lang w:val="fr_FR" w:bidi="fr_FR"/>
+        </w:rPr>
+      </w:r>
     </w:p>
     <w:p>
       <w:pPr>
         <w:pStyle w:val="Heading2"/>
       </w:pPr>
       <w:r>
+        <w:rPr>
+          <w:lang w:val="fr_FR" w:bidi="fr_FR"/>
+        </w:rPr>
         <w:t>Michée 2.13</w:t>
       </w:r>
-      <w:r/>
-    </w:p>
-    <w:p>
-      <w:r/>
-      <w:r>
+      <w:r>
+        <w:rPr>
+          <w:lang w:val="fr_FR" w:bidi="fr_FR"/>
+        </w:rPr>
+      </w:r>
+    </w:p>
+    <w:p>
+      <w:pPr/>
+      <w:r>
+        <w:rPr>
+          <w:lang w:val="fr_FR" w:bidi="fr_FR"/>
+        </w:rPr>
+      </w:r>
+      <w:r>
+        <w:rPr>
+          <w:lang w:val="fr_FR" w:bidi="fr_FR"/>
+        </w:rPr>
         <w:t>Le Seigneur a effectivement sorti Israël de l’exil ; c'est un présage de la libération de l’esclavage plus grande encore que le Messie, Jésus-Christ, apportera plus tard.</w:t>
       </w:r>
-      <w:r/>
-      <w:r/>
-    </w:p>
-    <w:p>
-      <w:r/>
+      <w:r>
+        <w:rPr>
+          <w:lang w:val="fr_FR" w:bidi="fr_FR"/>
+        </w:rPr>
+      </w:r>
+      <w:r>
+        <w:rPr>
+          <w:lang w:val="fr_FR" w:bidi="fr_FR"/>
+        </w:rPr>
+      </w:r>
+    </w:p>
+    <w:p>
+      <w:pPr/>
+      <w:r>
+        <w:rPr>
+          <w:lang w:val="fr_FR" w:bidi="fr_FR"/>
+        </w:rPr>
+      </w:r>
     </w:p>
     <w:p>
       <w:pPr>
         <w:pStyle w:val="Heading2"/>
       </w:pPr>
       <w:r>
+        <w:rPr>
+          <w:lang w:val="fr_FR" w:bidi="fr_FR"/>
+        </w:rPr>
         <w:t>Michée 3.1</w:t>
       </w:r>
-      <w:r/>
-    </w:p>
-    <w:p>
-      <w:r/>
-      <w:r>
+      <w:r>
+        <w:rPr>
+          <w:lang w:val="fr_FR" w:bidi="fr_FR"/>
+        </w:rPr>
+      </w:r>
+    </w:p>
+    <w:p>
+      <w:pPr/>
+      <w:r>
+        <w:rPr>
+          <w:lang w:val="fr_FR" w:bidi="fr_FR"/>
+        </w:rPr>
+      </w:r>
+      <w:r>
+        <w:rPr>
+          <w:lang w:val="fr_FR" w:bidi="fr_FR"/>
+        </w:rPr>
         <w:t>Les chefs, qui étaient censés connaître le vrai jugement et la justice (</w:t>
       </w:r>
       <w:hyperlink r:id="rId55">
         <w:r>
           <w:rPr>
+            <w:lang w:val="fr_FR" w:bidi="fr_FR"/>
+          </w:rPr>
+          <w:rPr>
             <w:color w:val="0000EE"/>
             <w:u w:val="single"/>
           </w:rPr>
@@ -1189,11 +2280,17 @@
         </w:r>
       </w:hyperlink>
       <w:r>
+        <w:rPr>
+          <w:lang w:val="fr_FR" w:bidi="fr_FR"/>
+        </w:rPr>
         <w:t xml:space="preserve"> ; </w:t>
       </w:r>
       <w:hyperlink r:id="rId56">
         <w:r>
           <w:rPr>
+            <w:lang w:val="fr_FR" w:bidi="fr_FR"/>
+          </w:rPr>
+          <w:rPr>
             <w:color w:val="0000EE"/>
             <w:u w:val="single"/>
           </w:rPr>
@@ -1201,31 +2298,65 @@
         </w:r>
       </w:hyperlink>
       <w:r>
+        <w:rPr>
+          <w:lang w:val="fr_FR" w:bidi="fr_FR"/>
+        </w:rPr>
         <w:t>), étaient moralement responsables de la culpabilité d’Israël.</w:t>
       </w:r>
-      <w:r/>
-      <w:r/>
-    </w:p>
-    <w:p>
-      <w:r/>
+      <w:r>
+        <w:rPr>
+          <w:lang w:val="fr_FR" w:bidi="fr_FR"/>
+        </w:rPr>
+      </w:r>
+      <w:r>
+        <w:rPr>
+          <w:lang w:val="fr_FR" w:bidi="fr_FR"/>
+        </w:rPr>
+      </w:r>
+    </w:p>
+    <w:p>
+      <w:pPr/>
+      <w:r>
+        <w:rPr>
+          <w:lang w:val="fr_FR" w:bidi="fr_FR"/>
+        </w:rPr>
+      </w:r>
     </w:p>
     <w:p>
       <w:pPr>
         <w:pStyle w:val="Heading2"/>
       </w:pPr>
       <w:r>
+        <w:rPr>
+          <w:lang w:val="fr_FR" w:bidi="fr_FR"/>
+        </w:rPr>
         <w:t>Michée 3.1–4</w:t>
       </w:r>
-      <w:r/>
-    </w:p>
-    <w:p>
-      <w:r/>
-      <w:r>
+      <w:r>
+        <w:rPr>
+          <w:lang w:val="fr_FR" w:bidi="fr_FR"/>
+        </w:rPr>
+      </w:r>
+    </w:p>
+    <w:p>
+      <w:pPr/>
+      <w:r>
+        <w:rPr>
+          <w:lang w:val="fr_FR" w:bidi="fr_FR"/>
+        </w:rPr>
+      </w:r>
+      <w:r>
+        <w:rPr>
+          <w:lang w:val="fr_FR" w:bidi="fr_FR"/>
+        </w:rPr>
         <w:t xml:space="preserve">Michée a implacablement accusé les chefs d’Israël car ils étaient responsables du bien-être du peuple. Les horreurs ici dépeignent les terreurs d’un peuple assiégé (cf. </w:t>
       </w:r>
       <w:hyperlink r:id="rId57">
         <w:r>
           <w:rPr>
+            <w:lang w:val="fr_FR" w:bidi="fr_FR"/>
+          </w:rPr>
+          <w:rPr>
             <w:color w:val="0000EE"/>
             <w:u w:val="single"/>
           </w:rPr>
@@ -1233,11 +2364,17 @@
         </w:r>
       </w:hyperlink>
       <w:r>
+        <w:rPr>
+          <w:lang w:val="fr_FR" w:bidi="fr_FR"/>
+        </w:rPr>
         <w:t xml:space="preserve"> ; </w:t>
       </w:r>
       <w:hyperlink r:id="rId58">
         <w:r>
           <w:rPr>
+            <w:lang w:val="fr_FR" w:bidi="fr_FR"/>
+          </w:rPr>
+          <w:rPr>
             <w:color w:val="0000EE"/>
             <w:u w:val="single"/>
           </w:rPr>
@@ -1245,91 +2382,209 @@
         </w:r>
       </w:hyperlink>
       <w:r>
+        <w:rPr>
+          <w:lang w:val="fr_FR" w:bidi="fr_FR"/>
+        </w:rPr>
         <w:t>).</w:t>
       </w:r>
-      <w:r/>
-      <w:r/>
-    </w:p>
-    <w:p>
-      <w:r/>
+      <w:r>
+        <w:rPr>
+          <w:lang w:val="fr_FR" w:bidi="fr_FR"/>
+        </w:rPr>
+      </w:r>
+      <w:r>
+        <w:rPr>
+          <w:lang w:val="fr_FR" w:bidi="fr_FR"/>
+        </w:rPr>
+      </w:r>
+    </w:p>
+    <w:p>
+      <w:pPr/>
+      <w:r>
+        <w:rPr>
+          <w:lang w:val="fr_FR" w:bidi="fr_FR"/>
+        </w:rPr>
+      </w:r>
     </w:p>
     <w:p>
       <w:pPr>
         <w:pStyle w:val="Heading2"/>
       </w:pPr>
       <w:r>
+        <w:rPr>
+          <w:lang w:val="fr_FR" w:bidi="fr_FR"/>
+        </w:rPr>
         <w:t>Michée 3.1–5.15</w:t>
       </w:r>
-      <w:r/>
-    </w:p>
-    <w:p>
-      <w:r/>
-      <w:r>
+      <w:r>
+        <w:rPr>
+          <w:lang w:val="fr_FR" w:bidi="fr_FR"/>
+        </w:rPr>
+      </w:r>
+    </w:p>
+    <w:p>
+      <w:pPr/>
+      <w:r>
+        <w:rPr>
+          <w:lang w:val="fr_FR" w:bidi="fr_FR"/>
+        </w:rPr>
+      </w:r>
+      <w:r>
+        <w:rPr>
+          <w:lang w:val="fr_FR" w:bidi="fr_FR"/>
+        </w:rPr>
         <w:t>Ce message accuse les chefs maléfiques qui détruisaient le peuple de Dieu et les compare avec une vision glorieuse du royaume de Dieu et le règne d’un roi juste. Après avoir subi le jugement et l’exil, un peuple purifié d’Israël reviendra et connaîtra les bénédictions de Dieu.</w:t>
       </w:r>
-      <w:r/>
-      <w:r/>
-    </w:p>
-    <w:p>
-      <w:r/>
+      <w:r>
+        <w:rPr>
+          <w:lang w:val="fr_FR" w:bidi="fr_FR"/>
+        </w:rPr>
+      </w:r>
+      <w:r>
+        <w:rPr>
+          <w:lang w:val="fr_FR" w:bidi="fr_FR"/>
+        </w:rPr>
+      </w:r>
+    </w:p>
+    <w:p>
+      <w:pPr/>
+      <w:r>
+        <w:rPr>
+          <w:lang w:val="fr_FR" w:bidi="fr_FR"/>
+        </w:rPr>
+      </w:r>
     </w:p>
     <w:p>
       <w:pPr>
         <w:pStyle w:val="Heading2"/>
       </w:pPr>
       <w:r>
+        <w:rPr>
+          <w:lang w:val="fr_FR" w:bidi="fr_FR"/>
+        </w:rPr>
         <w:t>Michée 3.2–3</w:t>
       </w:r>
-      <w:r/>
-    </w:p>
-    <w:p>
-      <w:r/>
-      <w:r>
+      <w:r>
+        <w:rPr>
+          <w:lang w:val="fr_FR" w:bidi="fr_FR"/>
+        </w:rPr>
+      </w:r>
+    </w:p>
+    <w:p>
+      <w:pPr/>
+      <w:r>
+        <w:rPr>
+          <w:lang w:val="fr_FR" w:bidi="fr_FR"/>
+        </w:rPr>
+      </w:r>
+      <w:r>
+        <w:rPr>
+          <w:lang w:val="fr_FR" w:bidi="fr_FR"/>
+        </w:rPr>
         <w:t>Les chefs ont détruit leur propre peuple tels des animaux sauvages.</w:t>
       </w:r>
-      <w:r/>
-      <w:r/>
-    </w:p>
-    <w:p>
-      <w:r/>
+      <w:r>
+        <w:rPr>
+          <w:lang w:val="fr_FR" w:bidi="fr_FR"/>
+        </w:rPr>
+      </w:r>
+      <w:r>
+        <w:rPr>
+          <w:lang w:val="fr_FR" w:bidi="fr_FR"/>
+        </w:rPr>
+      </w:r>
+    </w:p>
+    <w:p>
+      <w:pPr/>
+      <w:r>
+        <w:rPr>
+          <w:lang w:val="fr_FR" w:bidi="fr_FR"/>
+        </w:rPr>
+      </w:r>
     </w:p>
     <w:p>
       <w:pPr>
         <w:pStyle w:val="Heading2"/>
       </w:pPr>
       <w:r>
+        <w:rPr>
+          <w:lang w:val="fr_FR" w:bidi="fr_FR"/>
+        </w:rPr>
         <w:t>Michée 3.4</w:t>
       </w:r>
-      <w:r/>
-    </w:p>
-    <w:p>
-      <w:r/>
-      <w:r>
+      <w:r>
+        <w:rPr>
+          <w:lang w:val="fr_FR" w:bidi="fr_FR"/>
+        </w:rPr>
+      </w:r>
+    </w:p>
+    <w:p>
+      <w:pPr/>
+      <w:r>
+        <w:rPr>
+          <w:lang w:val="fr_FR" w:bidi="fr_FR"/>
+        </w:rPr>
+      </w:r>
+      <w:r>
+        <w:rPr>
+          <w:lang w:val="fr_FR" w:bidi="fr_FR"/>
+        </w:rPr>
         <w:t>Ensuite, même après avoir opprimé le peuple du Seigneur, les chefs demandaient égoïstement de l’aide au Seigneur.</w:t>
       </w:r>
-      <w:r/>
-      <w:r/>
-    </w:p>
-    <w:p>
-      <w:r/>
+      <w:r>
+        <w:rPr>
+          <w:lang w:val="fr_FR" w:bidi="fr_FR"/>
+        </w:rPr>
+      </w:r>
+      <w:r>
+        <w:rPr>
+          <w:lang w:val="fr_FR" w:bidi="fr_FR"/>
+        </w:rPr>
+      </w:r>
+    </w:p>
+    <w:p>
+      <w:pPr/>
+      <w:r>
+        <w:rPr>
+          <w:lang w:val="fr_FR" w:bidi="fr_FR"/>
+        </w:rPr>
+      </w:r>
     </w:p>
     <w:p>
       <w:pPr>
         <w:pStyle w:val="Heading2"/>
       </w:pPr>
       <w:r>
+        <w:rPr>
+          <w:lang w:val="fr_FR" w:bidi="fr_FR"/>
+        </w:rPr>
         <w:t>Michée 3.5</w:t>
       </w:r>
-      <w:r/>
-    </w:p>
-    <w:p>
-      <w:r/>
-      <w:r>
+      <w:r>
+        <w:rPr>
+          <w:lang w:val="fr_FR" w:bidi="fr_FR"/>
+        </w:rPr>
+      </w:r>
+    </w:p>
+    <w:p>
+      <w:pPr/>
+      <w:r>
+        <w:rPr>
+          <w:lang w:val="fr_FR" w:bidi="fr_FR"/>
+        </w:rPr>
+      </w:r>
+      <w:r>
+        <w:rPr>
+          <w:lang w:val="fr_FR" w:bidi="fr_FR"/>
+        </w:rPr>
         <w:t xml:space="preserve">Les faux prophètes se trouvaient parmi les chefs spirituels d’Israël, et ils ont donc été accusés par Michée. Les prophètes étaient censés amener Israël sur la vraie voie, et non à l’égarer (voir </w:t>
       </w:r>
       <w:hyperlink r:id="rId59">
         <w:r>
           <w:rPr>
+            <w:lang w:val="fr_FR" w:bidi="fr_FR"/>
+          </w:rPr>
+          <w:rPr>
             <w:color w:val="0000EE"/>
             <w:u w:val="single"/>
           </w:rPr>
@@ -1337,11 +2592,17 @@
         </w:r>
       </w:hyperlink>
       <w:r>
+        <w:rPr>
+          <w:lang w:val="fr_FR" w:bidi="fr_FR"/>
+        </w:rPr>
         <w:t xml:space="preserve">, </w:t>
       </w:r>
       <w:hyperlink r:id="rId60">
         <w:r>
           <w:rPr>
+            <w:lang w:val="fr_FR" w:bidi="fr_FR"/>
+          </w:rPr>
+          <w:rPr>
             <w:color w:val="0000EE"/>
             <w:u w:val="single"/>
           </w:rPr>
@@ -1349,31 +2610,65 @@
         </w:r>
       </w:hyperlink>
       <w:r>
+        <w:rPr>
+          <w:lang w:val="fr_FR" w:bidi="fr_FR"/>
+        </w:rPr>
         <w:t>). Ces prophètes utilisaient leurs dons pour leur propre bénéfice.</w:t>
       </w:r>
-      <w:r/>
-      <w:r/>
-    </w:p>
-    <w:p>
-      <w:r/>
+      <w:r>
+        <w:rPr>
+          <w:lang w:val="fr_FR" w:bidi="fr_FR"/>
+        </w:rPr>
+      </w:r>
+      <w:r>
+        <w:rPr>
+          <w:lang w:val="fr_FR" w:bidi="fr_FR"/>
+        </w:rPr>
+      </w:r>
+    </w:p>
+    <w:p>
+      <w:pPr/>
+      <w:r>
+        <w:rPr>
+          <w:lang w:val="fr_FR" w:bidi="fr_FR"/>
+        </w:rPr>
+      </w:r>
     </w:p>
     <w:p>
       <w:pPr>
         <w:pStyle w:val="Heading2"/>
       </w:pPr>
       <w:r>
+        <w:rPr>
+          <w:lang w:val="fr_FR" w:bidi="fr_FR"/>
+        </w:rPr>
         <w:t>Michée 3.6–7</w:t>
       </w:r>
-      <w:r/>
-    </w:p>
-    <w:p>
-      <w:r/>
-      <w:r>
+      <w:r>
+        <w:rPr>
+          <w:lang w:val="fr_FR" w:bidi="fr_FR"/>
+        </w:rPr>
+      </w:r>
+    </w:p>
+    <w:p>
+      <w:pPr/>
+      <w:r>
+        <w:rPr>
+          <w:lang w:val="fr_FR" w:bidi="fr_FR"/>
+        </w:rPr>
+      </w:r>
+      <w:r>
+        <w:rPr>
+          <w:lang w:val="fr_FR" w:bidi="fr_FR"/>
+        </w:rPr>
         <w:t xml:space="preserve">Michée a annoncé le jugement de Dieu sur les faux prophètes. Sans les communications spéciales de Dieu, ces voyants et diseurs de bonne aventure étaient comme les prophètes des cours païennes de nations telles que Babylone, Mari, et surtout l’Assyrie, qui devaient suivre la ligne du parti, mais n’avaient aucune véritable révélation du Seigneur (cf. </w:t>
       </w:r>
       <w:hyperlink r:id="rId61">
         <w:r>
           <w:rPr>
+            <w:lang w:val="fr_FR" w:bidi="fr_FR"/>
+          </w:rPr>
+          <w:rPr>
             <w:color w:val="0000EE"/>
             <w:u w:val="single"/>
           </w:rPr>
@@ -1381,11 +2676,17 @@
         </w:r>
       </w:hyperlink>
       <w:r>
+        <w:rPr>
+          <w:lang w:val="fr_FR" w:bidi="fr_FR"/>
+        </w:rPr>
         <w:t xml:space="preserve"> ; </w:t>
       </w:r>
       <w:hyperlink r:id="rId62">
         <w:r>
           <w:rPr>
+            <w:lang w:val="fr_FR" w:bidi="fr_FR"/>
+          </w:rPr>
+          <w:rPr>
             <w:color w:val="0000EE"/>
             <w:u w:val="single"/>
           </w:rPr>
@@ -1393,31 +2694,65 @@
         </w:r>
       </w:hyperlink>
       <w:r>
+        <w:rPr>
+          <w:lang w:val="fr_FR" w:bidi="fr_FR"/>
+        </w:rPr>
         <w:t>).</w:t>
       </w:r>
-      <w:r/>
-      <w:r/>
-    </w:p>
-    <w:p>
-      <w:r/>
+      <w:r>
+        <w:rPr>
+          <w:lang w:val="fr_FR" w:bidi="fr_FR"/>
+        </w:rPr>
+      </w:r>
+      <w:r>
+        <w:rPr>
+          <w:lang w:val="fr_FR" w:bidi="fr_FR"/>
+        </w:rPr>
+      </w:r>
+    </w:p>
+    <w:p>
+      <w:pPr/>
+      <w:r>
+        <w:rPr>
+          <w:lang w:val="fr_FR" w:bidi="fr_FR"/>
+        </w:rPr>
+      </w:r>
     </w:p>
     <w:p>
       <w:pPr>
         <w:pStyle w:val="Heading2"/>
       </w:pPr>
       <w:r>
+        <w:rPr>
+          <w:lang w:val="fr_FR" w:bidi="fr_FR"/>
+        </w:rPr>
         <w:t>Michée 3.8</w:t>
       </w:r>
-      <w:r/>
-    </w:p>
-    <w:p>
-      <w:r/>
-      <w:r>
+      <w:r>
+        <w:rPr>
+          <w:lang w:val="fr_FR" w:bidi="fr_FR"/>
+        </w:rPr>
+      </w:r>
+    </w:p>
+    <w:p>
+      <w:pPr/>
+      <w:r>
+        <w:rPr>
+          <w:lang w:val="fr_FR" w:bidi="fr_FR"/>
+        </w:rPr>
+      </w:r>
+      <w:r>
+        <w:rPr>
+          <w:lang w:val="fr_FR" w:bidi="fr_FR"/>
+        </w:rPr>
         <w:t>Il y avait un fort contraste entre le vrai prophète et les faux prophètes (</w:t>
       </w:r>
       <w:hyperlink r:id="rId63">
         <w:r>
           <w:rPr>
+            <w:lang w:val="fr_FR" w:bidi="fr_FR"/>
+          </w:rPr>
+          <w:rPr>
             <w:color w:val="0000EE"/>
             <w:u w:val="single"/>
           </w:rPr>
@@ -1425,31 +2760,65 @@
         </w:r>
       </w:hyperlink>
       <w:r>
+        <w:rPr>
+          <w:lang w:val="fr_FR" w:bidi="fr_FR"/>
+        </w:rPr>
         <w:t>). La vérité, la justice et le pouvoir viennent de l’Esprit de Dieu, qui a donné à Michée la force morale et éthique de déclarer son véritable message sur le péché et la rébellion de son peuple.</w:t>
       </w:r>
-      <w:r/>
-      <w:r/>
-    </w:p>
-    <w:p>
-      <w:r/>
+      <w:r>
+        <w:rPr>
+          <w:lang w:val="fr_FR" w:bidi="fr_FR"/>
+        </w:rPr>
+      </w:r>
+      <w:r>
+        <w:rPr>
+          <w:lang w:val="fr_FR" w:bidi="fr_FR"/>
+        </w:rPr>
+      </w:r>
+    </w:p>
+    <w:p>
+      <w:pPr/>
+      <w:r>
+        <w:rPr>
+          <w:lang w:val="fr_FR" w:bidi="fr_FR"/>
+        </w:rPr>
+      </w:r>
     </w:p>
     <w:p>
       <w:pPr>
         <w:pStyle w:val="Heading2"/>
       </w:pPr>
       <w:r>
+        <w:rPr>
+          <w:lang w:val="fr_FR" w:bidi="fr_FR"/>
+        </w:rPr>
         <w:t>Michée 3.9–12</w:t>
       </w:r>
-      <w:r/>
-    </w:p>
-    <w:p>
-      <w:r/>
-      <w:r>
+      <w:r>
+        <w:rPr>
+          <w:lang w:val="fr_FR" w:bidi="fr_FR"/>
+        </w:rPr>
+      </w:r>
+    </w:p>
+    <w:p>
+      <w:pPr/>
+      <w:r>
+        <w:rPr>
+          <w:lang w:val="fr_FR" w:bidi="fr_FR"/>
+        </w:rPr>
+      </w:r>
+      <w:r>
+        <w:rPr>
+          <w:lang w:val="fr_FR" w:bidi="fr_FR"/>
+        </w:rPr>
         <w:t>Les chefs d’Israël construisaient Jérusalem sur une fondation de meurtre et de corruption. À cause de cela, la ville sera démantelée : elle sera réduite à un désert et à des ruines (</w:t>
       </w:r>
       <w:hyperlink r:id="rId27">
         <w:r>
           <w:rPr>
+            <w:lang w:val="fr_FR" w:bidi="fr_FR"/>
+          </w:rPr>
+          <w:rPr>
             <w:color w:val="0000EE"/>
             <w:u w:val="single"/>
           </w:rPr>
@@ -1457,31 +2826,65 @@
         </w:r>
       </w:hyperlink>
       <w:r>
+        <w:rPr>
+          <w:lang w:val="fr_FR" w:bidi="fr_FR"/>
+        </w:rPr>
         <w:t>).</w:t>
       </w:r>
-      <w:r/>
-      <w:r/>
-    </w:p>
-    <w:p>
-      <w:r/>
+      <w:r>
+        <w:rPr>
+          <w:lang w:val="fr_FR" w:bidi="fr_FR"/>
+        </w:rPr>
+      </w:r>
+      <w:r>
+        <w:rPr>
+          <w:lang w:val="fr_FR" w:bidi="fr_FR"/>
+        </w:rPr>
+      </w:r>
+    </w:p>
+    <w:p>
+      <w:pPr/>
+      <w:r>
+        <w:rPr>
+          <w:lang w:val="fr_FR" w:bidi="fr_FR"/>
+        </w:rPr>
+      </w:r>
     </w:p>
     <w:p>
       <w:pPr>
         <w:pStyle w:val="Heading2"/>
       </w:pPr>
       <w:r>
+        <w:rPr>
+          <w:lang w:val="fr_FR" w:bidi="fr_FR"/>
+        </w:rPr>
         <w:t>Michée 3.11</w:t>
       </w:r>
-      <w:r/>
-    </w:p>
-    <w:p>
-      <w:r/>
-      <w:r>
+      <w:r>
+        <w:rPr>
+          <w:lang w:val="fr_FR" w:bidi="fr_FR"/>
+        </w:rPr>
+      </w:r>
+    </w:p>
+    <w:p>
+      <w:pPr/>
+      <w:r>
+        <w:rPr>
+          <w:lang w:val="fr_FR" w:bidi="fr_FR"/>
+        </w:rPr>
+      </w:r>
+      <w:r>
+        <w:rPr>
+          <w:lang w:val="fr_FR" w:bidi="fr_FR"/>
+        </w:rPr>
         <w:t xml:space="preserve">L’Éternel n’est-il pas au milieu de nous ? : cette question indique l’approbation du Seigneur (voir </w:t>
       </w:r>
       <w:hyperlink r:id="rId64">
         <w:r>
           <w:rPr>
+            <w:lang w:val="fr_FR" w:bidi="fr_FR"/>
+          </w:rPr>
+          <w:rPr>
             <w:color w:val="0000EE"/>
             <w:u w:val="single"/>
           </w:rPr>
@@ -1489,11 +2892,17 @@
         </w:r>
       </w:hyperlink>
       <w:r>
+        <w:rPr>
+          <w:lang w:val="fr_FR" w:bidi="fr_FR"/>
+        </w:rPr>
         <w:t xml:space="preserve">, </w:t>
       </w:r>
       <w:hyperlink r:id="rId65">
         <w:r>
           <w:rPr>
+            <w:lang w:val="fr_FR" w:bidi="fr_FR"/>
+          </w:rPr>
+          <w:rPr>
             <w:color w:val="0000EE"/>
             <w:u w:val="single"/>
           </w:rPr>
@@ -1501,11 +2910,17 @@
         </w:r>
       </w:hyperlink>
       <w:r>
+        <w:rPr>
+          <w:lang w:val="fr_FR" w:bidi="fr_FR"/>
+        </w:rPr>
         <w:t xml:space="preserve">; </w:t>
       </w:r>
       <w:hyperlink r:id="rId66">
         <w:r>
           <w:rPr>
+            <w:lang w:val="fr_FR" w:bidi="fr_FR"/>
+          </w:rPr>
+          <w:rPr>
             <w:color w:val="0000EE"/>
             <w:u w:val="single"/>
           </w:rPr>
@@ -1513,11 +2928,17 @@
         </w:r>
       </w:hyperlink>
       <w:r>
+        <w:rPr>
+          <w:lang w:val="fr_FR" w:bidi="fr_FR"/>
+        </w:rPr>
         <w:t xml:space="preserve">; </w:t>
       </w:r>
       <w:hyperlink r:id="rId51">
         <w:r>
           <w:rPr>
+            <w:lang w:val="fr_FR" w:bidi="fr_FR"/>
+          </w:rPr>
+          <w:rPr>
             <w:color w:val="0000EE"/>
             <w:u w:val="single"/>
           </w:rPr>
@@ -1525,11 +2946,17 @@
         </w:r>
       </w:hyperlink>
       <w:r>
+        <w:rPr>
+          <w:lang w:val="fr_FR" w:bidi="fr_FR"/>
+        </w:rPr>
         <w:t xml:space="preserve">; </w:t>
       </w:r>
       <w:hyperlink r:id="rId67">
         <w:r>
           <w:rPr>
+            <w:lang w:val="fr_FR" w:bidi="fr_FR"/>
+          </w:rPr>
+          <w:rPr>
             <w:color w:val="0000EE"/>
             <w:u w:val="single"/>
           </w:rPr>
@@ -1537,31 +2964,65 @@
         </w:r>
       </w:hyperlink>
       <w:r>
+        <w:rPr>
+          <w:lang w:val="fr_FR" w:bidi="fr_FR"/>
+        </w:rPr>
         <w:t>) et sa présence parmi son peuple. Les faux prophètes prétendaient à tort à la présence de Dieu.</w:t>
       </w:r>
-      <w:r/>
-      <w:r/>
-    </w:p>
-    <w:p>
-      <w:r/>
+      <w:r>
+        <w:rPr>
+          <w:lang w:val="fr_FR" w:bidi="fr_FR"/>
+        </w:rPr>
+      </w:r>
+      <w:r>
+        <w:rPr>
+          <w:lang w:val="fr_FR" w:bidi="fr_FR"/>
+        </w:rPr>
+      </w:r>
+    </w:p>
+    <w:p>
+      <w:pPr/>
+      <w:r>
+        <w:rPr>
+          <w:lang w:val="fr_FR" w:bidi="fr_FR"/>
+        </w:rPr>
+      </w:r>
     </w:p>
     <w:p>
       <w:pPr>
         <w:pStyle w:val="Heading2"/>
       </w:pPr>
       <w:r>
+        <w:rPr>
+          <w:lang w:val="fr_FR" w:bidi="fr_FR"/>
+        </w:rPr>
         <w:t>Michée 3.12</w:t>
       </w:r>
-      <w:r/>
-    </w:p>
-    <w:p>
-      <w:r/>
-      <w:r>
+      <w:r>
+        <w:rPr>
+          <w:lang w:val="fr_FR" w:bidi="fr_FR"/>
+        </w:rPr>
+      </w:r>
+    </w:p>
+    <w:p>
+      <w:pPr/>
+      <w:r>
+        <w:rPr>
+          <w:lang w:val="fr_FR" w:bidi="fr_FR"/>
+        </w:rPr>
+      </w:r>
+      <w:r>
+        <w:rPr>
+          <w:lang w:val="fr_FR" w:bidi="fr_FR"/>
+        </w:rPr>
         <w:t>La montagne de Sion, où le Seigneur résidait autrefois, deviendrait un fourré, un désert inhabitable. Une destruction totale attendait la Jérusalem déchue. Jérémie a plus tard cité ce passage (</w:t>
       </w:r>
       <w:hyperlink r:id="rId28">
         <w:r>
           <w:rPr>
+            <w:lang w:val="fr_FR" w:bidi="fr_FR"/>
+          </w:rPr>
+          <w:rPr>
             <w:color w:val="0000EE"/>
             <w:u w:val="single"/>
           </w:rPr>
@@ -1569,31 +3030,65 @@
         </w:r>
       </w:hyperlink>
       <w:r>
+        <w:rPr>
+          <w:lang w:val="fr_FR" w:bidi="fr_FR"/>
+        </w:rPr>
         <w:t>). • Tout comme un champ doit être défriché pour être prêt à la culture, Jérusalem devait être réduite en ruines en signe de jugement.</w:t>
       </w:r>
-      <w:r/>
-      <w:r/>
-    </w:p>
-    <w:p>
-      <w:r/>
+      <w:r>
+        <w:rPr>
+          <w:lang w:val="fr_FR" w:bidi="fr_FR"/>
+        </w:rPr>
+      </w:r>
+      <w:r>
+        <w:rPr>
+          <w:lang w:val="fr_FR" w:bidi="fr_FR"/>
+        </w:rPr>
+      </w:r>
+    </w:p>
+    <w:p>
+      <w:pPr/>
+      <w:r>
+        <w:rPr>
+          <w:lang w:val="fr_FR" w:bidi="fr_FR"/>
+        </w:rPr>
+      </w:r>
     </w:p>
     <w:p>
       <w:pPr>
         <w:pStyle w:val="Heading2"/>
       </w:pPr>
       <w:r>
+        <w:rPr>
+          <w:lang w:val="fr_FR" w:bidi="fr_FR"/>
+        </w:rPr>
         <w:t>Michée 4.1–2</w:t>
       </w:r>
-      <w:r/>
-    </w:p>
-    <w:p>
-      <w:r/>
-      <w:r>
+      <w:r>
+        <w:rPr>
+          <w:lang w:val="fr_FR" w:bidi="fr_FR"/>
+        </w:rPr>
+      </w:r>
+    </w:p>
+    <w:p>
+      <w:pPr/>
+      <w:r>
+        <w:rPr>
+          <w:lang w:val="fr_FR" w:bidi="fr_FR"/>
+        </w:rPr>
+      </w:r>
+      <w:r>
+        <w:rPr>
+          <w:lang w:val="fr_FR" w:bidi="fr_FR"/>
+        </w:rPr>
         <w:t xml:space="preserve">Dans les derniers jours, Dieu a promis d’agir dans l’histoire pour établir son royaume. • La montagne de la maison du Seigneur était la montagne de Sion à Jérusalem, où le Temple de Salomon a été construit (voir </w:t>
       </w:r>
       <w:hyperlink r:id="rId68">
         <w:r>
           <w:rPr>
+            <w:lang w:val="fr_FR" w:bidi="fr_FR"/>
+          </w:rPr>
+          <w:rPr>
             <w:color w:val="0000EE"/>
             <w:u w:val="single"/>
           </w:rPr>
@@ -1601,11 +3096,17 @@
         </w:r>
       </w:hyperlink>
       <w:r>
+        <w:rPr>
+          <w:lang w:val="fr_FR" w:bidi="fr_FR"/>
+        </w:rPr>
         <w:t>). Elle rappelle la montagne du Sinaï (</w:t>
       </w:r>
       <w:hyperlink r:id="rId69">
         <w:r>
           <w:rPr>
+            <w:lang w:val="fr_FR" w:bidi="fr_FR"/>
+          </w:rPr>
+          <w:rPr>
             <w:color w:val="0000EE"/>
             <w:u w:val="single"/>
           </w:rPr>
@@ -1613,11 +3114,17 @@
         </w:r>
       </w:hyperlink>
       <w:r>
+        <w:rPr>
+          <w:lang w:val="fr_FR" w:bidi="fr_FR"/>
+        </w:rPr>
         <w:t xml:space="preserve">; </w:t>
       </w:r>
       <w:hyperlink r:id="rId70">
         <w:r>
           <w:rPr>
+            <w:lang w:val="fr_FR" w:bidi="fr_FR"/>
+          </w:rPr>
+          <w:rPr>
             <w:color w:val="0000EE"/>
             <w:u w:val="single"/>
           </w:rPr>
@@ -1625,11 +3132,17 @@
         </w:r>
       </w:hyperlink>
       <w:r>
+        <w:rPr>
+          <w:lang w:val="fr_FR" w:bidi="fr_FR"/>
+        </w:rPr>
         <w:t>), où Dieu est apparu. La montagne du Seigneur a une signification en tant que lieu où Dieu révèle son identité et rend sa communion accessible. • qu’il nous enseigne ses voies… ses sentiers : La sagesse des lois de Dieu et la connaissance de ses voies donneront la vie aux nations (</w:t>
       </w:r>
       <w:hyperlink r:id="rId71">
         <w:r>
           <w:rPr>
+            <w:lang w:val="fr_FR" w:bidi="fr_FR"/>
+          </w:rPr>
+          <w:rPr>
             <w:color w:val="0000EE"/>
             <w:u w:val="single"/>
           </w:rPr>
@@ -1637,11 +3150,17 @@
         </w:r>
       </w:hyperlink>
       <w:r>
+        <w:rPr>
+          <w:lang w:val="fr_FR" w:bidi="fr_FR"/>
+        </w:rPr>
         <w:t xml:space="preserve">; </w:t>
       </w:r>
       <w:hyperlink r:id="rId72">
         <w:r>
           <w:rPr>
+            <w:lang w:val="fr_FR" w:bidi="fr_FR"/>
+          </w:rPr>
+          <w:rPr>
             <w:color w:val="0000EE"/>
             <w:u w:val="single"/>
           </w:rPr>
@@ -1649,31 +3168,65 @@
         </w:r>
       </w:hyperlink>
       <w:r>
+        <w:rPr>
+          <w:lang w:val="fr_FR" w:bidi="fr_FR"/>
+        </w:rPr>
         <w:t>).</w:t>
       </w:r>
-      <w:r/>
-      <w:r/>
-    </w:p>
-    <w:p>
-      <w:r/>
+      <w:r>
+        <w:rPr>
+          <w:lang w:val="fr_FR" w:bidi="fr_FR"/>
+        </w:rPr>
+      </w:r>
+      <w:r>
+        <w:rPr>
+          <w:lang w:val="fr_FR" w:bidi="fr_FR"/>
+        </w:rPr>
+      </w:r>
+    </w:p>
+    <w:p>
+      <w:pPr/>
+      <w:r>
+        <w:rPr>
+          <w:lang w:val="fr_FR" w:bidi="fr_FR"/>
+        </w:rPr>
+      </w:r>
     </w:p>
     <w:p>
       <w:pPr>
         <w:pStyle w:val="Heading2"/>
       </w:pPr>
       <w:r>
+        <w:rPr>
+          <w:lang w:val="fr_FR" w:bidi="fr_FR"/>
+        </w:rPr>
         <w:t>Michée 4.1–5</w:t>
       </w:r>
-      <w:r/>
-    </w:p>
-    <w:p>
-      <w:r/>
-      <w:r>
+      <w:r>
+        <w:rPr>
+          <w:lang w:val="fr_FR" w:bidi="fr_FR"/>
+        </w:rPr>
+      </w:r>
+    </w:p>
+    <w:p>
+      <w:pPr/>
+      <w:r>
+        <w:rPr>
+          <w:lang w:val="fr_FR" w:bidi="fr_FR"/>
+        </w:rPr>
+      </w:r>
+      <w:r>
+        <w:rPr>
+          <w:lang w:val="fr_FR" w:bidi="fr_FR"/>
+        </w:rPr>
         <w:t>La prophétie de Michée passe du désespoir total à une éruption d’espoir alors qu’il exprime l’exaltation future de la montagne de Sion à Jérusalem. Le plan de Dieu pour bénir toutes les nations (</w:t>
       </w:r>
       <w:hyperlink r:id="rId73">
         <w:r>
           <w:rPr>
+            <w:lang w:val="fr_FR" w:bidi="fr_FR"/>
+          </w:rPr>
+          <w:rPr>
             <w:color w:val="0000EE"/>
             <w:u w:val="single"/>
           </w:rPr>
@@ -1681,11 +3234,17 @@
         </w:r>
       </w:hyperlink>
       <w:r>
+        <w:rPr>
+          <w:lang w:val="fr_FR" w:bidi="fr_FR"/>
+        </w:rPr>
         <w:t>) à travers les descendants d’Abraham sera réalisé lorsque les nations et le peuple du Seigneur afflueront vers la maison du Seigneur pour adorer. Là, (1) ils apprendront à suivre la loi et les enseignements de Dieu ; (2) la loi et les enseignements se répandront parmi les nations alors qu’ils seront transmis depuis la maison de Dieu ; (3) la paix et le bien-être croîtront parmi les nations alors qu’elles consacreront leurs énergies à des fins pacifiques et abandonneront la guerre ; et (4) les gens vivront sans peur, avec sécurité, prospérité et bénédiction (</w:t>
       </w:r>
       <w:hyperlink r:id="rId74">
         <w:r>
           <w:rPr>
+            <w:lang w:val="fr_FR" w:bidi="fr_FR"/>
+          </w:rPr>
+          <w:rPr>
             <w:color w:val="0000EE"/>
             <w:u w:val="single"/>
           </w:rPr>
@@ -1693,11 +3252,17 @@
         </w:r>
       </w:hyperlink>
       <w:r>
+        <w:rPr>
+          <w:lang w:val="fr_FR" w:bidi="fr_FR"/>
+        </w:rPr>
         <w:t>). Les idoles des nations les déçoivent, mais le Dieu fidèle d’Israël accomplit tout cela ; la prospérité qu’il apporte dure pour des âges sans fin (</w:t>
       </w:r>
       <w:hyperlink r:id="rId75">
         <w:r>
           <w:rPr>
+            <w:lang w:val="fr_FR" w:bidi="fr_FR"/>
+          </w:rPr>
+          <w:rPr>
             <w:color w:val="0000EE"/>
             <w:u w:val="single"/>
           </w:rPr>
@@ -1705,60 +3270,126 @@
         </w:r>
       </w:hyperlink>
       <w:r>
+        <w:rPr>
+          <w:lang w:val="fr_FR" w:bidi="fr_FR"/>
+        </w:rPr>
         <w:t>).</w:t>
       </w:r>
-      <w:r/>
-      <w:r/>
-    </w:p>
-    <w:p>
-      <w:r/>
+      <w:r>
+        <w:rPr>
+          <w:lang w:val="fr_FR" w:bidi="fr_FR"/>
+        </w:rPr>
+      </w:r>
+      <w:r>
+        <w:rPr>
+          <w:lang w:val="fr_FR" w:bidi="fr_FR"/>
+        </w:rPr>
+      </w:r>
+    </w:p>
+    <w:p>
+      <w:pPr/>
+      <w:r>
+        <w:rPr>
+          <w:lang w:val="fr_FR" w:bidi="fr_FR"/>
+        </w:rPr>
+      </w:r>
     </w:p>
     <w:p>
       <w:pPr>
         <w:pStyle w:val="Heading2"/>
       </w:pPr>
       <w:r>
+        <w:rPr>
+          <w:lang w:val="fr_FR" w:bidi="fr_FR"/>
+        </w:rPr>
         <w:t>Michée 4.3</w:t>
       </w:r>
-      <w:r/>
-    </w:p>
-    <w:p>
-      <w:r/>
-      <w:r>
+      <w:r>
+        <w:rPr>
+          <w:lang w:val="fr_FR" w:bidi="fr_FR"/>
+        </w:rPr>
+      </w:r>
+    </w:p>
+    <w:p>
+      <w:pPr/>
+      <w:r>
+        <w:rPr>
+          <w:lang w:val="fr_FR" w:bidi="fr_FR"/>
+        </w:rPr>
+      </w:r>
+      <w:r>
+        <w:rPr>
+          <w:lang w:val="fr_FR" w:bidi="fr_FR"/>
+        </w:rPr>
         <w:t xml:space="preserve">Le </w:t>
       </w:r>
       <w:r>
         <w:rPr>
           <w:i/>
+          <w:lang w:val="fr_FR" w:bidi="fr_FR"/>
         </w:rPr>
         <w:t>shalom</w:t>
       </w:r>
       <w:r>
+        <w:rPr>
+          <w:lang w:val="fr_FR" w:bidi="fr_FR"/>
+        </w:rPr>
         <w:t xml:space="preserve"> (« bien-être, paix ») du Seigneur couvrira la terre, et les instruments de destruction seront utilisés à des fins pacifiques. Dès ses premiers récits, l’histoire ancienne est un récit de guerre, de l'asservissement d’un peuple par d’autres peuples et nations. La guerre et la violence ont atteint un sommet frénétique dans les royaumes assyrien et babylonien. • De leurs glaives ils forgeront des hoyaux : Les armes de guerre deviendront des outils de production. À ce sujet, certains érudits croient que cette proposition signifie réduire les « glaives en éclats de métal », ce qui les rendrait inutilisables.</w:t>
       </w:r>
-      <w:r/>
-      <w:r/>
-    </w:p>
-    <w:p>
-      <w:r/>
+      <w:r>
+        <w:rPr>
+          <w:lang w:val="fr_FR" w:bidi="fr_FR"/>
+        </w:rPr>
+      </w:r>
+      <w:r>
+        <w:rPr>
+          <w:lang w:val="fr_FR" w:bidi="fr_FR"/>
+        </w:rPr>
+      </w:r>
+    </w:p>
+    <w:p>
+      <w:pPr/>
+      <w:r>
+        <w:rPr>
+          <w:lang w:val="fr_FR" w:bidi="fr_FR"/>
+        </w:rPr>
+      </w:r>
     </w:p>
     <w:p>
       <w:pPr>
         <w:pStyle w:val="Heading2"/>
       </w:pPr>
       <w:r>
+        <w:rPr>
+          <w:lang w:val="fr_FR" w:bidi="fr_FR"/>
+        </w:rPr>
         <w:t>Michée 4.4</w:t>
       </w:r>
-      <w:r/>
-    </w:p>
-    <w:p>
-      <w:r/>
-      <w:r>
+      <w:r>
+        <w:rPr>
+          <w:lang w:val="fr_FR" w:bidi="fr_FR"/>
+        </w:rPr>
+      </w:r>
+    </w:p>
+    <w:p>
+      <w:pPr/>
+      <w:r>
+        <w:rPr>
+          <w:lang w:val="fr_FR" w:bidi="fr_FR"/>
+        </w:rPr>
+      </w:r>
+      <w:r>
+        <w:rPr>
+          <w:lang w:val="fr_FR" w:bidi="fr_FR"/>
+        </w:rPr>
         <w:t>Chacun sera libéré de ses ennemis comme au temps de Salomon (</w:t>
       </w:r>
       <w:hyperlink r:id="rId76">
         <w:r>
           <w:rPr>
+            <w:lang w:val="fr_FR" w:bidi="fr_FR"/>
+          </w:rPr>
+          <w:rPr>
             <w:color w:val="0000EE"/>
             <w:u w:val="single"/>
           </w:rPr>
@@ -1766,11 +3397,17 @@
         </w:r>
       </w:hyperlink>
       <w:r>
+        <w:rPr>
+          <w:lang w:val="fr_FR" w:bidi="fr_FR"/>
+        </w:rPr>
         <w:t xml:space="preserve"> ; cf. </w:t>
       </w:r>
       <w:hyperlink r:id="rId77">
         <w:r>
           <w:rPr>
+            <w:lang w:val="fr_FR" w:bidi="fr_FR"/>
+          </w:rPr>
+          <w:rPr>
             <w:color w:val="0000EE"/>
             <w:u w:val="single"/>
           </w:rPr>
@@ -1778,11 +3415,17 @@
         </w:r>
       </w:hyperlink>
       <w:r>
+        <w:rPr>
+          <w:lang w:val="fr_FR" w:bidi="fr_FR"/>
+        </w:rPr>
         <w:t xml:space="preserve"> ; </w:t>
       </w:r>
       <w:hyperlink r:id="rId78">
         <w:r>
           <w:rPr>
+            <w:lang w:val="fr_FR" w:bidi="fr_FR"/>
+          </w:rPr>
+          <w:rPr>
             <w:color w:val="0000EE"/>
             <w:u w:val="single"/>
           </w:rPr>
@@ -1790,31 +3433,65 @@
         </w:r>
       </w:hyperlink>
       <w:r>
+        <w:rPr>
+          <w:lang w:val="fr_FR" w:bidi="fr_FR"/>
+        </w:rPr>
         <w:t>). • Les prophètes décrivaient fréquemment Dieu comme le Seigneur des Armées Célestes. Ce titre militaire exprime son contrôle de l’univers et son pouvoir illimité. Les rois guerriers de l’ancien Proche-Orient ne faisaient pas le poids face au Seigneur.</w:t>
       </w:r>
-      <w:r/>
-      <w:r/>
-    </w:p>
-    <w:p>
-      <w:r/>
+      <w:r>
+        <w:rPr>
+          <w:lang w:val="fr_FR" w:bidi="fr_FR"/>
+        </w:rPr>
+      </w:r>
+      <w:r>
+        <w:rPr>
+          <w:lang w:val="fr_FR" w:bidi="fr_FR"/>
+        </w:rPr>
+      </w:r>
+    </w:p>
+    <w:p>
+      <w:pPr/>
+      <w:r>
+        <w:rPr>
+          <w:lang w:val="fr_FR" w:bidi="fr_FR"/>
+        </w:rPr>
+      </w:r>
     </w:p>
     <w:p>
       <w:pPr>
         <w:pStyle w:val="Heading2"/>
       </w:pPr>
       <w:r>
+        <w:rPr>
+          <w:lang w:val="fr_FR" w:bidi="fr_FR"/>
+        </w:rPr>
         <w:t>Michée 4.6–7</w:t>
       </w:r>
-      <w:r/>
-    </w:p>
-    <w:p>
-      <w:r/>
-      <w:r>
+      <w:r>
+        <w:rPr>
+          <w:lang w:val="fr_FR" w:bidi="fr_FR"/>
+        </w:rPr>
+      </w:r>
+    </w:p>
+    <w:p>
+      <w:pPr/>
+      <w:r>
+        <w:rPr>
+          <w:lang w:val="fr_FR" w:bidi="fr_FR"/>
+        </w:rPr>
+      </w:r>
+      <w:r>
+        <w:rPr>
+          <w:lang w:val="fr_FR" w:bidi="fr_FR"/>
+        </w:rPr>
         <w:t>Habituellement, les vestiges des villes détruites dans l’ancien Proche-Orient étaient perdus ou assimilés. Lorsque le reste d’Israël a été sauvé, il été devenu la fondation du nouveau peuple du Seigneur (</w:t>
       </w:r>
       <w:hyperlink r:id="rId79">
         <w:r>
           <w:rPr>
+            <w:lang w:val="fr_FR" w:bidi="fr_FR"/>
+          </w:rPr>
+          <w:rPr>
             <w:color w:val="0000EE"/>
             <w:u w:val="single"/>
           </w:rPr>
@@ -1822,11 +3499,17 @@
         </w:r>
       </w:hyperlink>
       <w:r>
+        <w:rPr>
+          <w:lang w:val="fr_FR" w:bidi="fr_FR"/>
+        </w:rPr>
         <w:t xml:space="preserve"> ; </w:t>
       </w:r>
       <w:hyperlink r:id="rId80">
         <w:r>
           <w:rPr>
+            <w:lang w:val="fr_FR" w:bidi="fr_FR"/>
+          </w:rPr>
+          <w:rPr>
             <w:color w:val="0000EE"/>
             <w:u w:val="single"/>
           </w:rPr>
@@ -1834,11 +3517,17 @@
         </w:r>
       </w:hyperlink>
       <w:r>
+        <w:rPr>
+          <w:lang w:val="fr_FR" w:bidi="fr_FR"/>
+        </w:rPr>
         <w:t xml:space="preserve"> ; </w:t>
       </w:r>
       <w:hyperlink r:id="rId81">
         <w:r>
           <w:rPr>
+            <w:lang w:val="fr_FR" w:bidi="fr_FR"/>
+          </w:rPr>
+          <w:rPr>
             <w:color w:val="0000EE"/>
             <w:u w:val="single"/>
           </w:rPr>
@@ -1846,11 +3535,17 @@
         </w:r>
       </w:hyperlink>
       <w:r>
+        <w:rPr>
+          <w:lang w:val="fr_FR" w:bidi="fr_FR"/>
+        </w:rPr>
         <w:t xml:space="preserve"> ; </w:t>
       </w:r>
       <w:hyperlink r:id="rId82">
         <w:r>
           <w:rPr>
+            <w:lang w:val="fr_FR" w:bidi="fr_FR"/>
+          </w:rPr>
+          <w:rPr>
             <w:color w:val="0000EE"/>
             <w:u w:val="single"/>
           </w:rPr>
@@ -1858,11 +3553,17 @@
         </w:r>
       </w:hyperlink>
       <w:r>
+        <w:rPr>
+          <w:lang w:val="fr_FR" w:bidi="fr_FR"/>
+        </w:rPr>
         <w:t xml:space="preserve"> ; </w:t>
       </w:r>
       <w:hyperlink r:id="rId83">
         <w:r>
           <w:rPr>
+            <w:lang w:val="fr_FR" w:bidi="fr_FR"/>
+          </w:rPr>
+          <w:rPr>
             <w:color w:val="0000EE"/>
             <w:u w:val="single"/>
           </w:rPr>
@@ -1870,11 +3571,17 @@
         </w:r>
       </w:hyperlink>
       <w:r>
+        <w:rPr>
+          <w:lang w:val="fr_FR" w:bidi="fr_FR"/>
+        </w:rPr>
         <w:t xml:space="preserve">; voir </w:t>
       </w:r>
       <w:hyperlink r:id="rId84">
         <w:r>
           <w:rPr>
+            <w:lang w:val="fr_FR" w:bidi="fr_FR"/>
+          </w:rPr>
+          <w:rPr>
             <w:color w:val="0000EE"/>
             <w:u w:val="single"/>
           </w:rPr>
@@ -1882,11 +3589,17 @@
         </w:r>
       </w:hyperlink>
       <w:r>
+        <w:rPr>
+          <w:lang w:val="fr_FR" w:bidi="fr_FR"/>
+        </w:rPr>
         <w:t xml:space="preserve"> ; </w:t>
       </w:r>
       <w:hyperlink r:id="rId85">
         <w:r>
           <w:rPr>
+            <w:lang w:val="fr_FR" w:bidi="fr_FR"/>
+          </w:rPr>
+          <w:rPr>
             <w:color w:val="0000EE"/>
             <w:u w:val="single"/>
           </w:rPr>
@@ -1894,31 +3607,65 @@
         </w:r>
       </w:hyperlink>
       <w:r>
+        <w:rPr>
+          <w:lang w:val="fr_FR" w:bidi="fr_FR"/>
+        </w:rPr>
         <w:t>).</w:t>
       </w:r>
-      <w:r/>
-      <w:r/>
-    </w:p>
-    <w:p>
-      <w:r/>
+      <w:r>
+        <w:rPr>
+          <w:lang w:val="fr_FR" w:bidi="fr_FR"/>
+        </w:rPr>
+      </w:r>
+      <w:r>
+        <w:rPr>
+          <w:lang w:val="fr_FR" w:bidi="fr_FR"/>
+        </w:rPr>
+      </w:r>
+    </w:p>
+    <w:p>
+      <w:pPr/>
+      <w:r>
+        <w:rPr>
+          <w:lang w:val="fr_FR" w:bidi="fr_FR"/>
+        </w:rPr>
+      </w:r>
     </w:p>
     <w:p>
       <w:pPr>
         <w:pStyle w:val="Heading2"/>
       </w:pPr>
       <w:r>
+        <w:rPr>
+          <w:lang w:val="fr_FR" w:bidi="fr_FR"/>
+        </w:rPr>
         <w:t>Michée 4.8</w:t>
       </w:r>
-      <w:r/>
-    </w:p>
-    <w:p>
-      <w:r/>
-      <w:r>
+      <w:r>
+        <w:rPr>
+          <w:lang w:val="fr_FR" w:bidi="fr_FR"/>
+        </w:rPr>
+      </w:r>
+    </w:p>
+    <w:p>
+      <w:pPr/>
+      <w:r>
+        <w:rPr>
+          <w:lang w:val="fr_FR" w:bidi="fr_FR"/>
+        </w:rPr>
+      </w:r>
+      <w:r>
+        <w:rPr>
+          <w:lang w:val="fr_FR" w:bidi="fr_FR"/>
+        </w:rPr>
         <w:t xml:space="preserve">Et toi, tour du troupeau, colline de la fille de Sion : Jérusalem était une capitale royale fortifiée avec une tour de guet pour la défense et la sécurité de son peuple. • Le royaume de la fille de Jérusalem : Cf. </w:t>
       </w:r>
       <w:hyperlink r:id="rId86">
         <w:r>
           <w:rPr>
+            <w:lang w:val="fr_FR" w:bidi="fr_FR"/>
+          </w:rPr>
+          <w:rPr>
             <w:color w:val="0000EE"/>
             <w:u w:val="single"/>
           </w:rPr>
@@ -1926,11 +3673,17 @@
         </w:r>
       </w:hyperlink>
       <w:r>
+        <w:rPr>
+          <w:lang w:val="fr_FR" w:bidi="fr_FR"/>
+        </w:rPr>
         <w:t xml:space="preserve"> ; voir </w:t>
       </w:r>
       <w:hyperlink r:id="rId87">
         <w:r>
           <w:rPr>
+            <w:lang w:val="fr_FR" w:bidi="fr_FR"/>
+          </w:rPr>
+          <w:rPr>
             <w:color w:val="0000EE"/>
             <w:u w:val="single"/>
           </w:rPr>
@@ -1938,31 +3691,65 @@
         </w:r>
       </w:hyperlink>
       <w:r>
+        <w:rPr>
+          <w:lang w:val="fr_FR" w:bidi="fr_FR"/>
+        </w:rPr>
         <w:t>.</w:t>
       </w:r>
-      <w:r/>
-      <w:r/>
-    </w:p>
-    <w:p>
-      <w:r/>
+      <w:r>
+        <w:rPr>
+          <w:lang w:val="fr_FR" w:bidi="fr_FR"/>
+        </w:rPr>
+      </w:r>
+      <w:r>
+        <w:rPr>
+          <w:lang w:val="fr_FR" w:bidi="fr_FR"/>
+        </w:rPr>
+      </w:r>
+    </w:p>
+    <w:p>
+      <w:pPr/>
+      <w:r>
+        <w:rPr>
+          <w:lang w:val="fr_FR" w:bidi="fr_FR"/>
+        </w:rPr>
+      </w:r>
     </w:p>
     <w:p>
       <w:pPr>
         <w:pStyle w:val="Heading2"/>
       </w:pPr>
       <w:r>
+        <w:rPr>
+          <w:lang w:val="fr_FR" w:bidi="fr_FR"/>
+        </w:rPr>
         <w:t>Michée 4.9</w:t>
       </w:r>
-      <w:r/>
-    </w:p>
-    <w:p>
-      <w:r/>
-      <w:r>
+      <w:r>
+        <w:rPr>
+          <w:lang w:val="fr_FR" w:bidi="fr_FR"/>
+        </w:rPr>
+      </w:r>
+    </w:p>
+    <w:p>
+      <w:pPr/>
+      <w:r>
+        <w:rPr>
+          <w:lang w:val="fr_FR" w:bidi="fr_FR"/>
+        </w:rPr>
+      </w:r>
+      <w:r>
+        <w:rPr>
+          <w:lang w:val="fr_FR" w:bidi="fr_FR"/>
+        </w:rPr>
         <w:t>Le roi d’Israël et les sages étaient censés assurer la direction et incarner les instructions et l’alliance du Seigneur dans leur vie (</w:t>
       </w:r>
       <w:hyperlink r:id="rId88">
         <w:r>
           <w:rPr>
+            <w:lang w:val="fr_FR" w:bidi="fr_FR"/>
+          </w:rPr>
+          <w:rPr>
             <w:color w:val="0000EE"/>
             <w:u w:val="single"/>
           </w:rPr>
@@ -1970,11 +3757,17 @@
         </w:r>
       </w:hyperlink>
       <w:r>
+        <w:rPr>
+          <w:lang w:val="fr_FR" w:bidi="fr_FR"/>
+        </w:rPr>
         <w:t xml:space="preserve">). Cependant, maintenant, le peuple n'a plus de dirigeants pieux (cf. </w:t>
       </w:r>
       <w:hyperlink r:id="rId89">
         <w:r>
           <w:rPr>
+            <w:lang w:val="fr_FR" w:bidi="fr_FR"/>
+          </w:rPr>
+          <w:rPr>
             <w:color w:val="0000EE"/>
             <w:u w:val="single"/>
           </w:rPr>
@@ -1982,11 +3775,17 @@
         </w:r>
       </w:hyperlink>
       <w:r>
+        <w:rPr>
+          <w:lang w:val="fr_FR" w:bidi="fr_FR"/>
+        </w:rPr>
         <w:t xml:space="preserve">; </w:t>
       </w:r>
       <w:hyperlink r:id="rId90">
         <w:r>
           <w:rPr>
+            <w:lang w:val="fr_FR" w:bidi="fr_FR"/>
+          </w:rPr>
+          <w:rPr>
             <w:color w:val="0000EE"/>
             <w:u w:val="single"/>
           </w:rPr>
@@ -1994,11 +3793,17 @@
         </w:r>
       </w:hyperlink>
       <w:r>
+        <w:rPr>
+          <w:lang w:val="fr_FR" w:bidi="fr_FR"/>
+        </w:rPr>
         <w:t xml:space="preserve">; </w:t>
       </w:r>
       <w:hyperlink r:id="rId91">
         <w:r>
           <w:rPr>
+            <w:lang w:val="fr_FR" w:bidi="fr_FR"/>
+          </w:rPr>
+          <w:rPr>
             <w:color w:val="0000EE"/>
             <w:u w:val="single"/>
           </w:rPr>
@@ -2006,31 +3811,65 @@
         </w:r>
       </w:hyperlink>
       <w:r>
+        <w:rPr>
+          <w:lang w:val="fr_FR" w:bidi="fr_FR"/>
+        </w:rPr>
         <w:t>).</w:t>
       </w:r>
-      <w:r/>
-      <w:r/>
-    </w:p>
-    <w:p>
-      <w:r/>
+      <w:r>
+        <w:rPr>
+          <w:lang w:val="fr_FR" w:bidi="fr_FR"/>
+        </w:rPr>
+      </w:r>
+      <w:r>
+        <w:rPr>
+          <w:lang w:val="fr_FR" w:bidi="fr_FR"/>
+        </w:rPr>
+      </w:r>
+    </w:p>
+    <w:p>
+      <w:pPr/>
+      <w:r>
+        <w:rPr>
+          <w:lang w:val="fr_FR" w:bidi="fr_FR"/>
+        </w:rPr>
+      </w:r>
     </w:p>
     <w:p>
       <w:pPr>
         <w:pStyle w:val="Heading2"/>
       </w:pPr>
       <w:r>
+        <w:rPr>
+          <w:lang w:val="fr_FR" w:bidi="fr_FR"/>
+        </w:rPr>
         <w:t>Michée 4.10</w:t>
       </w:r>
-      <w:r/>
-    </w:p>
-    <w:p>
-      <w:r/>
-      <w:r>
+      <w:r>
+        <w:rPr>
+          <w:lang w:val="fr_FR" w:bidi="fr_FR"/>
+        </w:rPr>
+      </w:r>
+    </w:p>
+    <w:p>
+      <w:pPr/>
+      <w:r>
+        <w:rPr>
+          <w:lang w:val="fr_FR" w:bidi="fr_FR"/>
+        </w:rPr>
+      </w:r>
+      <w:r>
+        <w:rPr>
+          <w:lang w:val="fr_FR" w:bidi="fr_FR"/>
+        </w:rPr>
         <w:t>La lointaine Babylone se trouvait à environ 1 000 miles (1 700 kilomètres) de Jérusalem ; on ne pouvait s’y rendre qu’en traversant le désert oriental aride. • Le sauvetage de son peuple par le Seigneur d’une mort certaine à Babylone surpasserait sa sortie d’Égypte. Ils furent formés dans le ventre de la souffrance et attendaient une renaissance prometteuse (</w:t>
       </w:r>
       <w:hyperlink r:id="rId92">
         <w:r>
           <w:rPr>
+            <w:lang w:val="fr_FR" w:bidi="fr_FR"/>
+          </w:rPr>
+          <w:rPr>
             <w:color w:val="0000EE"/>
             <w:u w:val="single"/>
           </w:rPr>
@@ -2038,11 +3877,17 @@
         </w:r>
       </w:hyperlink>
       <w:r>
+        <w:rPr>
+          <w:lang w:val="fr_FR" w:bidi="fr_FR"/>
+        </w:rPr>
         <w:t xml:space="preserve"> ; cf. </w:t>
       </w:r>
       <w:hyperlink r:id="rId93">
         <w:r>
           <w:rPr>
+            <w:lang w:val="fr_FR" w:bidi="fr_FR"/>
+          </w:rPr>
+          <w:rPr>
             <w:color w:val="0000EE"/>
             <w:u w:val="single"/>
           </w:rPr>
@@ -2050,31 +3895,65 @@
         </w:r>
       </w:hyperlink>
       <w:r>
+        <w:rPr>
+          <w:lang w:val="fr_FR" w:bidi="fr_FR"/>
+        </w:rPr>
         <w:t>). • Pour Michée, Babylone représentait le concept d’exil. À l’époque de Michée (fin des années 700 et début des années 600 av. J.‑C.), il n’y avait même pas le murmure d’un empire babylonien remplaçant les Assyriens. Mais Michée parlait pour Dieu, qui connaît l’avenir.</w:t>
       </w:r>
-      <w:r/>
-      <w:r/>
-    </w:p>
-    <w:p>
-      <w:r/>
+      <w:r>
+        <w:rPr>
+          <w:lang w:val="fr_FR" w:bidi="fr_FR"/>
+        </w:rPr>
+      </w:r>
+      <w:r>
+        <w:rPr>
+          <w:lang w:val="fr_FR" w:bidi="fr_FR"/>
+        </w:rPr>
+      </w:r>
+    </w:p>
+    <w:p>
+      <w:pPr/>
+      <w:r>
+        <w:rPr>
+          <w:lang w:val="fr_FR" w:bidi="fr_FR"/>
+        </w:rPr>
+      </w:r>
     </w:p>
     <w:p>
       <w:pPr>
         <w:pStyle w:val="Heading2"/>
       </w:pPr>
       <w:r>
+        <w:rPr>
+          <w:lang w:val="fr_FR" w:bidi="fr_FR"/>
+        </w:rPr>
         <w:t>Michée 4.11–13</w:t>
       </w:r>
-      <w:r/>
-    </w:p>
-    <w:p>
-      <w:r/>
-      <w:r>
+      <w:r>
+        <w:rPr>
+          <w:lang w:val="fr_FR" w:bidi="fr_FR"/>
+        </w:rPr>
+      </w:r>
+    </w:p>
+    <w:p>
+      <w:pPr/>
+      <w:r>
+        <w:rPr>
+          <w:lang w:val="fr_FR" w:bidi="fr_FR"/>
+        </w:rPr>
+      </w:r>
+      <w:r>
+        <w:rPr>
+          <w:lang w:val="fr_FR" w:bidi="fr_FR"/>
+        </w:rPr>
         <w:t xml:space="preserve">rassemblées contre toi : Bien que lié de près à l’assaut historique de Babylone contre Jérusalem en 588–586 av. J.‑C., cet oracle concerne également un avenir où la Jérusalem idéalisée et restaurée décrite au verset </w:t>
       </w:r>
       <w:hyperlink r:id="rId94">
         <w:r>
           <w:rPr>
+            <w:lang w:val="fr_FR" w:bidi="fr_FR"/>
+          </w:rPr>
+          <w:rPr>
             <w:color w:val="0000EE"/>
             <w:u w:val="single"/>
           </w:rPr>
@@ -2082,11 +3961,17 @@
         </w:r>
       </w:hyperlink>
       <w:r>
+        <w:rPr>
+          <w:lang w:val="fr_FR" w:bidi="fr_FR"/>
+        </w:rPr>
         <w:t xml:space="preserve"> sera attaquée (cf. </w:t>
       </w:r>
       <w:hyperlink r:id="rId95">
         <w:r>
           <w:rPr>
+            <w:lang w:val="fr_FR" w:bidi="fr_FR"/>
+          </w:rPr>
+          <w:rPr>
             <w:color w:val="0000EE"/>
             <w:u w:val="single"/>
           </w:rPr>
@@ -2094,31 +3979,65 @@
         </w:r>
       </w:hyperlink>
       <w:r>
+        <w:rPr>
+          <w:lang w:val="fr_FR" w:bidi="fr_FR"/>
+        </w:rPr>
         <w:t>).</w:t>
       </w:r>
-      <w:r/>
-      <w:r/>
-    </w:p>
-    <w:p>
-      <w:r/>
+      <w:r>
+        <w:rPr>
+          <w:lang w:val="fr_FR" w:bidi="fr_FR"/>
+        </w:rPr>
+      </w:r>
+      <w:r>
+        <w:rPr>
+          <w:lang w:val="fr_FR" w:bidi="fr_FR"/>
+        </w:rPr>
+      </w:r>
+    </w:p>
+    <w:p>
+      <w:pPr/>
+      <w:r>
+        <w:rPr>
+          <w:lang w:val="fr_FR" w:bidi="fr_FR"/>
+        </w:rPr>
+      </w:r>
     </w:p>
     <w:p>
       <w:pPr>
         <w:pStyle w:val="Heading2"/>
       </w:pPr>
       <w:r>
+        <w:rPr>
+          <w:lang w:val="fr_FR" w:bidi="fr_FR"/>
+        </w:rPr>
         <w:t>Michée 4.12</w:t>
       </w:r>
-      <w:r/>
-    </w:p>
-    <w:p>
-      <w:r/>
-      <w:r>
+      <w:r>
+        <w:rPr>
+          <w:lang w:val="fr_FR" w:bidi="fr_FR"/>
+        </w:rPr>
+      </w:r>
+    </w:p>
+    <w:p>
+      <w:pPr/>
+      <w:r>
+        <w:rPr>
+          <w:lang w:val="fr_FR" w:bidi="fr_FR"/>
+        </w:rPr>
+      </w:r>
+      <w:r>
+        <w:rPr>
+          <w:lang w:val="fr_FR" w:bidi="fr_FR"/>
+        </w:rPr>
         <w:t>Dieu révèle ses plans à ses serviteurs (</w:t>
       </w:r>
       <w:hyperlink r:id="rId96">
         <w:r>
           <w:rPr>
+            <w:lang w:val="fr_FR" w:bidi="fr_FR"/>
+          </w:rPr>
+          <w:rPr>
             <w:color w:val="0000EE"/>
             <w:u w:val="single"/>
           </w:rPr>
@@ -2126,11 +4045,17 @@
         </w:r>
       </w:hyperlink>
       <w:r>
+        <w:rPr>
+          <w:lang w:val="fr_FR" w:bidi="fr_FR"/>
+        </w:rPr>
         <w:t xml:space="preserve"> ; </w:t>
       </w:r>
       <w:hyperlink r:id="rId97">
         <w:r>
           <w:rPr>
+            <w:lang w:val="fr_FR" w:bidi="fr_FR"/>
+          </w:rPr>
+          <w:rPr>
             <w:color w:val="0000EE"/>
             <w:u w:val="single"/>
           </w:rPr>
@@ -2138,11 +4063,17 @@
         </w:r>
       </w:hyperlink>
       <w:r>
+        <w:rPr>
+          <w:lang w:val="fr_FR" w:bidi="fr_FR"/>
+        </w:rPr>
         <w:t>), mais les nations ne le savent pas : elles ne sont pas au courant des grands desseins de Dieu ni de son activité secrète en faveur de son peuple. Les espoirs et les projets des nations autour d’Israël étaient vains : les plans du Seigneur pour son peuple unique prévaudront, et il régnera sur les nations (</w:t>
       </w:r>
       <w:hyperlink r:id="rId98">
         <w:r>
           <w:rPr>
+            <w:lang w:val="fr_FR" w:bidi="fr_FR"/>
+          </w:rPr>
+          <w:rPr>
             <w:color w:val="0000EE"/>
             <w:u w:val="single"/>
           </w:rPr>
@@ -2150,11 +4081,17 @@
         </w:r>
       </w:hyperlink>
       <w:r>
+        <w:rPr>
+          <w:lang w:val="fr_FR" w:bidi="fr_FR"/>
+        </w:rPr>
         <w:t xml:space="preserve"> ; </w:t>
       </w:r>
       <w:hyperlink r:id="rId99">
         <w:r>
           <w:rPr>
+            <w:lang w:val="fr_FR" w:bidi="fr_FR"/>
+          </w:rPr>
+          <w:rPr>
             <w:color w:val="0000EE"/>
             <w:u w:val="single"/>
           </w:rPr>
@@ -2162,11 +4099,17 @@
         </w:r>
       </w:hyperlink>
       <w:r>
+        <w:rPr>
+          <w:lang w:val="fr_FR" w:bidi="fr_FR"/>
+        </w:rPr>
         <w:t xml:space="preserve"> ; </w:t>
       </w:r>
       <w:hyperlink r:id="rId100">
         <w:r>
           <w:rPr>
+            <w:lang w:val="fr_FR" w:bidi="fr_FR"/>
+          </w:rPr>
+          <w:rPr>
             <w:color w:val="0000EE"/>
             <w:u w:val="single"/>
           </w:rPr>
@@ -2174,11 +4117,17 @@
         </w:r>
       </w:hyperlink>
       <w:r>
+        <w:rPr>
+          <w:lang w:val="fr_FR" w:bidi="fr_FR"/>
+        </w:rPr>
         <w:t xml:space="preserve"> ; </w:t>
       </w:r>
       <w:hyperlink r:id="rId101">
         <w:r>
           <w:rPr>
+            <w:lang w:val="fr_FR" w:bidi="fr_FR"/>
+          </w:rPr>
+          <w:rPr>
             <w:color w:val="0000EE"/>
             <w:u w:val="single"/>
           </w:rPr>
@@ -2186,11 +4135,17 @@
         </w:r>
       </w:hyperlink>
       <w:r>
+        <w:rPr>
+          <w:lang w:val="fr_FR" w:bidi="fr_FR"/>
+        </w:rPr>
         <w:t xml:space="preserve"> ; </w:t>
       </w:r>
       <w:hyperlink r:id="rId102">
         <w:r>
           <w:rPr>
+            <w:lang w:val="fr_FR" w:bidi="fr_FR"/>
+          </w:rPr>
+          <w:rPr>
             <w:color w:val="0000EE"/>
             <w:u w:val="single"/>
           </w:rPr>
@@ -2198,20 +4153,30 @@
         </w:r>
       </w:hyperlink>
       <w:r>
+        <w:rPr>
+          <w:lang w:val="fr_FR" w:bidi="fr_FR"/>
+        </w:rPr>
         <w:t>). • À l’aire de battage</w:t>
       </w:r>
       <w:r>
         <w:rPr>
           <w:i/>
+          <w:lang w:val="fr_FR" w:bidi="fr_FR"/>
         </w:rPr>
         <w:t>,</w:t>
       </w:r>
       <w:r>
+        <w:rPr>
+          <w:lang w:val="fr_FR" w:bidi="fr_FR"/>
+        </w:rPr>
         <w:t xml:space="preserve"> le grain était battu et écrasé pour le séparer de la paille. De même, les nations seront écrasées (</w:t>
       </w:r>
       <w:hyperlink r:id="rId103">
         <w:r>
           <w:rPr>
+            <w:lang w:val="fr_FR" w:bidi="fr_FR"/>
+          </w:rPr>
+          <w:rPr>
             <w:color w:val="0000EE"/>
             <w:u w:val="single"/>
           </w:rPr>
@@ -2219,31 +4184,65 @@
         </w:r>
       </w:hyperlink>
       <w:r>
+        <w:rPr>
+          <w:lang w:val="fr_FR" w:bidi="fr_FR"/>
+        </w:rPr>
         <w:t>).</w:t>
       </w:r>
-      <w:r/>
-      <w:r/>
-    </w:p>
-    <w:p>
-      <w:r/>
+      <w:r>
+        <w:rPr>
+          <w:lang w:val="fr_FR" w:bidi="fr_FR"/>
+        </w:rPr>
+      </w:r>
+      <w:r>
+        <w:rPr>
+          <w:lang w:val="fr_FR" w:bidi="fr_FR"/>
+        </w:rPr>
+      </w:r>
+    </w:p>
+    <w:p>
+      <w:pPr/>
+      <w:r>
+        <w:rPr>
+          <w:lang w:val="fr_FR" w:bidi="fr_FR"/>
+        </w:rPr>
+      </w:r>
     </w:p>
     <w:p>
       <w:pPr>
         <w:pStyle w:val="Heading2"/>
       </w:pPr>
       <w:r>
+        <w:rPr>
+          <w:lang w:val="fr_FR" w:bidi="fr_FR"/>
+        </w:rPr>
         <w:t>Michée 4.13</w:t>
       </w:r>
-      <w:r/>
-    </w:p>
-    <w:p>
-      <w:r/>
-      <w:r>
+      <w:r>
+        <w:rPr>
+          <w:lang w:val="fr_FR" w:bidi="fr_FR"/>
+        </w:rPr>
+      </w:r>
+    </w:p>
+    <w:p>
+      <w:pPr/>
+      <w:r>
+        <w:rPr>
+          <w:lang w:val="fr_FR" w:bidi="fr_FR"/>
+        </w:rPr>
+      </w:r>
+      <w:r>
+        <w:rPr>
+          <w:lang w:val="fr_FR" w:bidi="fr_FR"/>
+        </w:rPr>
         <w:t>Les cornes et les ongles des taureaux et des chevaux symbolisent la force, tout comme le fer et le bronze. Des chaussures en métal ont peut-être été utilisées sur les pieds des animaux qui foulaient le grain. Dieu fortifiera son peuple pour vaincre ses ennemis. • richesses : De nombreuses nations avaient accumulé des richesses par des moyens injustes (guerre, pillage, tributs oppressifs, travail forcé et conscription). Le Seigneur de toute la terre possédait déjà toutes ces richesses au départ (</w:t>
       </w:r>
       <w:hyperlink r:id="rId104">
         <w:r>
           <w:rPr>
+            <w:lang w:val="fr_FR" w:bidi="fr_FR"/>
+          </w:rPr>
+          <w:rPr>
             <w:color w:val="0000EE"/>
             <w:u w:val="single"/>
           </w:rPr>
@@ -2251,20 +4250,30 @@
         </w:r>
       </w:hyperlink>
       <w:r>
+        <w:rPr>
+          <w:lang w:val="fr_FR" w:bidi="fr_FR"/>
+        </w:rPr>
         <w:t>). • Tu consacreras : Le terme hébreu (</w:t>
       </w:r>
       <w:r>
         <w:rPr>
           <w:i/>
+          <w:lang w:val="fr_FR" w:bidi="fr_FR"/>
         </w:rPr>
         <w:t>kharam</w:t>
       </w:r>
       <w:r>
+        <w:rPr>
+          <w:lang w:val="fr_FR" w:bidi="fr_FR"/>
+        </w:rPr>
         <w:t xml:space="preserve">, « dédier ») désigne les dépouilles militaires de guerre qui étaient dédiées, ou mises à part, comme saintes pour le Seigneur (voir </w:t>
       </w:r>
       <w:hyperlink r:id="rId105">
         <w:r>
           <w:rPr>
+            <w:lang w:val="fr_FR" w:bidi="fr_FR"/>
+          </w:rPr>
+          <w:rPr>
             <w:color w:val="0000EE"/>
             <w:u w:val="single"/>
           </w:rPr>
@@ -2272,31 +4281,65 @@
         </w:r>
       </w:hyperlink>
       <w:r>
+        <w:rPr>
+          <w:lang w:val="fr_FR" w:bidi="fr_FR"/>
+        </w:rPr>
         <w:t>).</w:t>
       </w:r>
-      <w:r/>
-      <w:r/>
-    </w:p>
-    <w:p>
-      <w:r/>
+      <w:r>
+        <w:rPr>
+          <w:lang w:val="fr_FR" w:bidi="fr_FR"/>
+        </w:rPr>
+      </w:r>
+      <w:r>
+        <w:rPr>
+          <w:lang w:val="fr_FR" w:bidi="fr_FR"/>
+        </w:rPr>
+      </w:r>
+    </w:p>
+    <w:p>
+      <w:pPr/>
+      <w:r>
+        <w:rPr>
+          <w:lang w:val="fr_FR" w:bidi="fr_FR"/>
+        </w:rPr>
+      </w:r>
     </w:p>
     <w:p>
       <w:pPr>
         <w:pStyle w:val="Heading2"/>
       </w:pPr>
       <w:r>
+        <w:rPr>
+          <w:lang w:val="fr_FR" w:bidi="fr_FR"/>
+        </w:rPr>
         <w:t>Michée 5.1</w:t>
       </w:r>
-      <w:r/>
-    </w:p>
-    <w:p>
-      <w:r/>
-      <w:r>
+      <w:r>
+        <w:rPr>
+          <w:lang w:val="fr_FR" w:bidi="fr_FR"/>
+        </w:rPr>
+      </w:r>
+    </w:p>
+    <w:p>
+      <w:pPr/>
+      <w:r>
+        <w:rPr>
+          <w:lang w:val="fr_FR" w:bidi="fr_FR"/>
+        </w:rPr>
+      </w:r>
+      <w:r>
+        <w:rPr>
+          <w:lang w:val="fr_FR" w:bidi="fr_FR"/>
+        </w:rPr>
         <w:t xml:space="preserve">Le chef d’Israël a été vaincu par les Assyriens (cf. </w:t>
       </w:r>
       <w:hyperlink r:id="rId106">
         <w:r>
           <w:rPr>
+            <w:lang w:val="fr_FR" w:bidi="fr_FR"/>
+          </w:rPr>
+          <w:rPr>
             <w:color w:val="0000EE"/>
             <w:u w:val="single"/>
           </w:rPr>
@@ -2304,11 +4347,17 @@
         </w:r>
       </w:hyperlink>
       <w:r>
+        <w:rPr>
+          <w:lang w:val="fr_FR" w:bidi="fr_FR"/>
+        </w:rPr>
         <w:t xml:space="preserve">). Le fait de frapper une personne avec une verge permet d’exprimer du mépris (cf. </w:t>
       </w:r>
       <w:hyperlink r:id="rId107">
         <w:r>
           <w:rPr>
+            <w:lang w:val="fr_FR" w:bidi="fr_FR"/>
+          </w:rPr>
+          <w:rPr>
             <w:color w:val="0000EE"/>
             <w:u w:val="single"/>
           </w:rPr>
@@ -2316,31 +4365,65 @@
         </w:r>
       </w:hyperlink>
       <w:r>
+        <w:rPr>
+          <w:lang w:val="fr_FR" w:bidi="fr_FR"/>
+        </w:rPr>
         <w:t>).</w:t>
       </w:r>
-      <w:r/>
-      <w:r/>
-    </w:p>
-    <w:p>
-      <w:r/>
+      <w:r>
+        <w:rPr>
+          <w:lang w:val="fr_FR" w:bidi="fr_FR"/>
+        </w:rPr>
+      </w:r>
+      <w:r>
+        <w:rPr>
+          <w:lang w:val="fr_FR" w:bidi="fr_FR"/>
+        </w:rPr>
+      </w:r>
+    </w:p>
+    <w:p>
+      <w:pPr/>
+      <w:r>
+        <w:rPr>
+          <w:lang w:val="fr_FR" w:bidi="fr_FR"/>
+        </w:rPr>
+      </w:r>
     </w:p>
     <w:p>
       <w:pPr>
         <w:pStyle w:val="Heading2"/>
       </w:pPr>
       <w:r>
+        <w:rPr>
+          <w:lang w:val="fr_FR" w:bidi="fr_FR"/>
+        </w:rPr>
         <w:t>Michée 5.1–15</w:t>
       </w:r>
-      <w:r/>
-    </w:p>
-    <w:p>
-      <w:r/>
-      <w:r>
+      <w:r>
+        <w:rPr>
+          <w:lang w:val="fr_FR" w:bidi="fr_FR"/>
+        </w:rPr>
+      </w:r>
+    </w:p>
+    <w:p>
+      <w:pPr/>
+      <w:r>
+        <w:rPr>
+          <w:lang w:val="fr_FR" w:bidi="fr_FR"/>
+        </w:rPr>
+      </w:r>
+      <w:r>
+        <w:rPr>
+          <w:lang w:val="fr_FR" w:bidi="fr_FR"/>
+        </w:rPr>
         <w:t>Ces versets appellent Israël à se préparer à l’attaque vicieuse de l’ennemi d’Israël, l’Assyrie (</w:t>
       </w:r>
       <w:hyperlink r:id="rId108">
         <w:r>
           <w:rPr>
+            <w:lang w:val="fr_FR" w:bidi="fr_FR"/>
+          </w:rPr>
+          <w:rPr>
             <w:color w:val="0000EE"/>
             <w:u w:val="single"/>
           </w:rPr>
@@ -2348,11 +4431,17 @@
         </w:r>
       </w:hyperlink>
       <w:r>
+        <w:rPr>
+          <w:lang w:val="fr_FR" w:bidi="fr_FR"/>
+        </w:rPr>
         <w:t>). Ce siège de terreur, de mort et de destruction n’anéantira pas Israël, car Dieu fera surgir un chef (</w:t>
       </w:r>
       <w:hyperlink r:id="rId109">
         <w:r>
           <w:rPr>
+            <w:lang w:val="fr_FR" w:bidi="fr_FR"/>
+          </w:rPr>
+          <w:rPr>
             <w:color w:val="0000EE"/>
             <w:u w:val="single"/>
           </w:rPr>
@@ -2360,11 +4449,17 @@
         </w:r>
       </w:hyperlink>
       <w:r>
+        <w:rPr>
+          <w:lang w:val="fr_FR" w:bidi="fr_FR"/>
+        </w:rPr>
         <w:t>) pour ramener son peuple de l’exil. La préservation et la purification du reste par Dieu (</w:t>
       </w:r>
       <w:hyperlink r:id="rId110">
         <w:r>
           <w:rPr>
+            <w:lang w:val="fr_FR" w:bidi="fr_FR"/>
+          </w:rPr>
+          <w:rPr>
             <w:color w:val="0000EE"/>
             <w:u w:val="single"/>
           </w:rPr>
@@ -2372,31 +4467,65 @@
         </w:r>
       </w:hyperlink>
       <w:r>
+        <w:rPr>
+          <w:lang w:val="fr_FR" w:bidi="fr_FR"/>
+        </w:rPr>
         <w:t>) compléteront leur restauration en tant que peuple victorieux de Dieu.</w:t>
       </w:r>
-      <w:r/>
-      <w:r/>
-    </w:p>
-    <w:p>
-      <w:r/>
+      <w:r>
+        <w:rPr>
+          <w:lang w:val="fr_FR" w:bidi="fr_FR"/>
+        </w:rPr>
+      </w:r>
+      <w:r>
+        <w:rPr>
+          <w:lang w:val="fr_FR" w:bidi="fr_FR"/>
+        </w:rPr>
+      </w:r>
+    </w:p>
+    <w:p>
+      <w:pPr/>
+      <w:r>
+        <w:rPr>
+          <w:lang w:val="fr_FR" w:bidi="fr_FR"/>
+        </w:rPr>
+      </w:r>
     </w:p>
     <w:p>
       <w:pPr>
         <w:pStyle w:val="Heading2"/>
       </w:pPr>
       <w:r>
+        <w:rPr>
+          <w:lang w:val="fr_FR" w:bidi="fr_FR"/>
+        </w:rPr>
         <w:t>Michée 5.1</w:t>
       </w:r>
-      <w:r/>
-    </w:p>
-    <w:p>
-      <w:r/>
-      <w:r>
+      <w:r>
+        <w:rPr>
+          <w:lang w:val="fr_FR" w:bidi="fr_FR"/>
+        </w:rPr>
+      </w:r>
+    </w:p>
+    <w:p>
+      <w:pPr/>
+      <w:r>
+        <w:rPr>
+          <w:lang w:val="fr_FR" w:bidi="fr_FR"/>
+        </w:rPr>
+      </w:r>
+      <w:r>
+        <w:rPr>
+          <w:lang w:val="fr_FR" w:bidi="fr_FR"/>
+        </w:rPr>
         <w:t>Éphrata était l’ancien nom de Bethléhem (</w:t>
       </w:r>
       <w:hyperlink r:id="rId111">
         <w:r>
           <w:rPr>
+            <w:lang w:val="fr_FR" w:bidi="fr_FR"/>
+          </w:rPr>
+          <w:rPr>
             <w:color w:val="0000EE"/>
             <w:u w:val="single"/>
           </w:rPr>
@@ -2404,11 +4533,17 @@
         </w:r>
       </w:hyperlink>
       <w:r>
+        <w:rPr>
+          <w:lang w:val="fr_FR" w:bidi="fr_FR"/>
+        </w:rPr>
         <w:t xml:space="preserve"> ; </w:t>
       </w:r>
       <w:hyperlink r:id="rId112">
         <w:r>
           <w:rPr>
+            <w:lang w:val="fr_FR" w:bidi="fr_FR"/>
+          </w:rPr>
+          <w:rPr>
             <w:color w:val="0000EE"/>
             <w:u w:val="single"/>
           </w:rPr>
@@ -2416,11 +4551,17 @@
         </w:r>
       </w:hyperlink>
       <w:r>
+        <w:rPr>
+          <w:lang w:val="fr_FR" w:bidi="fr_FR"/>
+        </w:rPr>
         <w:t>), le lieu de naissance de David. À l’avenir, un chef encore plus important que David en émergera (</w:t>
       </w:r>
       <w:hyperlink r:id="rId113">
         <w:r>
           <w:rPr>
+            <w:lang w:val="fr_FR" w:bidi="fr_FR"/>
+          </w:rPr>
+          <w:rPr>
             <w:color w:val="0000EE"/>
             <w:u w:val="single"/>
           </w:rPr>
@@ -2428,11 +4569,17 @@
         </w:r>
       </w:hyperlink>
       <w:r>
+        <w:rPr>
+          <w:lang w:val="fr_FR" w:bidi="fr_FR"/>
+        </w:rPr>
         <w:t xml:space="preserve"> ; </w:t>
       </w:r>
       <w:hyperlink r:id="rId114">
         <w:r>
           <w:rPr>
+            <w:lang w:val="fr_FR" w:bidi="fr_FR"/>
+          </w:rPr>
+          <w:rPr>
             <w:color w:val="0000EE"/>
             <w:u w:val="single"/>
           </w:rPr>
@@ -2440,20 +4587,30 @@
         </w:r>
       </w:hyperlink>
       <w:r>
+        <w:rPr>
+          <w:lang w:val="fr_FR" w:bidi="fr_FR"/>
+        </w:rPr>
         <w:t xml:space="preserve">). Les activités du futur roi s’étendraient depuis un passé lointain (en hébreu </w:t>
       </w:r>
       <w:r>
         <w:rPr>
           <w:i/>
+          <w:lang w:val="fr_FR" w:bidi="fr_FR"/>
         </w:rPr>
         <w:t xml:space="preserve">qedem </w:t>
       </w:r>
       <w:r>
+        <w:rPr>
+          <w:lang w:val="fr_FR" w:bidi="fr_FR"/>
+        </w:rPr>
         <w:t xml:space="preserve">; cf. </w:t>
       </w:r>
       <w:hyperlink r:id="rId115">
         <w:r>
           <w:rPr>
+            <w:lang w:val="fr_FR" w:bidi="fr_FR"/>
+          </w:rPr>
+          <w:rPr>
             <w:color w:val="0000EE"/>
             <w:u w:val="single"/>
           </w:rPr>
@@ -2461,11 +4618,17 @@
         </w:r>
       </w:hyperlink>
       <w:r>
+        <w:rPr>
+          <w:lang w:val="fr_FR" w:bidi="fr_FR"/>
+        </w:rPr>
         <w:t xml:space="preserve"> ; </w:t>
       </w:r>
       <w:hyperlink r:id="rId116">
         <w:r>
           <w:rPr>
+            <w:lang w:val="fr_FR" w:bidi="fr_FR"/>
+          </w:rPr>
+          <w:rPr>
             <w:color w:val="0000EE"/>
             <w:u w:val="single"/>
           </w:rPr>
@@ -2473,11 +4636,17 @@
         </w:r>
       </w:hyperlink>
       <w:r>
+        <w:rPr>
+          <w:lang w:val="fr_FR" w:bidi="fr_FR"/>
+        </w:rPr>
         <w:t xml:space="preserve"> ; </w:t>
       </w:r>
       <w:hyperlink r:id="rId117">
         <w:r>
           <w:rPr>
+            <w:lang w:val="fr_FR" w:bidi="fr_FR"/>
+          </w:rPr>
+          <w:rPr>
             <w:color w:val="0000EE"/>
             <w:u w:val="single"/>
           </w:rPr>
@@ -2485,31 +4654,65 @@
         </w:r>
       </w:hyperlink>
       <w:r>
+        <w:rPr>
+          <w:lang w:val="fr_FR" w:bidi="fr_FR"/>
+        </w:rPr>
         <w:t>) jusqu’à un temps encore futur, ce qui suggère un être divino-humain.</w:t>
       </w:r>
-      <w:r/>
-      <w:r/>
-    </w:p>
-    <w:p>
-      <w:r/>
+      <w:r>
+        <w:rPr>
+          <w:lang w:val="fr_FR" w:bidi="fr_FR"/>
+        </w:rPr>
+      </w:r>
+      <w:r>
+        <w:rPr>
+          <w:lang w:val="fr_FR" w:bidi="fr_FR"/>
+        </w:rPr>
+      </w:r>
+    </w:p>
+    <w:p>
+      <w:pPr/>
+      <w:r>
+        <w:rPr>
+          <w:lang w:val="fr_FR" w:bidi="fr_FR"/>
+        </w:rPr>
+      </w:r>
     </w:p>
     <w:p>
       <w:pPr>
         <w:pStyle w:val="Heading2"/>
       </w:pPr>
       <w:r>
+        <w:rPr>
+          <w:lang w:val="fr_FR" w:bidi="fr_FR"/>
+        </w:rPr>
         <w:t>Michée 5.4–5</w:t>
       </w:r>
-      <w:r/>
-    </w:p>
-    <w:p>
-      <w:r/>
-      <w:r>
+      <w:r>
+        <w:rPr>
+          <w:lang w:val="fr_FR" w:bidi="fr_FR"/>
+        </w:rPr>
+      </w:r>
+    </w:p>
+    <w:p>
+      <w:pPr/>
+      <w:r>
+        <w:rPr>
+          <w:lang w:val="fr_FR" w:bidi="fr_FR"/>
+        </w:rPr>
+      </w:r>
+      <w:r>
+        <w:rPr>
+          <w:lang w:val="fr_FR" w:bidi="fr_FR"/>
+        </w:rPr>
         <w:t xml:space="preserve">Après l’Exil, le prince Zorobabel, un descendant de David, était parmi les exilés revenus et devint le centre des espoirs d’Israël (voir </w:t>
       </w:r>
       <w:hyperlink r:id="rId118">
         <w:r>
           <w:rPr>
+            <w:lang w:val="fr_FR" w:bidi="fr_FR"/>
+          </w:rPr>
+          <w:rPr>
             <w:color w:val="0000EE"/>
             <w:u w:val="single"/>
           </w:rPr>
@@ -2517,11 +4720,17 @@
         </w:r>
       </w:hyperlink>
       <w:r>
+        <w:rPr>
+          <w:lang w:val="fr_FR" w:bidi="fr_FR"/>
+        </w:rPr>
         <w:t>). Mais il fallait un chef plus grand que Zorobabel. Le chef de Bethléhem sera une source de paix ; Ésaïe l’a appelé le Prince de la Paix (</w:t>
       </w:r>
       <w:hyperlink r:id="rId119">
         <w:r>
           <w:rPr>
+            <w:lang w:val="fr_FR" w:bidi="fr_FR"/>
+          </w:rPr>
+          <w:rPr>
             <w:color w:val="0000EE"/>
             <w:u w:val="single"/>
           </w:rPr>
@@ -2529,51 +4738,113 @@
         </w:r>
       </w:hyperlink>
       <w:r>
+        <w:rPr>
+          <w:lang w:val="fr_FR" w:bidi="fr_FR"/>
+        </w:rPr>
         <w:t>). Seul Jésus correspond à cette description.</w:t>
       </w:r>
-      <w:r/>
-      <w:r/>
-    </w:p>
-    <w:p>
-      <w:r/>
+      <w:r>
+        <w:rPr>
+          <w:lang w:val="fr_FR" w:bidi="fr_FR"/>
+        </w:rPr>
+      </w:r>
+      <w:r>
+        <w:rPr>
+          <w:lang w:val="fr_FR" w:bidi="fr_FR"/>
+        </w:rPr>
+      </w:r>
+    </w:p>
+    <w:p>
+      <w:pPr/>
+      <w:r>
+        <w:rPr>
+          <w:lang w:val="fr_FR" w:bidi="fr_FR"/>
+        </w:rPr>
+      </w:r>
     </w:p>
     <w:p>
       <w:pPr>
         <w:pStyle w:val="Heading2"/>
       </w:pPr>
       <w:r>
+        <w:rPr>
+          <w:lang w:val="fr_FR" w:bidi="fr_FR"/>
+        </w:rPr>
         <w:t>Michée 5.5</w:t>
       </w:r>
-      <w:r/>
-    </w:p>
-    <w:p>
-      <w:r/>
-      <w:r>
+      <w:r>
+        <w:rPr>
+          <w:lang w:val="fr_FR" w:bidi="fr_FR"/>
+        </w:rPr>
+      </w:r>
+    </w:p>
+    <w:p>
+      <w:pPr/>
+      <w:r>
+        <w:rPr>
+          <w:lang w:val="fr_FR" w:bidi="fr_FR"/>
+        </w:rPr>
+      </w:r>
+      <w:r>
+        <w:rPr>
+          <w:lang w:val="fr_FR" w:bidi="fr_FR"/>
+        </w:rPr>
         <w:t>Les Assyriens ont détruit le nord d’Israël en 722 av. J.‑C. Sanchérib a enfermé le roi Ézéchias de Jérusalem « comme un oiseau en cage » (selon les propres mots de Sanchérib) en 701 av. J.‑C. et a dévasté plus de quarante-six villes en Juda. Le roi libérateur espéré n’est pas apparu à cette époque. Les Assyriens représentent tous les ennemis d’Israël. • sept pasteurs… huit princes : cette expression littéraire indique qu’une abondance de chefs sera donnée au besoin pour diriger Israël.</w:t>
       </w:r>
-      <w:r/>
-      <w:r/>
-    </w:p>
-    <w:p>
-      <w:r/>
+      <w:r>
+        <w:rPr>
+          <w:lang w:val="fr_FR" w:bidi="fr_FR"/>
+        </w:rPr>
+      </w:r>
+      <w:r>
+        <w:rPr>
+          <w:lang w:val="fr_FR" w:bidi="fr_FR"/>
+        </w:rPr>
+      </w:r>
+    </w:p>
+    <w:p>
+      <w:pPr/>
+      <w:r>
+        <w:rPr>
+          <w:lang w:val="fr_FR" w:bidi="fr_FR"/>
+        </w:rPr>
+      </w:r>
     </w:p>
     <w:p>
       <w:pPr>
         <w:pStyle w:val="Heading2"/>
       </w:pPr>
       <w:r>
+        <w:rPr>
+          <w:lang w:val="fr_FR" w:bidi="fr_FR"/>
+        </w:rPr>
         <w:t>Michée 5.6</w:t>
       </w:r>
-      <w:r/>
-    </w:p>
-    <w:p>
-      <w:r/>
-      <w:r>
+      <w:r>
+        <w:rPr>
+          <w:lang w:val="fr_FR" w:bidi="fr_FR"/>
+        </w:rPr>
+      </w:r>
+    </w:p>
+    <w:p>
+      <w:pPr/>
+      <w:r>
+        <w:rPr>
+          <w:lang w:val="fr_FR" w:bidi="fr_FR"/>
+        </w:rPr>
+      </w:r>
+      <w:r>
+        <w:rPr>
+          <w:lang w:val="fr_FR" w:bidi="fr_FR"/>
+        </w:rPr>
         <w:t>du pays de Nimrod : Nimrod a posé les fondations des anciennes civilisations assyrienne et babylonienne (</w:t>
       </w:r>
       <w:hyperlink r:id="rId120">
         <w:r>
           <w:rPr>
+            <w:lang w:val="fr_FR" w:bidi="fr_FR"/>
+          </w:rPr>
+          <w:rPr>
             <w:color w:val="0000EE"/>
             <w:u w:val="single"/>
           </w:rPr>
@@ -2581,31 +4852,65 @@
         </w:r>
       </w:hyperlink>
       <w:r>
+        <w:rPr>
+          <w:lang w:val="fr_FR" w:bidi="fr_FR"/>
+        </w:rPr>
         <w:t>).</w:t>
       </w:r>
-      <w:r/>
-      <w:r/>
-    </w:p>
-    <w:p>
-      <w:r/>
+      <w:r>
+        <w:rPr>
+          <w:lang w:val="fr_FR" w:bidi="fr_FR"/>
+        </w:rPr>
+      </w:r>
+      <w:r>
+        <w:rPr>
+          <w:lang w:val="fr_FR" w:bidi="fr_FR"/>
+        </w:rPr>
+      </w:r>
+    </w:p>
+    <w:p>
+      <w:pPr/>
+      <w:r>
+        <w:rPr>
+          <w:lang w:val="fr_FR" w:bidi="fr_FR"/>
+        </w:rPr>
+      </w:r>
     </w:p>
     <w:p>
       <w:pPr>
         <w:pStyle w:val="Heading2"/>
       </w:pPr>
       <w:r>
+        <w:rPr>
+          <w:lang w:val="fr_FR" w:bidi="fr_FR"/>
+        </w:rPr>
         <w:t>Michée 5.7</w:t>
       </w:r>
-      <w:r/>
-    </w:p>
-    <w:p>
-      <w:r/>
-      <w:r>
+      <w:r>
+        <w:rPr>
+          <w:lang w:val="fr_FR" w:bidi="fr_FR"/>
+        </w:rPr>
+      </w:r>
+    </w:p>
+    <w:p>
+      <w:pPr/>
+      <w:r>
+        <w:rPr>
+          <w:lang w:val="fr_FR" w:bidi="fr_FR"/>
+        </w:rPr>
+      </w:r>
+      <w:r>
+        <w:rPr>
+          <w:lang w:val="fr_FR" w:bidi="fr_FR"/>
+        </w:rPr>
         <w:t>Le reste est constitué de ceux que la grâce de Dieu a préservés pour être le fondement de son nouveau peuple (</w:t>
       </w:r>
       <w:hyperlink r:id="rId121">
         <w:r>
           <w:rPr>
+            <w:lang w:val="fr_FR" w:bidi="fr_FR"/>
+          </w:rPr>
+          <w:rPr>
             <w:color w:val="0000EE"/>
             <w:u w:val="single"/>
           </w:rPr>
@@ -2613,11 +4918,17 @@
         </w:r>
       </w:hyperlink>
       <w:r>
+        <w:rPr>
+          <w:lang w:val="fr_FR" w:bidi="fr_FR"/>
+        </w:rPr>
         <w:t xml:space="preserve"> ; </w:t>
       </w:r>
       <w:hyperlink r:id="rId85">
         <w:r>
           <w:rPr>
+            <w:lang w:val="fr_FR" w:bidi="fr_FR"/>
+          </w:rPr>
+          <w:rPr>
             <w:color w:val="0000EE"/>
             <w:u w:val="single"/>
           </w:rPr>
@@ -2625,31 +4936,65 @@
         </w:r>
       </w:hyperlink>
       <w:r>
+        <w:rPr>
+          <w:lang w:val="fr_FR" w:bidi="fr_FR"/>
+        </w:rPr>
         <w:t>). • La rosée et la pluie sont des dons du Seigneur ; personne ne peut empêcher qu’il les envoie.</w:t>
       </w:r>
-      <w:r/>
-      <w:r/>
-    </w:p>
-    <w:p>
-      <w:r/>
+      <w:r>
+        <w:rPr>
+          <w:lang w:val="fr_FR" w:bidi="fr_FR"/>
+        </w:rPr>
+      </w:r>
+      <w:r>
+        <w:rPr>
+          <w:lang w:val="fr_FR" w:bidi="fr_FR"/>
+        </w:rPr>
+      </w:r>
+    </w:p>
+    <w:p>
+      <w:pPr/>
+      <w:r>
+        <w:rPr>
+          <w:lang w:val="fr_FR" w:bidi="fr_FR"/>
+        </w:rPr>
+      </w:r>
     </w:p>
     <w:p>
       <w:pPr>
         <w:pStyle w:val="Heading2"/>
       </w:pPr>
       <w:r>
+        <w:rPr>
+          <w:lang w:val="fr_FR" w:bidi="fr_FR"/>
+        </w:rPr>
         <w:t>Michée 5.7–15</w:t>
       </w:r>
-      <w:r/>
-    </w:p>
-    <w:p>
-      <w:r/>
-      <w:r>
+      <w:r>
+        <w:rPr>
+          <w:lang w:val="fr_FR" w:bidi="fr_FR"/>
+        </w:rPr>
+      </w:r>
+    </w:p>
+    <w:p>
+      <w:pPr/>
+      <w:r>
+        <w:rPr>
+          <w:lang w:val="fr_FR" w:bidi="fr_FR"/>
+        </w:rPr>
+      </w:r>
+      <w:r>
+        <w:rPr>
+          <w:lang w:val="fr_FR" w:bidi="fr_FR"/>
+        </w:rPr>
         <w:t>Le but de Dieu n’était pas de créer une autre nation comme toutes les autres nations (</w:t>
       </w:r>
       <w:hyperlink r:id="rId100">
         <w:r>
           <w:rPr>
+            <w:lang w:val="fr_FR" w:bidi="fr_FR"/>
+          </w:rPr>
+          <w:rPr>
             <w:color w:val="0000EE"/>
             <w:u w:val="single"/>
           </w:rPr>
@@ -2657,11 +5002,17 @@
         </w:r>
       </w:hyperlink>
       <w:r>
+        <w:rPr>
+          <w:lang w:val="fr_FR" w:bidi="fr_FR"/>
+        </w:rPr>
         <w:t xml:space="preserve">; </w:t>
       </w:r>
       <w:hyperlink r:id="rId122">
         <w:r>
           <w:rPr>
+            <w:lang w:val="fr_FR" w:bidi="fr_FR"/>
+          </w:rPr>
+          <w:rPr>
             <w:color w:val="0000EE"/>
             <w:u w:val="single"/>
           </w:rPr>
@@ -2669,11 +5020,17 @@
         </w:r>
       </w:hyperlink>
       <w:r>
+        <w:rPr>
+          <w:lang w:val="fr_FR" w:bidi="fr_FR"/>
+        </w:rPr>
         <w:t xml:space="preserve">; </w:t>
       </w:r>
       <w:hyperlink r:id="rId123">
         <w:r>
           <w:rPr>
+            <w:lang w:val="fr_FR" w:bidi="fr_FR"/>
+          </w:rPr>
+          <w:rPr>
             <w:color w:val="0000EE"/>
             <w:u w:val="single"/>
           </w:rPr>
@@ -2681,11 +5038,17 @@
         </w:r>
       </w:hyperlink>
       <w:r>
+        <w:rPr>
+          <w:lang w:val="fr_FR" w:bidi="fr_FR"/>
+        </w:rPr>
         <w:t>), mais d’avoir son propre peuple qui marcherait dans ses voies et serait saint comme il est saint (</w:t>
       </w:r>
       <w:hyperlink r:id="rId124">
         <w:r>
           <w:rPr>
+            <w:lang w:val="fr_FR" w:bidi="fr_FR"/>
+          </w:rPr>
+          <w:rPr>
             <w:color w:val="0000EE"/>
             <w:u w:val="single"/>
           </w:rPr>
@@ -2693,11 +5056,17 @@
         </w:r>
       </w:hyperlink>
       <w:r>
+        <w:rPr>
+          <w:lang w:val="fr_FR" w:bidi="fr_FR"/>
+        </w:rPr>
         <w:t>). En ce jour-là (</w:t>
       </w:r>
       <w:hyperlink r:id="rId125">
         <w:r>
           <w:rPr>
+            <w:lang w:val="fr_FR" w:bidi="fr_FR"/>
+          </w:rPr>
+          <w:rPr>
             <w:color w:val="0000EE"/>
             <w:u w:val="single"/>
           </w:rPr>
@@ -2705,31 +5074,65 @@
         </w:r>
       </w:hyperlink>
       <w:r>
+        <w:rPr>
+          <w:lang w:val="fr_FR" w:bidi="fr_FR"/>
+        </w:rPr>
         <w:t>), Dieu régnera sur un peuple racheté et purifié, guéri de la violence et des ravages de la guerre.</w:t>
       </w:r>
-      <w:r/>
-      <w:r/>
-    </w:p>
-    <w:p>
-      <w:r/>
+      <w:r>
+        <w:rPr>
+          <w:lang w:val="fr_FR" w:bidi="fr_FR"/>
+        </w:rPr>
+      </w:r>
+      <w:r>
+        <w:rPr>
+          <w:lang w:val="fr_FR" w:bidi="fr_FR"/>
+        </w:rPr>
+      </w:r>
+    </w:p>
+    <w:p>
+      <w:pPr/>
+      <w:r>
+        <w:rPr>
+          <w:lang w:val="fr_FR" w:bidi="fr_FR"/>
+        </w:rPr>
+      </w:r>
     </w:p>
     <w:p>
       <w:pPr>
         <w:pStyle w:val="Heading2"/>
       </w:pPr>
       <w:r>
+        <w:rPr>
+          <w:lang w:val="fr_FR" w:bidi="fr_FR"/>
+        </w:rPr>
         <w:t>Michée 5.8–9</w:t>
       </w:r>
-      <w:r/>
-    </w:p>
-    <w:p>
-      <w:r/>
-      <w:r>
+      <w:r>
+        <w:rPr>
+          <w:lang w:val="fr_FR" w:bidi="fr_FR"/>
+        </w:rPr>
+      </w:r>
+    </w:p>
+    <w:p>
+      <w:pPr/>
+      <w:r>
+        <w:rPr>
+          <w:lang w:val="fr_FR" w:bidi="fr_FR"/>
+        </w:rPr>
+      </w:r>
+      <w:r>
+        <w:rPr>
+          <w:lang w:val="fr_FR" w:bidi="fr_FR"/>
+        </w:rPr>
         <w:t>Le peuple de Dieu occupera une place unique parmi les nations du monde (</w:t>
       </w:r>
       <w:hyperlink r:id="rId73">
         <w:r>
           <w:rPr>
+            <w:lang w:val="fr_FR" w:bidi="fr_FR"/>
+          </w:rPr>
+          <w:rPr>
             <w:color w:val="0000EE"/>
             <w:u w:val="single"/>
           </w:rPr>
@@ -2737,11 +5140,17 @@
         </w:r>
       </w:hyperlink>
       <w:r>
+        <w:rPr>
+          <w:lang w:val="fr_FR" w:bidi="fr_FR"/>
+        </w:rPr>
         <w:t xml:space="preserve"> ; </w:t>
       </w:r>
       <w:hyperlink r:id="rId100">
         <w:r>
           <w:rPr>
+            <w:lang w:val="fr_FR" w:bidi="fr_FR"/>
+          </w:rPr>
+          <w:rPr>
             <w:color w:val="0000EE"/>
             <w:u w:val="single"/>
           </w:rPr>
@@ -2749,11 +5158,17 @@
         </w:r>
       </w:hyperlink>
       <w:r>
+        <w:rPr>
+          <w:lang w:val="fr_FR" w:bidi="fr_FR"/>
+        </w:rPr>
         <w:t>). Ils seront la tête et non la queue (</w:t>
       </w:r>
       <w:hyperlink r:id="rId126">
         <w:r>
           <w:rPr>
+            <w:lang w:val="fr_FR" w:bidi="fr_FR"/>
+          </w:rPr>
+          <w:rPr>
             <w:color w:val="0000EE"/>
             <w:u w:val="single"/>
           </w:rPr>
@@ -2761,11 +5176,17 @@
         </w:r>
       </w:hyperlink>
       <w:r>
+        <w:rPr>
+          <w:lang w:val="fr_FR" w:bidi="fr_FR"/>
+        </w:rPr>
         <w:t xml:space="preserve">), et invincibles comme un lion (cf. </w:t>
       </w:r>
       <w:hyperlink r:id="rId127">
         <w:r>
           <w:rPr>
+            <w:lang w:val="fr_FR" w:bidi="fr_FR"/>
+          </w:rPr>
+          <w:rPr>
             <w:color w:val="0000EE"/>
             <w:u w:val="single"/>
           </w:rPr>
@@ -2773,11 +5194,17 @@
         </w:r>
       </w:hyperlink>
       <w:r>
+        <w:rPr>
+          <w:lang w:val="fr_FR" w:bidi="fr_FR"/>
+        </w:rPr>
         <w:t xml:space="preserve">) car Dieu leur accordera l’hégémonie sur les nations. • Le Seigneur jugera leurs ennemis (voir </w:t>
       </w:r>
       <w:hyperlink r:id="rId128">
         <w:r>
           <w:rPr>
+            <w:lang w:val="fr_FR" w:bidi="fr_FR"/>
+          </w:rPr>
+          <w:rPr>
             <w:color w:val="0000EE"/>
             <w:u w:val="single"/>
           </w:rPr>
@@ -2785,11 +5212,17 @@
         </w:r>
       </w:hyperlink>
       <w:r>
+        <w:rPr>
+          <w:lang w:val="fr_FR" w:bidi="fr_FR"/>
+        </w:rPr>
         <w:t>) s’ils continuent à se rebeller contre lui. Cependant, le désir du Seigneur est finalement de bénir les nations, non de les maudire ou de les détruire (</w:t>
       </w:r>
       <w:hyperlink r:id="rId73">
         <w:r>
           <w:rPr>
+            <w:lang w:val="fr_FR" w:bidi="fr_FR"/>
+          </w:rPr>
+          <w:rPr>
             <w:color w:val="0000EE"/>
             <w:u w:val="single"/>
           </w:rPr>
@@ -2797,11 +5230,17 @@
         </w:r>
       </w:hyperlink>
       <w:r>
+        <w:rPr>
+          <w:lang w:val="fr_FR" w:bidi="fr_FR"/>
+        </w:rPr>
         <w:t xml:space="preserve"> ; </w:t>
       </w:r>
       <w:hyperlink r:id="rId129">
         <w:r>
           <w:rPr>
+            <w:lang w:val="fr_FR" w:bidi="fr_FR"/>
+          </w:rPr>
+          <w:rPr>
             <w:color w:val="0000EE"/>
             <w:u w:val="single"/>
           </w:rPr>
@@ -2809,11 +5248,17 @@
         </w:r>
       </w:hyperlink>
       <w:r>
+        <w:rPr>
+          <w:lang w:val="fr_FR" w:bidi="fr_FR"/>
+        </w:rPr>
         <w:t xml:space="preserve"> ; </w:t>
       </w:r>
       <w:hyperlink r:id="rId130">
         <w:r>
           <w:rPr>
+            <w:lang w:val="fr_FR" w:bidi="fr_FR"/>
+          </w:rPr>
+          <w:rPr>
             <w:color w:val="0000EE"/>
             <w:u w:val="single"/>
           </w:rPr>
@@ -2821,71 +5266,161 @@
         </w:r>
       </w:hyperlink>
       <w:r>
+        <w:rPr>
+          <w:lang w:val="fr_FR" w:bidi="fr_FR"/>
+        </w:rPr>
         <w:t>).</w:t>
       </w:r>
-      <w:r/>
-      <w:r/>
-    </w:p>
-    <w:p>
-      <w:r/>
+      <w:r>
+        <w:rPr>
+          <w:lang w:val="fr_FR" w:bidi="fr_FR"/>
+        </w:rPr>
+      </w:r>
+      <w:r>
+        <w:rPr>
+          <w:lang w:val="fr_FR" w:bidi="fr_FR"/>
+        </w:rPr>
+      </w:r>
+    </w:p>
+    <w:p>
+      <w:pPr/>
+      <w:r>
+        <w:rPr>
+          <w:lang w:val="fr_FR" w:bidi="fr_FR"/>
+        </w:rPr>
+      </w:r>
     </w:p>
     <w:p>
       <w:pPr>
         <w:pStyle w:val="Heading2"/>
       </w:pPr>
       <w:r>
+        <w:rPr>
+          <w:lang w:val="fr_FR" w:bidi="fr_FR"/>
+        </w:rPr>
         <w:t>Michée 5.10–14</w:t>
       </w:r>
-      <w:r/>
-    </w:p>
-    <w:p>
-      <w:r/>
-      <w:r>
+      <w:r>
+        <w:rPr>
+          <w:lang w:val="fr_FR" w:bidi="fr_FR"/>
+        </w:rPr>
+      </w:r>
+    </w:p>
+    <w:p>
+      <w:pPr/>
+      <w:r>
+        <w:rPr>
+          <w:lang w:val="fr_FR" w:bidi="fr_FR"/>
+        </w:rPr>
+      </w:r>
+      <w:r>
+        <w:rPr>
+          <w:lang w:val="fr_FR" w:bidi="fr_FR"/>
+        </w:rPr>
         <w:t>Les actions du Seigneur pour et contre son peuple les purifient. Le Seigneur a retiré plusieurs éléments abominables importés des cultures païennes de Mésopotamie et de Canaan.</w:t>
       </w:r>
-      <w:r/>
-      <w:r/>
-    </w:p>
-    <w:p>
-      <w:r/>
+      <w:r>
+        <w:rPr>
+          <w:lang w:val="fr_FR" w:bidi="fr_FR"/>
+        </w:rPr>
+      </w:r>
+      <w:r>
+        <w:rPr>
+          <w:lang w:val="fr_FR" w:bidi="fr_FR"/>
+        </w:rPr>
+      </w:r>
+    </w:p>
+    <w:p>
+      <w:pPr/>
+      <w:r>
+        <w:rPr>
+          <w:lang w:val="fr_FR" w:bidi="fr_FR"/>
+        </w:rPr>
+      </w:r>
     </w:p>
     <w:p>
       <w:pPr>
         <w:pStyle w:val="Heading2"/>
       </w:pPr>
       <w:r>
+        <w:rPr>
+          <w:lang w:val="fr_FR" w:bidi="fr_FR"/>
+        </w:rPr>
         <w:t>Michée 5.13–14</w:t>
       </w:r>
-      <w:r/>
-    </w:p>
-    <w:p>
-      <w:r/>
-      <w:r>
+      <w:r>
+        <w:rPr>
+          <w:lang w:val="fr_FR" w:bidi="fr_FR"/>
+        </w:rPr>
+      </w:r>
+    </w:p>
+    <w:p>
+      <w:pPr/>
+      <w:r>
+        <w:rPr>
+          <w:lang w:val="fr_FR" w:bidi="fr_FR"/>
+        </w:rPr>
+      </w:r>
+      <w:r>
+        <w:rPr>
+          <w:lang w:val="fr_FR" w:bidi="fr_FR"/>
+        </w:rPr>
         <w:t>l'ouvrage... tes idoles d'Astarté : des pierres étaient érigées comme lieux ou objets de culte ; elles pouvaient représenter des divinités païennes. Les idoles d'Astarté étaient des poteaux verts ou des arbres qui représentaient la déesse Astarté et ses pouvoirs de fertilité. Les pierres et les arbres pouvaient avoir des implications sexuelles : l'un masculin, l'autre féminin. Astarté était considérée comme la mère des dieux et la compagne d'El (ou de Baal).</w:t>
       </w:r>
-      <w:r/>
-      <w:r/>
-    </w:p>
-    <w:p>
-      <w:r/>
+      <w:r>
+        <w:rPr>
+          <w:lang w:val="fr_FR" w:bidi="fr_FR"/>
+        </w:rPr>
+      </w:r>
+      <w:r>
+        <w:rPr>
+          <w:lang w:val="fr_FR" w:bidi="fr_FR"/>
+        </w:rPr>
+      </w:r>
+    </w:p>
+    <w:p>
+      <w:pPr/>
+      <w:r>
+        <w:rPr>
+          <w:lang w:val="fr_FR" w:bidi="fr_FR"/>
+        </w:rPr>
+      </w:r>
     </w:p>
     <w:p>
       <w:pPr>
         <w:pStyle w:val="Heading2"/>
       </w:pPr>
       <w:r>
+        <w:rPr>
+          <w:lang w:val="fr_FR" w:bidi="fr_FR"/>
+        </w:rPr>
         <w:t>Michée 6.1–2</w:t>
       </w:r>
-      <w:r/>
-    </w:p>
-    <w:p>
-      <w:r/>
-      <w:r>
+      <w:r>
+        <w:rPr>
+          <w:lang w:val="fr_FR" w:bidi="fr_FR"/>
+        </w:rPr>
+      </w:r>
+    </w:p>
+    <w:p>
+      <w:pPr/>
+      <w:r>
+        <w:rPr>
+          <w:lang w:val="fr_FR" w:bidi="fr_FR"/>
+        </w:rPr>
+      </w:r>
+      <w:r>
+        <w:rPr>
+          <w:lang w:val="fr_FR" w:bidi="fr_FR"/>
+        </w:rPr>
         <w:t xml:space="preserve">montagnes… collines : Toute la création est appelée comme témoin (cf. </w:t>
       </w:r>
       <w:hyperlink r:id="rId131">
         <w:r>
           <w:rPr>
+            <w:lang w:val="fr_FR" w:bidi="fr_FR"/>
+          </w:rPr>
+          <w:rPr>
             <w:color w:val="0000EE"/>
             <w:u w:val="single"/>
           </w:rPr>
@@ -2893,31 +5428,65 @@
         </w:r>
       </w:hyperlink>
       <w:r>
+        <w:rPr>
+          <w:lang w:val="fr_FR" w:bidi="fr_FR"/>
+        </w:rPr>
         <w:t>) ; dans d’autres traités de l’ancien Proche-Orient, les dieux des pays respectifs étaient appelés comme témoins.</w:t>
       </w:r>
-      <w:r/>
-      <w:r/>
-    </w:p>
-    <w:p>
-      <w:r/>
+      <w:r>
+        <w:rPr>
+          <w:lang w:val="fr_FR" w:bidi="fr_FR"/>
+        </w:rPr>
+      </w:r>
+      <w:r>
+        <w:rPr>
+          <w:lang w:val="fr_FR" w:bidi="fr_FR"/>
+        </w:rPr>
+      </w:r>
+    </w:p>
+    <w:p>
+      <w:pPr/>
+      <w:r>
+        <w:rPr>
+          <w:lang w:val="fr_FR" w:bidi="fr_FR"/>
+        </w:rPr>
+      </w:r>
     </w:p>
     <w:p>
       <w:pPr>
         <w:pStyle w:val="Heading2"/>
       </w:pPr>
       <w:r>
+        <w:rPr>
+          <w:lang w:val="fr_FR" w:bidi="fr_FR"/>
+        </w:rPr>
         <w:t>Michée 6.1–16</w:t>
       </w:r>
-      <w:r/>
-    </w:p>
-    <w:p>
-      <w:r/>
-      <w:r>
+      <w:r>
+        <w:rPr>
+          <w:lang w:val="fr_FR" w:bidi="fr_FR"/>
+        </w:rPr>
+      </w:r>
+    </w:p>
+    <w:p>
+      <w:pPr/>
+      <w:r>
+        <w:rPr>
+          <w:lang w:val="fr_FR" w:bidi="fr_FR"/>
+        </w:rPr>
+      </w:r>
+      <w:r>
+        <w:rPr>
+          <w:lang w:val="fr_FR" w:bidi="fr_FR"/>
+        </w:rPr>
         <w:t xml:space="preserve">Le Seigneur a présenté, argumenté et décidé l’affaire contre son peuple rebelle, Israël. Cette section est formellement présentée comme un procès juridique (cf. </w:t>
       </w:r>
       <w:hyperlink r:id="rId132">
         <w:r>
           <w:rPr>
+            <w:lang w:val="fr_FR" w:bidi="fr_FR"/>
+          </w:rPr>
+          <w:rPr>
             <w:color w:val="0000EE"/>
             <w:u w:val="single"/>
           </w:rPr>
@@ -2925,11 +5494,17 @@
         </w:r>
       </w:hyperlink>
       <w:r>
+        <w:rPr>
+          <w:lang w:val="fr_FR" w:bidi="fr_FR"/>
+        </w:rPr>
         <w:t xml:space="preserve"> ; </w:t>
       </w:r>
       <w:hyperlink r:id="rId133">
         <w:r>
           <w:rPr>
+            <w:lang w:val="fr_FR" w:bidi="fr_FR"/>
+          </w:rPr>
+          <w:rPr>
             <w:color w:val="0000EE"/>
             <w:u w:val="single"/>
           </w:rPr>
@@ -2937,11 +5512,17 @@
         </w:r>
       </w:hyperlink>
       <w:r>
+        <w:rPr>
+          <w:lang w:val="fr_FR" w:bidi="fr_FR"/>
+        </w:rPr>
         <w:t xml:space="preserve">; </w:t>
       </w:r>
       <w:hyperlink r:id="rId134">
         <w:r>
           <w:rPr>
+            <w:lang w:val="fr_FR" w:bidi="fr_FR"/>
+          </w:rPr>
+          <w:rPr>
             <w:color w:val="0000EE"/>
             <w:u w:val="single"/>
           </w:rPr>
@@ -2949,11 +5530,17 @@
         </w:r>
       </w:hyperlink>
       <w:r>
+        <w:rPr>
+          <w:lang w:val="fr_FR" w:bidi="fr_FR"/>
+        </w:rPr>
         <w:t>). En utilisant le scénario de la salle d’audience, le Seigneur a défié son peuple de présenter leur cas contre lui, car il avait un cas contre eux (</w:t>
       </w:r>
       <w:hyperlink r:id="rId135">
         <w:r>
           <w:rPr>
+            <w:lang w:val="fr_FR" w:bidi="fr_FR"/>
+          </w:rPr>
+          <w:rPr>
             <w:color w:val="0000EE"/>
             <w:u w:val="single"/>
           </w:rPr>
@@ -2961,11 +5548,17 @@
         </w:r>
       </w:hyperlink>
       <w:r>
+        <w:rPr>
+          <w:lang w:val="fr_FR" w:bidi="fr_FR"/>
+        </w:rPr>
         <w:t>) — ils n’avaient pas rempli ses exigences (</w:t>
       </w:r>
       <w:hyperlink r:id="rId136">
         <w:r>
           <w:rPr>
+            <w:lang w:val="fr_FR" w:bidi="fr_FR"/>
+          </w:rPr>
+          <w:rPr>
             <w:color w:val="0000EE"/>
             <w:u w:val="single"/>
           </w:rPr>
@@ -2973,11 +5566,17 @@
         </w:r>
       </w:hyperlink>
       <w:r>
+        <w:rPr>
+          <w:lang w:val="fr_FR" w:bidi="fr_FR"/>
+        </w:rPr>
         <w:t>), donc ils étaient coupables (</w:t>
       </w:r>
       <w:hyperlink r:id="rId137">
         <w:r>
           <w:rPr>
+            <w:lang w:val="fr_FR" w:bidi="fr_FR"/>
+          </w:rPr>
+          <w:rPr>
             <w:color w:val="0000EE"/>
             <w:u w:val="single"/>
           </w:rPr>
@@ -2985,11 +5584,17 @@
         </w:r>
       </w:hyperlink>
       <w:r>
+        <w:rPr>
+          <w:lang w:val="fr_FR" w:bidi="fr_FR"/>
+        </w:rPr>
         <w:t>). Le verdict de culpabilité est suivi par la condamnation d’Israël (</w:t>
       </w:r>
       <w:hyperlink r:id="rId138">
         <w:r>
           <w:rPr>
+            <w:lang w:val="fr_FR" w:bidi="fr_FR"/>
+          </w:rPr>
+          <w:rPr>
             <w:color w:val="0000EE"/>
             <w:u w:val="single"/>
           </w:rPr>
@@ -2997,31 +5602,65 @@
         </w:r>
       </w:hyperlink>
       <w:r>
+        <w:rPr>
+          <w:lang w:val="fr_FR" w:bidi="fr_FR"/>
+        </w:rPr>
         <w:t>).</w:t>
       </w:r>
-      <w:r/>
-      <w:r/>
-    </w:p>
-    <w:p>
-      <w:r/>
+      <w:r>
+        <w:rPr>
+          <w:lang w:val="fr_FR" w:bidi="fr_FR"/>
+        </w:rPr>
+      </w:r>
+      <w:r>
+        <w:rPr>
+          <w:lang w:val="fr_FR" w:bidi="fr_FR"/>
+        </w:rPr>
+      </w:r>
+    </w:p>
+    <w:p>
+      <w:pPr/>
+      <w:r>
+        <w:rPr>
+          <w:lang w:val="fr_FR" w:bidi="fr_FR"/>
+        </w:rPr>
+      </w:r>
     </w:p>
     <w:p>
       <w:pPr>
         <w:pStyle w:val="Heading2"/>
       </w:pPr>
       <w:r>
+        <w:rPr>
+          <w:lang w:val="fr_FR" w:bidi="fr_FR"/>
+        </w:rPr>
         <w:t>Michée 6.3</w:t>
       </w:r>
-      <w:r/>
-    </w:p>
-    <w:p>
-      <w:r/>
-      <w:r>
+      <w:r>
+        <w:rPr>
+          <w:lang w:val="fr_FR" w:bidi="fr_FR"/>
+        </w:rPr>
+      </w:r>
+    </w:p>
+    <w:p>
+      <w:pPr/>
+      <w:r>
+        <w:rPr>
+          <w:lang w:val="fr_FR" w:bidi="fr_FR"/>
+        </w:rPr>
+      </w:r>
+      <w:r>
+        <w:rPr>
+          <w:lang w:val="fr_FR" w:bidi="fr_FR"/>
+        </w:rPr>
         <w:t>t’ai-je fatigué : Le Seigneur demande rhétoriquement s’il a fait quelque chose pour détourner Israël de lui. Mais leur mépris pour Dieu provient de leur propre ingratitude (</w:t>
       </w:r>
       <w:hyperlink r:id="rId139">
         <w:r>
           <w:rPr>
+            <w:lang w:val="fr_FR" w:bidi="fr_FR"/>
+          </w:rPr>
+          <w:rPr>
             <w:color w:val="0000EE"/>
             <w:u w:val="single"/>
           </w:rPr>
@@ -3029,31 +5668,65 @@
         </w:r>
       </w:hyperlink>
       <w:r>
+        <w:rPr>
+          <w:lang w:val="fr_FR" w:bidi="fr_FR"/>
+        </w:rPr>
         <w:t>).</w:t>
       </w:r>
-      <w:r/>
-      <w:r/>
-    </w:p>
-    <w:p>
-      <w:r/>
+      <w:r>
+        <w:rPr>
+          <w:lang w:val="fr_FR" w:bidi="fr_FR"/>
+        </w:rPr>
+      </w:r>
+      <w:r>
+        <w:rPr>
+          <w:lang w:val="fr_FR" w:bidi="fr_FR"/>
+        </w:rPr>
+      </w:r>
+    </w:p>
+    <w:p>
+      <w:pPr/>
+      <w:r>
+        <w:rPr>
+          <w:lang w:val="fr_FR" w:bidi="fr_FR"/>
+        </w:rPr>
+      </w:r>
     </w:p>
     <w:p>
       <w:pPr>
         <w:pStyle w:val="Heading2"/>
       </w:pPr>
       <w:r>
+        <w:rPr>
+          <w:lang w:val="fr_FR" w:bidi="fr_FR"/>
+        </w:rPr>
         <w:t>Michée 6.4–5</w:t>
       </w:r>
-      <w:r/>
-    </w:p>
-    <w:p>
-      <w:r/>
-      <w:r>
+      <w:r>
+        <w:rPr>
+          <w:lang w:val="fr_FR" w:bidi="fr_FR"/>
+        </w:rPr>
+      </w:r>
+    </w:p>
+    <w:p>
+      <w:pPr/>
+      <w:r>
+        <w:rPr>
+          <w:lang w:val="fr_FR" w:bidi="fr_FR"/>
+        </w:rPr>
+      </w:r>
+      <w:r>
+        <w:rPr>
+          <w:lang w:val="fr_FR" w:bidi="fr_FR"/>
+        </w:rPr>
         <w:t>Le Seigneur avait fait sortir Israël d’Égypte et les avait préservés et bénis tout au long de leur voyage vers la Terre Promise. Dieu encourageait et avertissait Israël de toujours se souvenir de ce qu’il avait fait pour eux depuis le Sinaï (</w:t>
       </w:r>
       <w:hyperlink r:id="rId140">
         <w:r>
           <w:rPr>
+            <w:lang w:val="fr_FR" w:bidi="fr_FR"/>
+          </w:rPr>
+          <w:rPr>
             <w:color w:val="0000EE"/>
             <w:u w:val="single"/>
           </w:rPr>
@@ -3061,11 +5734,17 @@
         </w:r>
       </w:hyperlink>
       <w:r>
+        <w:rPr>
+          <w:lang w:val="fr_FR" w:bidi="fr_FR"/>
+        </w:rPr>
         <w:t xml:space="preserve"> ; </w:t>
       </w:r>
       <w:hyperlink r:id="rId141">
         <w:r>
           <w:rPr>
+            <w:lang w:val="fr_FR" w:bidi="fr_FR"/>
+          </w:rPr>
+          <w:rPr>
             <w:color w:val="0000EE"/>
             <w:u w:val="single"/>
           </w:rPr>
@@ -3073,11 +5752,17 @@
         </w:r>
       </w:hyperlink>
       <w:r>
+        <w:rPr>
+          <w:lang w:val="fr_FR" w:bidi="fr_FR"/>
+        </w:rPr>
         <w:t xml:space="preserve"> ; </w:t>
       </w:r>
       <w:hyperlink r:id="rId142">
         <w:r>
           <w:rPr>
+            <w:lang w:val="fr_FR" w:bidi="fr_FR"/>
+          </w:rPr>
+          <w:rPr>
             <w:color w:val="0000EE"/>
             <w:u w:val="single"/>
           </w:rPr>
@@ -3085,11 +5770,17 @@
         </w:r>
       </w:hyperlink>
       <w:r>
+        <w:rPr>
+          <w:lang w:val="fr_FR" w:bidi="fr_FR"/>
+        </w:rPr>
         <w:t xml:space="preserve">; </w:t>
       </w:r>
       <w:hyperlink r:id="rId143">
         <w:r>
           <w:rPr>
+            <w:lang w:val="fr_FR" w:bidi="fr_FR"/>
+          </w:rPr>
+          <w:rPr>
             <w:color w:val="0000EE"/>
             <w:u w:val="single"/>
           </w:rPr>
@@ -3097,11 +5788,17 @@
         </w:r>
       </w:hyperlink>
       <w:r>
+        <w:rPr>
+          <w:lang w:val="fr_FR" w:bidi="fr_FR"/>
+        </w:rPr>
         <w:t xml:space="preserve">; voir aussi </w:t>
       </w:r>
       <w:hyperlink r:id="rId144">
         <w:r>
           <w:rPr>
+            <w:lang w:val="fr_FR" w:bidi="fr_FR"/>
+          </w:rPr>
+          <w:rPr>
             <w:color w:val="0000EE"/>
             <w:u w:val="single"/>
           </w:rPr>
@@ -3109,11 +5806,17 @@
         </w:r>
       </w:hyperlink>
       <w:r>
+        <w:rPr>
+          <w:lang w:val="fr_FR" w:bidi="fr_FR"/>
+        </w:rPr>
         <w:t xml:space="preserve">, </w:t>
       </w:r>
       <w:hyperlink r:id="rId145">
         <w:r>
           <w:rPr>
+            <w:lang w:val="fr_FR" w:bidi="fr_FR"/>
+          </w:rPr>
+          <w:rPr>
             <w:color w:val="0000EE"/>
             <w:u w:val="single"/>
           </w:rPr>
@@ -3121,11 +5824,17 @@
         </w:r>
       </w:hyperlink>
       <w:r>
+        <w:rPr>
+          <w:lang w:val="fr_FR" w:bidi="fr_FR"/>
+        </w:rPr>
         <w:t xml:space="preserve">). • Balak… Balaam : (voir </w:t>
       </w:r>
       <w:hyperlink r:id="rId146">
         <w:r>
           <w:rPr>
+            <w:lang w:val="fr_FR" w:bidi="fr_FR"/>
+          </w:rPr>
+          <w:rPr>
             <w:color w:val="0000EE"/>
             <w:u w:val="single"/>
           </w:rPr>
@@ -3133,20 +5842,30 @@
         </w:r>
       </w:hyperlink>
       <w:r>
+        <w:rPr>
+          <w:lang w:val="fr_FR" w:bidi="fr_FR"/>
+        </w:rPr>
         <w:t>). • Le Bosquet d’Acacia</w:t>
       </w:r>
       <w:r>
         <w:rPr>
           <w:i/>
+          <w:lang w:val="fr_FR" w:bidi="fr_FR"/>
         </w:rPr>
         <w:t>,</w:t>
       </w:r>
       <w:r>
+        <w:rPr>
+          <w:lang w:val="fr_FR" w:bidi="fr_FR"/>
+        </w:rPr>
         <w:t xml:space="preserve"> situé à l’est du Jourdain, était le camp de base d’Israël avant d’entrer dans la Terre Promise (voir </w:t>
       </w:r>
       <w:hyperlink r:id="rId147">
         <w:r>
           <w:rPr>
+            <w:lang w:val="fr_FR" w:bidi="fr_FR"/>
+          </w:rPr>
+          <w:rPr>
             <w:color w:val="0000EE"/>
             <w:u w:val="single"/>
           </w:rPr>
@@ -3154,11 +5873,17 @@
         </w:r>
       </w:hyperlink>
       <w:r>
+        <w:rPr>
+          <w:lang w:val="fr_FR" w:bidi="fr_FR"/>
+        </w:rPr>
         <w:t xml:space="preserve"> ; </w:t>
       </w:r>
       <w:hyperlink r:id="rId148">
         <w:r>
           <w:rPr>
+            <w:lang w:val="fr_FR" w:bidi="fr_FR"/>
+          </w:rPr>
+          <w:rPr>
             <w:color w:val="0000EE"/>
             <w:u w:val="single"/>
           </w:rPr>
@@ -3166,11 +5891,17 @@
         </w:r>
       </w:hyperlink>
       <w:r>
+        <w:rPr>
+          <w:lang w:val="fr_FR" w:bidi="fr_FR"/>
+        </w:rPr>
         <w:t xml:space="preserve"> ; </w:t>
       </w:r>
       <w:hyperlink r:id="rId149">
         <w:r>
           <w:rPr>
+            <w:lang w:val="fr_FR" w:bidi="fr_FR"/>
+          </w:rPr>
+          <w:rPr>
             <w:color w:val="0000EE"/>
             <w:u w:val="single"/>
           </w:rPr>
@@ -3178,31 +5909,65 @@
         </w:r>
       </w:hyperlink>
       <w:r>
+        <w:rPr>
+          <w:lang w:val="fr_FR" w:bidi="fr_FR"/>
+        </w:rPr>
         <w:t>). Le voyage de cet endroit vers Guilgal (à l’ouest du Jourdain) témoigne de la fidélité de Dieu à son alliance. Les actes de salut de Dieu ont amené les Israélites à la Terre Promise.</w:t>
       </w:r>
-      <w:r/>
-      <w:r/>
-    </w:p>
-    <w:p>
-      <w:r/>
+      <w:r>
+        <w:rPr>
+          <w:lang w:val="fr_FR" w:bidi="fr_FR"/>
+        </w:rPr>
+      </w:r>
+      <w:r>
+        <w:rPr>
+          <w:lang w:val="fr_FR" w:bidi="fr_FR"/>
+        </w:rPr>
+      </w:r>
+    </w:p>
+    <w:p>
+      <w:pPr/>
+      <w:r>
+        <w:rPr>
+          <w:lang w:val="fr_FR" w:bidi="fr_FR"/>
+        </w:rPr>
+      </w:r>
     </w:p>
     <w:p>
       <w:pPr>
         <w:pStyle w:val="Heading2"/>
       </w:pPr>
       <w:r>
+        <w:rPr>
+          <w:lang w:val="fr_FR" w:bidi="fr_FR"/>
+        </w:rPr>
         <w:t>Michée 6.6–7</w:t>
       </w:r>
-      <w:r/>
-    </w:p>
-    <w:p>
-      <w:r/>
-      <w:r>
+      <w:r>
+        <w:rPr>
+          <w:lang w:val="fr_FR" w:bidi="fr_FR"/>
+        </w:rPr>
+      </w:r>
+    </w:p>
+    <w:p>
+      <w:pPr/>
+      <w:r>
+        <w:rPr>
+          <w:lang w:val="fr_FR" w:bidi="fr_FR"/>
+        </w:rPr>
+      </w:r>
+      <w:r>
+        <w:rPr>
+          <w:lang w:val="fr_FR" w:bidi="fr_FR"/>
+        </w:rPr>
         <w:t>Le cas d’Israël était désespéré, mais ils ont interrogé le Seigneur sur la manière de l’apaiser ou de lui plaire. Les objets proposés sont énumérés dans un ordre croissant de signification, allant des veaux aux béliers et de l’huile d’olive aux premiers-nés. Rien de tout cela n’était suffisant ou acceptable pour Dieu, qui juge le cœur (</w:t>
       </w:r>
       <w:hyperlink r:id="rId150">
         <w:r>
           <w:rPr>
+            <w:lang w:val="fr_FR" w:bidi="fr_FR"/>
+          </w:rPr>
+          <w:rPr>
             <w:color w:val="0000EE"/>
             <w:u w:val="single"/>
           </w:rPr>
@@ -3210,11 +5975,17 @@
         </w:r>
       </w:hyperlink>
       <w:r>
+        <w:rPr>
+          <w:lang w:val="fr_FR" w:bidi="fr_FR"/>
+        </w:rPr>
         <w:t xml:space="preserve"> ; </w:t>
       </w:r>
       <w:hyperlink r:id="rId151">
         <w:r>
           <w:rPr>
+            <w:lang w:val="fr_FR" w:bidi="fr_FR"/>
+          </w:rPr>
+          <w:rPr>
             <w:color w:val="0000EE"/>
             <w:u w:val="single"/>
           </w:rPr>
@@ -3222,11 +5993,17 @@
         </w:r>
       </w:hyperlink>
       <w:r>
+        <w:rPr>
+          <w:lang w:val="fr_FR" w:bidi="fr_FR"/>
+        </w:rPr>
         <w:t xml:space="preserve"> ; </w:t>
       </w:r>
       <w:hyperlink r:id="rId152">
         <w:r>
           <w:rPr>
+            <w:lang w:val="fr_FR" w:bidi="fr_FR"/>
+          </w:rPr>
+          <w:rPr>
             <w:color w:val="0000EE"/>
             <w:u w:val="single"/>
           </w:rPr>
@@ -3234,31 +6011,65 @@
         </w:r>
       </w:hyperlink>
       <w:r>
+        <w:rPr>
+          <w:lang w:val="fr_FR" w:bidi="fr_FR"/>
+        </w:rPr>
         <w:t>).</w:t>
       </w:r>
-      <w:r/>
-      <w:r/>
-    </w:p>
-    <w:p>
-      <w:r/>
+      <w:r>
+        <w:rPr>
+          <w:lang w:val="fr_FR" w:bidi="fr_FR"/>
+        </w:rPr>
+      </w:r>
+      <w:r>
+        <w:rPr>
+          <w:lang w:val="fr_FR" w:bidi="fr_FR"/>
+        </w:rPr>
+      </w:r>
+    </w:p>
+    <w:p>
+      <w:pPr/>
+      <w:r>
+        <w:rPr>
+          <w:lang w:val="fr_FR" w:bidi="fr_FR"/>
+        </w:rPr>
+      </w:r>
     </w:p>
     <w:p>
       <w:pPr>
         <w:pStyle w:val="Heading2"/>
       </w:pPr>
       <w:r>
+        <w:rPr>
+          <w:lang w:val="fr_FR" w:bidi="fr_FR"/>
+        </w:rPr>
         <w:t>Michée 6.8</w:t>
       </w:r>
-      <w:r/>
-    </w:p>
-    <w:p>
-      <w:r/>
-      <w:r>
+      <w:r>
+        <w:rPr>
+          <w:lang w:val="fr_FR" w:bidi="fr_FR"/>
+        </w:rPr>
+      </w:r>
+    </w:p>
+    <w:p>
+      <w:pPr/>
+      <w:r>
+        <w:rPr>
+          <w:lang w:val="fr_FR" w:bidi="fr_FR"/>
+        </w:rPr>
+      </w:r>
+      <w:r>
+        <w:rPr>
+          <w:lang w:val="fr_FR" w:bidi="fr_FR"/>
+        </w:rPr>
         <w:t>Le bien signifie ce qui est juste aux yeux de Dieu ; Dieu est la source de toute bonté (</w:t>
       </w:r>
       <w:hyperlink r:id="rId153">
         <w:r>
           <w:rPr>
+            <w:lang w:val="fr_FR" w:bidi="fr_FR"/>
+          </w:rPr>
+          <w:rPr>
             <w:color w:val="0000EE"/>
             <w:u w:val="single"/>
           </w:rPr>
@@ -3266,11 +6077,17 @@
         </w:r>
       </w:hyperlink>
       <w:r>
+        <w:rPr>
+          <w:lang w:val="fr_FR" w:bidi="fr_FR"/>
+        </w:rPr>
         <w:t xml:space="preserve"> ; </w:t>
       </w:r>
       <w:hyperlink r:id="rId154">
         <w:r>
           <w:rPr>
+            <w:lang w:val="fr_FR" w:bidi="fr_FR"/>
+          </w:rPr>
+          <w:rPr>
             <w:color w:val="0000EE"/>
             <w:u w:val="single"/>
           </w:rPr>
@@ -3278,11 +6095,17 @@
         </w:r>
       </w:hyperlink>
       <w:r>
+        <w:rPr>
+          <w:lang w:val="fr_FR" w:bidi="fr_FR"/>
+        </w:rPr>
         <w:t xml:space="preserve"> ; </w:t>
       </w:r>
       <w:hyperlink r:id="rId155">
         <w:r>
           <w:rPr>
+            <w:lang w:val="fr_FR" w:bidi="fr_FR"/>
+          </w:rPr>
+          <w:rPr>
             <w:color w:val="0000EE"/>
             <w:u w:val="single"/>
           </w:rPr>
@@ -3290,11 +6113,17 @@
         </w:r>
       </w:hyperlink>
       <w:r>
+        <w:rPr>
+          <w:lang w:val="fr_FR" w:bidi="fr_FR"/>
+        </w:rPr>
         <w:t xml:space="preserve"> ; </w:t>
       </w:r>
       <w:hyperlink r:id="rId156">
         <w:r>
           <w:rPr>
+            <w:lang w:val="fr_FR" w:bidi="fr_FR"/>
+          </w:rPr>
+          <w:rPr>
             <w:color w:val="0000EE"/>
             <w:u w:val="single"/>
           </w:rPr>
@@ -3302,29 +6131,43 @@
         </w:r>
       </w:hyperlink>
       <w:r>
+        <w:rPr>
+          <w:lang w:val="fr_FR" w:bidi="fr_FR"/>
+        </w:rPr>
         <w:t xml:space="preserve">). • la justice (en hébreu </w:t>
       </w:r>
       <w:r>
         <w:rPr>
           <w:i/>
+          <w:lang w:val="fr_FR" w:bidi="fr_FR"/>
         </w:rPr>
         <w:t>mishpat</w:t>
       </w:r>
       <w:r>
+        <w:rPr>
+          <w:lang w:val="fr_FR" w:bidi="fr_FR"/>
+        </w:rPr>
         <w:t xml:space="preserve">) : l’ordre de Dieu dans le monde exige un traitement équitable des autres, sans manipulation ni oppression. • la miséricorde (en hébreu </w:t>
       </w:r>
       <w:r>
         <w:rPr>
           <w:i/>
+          <w:lang w:val="fr_FR" w:bidi="fr_FR"/>
         </w:rPr>
         <w:t>khesed</w:t>
       </w:r>
       <w:r>
+        <w:rPr>
+          <w:lang w:val="fr_FR" w:bidi="fr_FR"/>
+        </w:rPr>
         <w:t xml:space="preserve">) : Cette loyauté passionnée et imméritée est la qualité définissante du caractère saint de Dieu (voir </w:t>
       </w:r>
       <w:hyperlink r:id="rId145">
         <w:r>
           <w:rPr>
+            <w:lang w:val="fr_FR" w:bidi="fr_FR"/>
+          </w:rPr>
+          <w:rPr>
             <w:color w:val="0000EE"/>
             <w:u w:val="single"/>
           </w:rPr>
@@ -3332,11 +6175,17 @@
         </w:r>
       </w:hyperlink>
       <w:r>
+        <w:rPr>
+          <w:lang w:val="fr_FR" w:bidi="fr_FR"/>
+        </w:rPr>
         <w:t xml:space="preserve">). Ceux qui connaissent Dieu agiront de la même manière envers les autres (voir </w:t>
       </w:r>
       <w:hyperlink r:id="rId157">
         <w:r>
           <w:rPr>
+            <w:lang w:val="fr_FR" w:bidi="fr_FR"/>
+          </w:rPr>
+          <w:rPr>
             <w:color w:val="0000EE"/>
             <w:u w:val="single"/>
           </w:rPr>
@@ -3344,11 +6193,17 @@
         </w:r>
       </w:hyperlink>
       <w:r>
+        <w:rPr>
+          <w:lang w:val="fr_FR" w:bidi="fr_FR"/>
+        </w:rPr>
         <w:t xml:space="preserve"> ; </w:t>
       </w:r>
       <w:hyperlink r:id="rId158">
         <w:r>
           <w:rPr>
+            <w:lang w:val="fr_FR" w:bidi="fr_FR"/>
+          </w:rPr>
+          <w:rPr>
             <w:color w:val="0000EE"/>
             <w:u w:val="single"/>
           </w:rPr>
@@ -3356,11 +6211,17 @@
         </w:r>
       </w:hyperlink>
       <w:r>
+        <w:rPr>
+          <w:lang w:val="fr_FR" w:bidi="fr_FR"/>
+        </w:rPr>
         <w:t xml:space="preserve"> ; </w:t>
       </w:r>
       <w:hyperlink r:id="rId159">
         <w:r>
           <w:rPr>
+            <w:lang w:val="fr_FR" w:bidi="fr_FR"/>
+          </w:rPr>
+          <w:rPr>
             <w:color w:val="0000EE"/>
             <w:u w:val="single"/>
           </w:rPr>
@@ -3368,29 +6229,43 @@
         </w:r>
       </w:hyperlink>
       <w:r>
+        <w:rPr>
+          <w:lang w:val="fr_FR" w:bidi="fr_FR"/>
+        </w:rPr>
         <w:t xml:space="preserve">). • que tu marches humblement : L’humilité doit caractériser le peuple de Dieu. Ils ne doivent pas vivre en étant arrogants ou spécialement privilégiés. Ils doivent être humbles et craindre Dieu pieusement. Les termes </w:t>
       </w:r>
       <w:r>
         <w:rPr>
           <w:i/>
+          <w:lang w:val="fr_FR" w:bidi="fr_FR"/>
         </w:rPr>
         <w:t>mishpat</w:t>
       </w:r>
       <w:r>
+        <w:rPr>
+          <w:lang w:val="fr_FR" w:bidi="fr_FR"/>
+        </w:rPr>
         <w:t xml:space="preserve"> et </w:t>
       </w:r>
       <w:r>
         <w:rPr>
           <w:i/>
+          <w:lang w:val="fr_FR" w:bidi="fr_FR"/>
         </w:rPr>
         <w:t>khesed</w:t>
       </w:r>
       <w:r>
+        <w:rPr>
+          <w:lang w:val="fr_FR" w:bidi="fr_FR"/>
+        </w:rPr>
         <w:t xml:space="preserve"> sont incompatibles avec l’arrogance humaine. Dieu désire que nous partagions avec lui dans une relation intime continue (une « marche » ; cf. </w:t>
       </w:r>
       <w:hyperlink r:id="rId160">
         <w:r>
           <w:rPr>
+            <w:lang w:val="fr_FR" w:bidi="fr_FR"/>
+          </w:rPr>
+          <w:rPr>
             <w:color w:val="0000EE"/>
             <w:u w:val="single"/>
           </w:rPr>
@@ -3398,11 +6273,17 @@
         </w:r>
       </w:hyperlink>
       <w:r>
+        <w:rPr>
+          <w:lang w:val="fr_FR" w:bidi="fr_FR"/>
+        </w:rPr>
         <w:t xml:space="preserve"> ; </w:t>
       </w:r>
       <w:hyperlink r:id="rId161">
         <w:r>
           <w:rPr>
+            <w:lang w:val="fr_FR" w:bidi="fr_FR"/>
+          </w:rPr>
+          <w:rPr>
             <w:color w:val="0000EE"/>
             <w:u w:val="single"/>
           </w:rPr>
@@ -3410,31 +6291,65 @@
         </w:r>
       </w:hyperlink>
       <w:r>
+        <w:rPr>
+          <w:lang w:val="fr_FR" w:bidi="fr_FR"/>
+        </w:rPr>
         <w:t>) qui transforme notre manière de nous rapporter aux autres.</w:t>
       </w:r>
-      <w:r/>
-      <w:r/>
-    </w:p>
-    <w:p>
-      <w:r/>
+      <w:r>
+        <w:rPr>
+          <w:lang w:val="fr_FR" w:bidi="fr_FR"/>
+        </w:rPr>
+      </w:r>
+      <w:r>
+        <w:rPr>
+          <w:lang w:val="fr_FR" w:bidi="fr_FR"/>
+        </w:rPr>
+      </w:r>
+    </w:p>
+    <w:p>
+      <w:pPr/>
+      <w:r>
+        <w:rPr>
+          <w:lang w:val="fr_FR" w:bidi="fr_FR"/>
+        </w:rPr>
+      </w:r>
     </w:p>
     <w:p>
       <w:pPr>
         <w:pStyle w:val="Heading2"/>
       </w:pPr>
       <w:r>
+        <w:rPr>
+          <w:lang w:val="fr_FR" w:bidi="fr_FR"/>
+        </w:rPr>
         <w:t>Michée 6.9</w:t>
       </w:r>
-      <w:r/>
-    </w:p>
-    <w:p>
-      <w:r/>
-      <w:r>
+      <w:r>
+        <w:rPr>
+          <w:lang w:val="fr_FR" w:bidi="fr_FR"/>
+        </w:rPr>
+      </w:r>
+    </w:p>
+    <w:p>
+      <w:pPr/>
+      <w:r>
+        <w:rPr>
+          <w:lang w:val="fr_FR" w:bidi="fr_FR"/>
+        </w:rPr>
+      </w:r>
+      <w:r>
+        <w:rPr>
+          <w:lang w:val="fr_FR" w:bidi="fr_FR"/>
+        </w:rPr>
         <w:t xml:space="preserve">Celui qui est sage craindra ton nom : la voix de Dieu appelle tout le monde à Jérusalem pour apprendre la sagesse (cf. </w:t>
       </w:r>
       <w:hyperlink r:id="rId162">
         <w:r>
           <w:rPr>
+            <w:lang w:val="fr_FR" w:bidi="fr_FR"/>
+          </w:rPr>
+          <w:rPr>
             <w:color w:val="0000EE"/>
             <w:u w:val="single"/>
           </w:rPr>
@@ -3442,11 +6357,17 @@
         </w:r>
       </w:hyperlink>
       <w:r>
+        <w:rPr>
+          <w:lang w:val="fr_FR" w:bidi="fr_FR"/>
+        </w:rPr>
         <w:t xml:space="preserve">, </w:t>
       </w:r>
       <w:hyperlink r:id="rId163">
         <w:r>
           <w:rPr>
+            <w:lang w:val="fr_FR" w:bidi="fr_FR"/>
+          </w:rPr>
+          <w:rPr>
             <w:color w:val="0000EE"/>
             <w:u w:val="single"/>
           </w:rPr>
@@ -3454,11 +6375,17 @@
         </w:r>
       </w:hyperlink>
       <w:r>
+        <w:rPr>
+          <w:lang w:val="fr_FR" w:bidi="fr_FR"/>
+        </w:rPr>
         <w:t xml:space="preserve">, </w:t>
       </w:r>
       <w:hyperlink r:id="rId164">
         <w:r>
           <w:rPr>
+            <w:lang w:val="fr_FR" w:bidi="fr_FR"/>
+          </w:rPr>
+          <w:rPr>
             <w:color w:val="0000EE"/>
             <w:u w:val="single"/>
           </w:rPr>
@@ -3466,11 +6393,17 @@
         </w:r>
       </w:hyperlink>
       <w:r>
+        <w:rPr>
+          <w:lang w:val="fr_FR" w:bidi="fr_FR"/>
+        </w:rPr>
         <w:t>). • Entendez la verge et celui qui l’envoie : l’Assyrie exécutera le plan du Seigneur pour détruire Samarie, tandis que Babylone sera l’instrument de destruction pour Jérusalem (</w:t>
       </w:r>
       <w:hyperlink r:id="rId165">
         <w:r>
           <w:rPr>
+            <w:lang w:val="fr_FR" w:bidi="fr_FR"/>
+          </w:rPr>
+          <w:rPr>
             <w:color w:val="0000EE"/>
             <w:u w:val="single"/>
           </w:rPr>
@@ -3478,31 +6411,65 @@
         </w:r>
       </w:hyperlink>
       <w:r>
+        <w:rPr>
+          <w:lang w:val="fr_FR" w:bidi="fr_FR"/>
+        </w:rPr>
         <w:t>).</w:t>
       </w:r>
-      <w:r/>
-      <w:r/>
-    </w:p>
-    <w:p>
-      <w:r/>
+      <w:r>
+        <w:rPr>
+          <w:lang w:val="fr_FR" w:bidi="fr_FR"/>
+        </w:rPr>
+      </w:r>
+      <w:r>
+        <w:rPr>
+          <w:lang w:val="fr_FR" w:bidi="fr_FR"/>
+        </w:rPr>
+      </w:r>
+    </w:p>
+    <w:p>
+      <w:pPr/>
+      <w:r>
+        <w:rPr>
+          <w:lang w:val="fr_FR" w:bidi="fr_FR"/>
+        </w:rPr>
+      </w:r>
     </w:p>
     <w:p>
       <w:pPr>
         <w:pStyle w:val="Heading2"/>
       </w:pPr>
       <w:r>
+        <w:rPr>
+          <w:lang w:val="fr_FR" w:bidi="fr_FR"/>
+        </w:rPr>
         <w:t>Michée 6.9–16</w:t>
       </w:r>
-      <w:r/>
-    </w:p>
-    <w:p>
-      <w:r/>
-      <w:r>
+      <w:r>
+        <w:rPr>
+          <w:lang w:val="fr_FR" w:bidi="fr_FR"/>
+        </w:rPr>
+      </w:r>
+    </w:p>
+    <w:p>
+      <w:pPr/>
+      <w:r>
+        <w:rPr>
+          <w:lang w:val="fr_FR" w:bidi="fr_FR"/>
+        </w:rPr>
+      </w:r>
+      <w:r>
+        <w:rPr>
+          <w:lang w:val="fr_FR" w:bidi="fr_FR"/>
+        </w:rPr>
         <w:t>Les gens de Jérusalem étaient ici invités à tirer la leçon de Samarie : si vous opprimez les autres pour obtenir une abondance pour vous-même (</w:t>
       </w:r>
       <w:hyperlink r:id="rId166">
         <w:r>
           <w:rPr>
+            <w:lang w:val="fr_FR" w:bidi="fr_FR"/>
+          </w:rPr>
+          <w:rPr>
             <w:color w:val="0000EE"/>
             <w:u w:val="single"/>
           </w:rPr>
@@ -3510,11 +6477,17 @@
         </w:r>
       </w:hyperlink>
       <w:r>
+        <w:rPr>
+          <w:lang w:val="fr_FR" w:bidi="fr_FR"/>
+        </w:rPr>
         <w:t>), vous n’en aurez jamais assez, peu importe la quantité obtenue (</w:t>
       </w:r>
       <w:hyperlink r:id="rId167">
         <w:r>
           <w:rPr>
+            <w:lang w:val="fr_FR" w:bidi="fr_FR"/>
+          </w:rPr>
+          <w:rPr>
             <w:color w:val="0000EE"/>
             <w:u w:val="single"/>
           </w:rPr>
@@ -3522,11 +6495,17 @@
         </w:r>
       </w:hyperlink>
       <w:r>
+        <w:rPr>
+          <w:lang w:val="fr_FR" w:bidi="fr_FR"/>
+        </w:rPr>
         <w:t>), et finalement vous perdrez même celle-ci (</w:t>
       </w:r>
       <w:hyperlink r:id="rId25">
         <w:r>
           <w:rPr>
+            <w:lang w:val="fr_FR" w:bidi="fr_FR"/>
+          </w:rPr>
+          <w:rPr>
             <w:color w:val="0000EE"/>
             <w:u w:val="single"/>
           </w:rPr>
@@ -3534,11 +6513,17 @@
         </w:r>
       </w:hyperlink>
       <w:r>
+        <w:rPr>
+          <w:lang w:val="fr_FR" w:bidi="fr_FR"/>
+        </w:rPr>
         <w:t>). Il est approprié pour de telles personnes de devenir un objet de mépris, et non de recevoir honneur et adulation (</w:t>
       </w:r>
       <w:hyperlink r:id="rId25">
         <w:r>
           <w:rPr>
+            <w:lang w:val="fr_FR" w:bidi="fr_FR"/>
+          </w:rPr>
+          <w:rPr>
             <w:color w:val="0000EE"/>
             <w:u w:val="single"/>
           </w:rPr>
@@ -3546,31 +6531,65 @@
         </w:r>
       </w:hyperlink>
       <w:r>
+        <w:rPr>
+          <w:lang w:val="fr_FR" w:bidi="fr_FR"/>
+        </w:rPr>
         <w:t>).</w:t>
       </w:r>
-      <w:r/>
-      <w:r/>
-    </w:p>
-    <w:p>
-      <w:r/>
+      <w:r>
+        <w:rPr>
+          <w:lang w:val="fr_FR" w:bidi="fr_FR"/>
+        </w:rPr>
+      </w:r>
+      <w:r>
+        <w:rPr>
+          <w:lang w:val="fr_FR" w:bidi="fr_FR"/>
+        </w:rPr>
+      </w:r>
+    </w:p>
+    <w:p>
+      <w:pPr/>
+      <w:r>
+        <w:rPr>
+          <w:lang w:val="fr_FR" w:bidi="fr_FR"/>
+        </w:rPr>
+      </w:r>
     </w:p>
     <w:p>
       <w:pPr>
         <w:pStyle w:val="Heading2"/>
       </w:pPr>
       <w:r>
+        <w:rPr>
+          <w:lang w:val="fr_FR" w:bidi="fr_FR"/>
+        </w:rPr>
         <w:t>Michée 6.10–12</w:t>
       </w:r>
-      <w:r/>
-    </w:p>
-    <w:p>
-      <w:r/>
-      <w:r>
+      <w:r>
+        <w:rPr>
+          <w:lang w:val="fr_FR" w:bidi="fr_FR"/>
+        </w:rPr>
+      </w:r>
+    </w:p>
+    <w:p>
+      <w:pPr/>
+      <w:r>
+        <w:rPr>
+          <w:lang w:val="fr_FR" w:bidi="fr_FR"/>
+        </w:rPr>
+      </w:r>
+      <w:r>
+        <w:rPr>
+          <w:lang w:val="fr_FR" w:bidi="fr_FR"/>
+        </w:rPr>
         <w:t xml:space="preserve">Le Seigneur portait des accusations spécifiques contre son peuple, devenu une communauté de tromperie prête à être rejetée et détruite. Des richesses acquises de manière frauduleuse, des pratiques commerciales non éthiques, des menaces et de la violence caractérisaient ce supposé peuple de Dieu (voir </w:t>
       </w:r>
       <w:hyperlink r:id="rId168">
         <w:r>
           <w:rPr>
+            <w:lang w:val="fr_FR" w:bidi="fr_FR"/>
+          </w:rPr>
+          <w:rPr>
             <w:color w:val="0000EE"/>
             <w:u w:val="single"/>
           </w:rPr>
@@ -3578,11 +6597,17 @@
         </w:r>
       </w:hyperlink>
       <w:r>
+        <w:rPr>
+          <w:lang w:val="fr_FR" w:bidi="fr_FR"/>
+        </w:rPr>
         <w:t xml:space="preserve"> ; </w:t>
       </w:r>
       <w:hyperlink r:id="rId169">
         <w:r>
           <w:rPr>
+            <w:lang w:val="fr_FR" w:bidi="fr_FR"/>
+          </w:rPr>
+          <w:rPr>
             <w:color w:val="0000EE"/>
             <w:u w:val="single"/>
           </w:rPr>
@@ -3590,11 +6615,17 @@
         </w:r>
       </w:hyperlink>
       <w:r>
+        <w:rPr>
+          <w:lang w:val="fr_FR" w:bidi="fr_FR"/>
+        </w:rPr>
         <w:t xml:space="preserve"> ; </w:t>
       </w:r>
       <w:hyperlink r:id="rId170">
         <w:r>
           <w:rPr>
+            <w:lang w:val="fr_FR" w:bidi="fr_FR"/>
+          </w:rPr>
+          <w:rPr>
             <w:color w:val="0000EE"/>
             <w:u w:val="single"/>
           </w:rPr>
@@ -3602,11 +6633,17 @@
         </w:r>
       </w:hyperlink>
       <w:r>
+        <w:rPr>
+          <w:lang w:val="fr_FR" w:bidi="fr_FR"/>
+        </w:rPr>
         <w:t xml:space="preserve">). Ils ne pouvaient pas changer, car le mensonge était leur mode de vie (cf. </w:t>
       </w:r>
       <w:hyperlink r:id="rId171">
         <w:r>
           <w:rPr>
+            <w:lang w:val="fr_FR" w:bidi="fr_FR"/>
+          </w:rPr>
+          <w:rPr>
             <w:color w:val="0000EE"/>
             <w:u w:val="single"/>
           </w:rPr>
@@ -3614,31 +6651,65 @@
         </w:r>
       </w:hyperlink>
       <w:r>
+        <w:rPr>
+          <w:lang w:val="fr_FR" w:bidi="fr_FR"/>
+        </w:rPr>
         <w:t>). Israël était complètement corrompu.</w:t>
       </w:r>
-      <w:r/>
-      <w:r/>
-    </w:p>
-    <w:p>
-      <w:r/>
+      <w:r>
+        <w:rPr>
+          <w:lang w:val="fr_FR" w:bidi="fr_FR"/>
+        </w:rPr>
+      </w:r>
+      <w:r>
+        <w:rPr>
+          <w:lang w:val="fr_FR" w:bidi="fr_FR"/>
+        </w:rPr>
+      </w:r>
+    </w:p>
+    <w:p>
+      <w:pPr/>
+      <w:r>
+        <w:rPr>
+          <w:lang w:val="fr_FR" w:bidi="fr_FR"/>
+        </w:rPr>
+      </w:r>
     </w:p>
     <w:p>
       <w:pPr>
         <w:pStyle w:val="Heading2"/>
       </w:pPr>
       <w:r>
+        <w:rPr>
+          <w:lang w:val="fr_FR" w:bidi="fr_FR"/>
+        </w:rPr>
         <w:t>Michée 6.13–16</w:t>
       </w:r>
-      <w:r/>
-    </w:p>
-    <w:p>
-      <w:r/>
-      <w:r>
+      <w:r>
+        <w:rPr>
+          <w:lang w:val="fr_FR" w:bidi="fr_FR"/>
+        </w:rPr>
+      </w:r>
+    </w:p>
+    <w:p>
+      <w:pPr/>
+      <w:r>
+        <w:rPr>
+          <w:lang w:val="fr_FR" w:bidi="fr_FR"/>
+        </w:rPr>
+      </w:r>
+      <w:r>
+        <w:rPr>
+          <w:lang w:val="fr_FR" w:bidi="fr_FR"/>
+        </w:rPr>
         <w:t xml:space="preserve">Je te ravagerai : Cette proposition introduit toutes les malédictions que Dieu avait promis d’infliger au peuple désobéissant et rebelle d’Israël (voir </w:t>
       </w:r>
       <w:hyperlink r:id="rId172">
         <w:r>
           <w:rPr>
+            <w:lang w:val="fr_FR" w:bidi="fr_FR"/>
+          </w:rPr>
+          <w:rPr>
             <w:color w:val="0000EE"/>
             <w:u w:val="single"/>
           </w:rPr>
@@ -3646,31 +6717,65 @@
         </w:r>
       </w:hyperlink>
       <w:r>
+        <w:rPr>
+          <w:lang w:val="fr_FR" w:bidi="fr_FR"/>
+        </w:rPr>
         <w:t>).</w:t>
       </w:r>
-      <w:r/>
-      <w:r/>
-    </w:p>
-    <w:p>
-      <w:r/>
+      <w:r>
+        <w:rPr>
+          <w:lang w:val="fr_FR" w:bidi="fr_FR"/>
+        </w:rPr>
+      </w:r>
+      <w:r>
+        <w:rPr>
+          <w:lang w:val="fr_FR" w:bidi="fr_FR"/>
+        </w:rPr>
+      </w:r>
+    </w:p>
+    <w:p>
+      <w:pPr/>
+      <w:r>
+        <w:rPr>
+          <w:lang w:val="fr_FR" w:bidi="fr_FR"/>
+        </w:rPr>
+      </w:r>
     </w:p>
     <w:p>
       <w:pPr>
         <w:pStyle w:val="Heading2"/>
       </w:pPr>
       <w:r>
+        <w:rPr>
+          <w:lang w:val="fr_FR" w:bidi="fr_FR"/>
+        </w:rPr>
         <w:t>Michée 6.16</w:t>
       </w:r>
-      <w:r/>
-    </w:p>
-    <w:p>
-      <w:r/>
-      <w:r>
+      <w:r>
+        <w:rPr>
+          <w:lang w:val="fr_FR" w:bidi="fr_FR"/>
+        </w:rPr>
+      </w:r>
+    </w:p>
+    <w:p>
+      <w:pPr/>
+      <w:r>
+        <w:rPr>
+          <w:lang w:val="fr_FR" w:bidi="fr_FR"/>
+        </w:rPr>
+      </w:r>
+      <w:r>
+        <w:rPr>
+          <w:lang w:val="fr_FR" w:bidi="fr_FR"/>
+        </w:rPr>
         <w:t xml:space="preserve">Ces rois ont peut-être initié la dynastie la plus rebelle à régner dans le nord d’Israël (885–841 av. J.‑C. ; </w:t>
       </w:r>
       <w:hyperlink r:id="rId173">
         <w:r>
           <w:rPr>
+            <w:lang w:val="fr_FR" w:bidi="fr_FR"/>
+          </w:rPr>
+          <w:rPr>
             <w:color w:val="0000EE"/>
             <w:u w:val="single"/>
           </w:rPr>
@@ -3678,11 +6783,17 @@
         </w:r>
       </w:hyperlink>
       <w:r>
+        <w:rPr>
+          <w:lang w:val="fr_FR" w:bidi="fr_FR"/>
+        </w:rPr>
         <w:t>), et Élie les a condamnés à l’anéantissement (</w:t>
       </w:r>
       <w:hyperlink r:id="rId174">
         <w:r>
           <w:rPr>
+            <w:lang w:val="fr_FR" w:bidi="fr_FR"/>
+          </w:rPr>
+          <w:rPr>
             <w:color w:val="0000EE"/>
             <w:u w:val="single"/>
           </w:rPr>
@@ -3690,11 +6801,17 @@
         </w:r>
       </w:hyperlink>
       <w:r>
+        <w:rPr>
+          <w:lang w:val="fr_FR" w:bidi="fr_FR"/>
+        </w:rPr>
         <w:t xml:space="preserve">). Aucun roi du nord d’Israël n’a respecté les lois de Moïse (cf. </w:t>
       </w:r>
       <w:hyperlink r:id="rId175">
         <w:r>
           <w:rPr>
+            <w:lang w:val="fr_FR" w:bidi="fr_FR"/>
+          </w:rPr>
+          <w:rPr>
             <w:color w:val="0000EE"/>
             <w:u w:val="single"/>
           </w:rPr>
@@ -3702,11 +6819,17 @@
         </w:r>
       </w:hyperlink>
       <w:r>
+        <w:rPr>
+          <w:lang w:val="fr_FR" w:bidi="fr_FR"/>
+        </w:rPr>
         <w:t xml:space="preserve">). Omri et son fils Achab étaient l’incarnation de mauvais rois (par exemple, </w:t>
       </w:r>
       <w:hyperlink r:id="rId176">
         <w:r>
           <w:rPr>
+            <w:lang w:val="fr_FR" w:bidi="fr_FR"/>
+          </w:rPr>
+          <w:rPr>
             <w:color w:val="0000EE"/>
             <w:u w:val="single"/>
           </w:rPr>
@@ -3714,11 +6837,17 @@
         </w:r>
       </w:hyperlink>
       <w:r>
+        <w:rPr>
+          <w:lang w:val="fr_FR" w:bidi="fr_FR"/>
+        </w:rPr>
         <w:t xml:space="preserve">; </w:t>
       </w:r>
       <w:hyperlink r:id="rId177">
         <w:r>
           <w:rPr>
+            <w:lang w:val="fr_FR" w:bidi="fr_FR"/>
+          </w:rPr>
+          <w:rPr>
             <w:color w:val="0000EE"/>
             <w:u w:val="single"/>
           </w:rPr>
@@ -3726,11 +6855,17 @@
         </w:r>
       </w:hyperlink>
       <w:r>
+        <w:rPr>
+          <w:lang w:val="fr_FR" w:bidi="fr_FR"/>
+        </w:rPr>
         <w:t>). La dynastie d’Omri a été détruite en 841 av. J.‑C. (</w:t>
       </w:r>
       <w:hyperlink r:id="rId178">
         <w:r>
           <w:rPr>
+            <w:lang w:val="fr_FR" w:bidi="fr_FR"/>
+          </w:rPr>
+          <w:rPr>
             <w:color w:val="0000EE"/>
             <w:u w:val="single"/>
           </w:rPr>
@@ -3738,31 +6873,65 @@
         </w:r>
       </w:hyperlink>
       <w:r>
+        <w:rPr>
+          <w:lang w:val="fr_FR" w:bidi="fr_FR"/>
+        </w:rPr>
         <w:t>), et le peuple d’Israël qui a suivi leur mauvais exemple sera également détruit.</w:t>
       </w:r>
-      <w:r/>
-      <w:r/>
-    </w:p>
-    <w:p>
-      <w:r/>
+      <w:r>
+        <w:rPr>
+          <w:lang w:val="fr_FR" w:bidi="fr_FR"/>
+        </w:rPr>
+      </w:r>
+      <w:r>
+        <w:rPr>
+          <w:lang w:val="fr_FR" w:bidi="fr_FR"/>
+        </w:rPr>
+      </w:r>
+    </w:p>
+    <w:p>
+      <w:pPr/>
+      <w:r>
+        <w:rPr>
+          <w:lang w:val="fr_FR" w:bidi="fr_FR"/>
+        </w:rPr>
+      </w:r>
     </w:p>
     <w:p>
       <w:pPr>
         <w:pStyle w:val="Heading2"/>
       </w:pPr>
       <w:r>
+        <w:rPr>
+          <w:lang w:val="fr_FR" w:bidi="fr_FR"/>
+        </w:rPr>
         <w:t>Michée 7.1</w:t>
       </w:r>
-      <w:r/>
-    </w:p>
-    <w:p>
-      <w:r/>
-      <w:r>
+      <w:r>
+        <w:rPr>
+          <w:lang w:val="fr_FR" w:bidi="fr_FR"/>
+        </w:rPr>
+      </w:r>
+    </w:p>
+    <w:p>
+      <w:pPr/>
+      <w:r>
+        <w:rPr>
+          <w:lang w:val="fr_FR" w:bidi="fr_FR"/>
+        </w:rPr>
+      </w:r>
+      <w:r>
+        <w:rPr>
+          <w:lang w:val="fr_FR" w:bidi="fr_FR"/>
+        </w:rPr>
         <w:t xml:space="preserve">je suis comme à la récolte des fruits : Après la deuxième récolte de grappes et de fruits en août-septembre, aucune autre récolte n’a été produite pendant plusieurs mois (cf. </w:t>
       </w:r>
       <w:hyperlink r:id="rId179">
         <w:r>
           <w:rPr>
+            <w:lang w:val="fr_FR" w:bidi="fr_FR"/>
+          </w:rPr>
+          <w:rPr>
             <w:color w:val="0000EE"/>
             <w:u w:val="single"/>
           </w:rPr>
@@ -3770,11 +6939,17 @@
         </w:r>
       </w:hyperlink>
       <w:r>
+        <w:rPr>
+          <w:lang w:val="fr_FR" w:bidi="fr_FR"/>
+        </w:rPr>
         <w:t xml:space="preserve"> ; </w:t>
       </w:r>
       <w:hyperlink r:id="rId180">
         <w:r>
           <w:rPr>
+            <w:lang w:val="fr_FR" w:bidi="fr_FR"/>
+          </w:rPr>
+          <w:rPr>
             <w:color w:val="0000EE"/>
             <w:u w:val="single"/>
           </w:rPr>
@@ -3782,11 +6957,17 @@
         </w:r>
       </w:hyperlink>
       <w:r>
+        <w:rPr>
+          <w:lang w:val="fr_FR" w:bidi="fr_FR"/>
+        </w:rPr>
         <w:t>). Personne ne pouvait être trouvé pour satisfaire la faim de Michée pour la justice (</w:t>
       </w:r>
       <w:hyperlink r:id="rId181">
         <w:r>
           <w:rPr>
+            <w:lang w:val="fr_FR" w:bidi="fr_FR"/>
+          </w:rPr>
+          <w:rPr>
             <w:color w:val="0000EE"/>
             <w:u w:val="single"/>
           </w:rPr>
@@ -3794,31 +6975,65 @@
         </w:r>
       </w:hyperlink>
       <w:r>
+        <w:rPr>
+          <w:lang w:val="fr_FR" w:bidi="fr_FR"/>
+        </w:rPr>
         <w:t>).</w:t>
       </w:r>
-      <w:r/>
-      <w:r/>
-    </w:p>
-    <w:p>
-      <w:r/>
+      <w:r>
+        <w:rPr>
+          <w:lang w:val="fr_FR" w:bidi="fr_FR"/>
+        </w:rPr>
+      </w:r>
+      <w:r>
+        <w:rPr>
+          <w:lang w:val="fr_FR" w:bidi="fr_FR"/>
+        </w:rPr>
+      </w:r>
+    </w:p>
+    <w:p>
+      <w:pPr/>
+      <w:r>
+        <w:rPr>
+          <w:lang w:val="fr_FR" w:bidi="fr_FR"/>
+        </w:rPr>
+      </w:r>
     </w:p>
     <w:p>
       <w:pPr>
         <w:pStyle w:val="Heading2"/>
       </w:pPr>
       <w:r>
+        <w:rPr>
+          <w:lang w:val="fr_FR" w:bidi="fr_FR"/>
+        </w:rPr>
         <w:t>Michée 7.1–20</w:t>
       </w:r>
-      <w:r/>
-    </w:p>
-    <w:p>
-      <w:r/>
-      <w:r>
+      <w:r>
+        <w:rPr>
+          <w:lang w:val="fr_FR" w:bidi="fr_FR"/>
+        </w:rPr>
+      </w:r>
+    </w:p>
+    <w:p>
+      <w:pPr/>
+      <w:r>
+        <w:rPr>
+          <w:lang w:val="fr_FR" w:bidi="fr_FR"/>
+        </w:rPr>
+      </w:r>
+      <w:r>
+        <w:rPr>
+          <w:lang w:val="fr_FR" w:bidi="fr_FR"/>
+        </w:rPr>
         <w:t>La tromperie désespérée et la corruption imprégnaient le peuple de Dieu (</w:t>
       </w:r>
       <w:hyperlink r:id="rId182">
         <w:r>
           <w:rPr>
+            <w:lang w:val="fr_FR" w:bidi="fr_FR"/>
+          </w:rPr>
+          <w:rPr>
             <w:color w:val="0000EE"/>
             <w:u w:val="single"/>
           </w:rPr>
@@ -3826,11 +7041,17 @@
         </w:r>
       </w:hyperlink>
       <w:r>
+        <w:rPr>
+          <w:lang w:val="fr_FR" w:bidi="fr_FR"/>
+        </w:rPr>
         <w:t>) ; cependant, la miséricorde de Dieu triomphera et Israël sera restauré (</w:t>
       </w:r>
       <w:hyperlink r:id="rId183">
         <w:r>
           <w:rPr>
+            <w:lang w:val="fr_FR" w:bidi="fr_FR"/>
+          </w:rPr>
+          <w:rPr>
             <w:color w:val="0000EE"/>
             <w:u w:val="single"/>
           </w:rPr>
@@ -3838,11 +7059,17 @@
         </w:r>
       </w:hyperlink>
       <w:r>
+        <w:rPr>
+          <w:lang w:val="fr_FR" w:bidi="fr_FR"/>
+        </w:rPr>
         <w:t>). La miséricorde, la compassion et l’amour infaillible de Dieu prévaudront (</w:t>
       </w:r>
       <w:hyperlink r:id="rId184">
         <w:r>
           <w:rPr>
+            <w:lang w:val="fr_FR" w:bidi="fr_FR"/>
+          </w:rPr>
+          <w:rPr>
             <w:color w:val="0000EE"/>
             <w:u w:val="single"/>
           </w:rPr>
@@ -3850,11 +7077,17 @@
         </w:r>
       </w:hyperlink>
       <w:r>
+        <w:rPr>
+          <w:lang w:val="fr_FR" w:bidi="fr_FR"/>
+        </w:rPr>
         <w:t>). Michée pleurait la condition de son peuple et se tournait vers le Seigneur pour obtenir de l’aide (</w:t>
       </w:r>
       <w:hyperlink r:id="rId185">
         <w:r>
           <w:rPr>
+            <w:lang w:val="fr_FR" w:bidi="fr_FR"/>
+          </w:rPr>
+          <w:rPr>
             <w:color w:val="0000EE"/>
             <w:u w:val="single"/>
           </w:rPr>
@@ -3862,31 +7095,65 @@
         </w:r>
       </w:hyperlink>
       <w:r>
+        <w:rPr>
+          <w:lang w:val="fr_FR" w:bidi="fr_FR"/>
+        </w:rPr>
         <w:t>).</w:t>
       </w:r>
-      <w:r/>
-      <w:r/>
-    </w:p>
-    <w:p>
-      <w:r/>
+      <w:r>
+        <w:rPr>
+          <w:lang w:val="fr_FR" w:bidi="fr_FR"/>
+        </w:rPr>
+      </w:r>
+      <w:r>
+        <w:rPr>
+          <w:lang w:val="fr_FR" w:bidi="fr_FR"/>
+        </w:rPr>
+      </w:r>
+    </w:p>
+    <w:p>
+      <w:pPr/>
+      <w:r>
+        <w:rPr>
+          <w:lang w:val="fr_FR" w:bidi="fr_FR"/>
+        </w:rPr>
+      </w:r>
     </w:p>
     <w:p>
       <w:pPr>
         <w:pStyle w:val="Heading2"/>
       </w:pPr>
       <w:r>
+        <w:rPr>
+          <w:lang w:val="fr_FR" w:bidi="fr_FR"/>
+        </w:rPr>
         <w:t>Michée 7.2</w:t>
       </w:r>
-      <w:r/>
-    </w:p>
-    <w:p>
-      <w:r/>
-      <w:r>
+      <w:r>
+        <w:rPr>
+          <w:lang w:val="fr_FR" w:bidi="fr_FR"/>
+        </w:rPr>
+      </w:r>
+    </w:p>
+    <w:p>
+      <w:pPr/>
+      <w:r>
+        <w:rPr>
+          <w:lang w:val="fr_FR" w:bidi="fr_FR"/>
+        </w:rPr>
+      </w:r>
+      <w:r>
+        <w:rPr>
+          <w:lang w:val="fr_FR" w:bidi="fr_FR"/>
+        </w:rPr>
         <w:t xml:space="preserve">Cette plainte est fréquente chez les prophètes (voir </w:t>
       </w:r>
       <w:hyperlink r:id="rId186">
         <w:r>
           <w:rPr>
+            <w:lang w:val="fr_FR" w:bidi="fr_FR"/>
+          </w:rPr>
+          <w:rPr>
             <w:color w:val="0000EE"/>
             <w:u w:val="single"/>
           </w:rPr>
@@ -3894,11 +7161,17 @@
         </w:r>
       </w:hyperlink>
       <w:r>
+        <w:rPr>
+          <w:lang w:val="fr_FR" w:bidi="fr_FR"/>
+        </w:rPr>
         <w:t xml:space="preserve"> ; </w:t>
       </w:r>
       <w:hyperlink r:id="rId187">
         <w:r>
           <w:rPr>
+            <w:lang w:val="fr_FR" w:bidi="fr_FR"/>
+          </w:rPr>
+          <w:rPr>
             <w:color w:val="0000EE"/>
             <w:u w:val="single"/>
           </w:rPr>
@@ -3906,11 +7179,17 @@
         </w:r>
       </w:hyperlink>
       <w:r>
+        <w:rPr>
+          <w:lang w:val="fr_FR" w:bidi="fr_FR"/>
+        </w:rPr>
         <w:t xml:space="preserve">; </w:t>
       </w:r>
       <w:hyperlink r:id="rId188">
         <w:r>
           <w:rPr>
+            <w:lang w:val="fr_FR" w:bidi="fr_FR"/>
+          </w:rPr>
+          <w:rPr>
             <w:color w:val="0000EE"/>
             <w:u w:val="single"/>
           </w:rPr>
@@ -3918,11 +7197,17 @@
         </w:r>
       </w:hyperlink>
       <w:r>
+        <w:rPr>
+          <w:lang w:val="fr_FR" w:bidi="fr_FR"/>
+        </w:rPr>
         <w:t xml:space="preserve">). • Dans l’ancien Proche-Orient, les gens pêchaient et chassaient en posant des pièges et en utilisant des filets (cf. </w:t>
       </w:r>
       <w:hyperlink r:id="rId189">
         <w:r>
           <w:rPr>
+            <w:lang w:val="fr_FR" w:bidi="fr_FR"/>
+          </w:rPr>
+          <w:rPr>
             <w:color w:val="0000EE"/>
             <w:u w:val="single"/>
           </w:rPr>
@@ -3930,11 +7215,17 @@
         </w:r>
       </w:hyperlink>
       <w:r>
+        <w:rPr>
+          <w:lang w:val="fr_FR" w:bidi="fr_FR"/>
+        </w:rPr>
         <w:t xml:space="preserve"> ; </w:t>
       </w:r>
       <w:hyperlink r:id="rId190">
         <w:r>
           <w:rPr>
+            <w:lang w:val="fr_FR" w:bidi="fr_FR"/>
+          </w:rPr>
+          <w:rPr>
             <w:color w:val="0000EE"/>
             <w:u w:val="single"/>
           </w:rPr>
@@ -3942,11 +7233,17 @@
         </w:r>
       </w:hyperlink>
       <w:r>
+        <w:rPr>
+          <w:lang w:val="fr_FR" w:bidi="fr_FR"/>
+        </w:rPr>
         <w:t xml:space="preserve"> ; </w:t>
       </w:r>
       <w:hyperlink r:id="rId191">
         <w:r>
           <w:rPr>
+            <w:lang w:val="fr_FR" w:bidi="fr_FR"/>
+          </w:rPr>
+          <w:rPr>
             <w:color w:val="0000EE"/>
             <w:u w:val="single"/>
           </w:rPr>
@@ -3954,51 +7251,113 @@
         </w:r>
       </w:hyperlink>
       <w:r>
+        <w:rPr>
+          <w:lang w:val="fr_FR" w:bidi="fr_FR"/>
+        </w:rPr>
         <w:t>). • à son frère : tous les Israélites étaient considérés comme des frères.</w:t>
       </w:r>
-      <w:r/>
-      <w:r/>
-    </w:p>
-    <w:p>
-      <w:r/>
+      <w:r>
+        <w:rPr>
+          <w:lang w:val="fr_FR" w:bidi="fr_FR"/>
+        </w:rPr>
+      </w:r>
+      <w:r>
+        <w:rPr>
+          <w:lang w:val="fr_FR" w:bidi="fr_FR"/>
+        </w:rPr>
+      </w:r>
+    </w:p>
+    <w:p>
+      <w:pPr/>
+      <w:r>
+        <w:rPr>
+          <w:lang w:val="fr_FR" w:bidi="fr_FR"/>
+        </w:rPr>
+      </w:r>
     </w:p>
     <w:p>
       <w:pPr>
         <w:pStyle w:val="Heading2"/>
       </w:pPr>
       <w:r>
+        <w:rPr>
+          <w:lang w:val="fr_FR" w:bidi="fr_FR"/>
+        </w:rPr>
         <w:t>Michée 7.2–6</w:t>
       </w:r>
-      <w:r/>
-    </w:p>
-    <w:p>
-      <w:r/>
-      <w:r>
+      <w:r>
+        <w:rPr>
+          <w:lang w:val="fr_FR" w:bidi="fr_FR"/>
+        </w:rPr>
+      </w:r>
+    </w:p>
+    <w:p>
+      <w:pPr/>
+      <w:r>
+        <w:rPr>
+          <w:lang w:val="fr_FR" w:bidi="fr_FR"/>
+        </w:rPr>
+      </w:r>
+      <w:r>
+        <w:rPr>
+          <w:lang w:val="fr_FR" w:bidi="fr_FR"/>
+        </w:rPr>
         <w:t>Le peuple d’Israël était sans loi, sans justice ni droiture. Chacun profitait des autres pour se glorifier ; ils avaient créé une société où toutes les formes d’oppression étaient la norme.</w:t>
       </w:r>
-      <w:r/>
-      <w:r/>
-    </w:p>
-    <w:p>
-      <w:r/>
+      <w:r>
+        <w:rPr>
+          <w:lang w:val="fr_FR" w:bidi="fr_FR"/>
+        </w:rPr>
+      </w:r>
+      <w:r>
+        <w:rPr>
+          <w:lang w:val="fr_FR" w:bidi="fr_FR"/>
+        </w:rPr>
+      </w:r>
+    </w:p>
+    <w:p>
+      <w:pPr/>
+      <w:r>
+        <w:rPr>
+          <w:lang w:val="fr_FR" w:bidi="fr_FR"/>
+        </w:rPr>
+      </w:r>
     </w:p>
     <w:p>
       <w:pPr>
         <w:pStyle w:val="Heading2"/>
       </w:pPr>
       <w:r>
+        <w:rPr>
+          <w:lang w:val="fr_FR" w:bidi="fr_FR"/>
+        </w:rPr>
         <w:t>Michée 7.3</w:t>
       </w:r>
-      <w:r/>
-    </w:p>
-    <w:p>
-      <w:r/>
-      <w:r>
+      <w:r>
+        <w:rPr>
+          <w:lang w:val="fr_FR" w:bidi="fr_FR"/>
+        </w:rPr>
+      </w:r>
+    </w:p>
+    <w:p>
+      <w:pPr/>
+      <w:r>
+        <w:rPr>
+          <w:lang w:val="fr_FR" w:bidi="fr_FR"/>
+        </w:rPr>
+      </w:r>
+      <w:r>
+        <w:rPr>
+          <w:lang w:val="fr_FR" w:bidi="fr_FR"/>
+        </w:rPr>
         <w:t>C’est-à-dire qu’ils avaient perfectionné les compétences pour faire le mal. • Le juge réclame un salaire, Le grand manifeste son avidité : Les chefs et les juges n’avaient pas le droit de pervertir la justice (</w:t>
       </w:r>
       <w:hyperlink r:id="rId192">
         <w:r>
           <w:rPr>
+            <w:lang w:val="fr_FR" w:bidi="fr_FR"/>
+          </w:rPr>
+          <w:rPr>
             <w:color w:val="0000EE"/>
             <w:u w:val="single"/>
           </w:rPr>
@@ -4006,11 +7365,17 @@
         </w:r>
       </w:hyperlink>
       <w:r>
+        <w:rPr>
+          <w:lang w:val="fr_FR" w:bidi="fr_FR"/>
+        </w:rPr>
         <w:t xml:space="preserve"> ; </w:t>
       </w:r>
       <w:hyperlink r:id="rId193">
         <w:r>
           <w:rPr>
+            <w:lang w:val="fr_FR" w:bidi="fr_FR"/>
+          </w:rPr>
+          <w:rPr>
             <w:color w:val="0000EE"/>
             <w:u w:val="single"/>
           </w:rPr>
@@ -4018,51 +7383,113 @@
         </w:r>
       </w:hyperlink>
       <w:r>
+        <w:rPr>
+          <w:lang w:val="fr_FR" w:bidi="fr_FR"/>
+        </w:rPr>
         <w:t>). Le système judiciaire d’Israël était complètement corrompu.</w:t>
       </w:r>
-      <w:r/>
-      <w:r/>
-    </w:p>
-    <w:p>
-      <w:r/>
+      <w:r>
+        <w:rPr>
+          <w:lang w:val="fr_FR" w:bidi="fr_FR"/>
+        </w:rPr>
+      </w:r>
+      <w:r>
+        <w:rPr>
+          <w:lang w:val="fr_FR" w:bidi="fr_FR"/>
+        </w:rPr>
+      </w:r>
+    </w:p>
+    <w:p>
+      <w:pPr/>
+      <w:r>
+        <w:rPr>
+          <w:lang w:val="fr_FR" w:bidi="fr_FR"/>
+        </w:rPr>
+      </w:r>
     </w:p>
     <w:p>
       <w:pPr>
         <w:pStyle w:val="Heading2"/>
       </w:pPr>
       <w:r>
+        <w:rPr>
+          <w:lang w:val="fr_FR" w:bidi="fr_FR"/>
+        </w:rPr>
         <w:t>Michée 7.4</w:t>
       </w:r>
-      <w:r/>
-    </w:p>
-    <w:p>
-      <w:r/>
-      <w:r>
+      <w:r>
+        <w:rPr>
+          <w:lang w:val="fr_FR" w:bidi="fr_FR"/>
+        </w:rPr>
+      </w:r>
+    </w:p>
+    <w:p>
+      <w:pPr/>
+      <w:r>
+        <w:rPr>
+          <w:lang w:val="fr_FR" w:bidi="fr_FR"/>
+        </w:rPr>
+      </w:r>
+      <w:r>
+        <w:rPr>
+          <w:lang w:val="fr_FR" w:bidi="fr_FR"/>
+        </w:rPr>
         <w:t>ton châtiment approche : le peuple d’Israël sera bientôt conquis par les Assyriens, le peuple de Juda fera bientôt face à la destruction par les Babyloniens, et tous les peuples de la terre feront bientôt face à Dieu lors du jugement.</w:t>
       </w:r>
-      <w:r/>
-      <w:r/>
-    </w:p>
-    <w:p>
-      <w:r/>
+      <w:r>
+        <w:rPr>
+          <w:lang w:val="fr_FR" w:bidi="fr_FR"/>
+        </w:rPr>
+      </w:r>
+      <w:r>
+        <w:rPr>
+          <w:lang w:val="fr_FR" w:bidi="fr_FR"/>
+        </w:rPr>
+      </w:r>
+    </w:p>
+    <w:p>
+      <w:pPr/>
+      <w:r>
+        <w:rPr>
+          <w:lang w:val="fr_FR" w:bidi="fr_FR"/>
+        </w:rPr>
+      </w:r>
     </w:p>
     <w:p>
       <w:pPr>
         <w:pStyle w:val="Heading2"/>
       </w:pPr>
       <w:r>
+        <w:rPr>
+          <w:lang w:val="fr_FR" w:bidi="fr_FR"/>
+        </w:rPr>
         <w:t>Michée 7.5–6</w:t>
       </w:r>
-      <w:r/>
-    </w:p>
-    <w:p>
-      <w:r/>
-      <w:r>
+      <w:r>
+        <w:rPr>
+          <w:lang w:val="fr_FR" w:bidi="fr_FR"/>
+        </w:rPr>
+      </w:r>
+    </w:p>
+    <w:p>
+      <w:pPr/>
+      <w:r>
+        <w:rPr>
+          <w:lang w:val="fr_FR" w:bidi="fr_FR"/>
+        </w:rPr>
+      </w:r>
+      <w:r>
+        <w:rPr>
+          <w:lang w:val="fr_FR" w:bidi="fr_FR"/>
+        </w:rPr>
         <w:t xml:space="preserve">Ne crois pas à un ami : L’amertume, la corruption et la trahison avaient empoisonné la communauté du peuple du Seigneur (cf. </w:t>
       </w:r>
       <w:hyperlink r:id="rId194">
         <w:r>
           <w:rPr>
+            <w:lang w:val="fr_FR" w:bidi="fr_FR"/>
+          </w:rPr>
+          <w:rPr>
             <w:color w:val="0000EE"/>
             <w:u w:val="single"/>
           </w:rPr>
@@ -4070,11 +7497,17 @@
         </w:r>
       </w:hyperlink>
       <w:r>
+        <w:rPr>
+          <w:lang w:val="fr_FR" w:bidi="fr_FR"/>
+        </w:rPr>
         <w:t xml:space="preserve"> ; </w:t>
       </w:r>
       <w:hyperlink r:id="rId195">
         <w:r>
           <w:rPr>
+            <w:lang w:val="fr_FR" w:bidi="fr_FR"/>
+          </w:rPr>
+          <w:rPr>
             <w:color w:val="0000EE"/>
             <w:u w:val="single"/>
           </w:rPr>
@@ -4082,31 +7515,65 @@
         </w:r>
       </w:hyperlink>
       <w:r>
+        <w:rPr>
+          <w:lang w:val="fr_FR" w:bidi="fr_FR"/>
+        </w:rPr>
         <w:t>).</w:t>
       </w:r>
-      <w:r/>
-      <w:r/>
-    </w:p>
-    <w:p>
-      <w:r/>
+      <w:r>
+        <w:rPr>
+          <w:lang w:val="fr_FR" w:bidi="fr_FR"/>
+        </w:rPr>
+      </w:r>
+      <w:r>
+        <w:rPr>
+          <w:lang w:val="fr_FR" w:bidi="fr_FR"/>
+        </w:rPr>
+      </w:r>
+    </w:p>
+    <w:p>
+      <w:pPr/>
+      <w:r>
+        <w:rPr>
+          <w:lang w:val="fr_FR" w:bidi="fr_FR"/>
+        </w:rPr>
+      </w:r>
     </w:p>
     <w:p>
       <w:pPr>
         <w:pStyle w:val="Heading2"/>
       </w:pPr>
       <w:r>
+        <w:rPr>
+          <w:lang w:val="fr_FR" w:bidi="fr_FR"/>
+        </w:rPr>
         <w:t>Michée 7.7–10</w:t>
       </w:r>
-      <w:r/>
-    </w:p>
-    <w:p>
-      <w:r/>
-      <w:r>
+      <w:r>
+        <w:rPr>
+          <w:lang w:val="fr_FR" w:bidi="fr_FR"/>
+        </w:rPr>
+      </w:r>
+    </w:p>
+    <w:p>
+      <w:pPr/>
+      <w:r>
+        <w:rPr>
+          <w:lang w:val="fr_FR" w:bidi="fr_FR"/>
+        </w:rPr>
+      </w:r>
+      <w:r>
+        <w:rPr>
+          <w:lang w:val="fr_FR" w:bidi="fr_FR"/>
+        </w:rPr>
         <w:t xml:space="preserve">Au milieu du désespoir, Michée prie avec un psaume d’espoir et de confiance dans le Seigneur (cf. </w:t>
       </w:r>
       <w:hyperlink r:id="rId196">
         <w:r>
           <w:rPr>
+            <w:lang w:val="fr_FR" w:bidi="fr_FR"/>
+          </w:rPr>
+          <w:rPr>
             <w:color w:val="0000EE"/>
             <w:u w:val="single"/>
           </w:rPr>
@@ -4114,11 +7581,17 @@
         </w:r>
       </w:hyperlink>
       <w:r>
+        <w:rPr>
+          <w:lang w:val="fr_FR" w:bidi="fr_FR"/>
+        </w:rPr>
         <w:t xml:space="preserve"> ; </w:t>
       </w:r>
       <w:hyperlink r:id="rId197">
         <w:r>
           <w:rPr>
+            <w:lang w:val="fr_FR" w:bidi="fr_FR"/>
+          </w:rPr>
+          <w:rPr>
             <w:color w:val="0000EE"/>
             <w:u w:val="single"/>
           </w:rPr>
@@ -4126,31 +7599,65 @@
         </w:r>
       </w:hyperlink>
       <w:r>
+        <w:rPr>
+          <w:lang w:val="fr_FR" w:bidi="fr_FR"/>
+        </w:rPr>
         <w:t>).</w:t>
       </w:r>
-      <w:r/>
-      <w:r/>
-    </w:p>
-    <w:p>
-      <w:r/>
+      <w:r>
+        <w:rPr>
+          <w:lang w:val="fr_FR" w:bidi="fr_FR"/>
+        </w:rPr>
+      </w:r>
+      <w:r>
+        <w:rPr>
+          <w:lang w:val="fr_FR" w:bidi="fr_FR"/>
+        </w:rPr>
+      </w:r>
+    </w:p>
+    <w:p>
+      <w:pPr/>
+      <w:r>
+        <w:rPr>
+          <w:lang w:val="fr_FR" w:bidi="fr_FR"/>
+        </w:rPr>
+      </w:r>
     </w:p>
     <w:p>
       <w:pPr>
         <w:pStyle w:val="Heading2"/>
       </w:pPr>
       <w:r>
+        <w:rPr>
+          <w:lang w:val="fr_FR" w:bidi="fr_FR"/>
+        </w:rPr>
         <w:t>Michée 7.8</w:t>
       </w:r>
-      <w:r/>
-    </w:p>
-    <w:p>
-      <w:r/>
-      <w:r>
+      <w:r>
+        <w:rPr>
+          <w:lang w:val="fr_FR" w:bidi="fr_FR"/>
+        </w:rPr>
+      </w:r>
+    </w:p>
+    <w:p>
+      <w:pPr/>
+      <w:r>
+        <w:rPr>
+          <w:lang w:val="fr_FR" w:bidi="fr_FR"/>
+        </w:rPr>
+      </w:r>
+      <w:r>
+        <w:rPr>
+          <w:lang w:val="fr_FR" w:bidi="fr_FR"/>
+        </w:rPr>
         <w:t xml:space="preserve">Si je suis assise dans les ténèbres : le prophète fait totalement confiance à Dieu pour être sa lumière (cf. </w:t>
       </w:r>
       <w:hyperlink r:id="rId198">
         <w:r>
           <w:rPr>
+            <w:lang w:val="fr_FR" w:bidi="fr_FR"/>
+          </w:rPr>
+          <w:rPr>
             <w:color w:val="0000EE"/>
             <w:u w:val="single"/>
           </w:rPr>
@@ -4158,11 +7665,17 @@
         </w:r>
       </w:hyperlink>
       <w:r>
+        <w:rPr>
+          <w:lang w:val="fr_FR" w:bidi="fr_FR"/>
+        </w:rPr>
         <w:t xml:space="preserve">), même dans les grandes difficultés, sachant que ses ennemis ne le vaincront pas (cf. </w:t>
       </w:r>
       <w:hyperlink r:id="rId199">
         <w:r>
           <w:rPr>
+            <w:lang w:val="fr_FR" w:bidi="fr_FR"/>
+          </w:rPr>
+          <w:rPr>
             <w:color w:val="0000EE"/>
             <w:u w:val="single"/>
           </w:rPr>
@@ -4170,11 +7683,17 @@
         </w:r>
       </w:hyperlink>
       <w:r>
+        <w:rPr>
+          <w:lang w:val="fr_FR" w:bidi="fr_FR"/>
+        </w:rPr>
         <w:t>). L’Esprit de Dieu lui a donné la puissance et la confiance pour accomplir sa tâche prophétique (</w:t>
       </w:r>
       <w:hyperlink r:id="rId200">
         <w:r>
           <w:rPr>
+            <w:lang w:val="fr_FR" w:bidi="fr_FR"/>
+          </w:rPr>
+          <w:rPr>
             <w:color w:val="0000EE"/>
             <w:u w:val="single"/>
           </w:rPr>
@@ -4182,51 +7701,113 @@
         </w:r>
       </w:hyperlink>
       <w:r>
+        <w:rPr>
+          <w:lang w:val="fr_FR" w:bidi="fr_FR"/>
+        </w:rPr>
         <w:t>).</w:t>
       </w:r>
-      <w:r/>
-      <w:r/>
-    </w:p>
-    <w:p>
-      <w:r/>
+      <w:r>
+        <w:rPr>
+          <w:lang w:val="fr_FR" w:bidi="fr_FR"/>
+        </w:rPr>
+      </w:r>
+      <w:r>
+        <w:rPr>
+          <w:lang w:val="fr_FR" w:bidi="fr_FR"/>
+        </w:rPr>
+      </w:r>
+    </w:p>
+    <w:p>
+      <w:pPr/>
+      <w:r>
+        <w:rPr>
+          <w:lang w:val="fr_FR" w:bidi="fr_FR"/>
+        </w:rPr>
+      </w:r>
     </w:p>
     <w:p>
       <w:pPr>
         <w:pStyle w:val="Heading2"/>
       </w:pPr>
       <w:r>
+        <w:rPr>
+          <w:lang w:val="fr_FR" w:bidi="fr_FR"/>
+        </w:rPr>
         <w:t>Michée 7.9</w:t>
       </w:r>
-      <w:r/>
-    </w:p>
-    <w:p>
-      <w:r/>
-      <w:r>
+      <w:r>
+        <w:rPr>
+          <w:lang w:val="fr_FR" w:bidi="fr_FR"/>
+        </w:rPr>
+      </w:r>
+    </w:p>
+    <w:p>
+      <w:pPr/>
+      <w:r>
+        <w:rPr>
+          <w:lang w:val="fr_FR" w:bidi="fr_FR"/>
+        </w:rPr>
+      </w:r>
+      <w:r>
+        <w:rPr>
+          <w:lang w:val="fr_FR" w:bidi="fr_FR"/>
+        </w:rPr>
         <w:t>j’ai péché : Le prophète et d’autres personnes pieuses reconnaissent leur propre échec et leur culpabilité, mais font confiance au Seigneur pour la rédemption. • La justice du Seigneur apporte le salut et le secours à son peuple.</w:t>
       </w:r>
-      <w:r/>
-      <w:r/>
-    </w:p>
-    <w:p>
-      <w:r/>
+      <w:r>
+        <w:rPr>
+          <w:lang w:val="fr_FR" w:bidi="fr_FR"/>
+        </w:rPr>
+      </w:r>
+      <w:r>
+        <w:rPr>
+          <w:lang w:val="fr_FR" w:bidi="fr_FR"/>
+        </w:rPr>
+      </w:r>
+    </w:p>
+    <w:p>
+      <w:pPr/>
+      <w:r>
+        <w:rPr>
+          <w:lang w:val="fr_FR" w:bidi="fr_FR"/>
+        </w:rPr>
+      </w:r>
     </w:p>
     <w:p>
       <w:pPr>
         <w:pStyle w:val="Heading2"/>
       </w:pPr>
       <w:r>
+        <w:rPr>
+          <w:lang w:val="fr_FR" w:bidi="fr_FR"/>
+        </w:rPr>
         <w:t>Michée 7.10</w:t>
       </w:r>
-      <w:r/>
-    </w:p>
-    <w:p>
-      <w:r/>
-      <w:r>
+      <w:r>
+        <w:rPr>
+          <w:lang w:val="fr_FR" w:bidi="fr_FR"/>
+        </w:rPr>
+      </w:r>
+    </w:p>
+    <w:p>
+      <w:pPr/>
+      <w:r>
+        <w:rPr>
+          <w:lang w:val="fr_FR" w:bidi="fr_FR"/>
+        </w:rPr>
+      </w:r>
+      <w:r>
+        <w:rPr>
+          <w:lang w:val="fr_FR" w:bidi="fr_FR"/>
+        </w:rPr>
         <w:t>Où est l’Éternel, ton Dieu ? : cette moquerie servait à attaquer Dieu et ceux qui lui faisaient confiance. Dieu avait promis d’être toujours avec son peuple et ses chefs (</w:t>
       </w:r>
       <w:hyperlink r:id="rId201">
         <w:r>
           <w:rPr>
+            <w:lang w:val="fr_FR" w:bidi="fr_FR"/>
+          </w:rPr>
+          <w:rPr>
             <w:color w:val="0000EE"/>
             <w:u w:val="single"/>
           </w:rPr>
@@ -4234,11 +7815,17 @@
         </w:r>
       </w:hyperlink>
       <w:r>
+        <w:rPr>
+          <w:lang w:val="fr_FR" w:bidi="fr_FR"/>
+        </w:rPr>
         <w:t xml:space="preserve"> ; </w:t>
       </w:r>
       <w:hyperlink r:id="rId64">
         <w:r>
           <w:rPr>
+            <w:lang w:val="fr_FR" w:bidi="fr_FR"/>
+          </w:rPr>
+          <w:rPr>
             <w:color w:val="0000EE"/>
             <w:u w:val="single"/>
           </w:rPr>
@@ -4246,11 +7833,17 @@
         </w:r>
       </w:hyperlink>
       <w:r>
+        <w:rPr>
+          <w:lang w:val="fr_FR" w:bidi="fr_FR"/>
+        </w:rPr>
         <w:t xml:space="preserve">), Dieu était déshonoré par ces moqueries, et il agira pour rétablir son nom (cf. </w:t>
       </w:r>
       <w:hyperlink r:id="rId202">
         <w:r>
           <w:rPr>
+            <w:lang w:val="fr_FR" w:bidi="fr_FR"/>
+          </w:rPr>
+          <w:rPr>
             <w:color w:val="0000EE"/>
             <w:u w:val="single"/>
           </w:rPr>
@@ -4258,11 +7851,17 @@
         </w:r>
       </w:hyperlink>
       <w:r>
+        <w:rPr>
+          <w:lang w:val="fr_FR" w:bidi="fr_FR"/>
+        </w:rPr>
         <w:t xml:space="preserve"> ; </w:t>
       </w:r>
       <w:hyperlink r:id="rId203">
         <w:r>
           <w:rPr>
+            <w:lang w:val="fr_FR" w:bidi="fr_FR"/>
+          </w:rPr>
+          <w:rPr>
             <w:color w:val="0000EE"/>
             <w:u w:val="single"/>
           </w:rPr>
@@ -4270,31 +7869,65 @@
         </w:r>
       </w:hyperlink>
       <w:r>
+        <w:rPr>
+          <w:lang w:val="fr_FR" w:bidi="fr_FR"/>
+        </w:rPr>
         <w:t>).</w:t>
       </w:r>
-      <w:r/>
-      <w:r/>
-    </w:p>
-    <w:p>
-      <w:r/>
+      <w:r>
+        <w:rPr>
+          <w:lang w:val="fr_FR" w:bidi="fr_FR"/>
+        </w:rPr>
+      </w:r>
+      <w:r>
+        <w:rPr>
+          <w:lang w:val="fr_FR" w:bidi="fr_FR"/>
+        </w:rPr>
+      </w:r>
+    </w:p>
+    <w:p>
+      <w:pPr/>
+      <w:r>
+        <w:rPr>
+          <w:lang w:val="fr_FR" w:bidi="fr_FR"/>
+        </w:rPr>
+      </w:r>
     </w:p>
     <w:p>
       <w:pPr>
         <w:pStyle w:val="Heading2"/>
       </w:pPr>
       <w:r>
+        <w:rPr>
+          <w:lang w:val="fr_FR" w:bidi="fr_FR"/>
+        </w:rPr>
         <w:t>Michée 7.11–12</w:t>
       </w:r>
-      <w:r/>
-    </w:p>
-    <w:p>
-      <w:r/>
-      <w:r>
+      <w:r>
+        <w:rPr>
+          <w:lang w:val="fr_FR" w:bidi="fr_FR"/>
+        </w:rPr>
+      </w:r>
+    </w:p>
+    <w:p>
+      <w:pPr/>
+      <w:r>
+        <w:rPr>
+          <w:lang w:val="fr_FR" w:bidi="fr_FR"/>
+        </w:rPr>
+      </w:r>
+      <w:r>
+        <w:rPr>
+          <w:lang w:val="fr_FR" w:bidi="fr_FR"/>
+        </w:rPr>
         <w:t xml:space="preserve">Ce jour inclut (1) l’année 538 av. J.‑C., lorsque Israël a commencé à revenir de l’exil à Babylone (voir </w:t>
       </w:r>
       <w:hyperlink r:id="rId204">
         <w:r>
           <w:rPr>
+            <w:lang w:val="fr_FR" w:bidi="fr_FR"/>
+          </w:rPr>
+          <w:rPr>
             <w:color w:val="0000EE"/>
             <w:u w:val="single"/>
           </w:rPr>
@@ -4302,11 +7935,17 @@
         </w:r>
       </w:hyperlink>
       <w:r>
+        <w:rPr>
+          <w:lang w:val="fr_FR" w:bidi="fr_FR"/>
+        </w:rPr>
         <w:t xml:space="preserve">), et (2) la restauration finale du peuple de Dieu (voir </w:t>
       </w:r>
       <w:hyperlink r:id="rId86">
         <w:r>
           <w:rPr>
+            <w:lang w:val="fr_FR" w:bidi="fr_FR"/>
+          </w:rPr>
+          <w:rPr>
             <w:color w:val="0000EE"/>
             <w:u w:val="single"/>
           </w:rPr>
@@ -4314,11 +7953,17 @@
         </w:r>
       </w:hyperlink>
       <w:r>
+        <w:rPr>
+          <w:lang w:val="fr_FR" w:bidi="fr_FR"/>
+        </w:rPr>
         <w:t xml:space="preserve">). Alors que les nations affluent vers un Israël renouvelé, les desseins de Dieu à travers Abraham seront accomplis (voir </w:t>
       </w:r>
       <w:hyperlink r:id="rId73">
         <w:r>
           <w:rPr>
+            <w:lang w:val="fr_FR" w:bidi="fr_FR"/>
+          </w:rPr>
+          <w:rPr>
             <w:color w:val="0000EE"/>
             <w:u w:val="single"/>
           </w:rPr>
@@ -4326,31 +7971,65 @@
         </w:r>
       </w:hyperlink>
       <w:r>
+        <w:rPr>
+          <w:lang w:val="fr_FR" w:bidi="fr_FR"/>
+        </w:rPr>
         <w:t>).</w:t>
       </w:r>
-      <w:r/>
-      <w:r/>
-    </w:p>
-    <w:p>
-      <w:r/>
+      <w:r>
+        <w:rPr>
+          <w:lang w:val="fr_FR" w:bidi="fr_FR"/>
+        </w:rPr>
+      </w:r>
+      <w:r>
+        <w:rPr>
+          <w:lang w:val="fr_FR" w:bidi="fr_FR"/>
+        </w:rPr>
+      </w:r>
+    </w:p>
+    <w:p>
+      <w:pPr/>
+      <w:r>
+        <w:rPr>
+          <w:lang w:val="fr_FR" w:bidi="fr_FR"/>
+        </w:rPr>
+      </w:r>
     </w:p>
     <w:p>
       <w:pPr>
         <w:pStyle w:val="Heading2"/>
       </w:pPr>
       <w:r>
+        <w:rPr>
+          <w:lang w:val="fr_FR" w:bidi="fr_FR"/>
+        </w:rPr>
         <w:t>Michée 7.13</w:t>
       </w:r>
-      <w:r/>
-    </w:p>
-    <w:p>
-      <w:r/>
-      <w:r>
+      <w:r>
+        <w:rPr>
+          <w:lang w:val="fr_FR" w:bidi="fr_FR"/>
+        </w:rPr>
+      </w:r>
+    </w:p>
+    <w:p>
+      <w:pPr/>
+      <w:r>
+        <w:rPr>
+          <w:lang w:val="fr_FR" w:bidi="fr_FR"/>
+        </w:rPr>
+      </w:r>
+      <w:r>
+        <w:rPr>
+          <w:lang w:val="fr_FR" w:bidi="fr_FR"/>
+        </w:rPr>
         <w:t>Avant leur restauration, Israël doit être discipliné (</w:t>
       </w:r>
       <w:hyperlink r:id="rId34">
         <w:r>
           <w:rPr>
+            <w:lang w:val="fr_FR" w:bidi="fr_FR"/>
+          </w:rPr>
+          <w:rPr>
             <w:color w:val="0000EE"/>
             <w:u w:val="single"/>
           </w:rPr>
@@ -4358,11 +8037,17 @@
         </w:r>
       </w:hyperlink>
       <w:r>
+        <w:rPr>
+          <w:lang w:val="fr_FR" w:bidi="fr_FR"/>
+        </w:rPr>
         <w:t xml:space="preserve">; </w:t>
       </w:r>
       <w:hyperlink r:id="rId35">
         <w:r>
           <w:rPr>
+            <w:lang w:val="fr_FR" w:bidi="fr_FR"/>
+          </w:rPr>
+          <w:rPr>
             <w:color w:val="0000EE"/>
             <w:u w:val="single"/>
           </w:rPr>
@@ -4370,11 +8055,17 @@
         </w:r>
       </w:hyperlink>
       <w:r>
+        <w:rPr>
+          <w:lang w:val="fr_FR" w:bidi="fr_FR"/>
+        </w:rPr>
         <w:t xml:space="preserve">, </w:t>
       </w:r>
       <w:hyperlink r:id="rId36">
         <w:r>
           <w:rPr>
+            <w:lang w:val="fr_FR" w:bidi="fr_FR"/>
+          </w:rPr>
+          <w:rPr>
             <w:color w:val="0000EE"/>
             <w:u w:val="single"/>
           </w:rPr>
@@ -4382,11 +8073,17 @@
         </w:r>
       </w:hyperlink>
       <w:r>
+        <w:rPr>
+          <w:lang w:val="fr_FR" w:bidi="fr_FR"/>
+        </w:rPr>
         <w:t xml:space="preserve">, </w:t>
       </w:r>
       <w:hyperlink r:id="rId205">
         <w:r>
           <w:rPr>
+            <w:lang w:val="fr_FR" w:bidi="fr_FR"/>
+          </w:rPr>
+          <w:rPr>
             <w:color w:val="0000EE"/>
             <w:u w:val="single"/>
           </w:rPr>
@@ -4394,11 +8091,17 @@
         </w:r>
       </w:hyperlink>
       <w:r>
+        <w:rPr>
+          <w:lang w:val="fr_FR" w:bidi="fr_FR"/>
+        </w:rPr>
         <w:t xml:space="preserve">; </w:t>
       </w:r>
       <w:hyperlink r:id="rId54">
         <w:r>
           <w:rPr>
+            <w:lang w:val="fr_FR" w:bidi="fr_FR"/>
+          </w:rPr>
+          <w:rPr>
             <w:color w:val="0000EE"/>
             <w:u w:val="single"/>
           </w:rPr>
@@ -4406,40 +8109,78 @@
         </w:r>
       </w:hyperlink>
       <w:r>
+        <w:rPr>
+          <w:lang w:val="fr_FR" w:bidi="fr_FR"/>
+        </w:rPr>
         <w:t>). • dévasté : l’obstination méchante du peuple a entraîné les jugements de Dieu.</w:t>
       </w:r>
-      <w:r/>
-      <w:r/>
-    </w:p>
-    <w:p>
-      <w:r/>
+      <w:r>
+        <w:rPr>
+          <w:lang w:val="fr_FR" w:bidi="fr_FR"/>
+        </w:rPr>
+      </w:r>
+      <w:r>
+        <w:rPr>
+          <w:lang w:val="fr_FR" w:bidi="fr_FR"/>
+        </w:rPr>
+      </w:r>
+    </w:p>
+    <w:p>
+      <w:pPr/>
+      <w:r>
+        <w:rPr>
+          <w:lang w:val="fr_FR" w:bidi="fr_FR"/>
+        </w:rPr>
+      </w:r>
     </w:p>
     <w:p>
       <w:pPr>
         <w:pStyle w:val="Heading2"/>
       </w:pPr>
       <w:r>
+        <w:rPr>
+          <w:lang w:val="fr_FR" w:bidi="fr_FR"/>
+        </w:rPr>
         <w:t>Michée 7.14</w:t>
       </w:r>
-      <w:r/>
-    </w:p>
-    <w:p>
-      <w:r/>
-      <w:r>
+      <w:r>
+        <w:rPr>
+          <w:lang w:val="fr_FR" w:bidi="fr_FR"/>
+        </w:rPr>
+      </w:r>
+    </w:p>
+    <w:p>
+      <w:pPr/>
+      <w:r>
+        <w:rPr>
+          <w:lang w:val="fr_FR" w:bidi="fr_FR"/>
+        </w:rPr>
+      </w:r>
+      <w:r>
+        <w:rPr>
+          <w:lang w:val="fr_FR" w:bidi="fr_FR"/>
+        </w:rPr>
         <w:t>• Avec une houlette</w:t>
       </w:r>
       <w:r>
         <w:rPr>
           <w:i/>
+          <w:lang w:val="fr_FR" w:bidi="fr_FR"/>
         </w:rPr>
         <w:t>,</w:t>
       </w:r>
       <w:r>
+        <w:rPr>
+          <w:lang w:val="fr_FR" w:bidi="fr_FR"/>
+        </w:rPr>
         <w:t xml:space="preserve"> un berger de l'ancien Proche-Orient pouvait défendre ses moutons contre les bêtes sauvages. De même, le prophète priait pour que Dieu protège son peuple des nations païennes hostiles (cf. </w:t>
       </w:r>
       <w:hyperlink r:id="rId206">
         <w:r>
           <w:rPr>
+            <w:lang w:val="fr_FR" w:bidi="fr_FR"/>
+          </w:rPr>
+          <w:rPr>
             <w:color w:val="0000EE"/>
             <w:u w:val="single"/>
           </w:rPr>
@@ -4447,11 +8188,17 @@
         </w:r>
       </w:hyperlink>
       <w:r>
+        <w:rPr>
+          <w:lang w:val="fr_FR" w:bidi="fr_FR"/>
+        </w:rPr>
         <w:t xml:space="preserve">). • ton héritage : cf. </w:t>
       </w:r>
       <w:hyperlink r:id="rId104">
         <w:r>
           <w:rPr>
+            <w:lang w:val="fr_FR" w:bidi="fr_FR"/>
+          </w:rPr>
+          <w:rPr>
             <w:color w:val="0000EE"/>
             <w:u w:val="single"/>
           </w:rPr>
@@ -4459,11 +8206,17 @@
         </w:r>
       </w:hyperlink>
       <w:r>
+        <w:rPr>
+          <w:lang w:val="fr_FR" w:bidi="fr_FR"/>
+        </w:rPr>
         <w:t xml:space="preserve"> ; </w:t>
       </w:r>
       <w:hyperlink r:id="rId207">
         <w:r>
           <w:rPr>
+            <w:lang w:val="fr_FR" w:bidi="fr_FR"/>
+          </w:rPr>
+          <w:rPr>
             <w:color w:val="0000EE"/>
             <w:u w:val="single"/>
           </w:rPr>
@@ -4471,11 +8224,17 @@
         </w:r>
       </w:hyperlink>
       <w:r>
+        <w:rPr>
+          <w:lang w:val="fr_FR" w:bidi="fr_FR"/>
+        </w:rPr>
         <w:t xml:space="preserve"> ; </w:t>
       </w:r>
       <w:hyperlink r:id="rId208">
         <w:r>
           <w:rPr>
+            <w:lang w:val="fr_FR" w:bidi="fr_FR"/>
+          </w:rPr>
+          <w:rPr>
             <w:color w:val="0000EE"/>
             <w:u w:val="single"/>
           </w:rPr>
@@ -4483,11 +8242,17 @@
         </w:r>
       </w:hyperlink>
       <w:r>
+        <w:rPr>
+          <w:lang w:val="fr_FR" w:bidi="fr_FR"/>
+        </w:rPr>
         <w:t xml:space="preserve"> ; </w:t>
       </w:r>
       <w:hyperlink r:id="rId209">
         <w:r>
           <w:rPr>
+            <w:lang w:val="fr_FR" w:bidi="fr_FR"/>
+          </w:rPr>
+          <w:rPr>
             <w:color w:val="0000EE"/>
             <w:u w:val="single"/>
           </w:rPr>
@@ -4495,11 +8260,17 @@
         </w:r>
       </w:hyperlink>
       <w:r>
+        <w:rPr>
+          <w:lang w:val="fr_FR" w:bidi="fr_FR"/>
+        </w:rPr>
         <w:t xml:space="preserve"> ; </w:t>
       </w:r>
       <w:hyperlink r:id="rId210">
         <w:r>
           <w:rPr>
+            <w:lang w:val="fr_FR" w:bidi="fr_FR"/>
+          </w:rPr>
+          <w:rPr>
             <w:color w:val="0000EE"/>
             <w:u w:val="single"/>
           </w:rPr>
@@ -4507,11 +8278,17 @@
         </w:r>
       </w:hyperlink>
       <w:r>
+        <w:rPr>
+          <w:lang w:val="fr_FR" w:bidi="fr_FR"/>
+        </w:rPr>
         <w:t xml:space="preserve"> ; </w:t>
       </w:r>
       <w:hyperlink r:id="rId211">
         <w:r>
           <w:rPr>
+            <w:lang w:val="fr_FR" w:bidi="fr_FR"/>
+          </w:rPr>
+          <w:rPr>
             <w:color w:val="0000EE"/>
             <w:u w:val="single"/>
           </w:rPr>
@@ -4519,11 +8296,17 @@
         </w:r>
       </w:hyperlink>
       <w:r>
+        <w:rPr>
+          <w:lang w:val="fr_FR" w:bidi="fr_FR"/>
+        </w:rPr>
         <w:t>. • Basan et Galaad, à l'est du Jourdain, faisaient partie des premiers dons du Seigneur aux tribus israélites de Ruben, Gad et Manassé (</w:t>
       </w:r>
       <w:hyperlink r:id="rId212">
         <w:r>
           <w:rPr>
+            <w:lang w:val="fr_FR" w:bidi="fr_FR"/>
+          </w:rPr>
+          <w:rPr>
             <w:color w:val="0000EE"/>
             <w:u w:val="single"/>
           </w:rPr>
@@ -4531,31 +8314,65 @@
         </w:r>
       </w:hyperlink>
       <w:r>
+        <w:rPr>
+          <w:lang w:val="fr_FR" w:bidi="fr_FR"/>
+        </w:rPr>
         <w:t>). L'Assyrie a annexé ces territoires et a emmené ces tribus dans les années 700 av. J.‑C. La possession d'Israël sera restaurée et étendue.</w:t>
       </w:r>
-      <w:r/>
-      <w:r/>
-    </w:p>
-    <w:p>
-      <w:r/>
+      <w:r>
+        <w:rPr>
+          <w:lang w:val="fr_FR" w:bidi="fr_FR"/>
+        </w:rPr>
+      </w:r>
+      <w:r>
+        <w:rPr>
+          <w:lang w:val="fr_FR" w:bidi="fr_FR"/>
+        </w:rPr>
+      </w:r>
+    </w:p>
+    <w:p>
+      <w:pPr/>
+      <w:r>
+        <w:rPr>
+          <w:lang w:val="fr_FR" w:bidi="fr_FR"/>
+        </w:rPr>
+      </w:r>
     </w:p>
     <w:p>
       <w:pPr>
         <w:pStyle w:val="Heading2"/>
       </w:pPr>
       <w:r>
+        <w:rPr>
+          <w:lang w:val="fr_FR" w:bidi="fr_FR"/>
+        </w:rPr>
         <w:t>Michée 7.14–20</w:t>
       </w:r>
-      <w:r/>
-    </w:p>
-    <w:p>
-      <w:r/>
-      <w:r>
+      <w:r>
+        <w:rPr>
+          <w:lang w:val="fr_FR" w:bidi="fr_FR"/>
+        </w:rPr>
+      </w:r>
+    </w:p>
+    <w:p>
+      <w:pPr/>
+      <w:r>
+        <w:rPr>
+          <w:lang w:val="fr_FR" w:bidi="fr_FR"/>
+        </w:rPr>
+      </w:r>
+      <w:r>
+        <w:rPr>
+          <w:lang w:val="fr_FR" w:bidi="fr_FR"/>
+        </w:rPr>
         <w:t xml:space="preserve">Le Seigneur a promis de renouveler complètement Israël, sa terre promise (voir </w:t>
       </w:r>
       <w:hyperlink r:id="rId104">
         <w:r>
           <w:rPr>
+            <w:lang w:val="fr_FR" w:bidi="fr_FR"/>
+          </w:rPr>
+          <w:rPr>
             <w:color w:val="0000EE"/>
             <w:u w:val="single"/>
           </w:rPr>
@@ -4563,11 +8380,17 @@
         </w:r>
       </w:hyperlink>
       <w:r>
+        <w:rPr>
+          <w:lang w:val="fr_FR" w:bidi="fr_FR"/>
+        </w:rPr>
         <w:t xml:space="preserve"> ; </w:t>
       </w:r>
       <w:hyperlink r:id="rId210">
         <w:r>
           <w:rPr>
+            <w:lang w:val="fr_FR" w:bidi="fr_FR"/>
+          </w:rPr>
+          <w:rPr>
             <w:color w:val="0000EE"/>
             <w:u w:val="single"/>
           </w:rPr>
@@ -4575,11 +8398,17 @@
         </w:r>
       </w:hyperlink>
       <w:r>
+        <w:rPr>
+          <w:lang w:val="fr_FR" w:bidi="fr_FR"/>
+        </w:rPr>
         <w:t xml:space="preserve">). Le jugement ne signifierait pas la destruction de l’espoir, mais une purification afin que le véritable espoir puisse prévaloir. La restauration serait l’œuvre de Dieu seul, alors qu’il restaurerait le reste de son peuple spécial et enlèverait leur culpabilité par son amour, sa compassion et sa fidélité (voir </w:t>
       </w:r>
       <w:hyperlink r:id="rId213">
         <w:r>
           <w:rPr>
+            <w:lang w:val="fr_FR" w:bidi="fr_FR"/>
+          </w:rPr>
+          <w:rPr>
             <w:color w:val="0000EE"/>
             <w:u w:val="single"/>
           </w:rPr>
@@ -4587,51 +8416,113 @@
         </w:r>
       </w:hyperlink>
       <w:r>
+        <w:rPr>
+          <w:lang w:val="fr_FR" w:bidi="fr_FR"/>
+        </w:rPr>
         <w:t>).</w:t>
       </w:r>
-      <w:r/>
-      <w:r/>
-    </w:p>
-    <w:p>
-      <w:r/>
+      <w:r>
+        <w:rPr>
+          <w:lang w:val="fr_FR" w:bidi="fr_FR"/>
+        </w:rPr>
+      </w:r>
+      <w:r>
+        <w:rPr>
+          <w:lang w:val="fr_FR" w:bidi="fr_FR"/>
+        </w:rPr>
+      </w:r>
+    </w:p>
+    <w:p>
+      <w:pPr/>
+      <w:r>
+        <w:rPr>
+          <w:lang w:val="fr_FR" w:bidi="fr_FR"/>
+        </w:rPr>
+      </w:r>
     </w:p>
     <w:p>
       <w:pPr>
         <w:pStyle w:val="Heading2"/>
       </w:pPr>
       <w:r>
+        <w:rPr>
+          <w:lang w:val="fr_FR" w:bidi="fr_FR"/>
+        </w:rPr>
         <w:t>Michée 7.15</w:t>
       </w:r>
-      <w:r/>
-    </w:p>
-    <w:p>
-      <w:r/>
-      <w:r>
+      <w:r>
+        <w:rPr>
+          <w:lang w:val="fr_FR" w:bidi="fr_FR"/>
+        </w:rPr>
+      </w:r>
+    </w:p>
+    <w:p>
+      <w:pPr/>
+      <w:r>
+        <w:rPr>
+          <w:lang w:val="fr_FR" w:bidi="fr_FR"/>
+        </w:rPr>
+      </w:r>
+      <w:r>
+        <w:rPr>
+          <w:lang w:val="fr_FR" w:bidi="fr_FR"/>
+        </w:rPr>
         <w:t>L’asservissement d’Israël au péché et à d’autres nations nécessitait de puissants miracles, comme ceux qui ont permis de faire sortir Israël d’Égypte.</w:t>
       </w:r>
-      <w:r/>
-      <w:r/>
-    </w:p>
-    <w:p>
-      <w:r/>
+      <w:r>
+        <w:rPr>
+          <w:lang w:val="fr_FR" w:bidi="fr_FR"/>
+        </w:rPr>
+      </w:r>
+      <w:r>
+        <w:rPr>
+          <w:lang w:val="fr_FR" w:bidi="fr_FR"/>
+        </w:rPr>
+      </w:r>
+    </w:p>
+    <w:p>
+      <w:pPr/>
+      <w:r>
+        <w:rPr>
+          <w:lang w:val="fr_FR" w:bidi="fr_FR"/>
+        </w:rPr>
+      </w:r>
     </w:p>
     <w:p>
       <w:pPr>
         <w:pStyle w:val="Heading2"/>
       </w:pPr>
       <w:r>
+        <w:rPr>
+          <w:lang w:val="fr_FR" w:bidi="fr_FR"/>
+        </w:rPr>
         <w:t>Michée 7.16</w:t>
       </w:r>
-      <w:r/>
-    </w:p>
-    <w:p>
-      <w:r/>
-      <w:r>
+      <w:r>
+        <w:rPr>
+          <w:lang w:val="fr_FR" w:bidi="fr_FR"/>
+        </w:rPr>
+      </w:r>
+    </w:p>
+    <w:p>
+      <w:pPr/>
+      <w:r>
+        <w:rPr>
+          <w:lang w:val="fr_FR" w:bidi="fr_FR"/>
+        </w:rPr>
+      </w:r>
+      <w:r>
+        <w:rPr>
+          <w:lang w:val="fr_FR" w:bidi="fr_FR"/>
+        </w:rPr>
         <w:t>La promesse que toutes les nations seront bénies par les descendants d’Abraham (</w:t>
       </w:r>
       <w:hyperlink r:id="rId73">
         <w:r>
           <w:rPr>
+            <w:lang w:val="fr_FR" w:bidi="fr_FR"/>
+          </w:rPr>
+          <w:rPr>
             <w:color w:val="0000EE"/>
             <w:u w:val="single"/>
           </w:rPr>
@@ -4639,40 +8530,78 @@
         </w:r>
       </w:hyperlink>
       <w:r>
+        <w:rPr>
+          <w:lang w:val="fr_FR" w:bidi="fr_FR"/>
+        </w:rPr>
         <w:t>) s’accomplira dans cette restauration du peuple spécial de Dieu.</w:t>
       </w:r>
-      <w:r/>
-      <w:r/>
-    </w:p>
-    <w:p>
-      <w:r/>
+      <w:r>
+        <w:rPr>
+          <w:lang w:val="fr_FR" w:bidi="fr_FR"/>
+        </w:rPr>
+      </w:r>
+      <w:r>
+        <w:rPr>
+          <w:lang w:val="fr_FR" w:bidi="fr_FR"/>
+        </w:rPr>
+      </w:r>
+    </w:p>
+    <w:p>
+      <w:pPr/>
+      <w:r>
+        <w:rPr>
+          <w:lang w:val="fr_FR" w:bidi="fr_FR"/>
+        </w:rPr>
+      </w:r>
     </w:p>
     <w:p>
       <w:pPr>
         <w:pStyle w:val="Heading2"/>
       </w:pPr>
       <w:r>
+        <w:rPr>
+          <w:lang w:val="fr_FR" w:bidi="fr_FR"/>
+        </w:rPr>
         <w:t>Michée 7.17</w:t>
       </w:r>
-      <w:r/>
-    </w:p>
-    <w:p>
-      <w:r/>
-      <w:r>
+      <w:r>
+        <w:rPr>
+          <w:lang w:val="fr_FR" w:bidi="fr_FR"/>
+        </w:rPr>
+      </w:r>
+    </w:p>
+    <w:p>
+      <w:pPr/>
+      <w:r>
+        <w:rPr>
+          <w:lang w:val="fr_FR" w:bidi="fr_FR"/>
+        </w:rPr>
+      </w:r>
+      <w:r>
+        <w:rPr>
+          <w:lang w:val="fr_FR" w:bidi="fr_FR"/>
+        </w:rPr>
         <w:t>Comme des serpents</w:t>
       </w:r>
       <w:r>
         <w:rPr>
           <w:i/>
+          <w:lang w:val="fr_FR" w:bidi="fr_FR"/>
         </w:rPr>
         <w:t>,</w:t>
       </w:r>
       <w:r>
+        <w:rPr>
+          <w:lang w:val="fr_FR" w:bidi="fr_FR"/>
+        </w:rPr>
         <w:t xml:space="preserve"> les nations avaient frappé le talon d’Israël (cf. </w:t>
       </w:r>
       <w:hyperlink r:id="rId214">
         <w:r>
           <w:rPr>
+            <w:lang w:val="fr_FR" w:bidi="fr_FR"/>
+          </w:rPr>
+          <w:rPr>
             <w:color w:val="0000EE"/>
             <w:u w:val="single"/>
           </w:rPr>
@@ -4680,11 +8609,17 @@
         </w:r>
       </w:hyperlink>
       <w:r>
+        <w:rPr>
+          <w:lang w:val="fr_FR" w:bidi="fr_FR"/>
+        </w:rPr>
         <w:t>). Les prophètes décrivaient régulièrement les nations étrangères comme des serpents venimeux et trompeurs (</w:t>
       </w:r>
       <w:hyperlink r:id="rId215">
         <w:r>
           <w:rPr>
+            <w:lang w:val="fr_FR" w:bidi="fr_FR"/>
+          </w:rPr>
+          <w:rPr>
             <w:color w:val="0000EE"/>
             <w:u w:val="single"/>
           </w:rPr>
@@ -4692,11 +8627,17 @@
         </w:r>
       </w:hyperlink>
       <w:r>
+        <w:rPr>
+          <w:lang w:val="fr_FR" w:bidi="fr_FR"/>
+        </w:rPr>
         <w:t xml:space="preserve"> ; </w:t>
       </w:r>
       <w:hyperlink r:id="rId216">
         <w:r>
           <w:rPr>
+            <w:lang w:val="fr_FR" w:bidi="fr_FR"/>
+          </w:rPr>
+          <w:rPr>
             <w:color w:val="0000EE"/>
             <w:u w:val="single"/>
           </w:rPr>
@@ -4704,11 +8645,17 @@
         </w:r>
       </w:hyperlink>
       <w:r>
+        <w:rPr>
+          <w:lang w:val="fr_FR" w:bidi="fr_FR"/>
+        </w:rPr>
         <w:t xml:space="preserve">; </w:t>
       </w:r>
       <w:hyperlink r:id="rId217">
         <w:r>
           <w:rPr>
+            <w:lang w:val="fr_FR" w:bidi="fr_FR"/>
+          </w:rPr>
+          <w:rPr>
             <w:color w:val="0000EE"/>
             <w:u w:val="single"/>
           </w:rPr>
@@ -4716,11 +8663,17 @@
         </w:r>
       </w:hyperlink>
       <w:r>
+        <w:rPr>
+          <w:lang w:val="fr_FR" w:bidi="fr_FR"/>
+        </w:rPr>
         <w:t xml:space="preserve">). Maintenant, ces nations seraient humiliées (cf. </w:t>
       </w:r>
       <w:hyperlink r:id="rId218">
         <w:r>
           <w:rPr>
+            <w:lang w:val="fr_FR" w:bidi="fr_FR"/>
+          </w:rPr>
+          <w:rPr>
             <w:color w:val="0000EE"/>
             <w:u w:val="single"/>
           </w:rPr>
@@ -4728,40 +8681,78 @@
         </w:r>
       </w:hyperlink>
       <w:r>
+        <w:rPr>
+          <w:lang w:val="fr_FR" w:bidi="fr_FR"/>
+        </w:rPr>
         <w:t>). « Lécher la poussière » était une métaphore poru parler de défaite et d’humiliation.</w:t>
       </w:r>
-      <w:r/>
-      <w:r/>
-    </w:p>
-    <w:p>
-      <w:r/>
+      <w:r>
+        <w:rPr>
+          <w:lang w:val="fr_FR" w:bidi="fr_FR"/>
+        </w:rPr>
+      </w:r>
+      <w:r>
+        <w:rPr>
+          <w:lang w:val="fr_FR" w:bidi="fr_FR"/>
+        </w:rPr>
+      </w:r>
+    </w:p>
+    <w:p>
+      <w:pPr/>
+      <w:r>
+        <w:rPr>
+          <w:lang w:val="fr_FR" w:bidi="fr_FR"/>
+        </w:rPr>
+      </w:r>
     </w:p>
     <w:p>
       <w:pPr>
         <w:pStyle w:val="Heading2"/>
       </w:pPr>
       <w:r>
+        <w:rPr>
+          <w:lang w:val="fr_FR" w:bidi="fr_FR"/>
+        </w:rPr>
         <w:t>Michée 7.18–20</w:t>
       </w:r>
-      <w:r/>
-    </w:p>
-    <w:p>
-      <w:r/>
-      <w:r>
+      <w:r>
+        <w:rPr>
+          <w:lang w:val="fr_FR" w:bidi="fr_FR"/>
+        </w:rPr>
+      </w:r>
+    </w:p>
+    <w:p>
+      <w:pPr/>
+      <w:r>
+        <w:rPr>
+          <w:lang w:val="fr_FR" w:bidi="fr_FR"/>
+        </w:rPr>
+      </w:r>
+      <w:r>
+        <w:rPr>
+          <w:lang w:val="fr_FR" w:bidi="fr_FR"/>
+        </w:rPr>
         <w:t xml:space="preserve">Ces versets présentent un excellent résumé de la théologie de l’Ancien Testament. Dieu est unique : rien ni personne d’autre n’est comme lui. En raison de son amour infaillible (en hébreu </w:t>
       </w:r>
       <w:r>
         <w:rPr>
           <w:i/>
+          <w:lang w:val="fr_FR" w:bidi="fr_FR"/>
         </w:rPr>
         <w:t>khesed</w:t>
       </w:r>
       <w:r>
+        <w:rPr>
+          <w:lang w:val="fr_FR" w:bidi="fr_FR"/>
+        </w:rPr>
         <w:t xml:space="preserve">), il ne détruit pas son peuple qu’il juge, mais le restaure plutôt (voir </w:t>
       </w:r>
       <w:hyperlink r:id="rId219">
         <w:r>
           <w:rPr>
+            <w:lang w:val="fr_FR" w:bidi="fr_FR"/>
+          </w:rPr>
+          <w:rPr>
             <w:color w:val="0000EE"/>
             <w:u w:val="single"/>
           </w:rPr>
@@ -4769,11 +8760,17 @@
         </w:r>
       </w:hyperlink>
       <w:r>
+        <w:rPr>
+          <w:lang w:val="fr_FR" w:bidi="fr_FR"/>
+        </w:rPr>
         <w:t xml:space="preserve">). Sa fidélité signifie qu’on peut lui faire confiance pour faire le bien, quel qu’en soit le coût pour lui-même (voir </w:t>
       </w:r>
       <w:hyperlink r:id="rId220">
         <w:r>
           <w:rPr>
+            <w:lang w:val="fr_FR" w:bidi="fr_FR"/>
+          </w:rPr>
+          <w:rPr>
             <w:color w:val="0000EE"/>
             <w:u w:val="single"/>
           </w:rPr>
@@ -4781,11 +8778,17 @@
         </w:r>
       </w:hyperlink>
       <w:r>
+        <w:rPr>
+          <w:lang w:val="fr_FR" w:bidi="fr_FR"/>
+        </w:rPr>
         <w:t>). • Quel Dieu est semblable à toi : Cette question joue probablement sur la signification du nom de Michée (« Qui est comme le Seigneur ? »). Le caractère de Dieu est inégalé parmi les dieux des nations. Ses actions et ses paroles découlent de son caractère (</w:t>
       </w:r>
       <w:hyperlink r:id="rId155">
         <w:r>
           <w:rPr>
+            <w:lang w:val="fr_FR" w:bidi="fr_FR"/>
+          </w:rPr>
+          <w:rPr>
             <w:color w:val="0000EE"/>
             <w:u w:val="single"/>
           </w:rPr>
@@ -4793,11 +8796,17 @@
         </w:r>
       </w:hyperlink>
       <w:r>
+        <w:rPr>
+          <w:lang w:val="fr_FR" w:bidi="fr_FR"/>
+        </w:rPr>
         <w:t>). Dieu pardonne, montre de la compassion, triomphe des péchés de son peuple et scelle ces péchés. L’amour infaillible du Seigneur l’a poussé à choisir Israël dès le début (</w:t>
       </w:r>
       <w:hyperlink r:id="rId221">
         <w:r>
           <w:rPr>
+            <w:lang w:val="fr_FR" w:bidi="fr_FR"/>
+          </w:rPr>
+          <w:rPr>
             <w:color w:val="0000EE"/>
             <w:u w:val="single"/>
           </w:rPr>
@@ -4805,11 +8814,17 @@
         </w:r>
       </w:hyperlink>
       <w:r>
+        <w:rPr>
+          <w:lang w:val="fr_FR" w:bidi="fr_FR"/>
+        </w:rPr>
         <w:t>), conformément à sa fidélité à l’alliance avec les ancêtres d’Israël (</w:t>
       </w:r>
       <w:hyperlink r:id="rId222">
         <w:r>
           <w:rPr>
+            <w:lang w:val="fr_FR" w:bidi="fr_FR"/>
+          </w:rPr>
+          <w:rPr>
             <w:color w:val="0000EE"/>
             <w:u w:val="single"/>
           </w:rPr>
@@ -4817,11 +8832,17 @@
         </w:r>
       </w:hyperlink>
       <w:r>
+        <w:rPr>
+          <w:lang w:val="fr_FR" w:bidi="fr_FR"/>
+        </w:rPr>
         <w:t xml:space="preserve"> ; </w:t>
       </w:r>
       <w:hyperlink r:id="rId223">
         <w:r>
           <w:rPr>
+            <w:lang w:val="fr_FR" w:bidi="fr_FR"/>
+          </w:rPr>
+          <w:rPr>
             <w:color w:val="0000EE"/>
             <w:u w:val="single"/>
           </w:rPr>
@@ -4829,10 +8850,21 @@
         </w:r>
       </w:hyperlink>
       <w:r>
+        <w:rPr>
+          <w:lang w:val="fr_FR" w:bidi="fr_FR"/>
+        </w:rPr>
         <w:t>). Par son amour infaillible, Dieu continue d’offrir de l’espoir à ceux qui ont confiance en lui.</w:t>
       </w:r>
-      <w:r/>
-      <w:r/>
+      <w:r>
+        <w:rPr>
+          <w:lang w:val="fr_FR" w:bidi="fr_FR"/>
+        </w:rPr>
+      </w:r>
+      <w:r>
+        <w:rPr>
+          <w:lang w:val="fr_FR" w:bidi="fr_FR"/>
+        </w:rPr>
+      </w:r>
     </w:p>
     <w:sectPr>
       <w:footnotePr>
@@ -6734,7 +10766,7 @@
     <w:rPrDefault>
       <w:rPr>
         <w:rFonts w:ascii="Times New Roman" w:eastAsia="Times New Roman" w:hAnsi="Times New Roman" w:cs="Times New Roman"/>
-        <w:lang w:val="en-US" w:eastAsia="en-US" w:bidi="ar-SA"/>
+        <w:lang w:val="fr_FR" w:eastAsia="en-US" w:bidi="ar-SA"/>
       </w:rPr>
     </w:rPrDefault>
     <w:pPrDefault/>

--- a/fra/docx/33.content.docx
+++ b/fra/docx/33.content.docx
@@ -163,13 +163,6 @@
         <w:rPr>
           <w:lang w:val="fr_FR" w:bidi="fr_FR"/>
         </w:rPr>
-      </w:r>
-      <w:r>
-        <w:rPr>
-          <w:i/>
-          <w:lang w:val="fr_FR" w:bidi="fr_FR"/>
-        </w:rPr>
-        <w:t>Michée 1.1, Michée 1.2, Michée 1.2–7, Michée 1.2–2.13, Michée 1:3, Michée 1.4, Michée 1.5, Michée 1.6–7, Michée 1.8–16, Michée 1.9, Michée 1.10–15, Michée 1.11, Michée 1.12, Michée 1.13, Michée 1.14, Michée 1.15, Michée 1.16, Michée 2.1–2, Michée 2.3–5, Michée 2.4, Michée 2.6, Michée 2.7–10, Michée 2.11, Michée 2.12–13, Michée 2.13, Michée 3.1, Michée 3.1–4, Michée 3.1–5.15, Michée 3.2–3, Michée 3.4, Michée 3.5, Michée 3.6–7, Michée 3.8, Michée 3.9–12, Michée 3.11, Michée 3.12, Michée 4.1–2, Michée 4.1–5, Michée 4.3, Michée 4.4, Michée 4.6–7, Michée 4.8, Michée 4.9, Michée 4.10, Michée 4.11–13, Michée 4.12, Michée 4.13, Michée 5.1, Michée 5.1–15, Michée 5.1, Michée 5.4–5, Michée 5.5, Michée 5.6, Michée 5.7, Michée 5.7–15, Michée 5.8–9, Michée 5.10–14, Michée 5.13–14, Michée 6.1–2, Michée 6.1–16, Michée 6.3, Michée 6.4–5, Michée 6.6–7, Michée 6.8, Michée 6.9, Michée 6.9–16, Michée 6.10–12, Michée 6.13–16, Michée 6.16, Michée 7.1, Michée 7.1–20, Michée 7.2, Michée 7.2–6, Michée 7.3, Michée 7.4, Michée 7.5–6, Michée 7.7–10, Michée 7.8, Michée 7.9, Michée 7.10, Michée 7.11–12, Michée 7.13, Michée 7.14, Michée 7.14–20, Michée 7.15, Michée 7.16, Michée 7.17, Michée 7.18–20</w:t>
       </w:r>
       <w:r>
         <w:rPr>

--- a/fra/docx/33.content.docx
+++ b/fra/docx/33.content.docx
@@ -150,19 +150,6 @@
           <w:lang w:val="fr_FR" w:bidi="fr_FR"/>
         </w:rPr>
         <w:t>MIC</w:t>
-      </w:r>
-      <w:r>
-        <w:rPr>
-          <w:lang w:val="fr_FR" w:bidi="fr_FR"/>
-        </w:rPr>
-      </w:r>
-    </w:p>
-    <w:p>
-      <w:pPr/>
-      <w:r>
-        <w:rPr>
-          <w:lang w:val="fr_FR" w:bidi="fr_FR"/>
-        </w:rPr>
       </w:r>
       <w:r>
         <w:rPr>

--- a/fra/docx/33.content.docx
+++ b/fra/docx/33.content.docx
@@ -19,7 +19,7 @@
         <w:rPr>
           <w:lang w:val="fr_FR" w:bidi="fr_FR"/>
         </w:rPr>
-        <w:t>Resource: Notes d'étude (Tyndale)</w:t>
+        <w:t>Resource: Tyndale Open Study Notes</w:t>
       </w:r>
       <w:r>
         <w:rPr>
@@ -112,7 +112,7 @@
         <w:rPr>
           <w:lang w:val="fr_FR" w:bidi="fr_FR"/>
         </w:rPr>
-        <w:t>Notes d'étude (Tyndale)</w:t>
+        <w:t>Tyndale Open Study Notes</w:t>
       </w:r>
     </w:p>
     <w:p>

--- a/fra/docx/33.content.docx
+++ b/fra/docx/33.content.docx
@@ -19,7 +19,7 @@
         <w:rPr>
           <w:lang w:val="fr_FR" w:bidi="fr_FR"/>
         </w:rPr>
-        <w:t>Resource: Tyndale Open Study Notes</w:t>
+        <w:t>Resource: Aquifer Open Study Notes</w:t>
       </w:r>
       <w:r>
         <w:rPr>
@@ -112,7 +112,7 @@
         <w:rPr>
           <w:lang w:val="fr_FR" w:bidi="fr_FR"/>
         </w:rPr>
-        <w:t>Tyndale Open Study Notes</w:t>
+        <w:t>Aquifer Open Study Notes</w:t>
       </w:r>
     </w:p>
     <w:p>

--- a/fra/docx/33.content.docx
+++ b/fra/docx/33.content.docx
@@ -306,36 +306,24 @@
         </w:rPr>
         <w:t xml:space="preserve"> (« Écoute ! ») au verset </w:t>
       </w:r>
-      <w:hyperlink r:id="rId13">
-        <w:r>
-          <w:rPr>
-            <w:lang w:val="fr_FR" w:bidi="fr_FR"/>
-          </w:rPr>
-          <w:rPr>
-            <w:color w:val="0000EE"/>
-            <w:u w:val="single"/>
-          </w:rPr>
-          <w:t>Dt 6.4</w:t>
-        </w:r>
-      </w:hyperlink>
+      <w:r>
+        <w:rPr>
+          <w:lang w:val="fr_FR" w:bidi="fr_FR"/>
+        </w:rPr>
+        <w:t>Dt 6.4</w:t>
+      </w:r>
       <w:r>
         <w:rPr>
           <w:lang w:val="fr_FR" w:bidi="fr_FR"/>
         </w:rPr>
         <w:t>. • Le saint Temple est la demeure céleste du Seigneur, non le Temple corrompu de Jérusalem (</w:t>
       </w:r>
-      <w:hyperlink r:id="rId14">
-        <w:r>
-          <w:rPr>
-            <w:lang w:val="fr_FR" w:bidi="fr_FR"/>
-          </w:rPr>
-          <w:rPr>
-            <w:color w:val="0000EE"/>
-            <w:u w:val="single"/>
-          </w:rPr>
-          <w:t>Mi 1.2–3</w:t>
-        </w:r>
-      </w:hyperlink>
+      <w:r>
+        <w:rPr>
+          <w:lang w:val="fr_FR" w:bidi="fr_FR"/>
+        </w:rPr>
+        <w:t>Mi 1.2–3</w:t>
+      </w:r>
       <w:r>
         <w:rPr>
           <w:lang w:val="fr_FR" w:bidi="fr_FR"/>
@@ -438,54 +426,36 @@
         </w:rPr>
         <w:t>Ce message de jugement introduit certaines des principales préoccupations des prophéties de Michée et affirme la détermination de Dieu à juger son peuple et à l'envoyer en exil (</w:t>
       </w:r>
-      <w:hyperlink r:id="rId15">
-        <w:r>
-          <w:rPr>
-            <w:lang w:val="fr_FR" w:bidi="fr_FR"/>
-          </w:rPr>
-          <w:rPr>
-            <w:color w:val="0000EE"/>
-            <w:u w:val="single"/>
-          </w:rPr>
-          <w:t>1.16</w:t>
-        </w:r>
-      </w:hyperlink>
+      <w:r>
+        <w:rPr>
+          <w:lang w:val="fr_FR" w:bidi="fr_FR"/>
+        </w:rPr>
+        <w:t>1.16</w:t>
+      </w:r>
       <w:r>
         <w:rPr>
           <w:lang w:val="fr_FR" w:bidi="fr_FR"/>
         </w:rPr>
         <w:t xml:space="preserve"> ; </w:t>
       </w:r>
-      <w:hyperlink r:id="rId16">
-        <w:r>
-          <w:rPr>
-            <w:lang w:val="fr_FR" w:bidi="fr_FR"/>
-          </w:rPr>
-          <w:rPr>
-            <w:color w:val="0000EE"/>
-            <w:u w:val="single"/>
-          </w:rPr>
-          <w:t>2.4–5</w:t>
-        </w:r>
-      </w:hyperlink>
+      <w:r>
+        <w:rPr>
+          <w:lang w:val="fr_FR" w:bidi="fr_FR"/>
+        </w:rPr>
+        <w:t>2.4–5</w:t>
+      </w:r>
       <w:r>
         <w:rPr>
           <w:lang w:val="fr_FR" w:bidi="fr_FR"/>
         </w:rPr>
         <w:t>), mais il se conclut par l’assurance du Seigneur qu’il en sauvera une partie de l’exil (</w:t>
       </w:r>
-      <w:hyperlink r:id="rId17">
-        <w:r>
-          <w:rPr>
-            <w:lang w:val="fr_FR" w:bidi="fr_FR"/>
-          </w:rPr>
-          <w:rPr>
-            <w:color w:val="0000EE"/>
-            <w:u w:val="single"/>
-          </w:rPr>
-          <w:t>2.12–13</w:t>
-        </w:r>
-      </w:hyperlink>
+      <w:r>
+        <w:rPr>
+          <w:lang w:val="fr_FR" w:bidi="fr_FR"/>
+        </w:rPr>
+        <w:t>2.12–13</w:t>
+      </w:r>
       <w:r>
         <w:rPr>
           <w:lang w:val="fr_FR" w:bidi="fr_FR"/>
@@ -540,54 +510,36 @@
         </w:rPr>
         <w:t xml:space="preserve">« Marcher sur les hauteurs » implique une théophanie, une apparition de Dieu qui est derrière les convulsions historiques sur le point d’affliger Samarie (cf. </w:t>
       </w:r>
-      <w:hyperlink r:id="rId18">
-        <w:r>
-          <w:rPr>
-            <w:lang w:val="fr_FR" w:bidi="fr_FR"/>
-          </w:rPr>
-          <w:rPr>
-            <w:color w:val="0000EE"/>
-            <w:u w:val="single"/>
-          </w:rPr>
-          <w:t>Dt 33.29</w:t>
-        </w:r>
-      </w:hyperlink>
+      <w:r>
+        <w:rPr>
+          <w:lang w:val="fr_FR" w:bidi="fr_FR"/>
+        </w:rPr>
+        <w:t>Dt 33.29</w:t>
+      </w:r>
       <w:r>
         <w:rPr>
           <w:lang w:val="fr_FR" w:bidi="fr_FR"/>
         </w:rPr>
         <w:t xml:space="preserve"> ; </w:t>
       </w:r>
-      <w:hyperlink r:id="rId19">
-        <w:r>
-          <w:rPr>
-            <w:lang w:val="fr_FR" w:bidi="fr_FR"/>
-          </w:rPr>
-          <w:rPr>
-            <w:color w:val="0000EE"/>
-            <w:u w:val="single"/>
-          </w:rPr>
-          <w:t xml:space="preserve">Ps 108.13 </w:t>
-        </w:r>
-      </w:hyperlink>
+      <w:r>
+        <w:rPr>
+          <w:lang w:val="fr_FR" w:bidi="fr_FR"/>
+        </w:rPr>
+        <w:t xml:space="preserve">Ps 108.13 </w:t>
+      </w:r>
       <w:r>
         <w:rPr>
           <w:lang w:val="fr_FR" w:bidi="fr_FR"/>
         </w:rPr>
         <w:t xml:space="preserve">; </w:t>
       </w:r>
-      <w:hyperlink r:id="rId20">
-        <w:r>
-          <w:rPr>
-            <w:lang w:val="fr_FR" w:bidi="fr_FR"/>
-          </w:rPr>
-          <w:rPr>
-            <w:color w:val="0000EE"/>
-            <w:u w:val="single"/>
-          </w:rPr>
-          <w:t>Am 4.13</w:t>
-        </w:r>
-      </w:hyperlink>
+      <w:r>
+        <w:rPr>
+          <w:lang w:val="fr_FR" w:bidi="fr_FR"/>
+        </w:rPr>
+        <w:t>Am 4.13</w:t>
+      </w:r>
       <w:r>
         <w:rPr>
           <w:lang w:val="fr_FR" w:bidi="fr_FR"/>
@@ -642,18 +594,12 @@
         </w:rPr>
         <w:t xml:space="preserve">Les montagnes, fortes et apparemment immuables, fondront à la présence du Seigneur (voir </w:t>
       </w:r>
-      <w:hyperlink r:id="rId21">
-        <w:r>
-          <w:rPr>
-            <w:lang w:val="fr_FR" w:bidi="fr_FR"/>
-          </w:rPr>
-          <w:rPr>
-            <w:color w:val="0000EE"/>
-            <w:u w:val="single"/>
-          </w:rPr>
-          <w:t>Ps 97.5</w:t>
-        </w:r>
-      </w:hyperlink>
+      <w:r>
+        <w:rPr>
+          <w:lang w:val="fr_FR" w:bidi="fr_FR"/>
+        </w:rPr>
+        <w:t>Ps 97.5</w:t>
+      </w:r>
       <w:r>
         <w:rPr>
           <w:lang w:val="fr_FR" w:bidi="fr_FR"/>
@@ -708,54 +654,36 @@
         </w:rPr>
         <w:t>La rébellion est équivalente aux péchés : ces deux mots clés décrivent l’échec d’Israël dans l’Ancien Testament. • N’est-ce pas… ? Quels sont… ? Les capitales du peuple de Dieu auraient dû être des lieux saints, mais elles étaient plutôt des sources de corruption. Samarie, capitale du royaume du nord d’Israël, a été construite par Omri (885–874 av. J.‑C.) comme un carrefour politique, militaire et économique de l’ancien Proche-Orient (</w:t>
       </w:r>
-      <w:hyperlink r:id="rId22">
-        <w:r>
-          <w:rPr>
-            <w:lang w:val="fr_FR" w:bidi="fr_FR"/>
-          </w:rPr>
-          <w:rPr>
-            <w:color w:val="0000EE"/>
-            <w:u w:val="single"/>
-          </w:rPr>
-          <w:t>1R 16.24</w:t>
-        </w:r>
-      </w:hyperlink>
+      <w:r>
+        <w:rPr>
+          <w:lang w:val="fr_FR" w:bidi="fr_FR"/>
+        </w:rPr>
+        <w:t>1R 16.24</w:t>
+      </w:r>
       <w:r>
         <w:rPr>
           <w:lang w:val="fr_FR" w:bidi="fr_FR"/>
         </w:rPr>
         <w:t xml:space="preserve">). Omri était un roi mauvais, et donc sa ville était mauvaise (cf. </w:t>
       </w:r>
-      <w:hyperlink r:id="rId23">
-        <w:r>
-          <w:rPr>
-            <w:lang w:val="fr_FR" w:bidi="fr_FR"/>
-          </w:rPr>
-          <w:rPr>
-            <w:color w:val="0000EE"/>
-            <w:u w:val="single"/>
-          </w:rPr>
-          <w:t>Mi 6.16</w:t>
-        </w:r>
-      </w:hyperlink>
+      <w:r>
+        <w:rPr>
+          <w:lang w:val="fr_FR" w:bidi="fr_FR"/>
+        </w:rPr>
+        <w:t>Mi 6.16</w:t>
+      </w:r>
       <w:r>
         <w:rPr>
           <w:lang w:val="fr_FR" w:bidi="fr_FR"/>
         </w:rPr>
         <w:t xml:space="preserve">, </w:t>
       </w:r>
-      <w:hyperlink r:id="rId24">
-        <w:r>
-          <w:rPr>
-            <w:lang w:val="fr_FR" w:bidi="fr_FR"/>
-          </w:rPr>
-          <w:rPr>
-            <w:color w:val="0000EE"/>
-            <w:u w:val="single"/>
-          </w:rPr>
-          <w:t>1R 16.25</w:t>
-        </w:r>
-      </w:hyperlink>
+      <w:r>
+        <w:rPr>
+          <w:lang w:val="fr_FR" w:bidi="fr_FR"/>
+        </w:rPr>
+        <w:t>1R 16.25</w:t>
+      </w:r>
       <w:r>
         <w:rPr>
           <w:lang w:val="fr_FR" w:bidi="fr_FR"/>
@@ -823,36 +751,24 @@
         </w:rPr>
         <w:t>un monceau de pierres : Le Seigneur menaçait de dévaster ses villes précieuses. L’Assyrie a pratiquement anéanti Samarie en 724–722 av. J.‑C. lors d’un siège horrible de trois ans. • Samarie, comme la plupart des villes, était construite sur une colline. Ici, les pierres de ses murs s’effondrent dans la vallée en contrebas alors qu’elles sont violemment démantelées. Les armées anciennes détruisaient systématiquement les murs des villes jusqu’à leurs pierres de fondation. • Samarie et Jérusalem étaient remplies d’images sculptées et de trésors sacrés placés là par des adorateurs ou pris comme butin de guerre. • La prostitution illustre l’égarement spirituel et physique persistant d’Israël. Cette métaphore était régulièrement utilisée par les prophètes israélites pour exprimer l’abandon par Israël du Seigneur, son véritable époux, afin d’obtenir les bénédictions promises par les dieux païens. De plus, le culte de ces dieux impliquait souvent en fait une activité sexuelle. • Ailleurs, l’exil de Samarie en Assyrie et dans ses diverses provinces et états vassaux conquis (722 av. J.‑C.) est mentionné. Le même sort était prédit pour Jérusalem (</w:t>
       </w:r>
-      <w:hyperlink r:id="rId25">
-        <w:r>
-          <w:rPr>
-            <w:lang w:val="fr_FR" w:bidi="fr_FR"/>
-          </w:rPr>
-          <w:rPr>
-            <w:color w:val="0000EE"/>
-            <w:u w:val="single"/>
-          </w:rPr>
-          <w:t>3.12</w:t>
-        </w:r>
-      </w:hyperlink>
+      <w:r>
+        <w:rPr>
+          <w:lang w:val="fr_FR" w:bidi="fr_FR"/>
+        </w:rPr>
+        <w:t>3.12</w:t>
+      </w:r>
       <w:r>
         <w:rPr>
           <w:lang w:val="fr_FR" w:bidi="fr_FR"/>
         </w:rPr>
         <w:t xml:space="preserve"> ; </w:t>
       </w:r>
-      <w:hyperlink r:id="rId26">
-        <w:r>
-          <w:rPr>
-            <w:lang w:val="fr_FR" w:bidi="fr_FR"/>
-          </w:rPr>
-          <w:rPr>
-            <w:color w:val="0000EE"/>
-            <w:u w:val="single"/>
-          </w:rPr>
-          <w:t>Jr 26.18</w:t>
-        </w:r>
-      </w:hyperlink>
+      <w:r>
+        <w:rPr>
+          <w:lang w:val="fr_FR" w:bidi="fr_FR"/>
+        </w:rPr>
+        <w:t>Jr 26.18</w:t>
+      </w:r>
       <w:r>
         <w:rPr>
           <w:lang w:val="fr_FR" w:bidi="fr_FR"/>
@@ -907,90 +823,60 @@
         </w:rPr>
         <w:t xml:space="preserve">En réponse au jugement prédit du Seigneur, Michée marchait pieds nus et dénudé pour exprimer le deuil (cf. </w:t>
       </w:r>
-      <w:hyperlink r:id="rId27">
-        <w:r>
-          <w:rPr>
-            <w:lang w:val="fr_FR" w:bidi="fr_FR"/>
-          </w:rPr>
-          <w:rPr>
-            <w:color w:val="0000EE"/>
-            <w:u w:val="single"/>
-          </w:rPr>
-          <w:t xml:space="preserve">Es 20.2 </w:t>
-        </w:r>
-      </w:hyperlink>
+      <w:r>
+        <w:rPr>
+          <w:lang w:val="fr_FR" w:bidi="fr_FR"/>
+        </w:rPr>
+        <w:t xml:space="preserve">Es 20.2 </w:t>
+      </w:r>
       <w:r>
         <w:rPr>
           <w:lang w:val="fr_FR" w:bidi="fr_FR"/>
         </w:rPr>
         <w:t xml:space="preserve">; </w:t>
       </w:r>
-      <w:hyperlink r:id="rId28">
-        <w:r>
-          <w:rPr>
-            <w:lang w:val="fr_FR" w:bidi="fr_FR"/>
-          </w:rPr>
-          <w:rPr>
-            <w:color w:val="0000EE"/>
-            <w:u w:val="single"/>
-          </w:rPr>
-          <w:t xml:space="preserve">Lm 2.10 </w:t>
-        </w:r>
-      </w:hyperlink>
+      <w:r>
+        <w:rPr>
+          <w:lang w:val="fr_FR" w:bidi="fr_FR"/>
+        </w:rPr>
+        <w:t xml:space="preserve">Lm 2.10 </w:t>
+      </w:r>
       <w:r>
         <w:rPr>
           <w:lang w:val="fr_FR" w:bidi="fr_FR"/>
         </w:rPr>
         <w:t xml:space="preserve">; </w:t>
       </w:r>
-      <w:hyperlink r:id="rId29">
-        <w:r>
-          <w:rPr>
-            <w:lang w:val="fr_FR" w:bidi="fr_FR"/>
-          </w:rPr>
-          <w:rPr>
-            <w:color w:val="0000EE"/>
-            <w:u w:val="single"/>
-          </w:rPr>
-          <w:t>Ez 24.17</w:t>
-        </w:r>
-      </w:hyperlink>
+      <w:r>
+        <w:rPr>
+          <w:lang w:val="fr_FR" w:bidi="fr_FR"/>
+        </w:rPr>
+        <w:t>Ez 24.17</w:t>
+      </w:r>
       <w:r>
         <w:rPr>
           <w:lang w:val="fr_FR" w:bidi="fr_FR"/>
         </w:rPr>
         <w:t>), dépeignant vivement ce qui arriverait à Samarie (Israël) et Jérusalem (Juda). Ces villes seraient dépouillées de leur richesse, de leur pouvoir et de leur population. • Le chacal et l’autruche émettent des sons lugubres et vivent dans des zones désertiques abandonnées (</w:t>
       </w:r>
-      <w:hyperlink r:id="rId30">
-        <w:r>
-          <w:rPr>
-            <w:lang w:val="fr_FR" w:bidi="fr_FR"/>
-          </w:rPr>
-          <w:rPr>
-            <w:color w:val="0000EE"/>
-            <w:u w:val="single"/>
-          </w:rPr>
-          <w:t xml:space="preserve">Es 34.13 </w:t>
-        </w:r>
-      </w:hyperlink>
+      <w:r>
+        <w:rPr>
+          <w:lang w:val="fr_FR" w:bidi="fr_FR"/>
+        </w:rPr>
+        <w:t xml:space="preserve">Es 34.13 </w:t>
+      </w:r>
       <w:r>
         <w:rPr>
           <w:lang w:val="fr_FR" w:bidi="fr_FR"/>
         </w:rPr>
         <w:t xml:space="preserve">; </w:t>
       </w:r>
-      <w:hyperlink r:id="rId31">
-        <w:r>
-          <w:rPr>
-            <w:lang w:val="fr_FR" w:bidi="fr_FR"/>
-          </w:rPr>
-          <w:rPr>
-            <w:color w:val="0000EE"/>
-            <w:u w:val="single"/>
-          </w:rPr>
-          <w:t>Jr 50.39</w:t>
-        </w:r>
-      </w:hyperlink>
+      <w:r>
+        <w:rPr>
+          <w:lang w:val="fr_FR" w:bidi="fr_FR"/>
+        </w:rPr>
+        <w:t>Jr 50.39</w:t>
+      </w:r>
       <w:r>
         <w:rPr>
           <w:lang w:val="fr_FR" w:bidi="fr_FR"/>
@@ -1141,72 +1027,48 @@
         </w:rPr>
         <w:t>L’exil était la malédiction ultime et la plus dévastatrice (</w:t>
       </w:r>
-      <w:hyperlink r:id="rId32">
-        <w:r>
-          <w:rPr>
-            <w:lang w:val="fr_FR" w:bidi="fr_FR"/>
-          </w:rPr>
-          <w:rPr>
-            <w:color w:val="0000EE"/>
-            <w:u w:val="single"/>
-          </w:rPr>
-          <w:t xml:space="preserve">Dt 4.29 </w:t>
-        </w:r>
-      </w:hyperlink>
+      <w:r>
+        <w:rPr>
+          <w:lang w:val="fr_FR" w:bidi="fr_FR"/>
+        </w:rPr>
+        <w:t xml:space="preserve">Dt 4.29 </w:t>
+      </w:r>
       <w:r>
         <w:rPr>
           <w:lang w:val="fr_FR" w:bidi="fr_FR"/>
         </w:rPr>
         <w:t xml:space="preserve">; </w:t>
       </w:r>
-      <w:hyperlink r:id="rId33">
-        <w:r>
-          <w:rPr>
-            <w:lang w:val="fr_FR" w:bidi="fr_FR"/>
-          </w:rPr>
-          <w:rPr>
-            <w:color w:val="0000EE"/>
-            <w:u w:val="single"/>
-          </w:rPr>
-          <w:t>28.37</w:t>
-        </w:r>
-      </w:hyperlink>
+      <w:r>
+        <w:rPr>
+          <w:lang w:val="fr_FR" w:bidi="fr_FR"/>
+        </w:rPr>
+        <w:t>28.37</w:t>
+      </w:r>
       <w:r>
         <w:rPr>
           <w:lang w:val="fr_FR" w:bidi="fr_FR"/>
         </w:rPr>
         <w:t xml:space="preserve">, </w:t>
       </w:r>
-      <w:hyperlink r:id="rId34">
-        <w:r>
-          <w:rPr>
-            <w:lang w:val="fr_FR" w:bidi="fr_FR"/>
-          </w:rPr>
-          <w:rPr>
-            <w:color w:val="0000EE"/>
-            <w:u w:val="single"/>
-          </w:rPr>
-          <w:t xml:space="preserve">48 </w:t>
-        </w:r>
-      </w:hyperlink>
+      <w:r>
+        <w:rPr>
+          <w:lang w:val="fr_FR" w:bidi="fr_FR"/>
+        </w:rPr>
+        <w:t xml:space="preserve">48 </w:t>
+      </w:r>
       <w:r>
         <w:rPr>
           <w:lang w:val="fr_FR" w:bidi="fr_FR"/>
         </w:rPr>
         <w:t xml:space="preserve">; </w:t>
       </w:r>
-      <w:hyperlink r:id="rId35">
-        <w:r>
-          <w:rPr>
-            <w:lang w:val="fr_FR" w:bidi="fr_FR"/>
-          </w:rPr>
-          <w:rPr>
-            <w:color w:val="0000EE"/>
-            <w:u w:val="single"/>
-          </w:rPr>
-          <w:t>Jr 25.7–11</w:t>
-        </w:r>
-      </w:hyperlink>
+      <w:r>
+        <w:rPr>
+          <w:lang w:val="fr_FR" w:bidi="fr_FR"/>
+        </w:rPr>
+        <w:t>Jr 25.7–11</w:t>
+      </w:r>
       <w:r>
         <w:rPr>
           <w:lang w:val="fr_FR" w:bidi="fr_FR"/>
@@ -1466,54 +1328,36 @@
         </w:rPr>
         <w:t xml:space="preserve">Les habitants de Juda, y compris Jérusalem, ont été exilés et déportés vers des terres lointaines en Babylonie en 605, 597 et 586 av. J.‑C. Babylone se trouvait à environ 1 000 miles (1 700 kilomètres) de Jérusalem. • Rends-toi chauve : cet acte de deuil et de désespoir (voir aussi </w:t>
       </w:r>
-      <w:hyperlink r:id="rId36">
-        <w:r>
-          <w:rPr>
-            <w:lang w:val="fr_FR" w:bidi="fr_FR"/>
-          </w:rPr>
-          <w:rPr>
-            <w:color w:val="0000EE"/>
-            <w:u w:val="single"/>
-          </w:rPr>
-          <w:t>Jr 41.5</w:t>
-        </w:r>
-      </w:hyperlink>
+      <w:r>
+        <w:rPr>
+          <w:lang w:val="fr_FR" w:bidi="fr_FR"/>
+        </w:rPr>
+        <w:t>Jr 41.5</w:t>
+      </w:r>
       <w:r>
         <w:rPr>
           <w:lang w:val="fr_FR" w:bidi="fr_FR"/>
         </w:rPr>
         <w:t>) pouvait également signifier la purification (</w:t>
       </w:r>
-      <w:hyperlink r:id="rId37">
-        <w:r>
-          <w:rPr>
-            <w:lang w:val="fr_FR" w:bidi="fr_FR"/>
-          </w:rPr>
-          <w:rPr>
-            <w:color w:val="0000EE"/>
-            <w:u w:val="single"/>
-          </w:rPr>
-          <w:t xml:space="preserve">Lv 14.7–10 </w:t>
-        </w:r>
-      </w:hyperlink>
+      <w:r>
+        <w:rPr>
+          <w:lang w:val="fr_FR" w:bidi="fr_FR"/>
+        </w:rPr>
+        <w:t xml:space="preserve">Lv 14.7–10 </w:t>
+      </w:r>
       <w:r>
         <w:rPr>
           <w:lang w:val="fr_FR" w:bidi="fr_FR"/>
         </w:rPr>
         <w:t xml:space="preserve">; </w:t>
       </w:r>
-      <w:hyperlink r:id="rId38">
-        <w:r>
-          <w:rPr>
-            <w:lang w:val="fr_FR" w:bidi="fr_FR"/>
-          </w:rPr>
-          <w:rPr>
-            <w:color w:val="0000EE"/>
-            <w:u w:val="single"/>
-          </w:rPr>
-          <w:t>Nb 6.10–11</w:t>
-        </w:r>
-      </w:hyperlink>
+      <w:r>
+        <w:rPr>
+          <w:lang w:val="fr_FR" w:bidi="fr_FR"/>
+        </w:rPr>
+        <w:t>Nb 6.10–11</w:t>
+      </w:r>
       <w:r>
         <w:rPr>
           <w:lang w:val="fr_FR" w:bidi="fr_FR"/>
@@ -1568,180 +1412,120 @@
         </w:rPr>
         <w:t xml:space="preserve">Le pouvoir avait corrompu les riches, qui auraient dû être prêts à aider leurs compatriotes israélites (cf. </w:t>
       </w:r>
-      <w:hyperlink r:id="rId39">
-        <w:r>
-          <w:rPr>
-            <w:lang w:val="fr_FR" w:bidi="fr_FR"/>
-          </w:rPr>
-          <w:rPr>
-            <w:color w:val="0000EE"/>
-            <w:u w:val="single"/>
-          </w:rPr>
-          <w:t>Gn 4.9</w:t>
-        </w:r>
-      </w:hyperlink>
+      <w:r>
+        <w:rPr>
+          <w:lang w:val="fr_FR" w:bidi="fr_FR"/>
+        </w:rPr>
+        <w:t>Gn 4.9</w:t>
+      </w:r>
       <w:r>
         <w:rPr>
           <w:lang w:val="fr_FR" w:bidi="fr_FR"/>
         </w:rPr>
         <w:t xml:space="preserve"> ; </w:t>
       </w:r>
-      <w:hyperlink r:id="rId40">
-        <w:r>
-          <w:rPr>
-            <w:lang w:val="fr_FR" w:bidi="fr_FR"/>
-          </w:rPr>
-          <w:rPr>
-            <w:color w:val="0000EE"/>
-            <w:u w:val="single"/>
-          </w:rPr>
-          <w:t>Jos 1.14</w:t>
-        </w:r>
-      </w:hyperlink>
+      <w:r>
+        <w:rPr>
+          <w:lang w:val="fr_FR" w:bidi="fr_FR"/>
+        </w:rPr>
+        <w:t>Jos 1.14</w:t>
+      </w:r>
       <w:r>
         <w:rPr>
           <w:lang w:val="fr_FR" w:bidi="fr_FR"/>
         </w:rPr>
         <w:t>). • Le fait de méditer l'iniquité lorsqu'on a le pouvoir en main indique un cœur, un esprit et un caractère corrompus (</w:t>
       </w:r>
-      <w:hyperlink r:id="rId41">
-        <w:r>
-          <w:rPr>
-            <w:lang w:val="fr_FR" w:bidi="fr_FR"/>
-          </w:rPr>
-          <w:rPr>
-            <w:color w:val="0000EE"/>
-            <w:u w:val="single"/>
-          </w:rPr>
-          <w:t>Gn 6.5</w:t>
-        </w:r>
-      </w:hyperlink>
+      <w:r>
+        <w:rPr>
+          <w:lang w:val="fr_FR" w:bidi="fr_FR"/>
+        </w:rPr>
+        <w:t>Gn 6.5</w:t>
+      </w:r>
       <w:r>
         <w:rPr>
           <w:lang w:val="fr_FR" w:bidi="fr_FR"/>
         </w:rPr>
         <w:t>). • ils s'en emparent... ils les enlèvent : Ils prenaient possession de la propriété des autres d’une manière qui équivalait à du vol, et ils enfreignaient la loi de Dieu qui interdit de convoiter (</w:t>
       </w:r>
-      <w:hyperlink r:id="rId42">
-        <w:r>
-          <w:rPr>
-            <w:lang w:val="fr_FR" w:bidi="fr_FR"/>
-          </w:rPr>
-          <w:rPr>
-            <w:color w:val="0000EE"/>
-            <w:u w:val="single"/>
-          </w:rPr>
-          <w:t>Ex 20.17</w:t>
-        </w:r>
-      </w:hyperlink>
+      <w:r>
+        <w:rPr>
+          <w:lang w:val="fr_FR" w:bidi="fr_FR"/>
+        </w:rPr>
+        <w:t>Ex 20.17</w:t>
+      </w:r>
       <w:r>
         <w:rPr>
           <w:lang w:val="fr_FR" w:bidi="fr_FR"/>
         </w:rPr>
         <w:t>). L’héritage d’une famille était un don sacré du Seigneur, destiné à être une possession permanente (</w:t>
       </w:r>
-      <w:hyperlink r:id="rId43">
-        <w:r>
-          <w:rPr>
-            <w:lang w:val="fr_FR" w:bidi="fr_FR"/>
-          </w:rPr>
-          <w:rPr>
-            <w:color w:val="0000EE"/>
-            <w:u w:val="single"/>
-          </w:rPr>
-          <w:t>Lv 25.8–55</w:t>
-        </w:r>
-      </w:hyperlink>
+      <w:r>
+        <w:rPr>
+          <w:lang w:val="fr_FR" w:bidi="fr_FR"/>
+        </w:rPr>
+        <w:t>Lv 25.8–55</w:t>
+      </w:r>
       <w:r>
         <w:rPr>
           <w:lang w:val="fr_FR" w:bidi="fr_FR"/>
         </w:rPr>
         <w:t xml:space="preserve"> ; cf. </w:t>
       </w:r>
-      <w:hyperlink r:id="rId44">
-        <w:r>
-          <w:rPr>
-            <w:lang w:val="fr_FR" w:bidi="fr_FR"/>
-          </w:rPr>
-          <w:rPr>
-            <w:color w:val="0000EE"/>
-            <w:u w:val="single"/>
-          </w:rPr>
-          <w:t>1R 21</w:t>
-        </w:r>
-      </w:hyperlink>
+      <w:r>
+        <w:rPr>
+          <w:lang w:val="fr_FR" w:bidi="fr_FR"/>
+        </w:rPr>
+        <w:t>1R 21</w:t>
+      </w:r>
       <w:r>
         <w:rPr>
           <w:lang w:val="fr_FR" w:bidi="fr_FR"/>
         </w:rPr>
         <w:t xml:space="preserve"> ; </w:t>
       </w:r>
-      <w:hyperlink r:id="rId45">
-        <w:r>
-          <w:rPr>
-            <w:lang w:val="fr_FR" w:bidi="fr_FR"/>
-          </w:rPr>
-          <w:rPr>
-            <w:color w:val="0000EE"/>
-            <w:u w:val="single"/>
-          </w:rPr>
-          <w:t>Es 5.8</w:t>
-        </w:r>
-      </w:hyperlink>
+      <w:r>
+        <w:rPr>
+          <w:lang w:val="fr_FR" w:bidi="fr_FR"/>
+        </w:rPr>
+        <w:t>Es 5.8</w:t>
+      </w:r>
       <w:r>
         <w:rPr>
           <w:lang w:val="fr_FR" w:bidi="fr_FR"/>
         </w:rPr>
         <w:t>). Dieu cherchait la justice parmi son peuple, mais au lieu de cela, il a trouvé l’oppression (</w:t>
       </w:r>
-      <w:hyperlink r:id="rId46">
-        <w:r>
-          <w:rPr>
-            <w:lang w:val="fr_FR" w:bidi="fr_FR"/>
-          </w:rPr>
-          <w:rPr>
-            <w:color w:val="0000EE"/>
-            <w:u w:val="single"/>
-          </w:rPr>
-          <w:t>1R 10.9</w:t>
-        </w:r>
-      </w:hyperlink>
+      <w:r>
+        <w:rPr>
+          <w:lang w:val="fr_FR" w:bidi="fr_FR"/>
+        </w:rPr>
+        <w:t>1R 10.9</w:t>
+      </w:r>
       <w:r>
         <w:rPr>
           <w:lang w:val="fr_FR" w:bidi="fr_FR"/>
         </w:rPr>
         <w:t xml:space="preserve"> ; </w:t>
       </w:r>
-      <w:hyperlink r:id="rId47">
-        <w:r>
-          <w:rPr>
-            <w:lang w:val="fr_FR" w:bidi="fr_FR"/>
-          </w:rPr>
-          <w:rPr>
-            <w:color w:val="0000EE"/>
-            <w:u w:val="single"/>
-          </w:rPr>
-          <w:t>Es 5.7</w:t>
-        </w:r>
-      </w:hyperlink>
+      <w:r>
+        <w:rPr>
+          <w:lang w:val="fr_FR" w:bidi="fr_FR"/>
+        </w:rPr>
+        <w:t>Es 5.7</w:t>
+      </w:r>
       <w:r>
         <w:rPr>
           <w:lang w:val="fr_FR" w:bidi="fr_FR"/>
         </w:rPr>
         <w:t xml:space="preserve"> ; </w:t>
       </w:r>
-      <w:hyperlink r:id="rId48">
-        <w:r>
-          <w:rPr>
-            <w:lang w:val="fr_FR" w:bidi="fr_FR"/>
-          </w:rPr>
-          <w:rPr>
-            <w:color w:val="0000EE"/>
-            <w:u w:val="single"/>
-          </w:rPr>
-          <w:t>2P 2.13</w:t>
-        </w:r>
-      </w:hyperlink>
+      <w:r>
+        <w:rPr>
+          <w:lang w:val="fr_FR" w:bidi="fr_FR"/>
+        </w:rPr>
+        <w:t>2P 2.13</w:t>
+      </w:r>
       <w:r>
         <w:rPr>
           <w:lang w:val="fr_FR" w:bidi="fr_FR"/>
@@ -1844,18 +1628,12 @@
         </w:rPr>
         <w:t>Les puissants seront ruinés financièrement car leurs ennemis confisqueront leurs biens. La terre qu’ils avaient injustement confisquée à leurs compatriotes israélites leur sera violemment retirée (</w:t>
       </w:r>
-      <w:hyperlink r:id="rId49">
-        <w:r>
-          <w:rPr>
-            <w:lang w:val="fr_FR" w:bidi="fr_FR"/>
-          </w:rPr>
-          <w:rPr>
-            <w:color w:val="0000EE"/>
-            <w:u w:val="single"/>
-          </w:rPr>
-          <w:t>2.5</w:t>
-        </w:r>
-      </w:hyperlink>
+      <w:r>
+        <w:rPr>
+          <w:lang w:val="fr_FR" w:bidi="fr_FR"/>
+        </w:rPr>
+        <w:t>2.5</w:t>
+      </w:r>
       <w:r>
         <w:rPr>
           <w:lang w:val="fr_FR" w:bidi="fr_FR"/>
@@ -2006,18 +1784,12 @@
         </w:rPr>
         <w:t xml:space="preserve">Ces personnes malveillantes aimaient entendre des tromperies de la part de leurs prophètes des beaux jours préférés (cf. </w:t>
       </w:r>
-      <w:hyperlink r:id="rId50">
-        <w:r>
-          <w:rPr>
-            <w:lang w:val="fr_FR" w:bidi="fr_FR"/>
-          </w:rPr>
-          <w:rPr>
-            <w:color w:val="0000EE"/>
-            <w:u w:val="single"/>
-          </w:rPr>
-          <w:t>Jr 28.8–9</w:t>
-        </w:r>
-      </w:hyperlink>
+      <w:r>
+        <w:rPr>
+          <w:lang w:val="fr_FR" w:bidi="fr_FR"/>
+        </w:rPr>
+        <w:t>Jr 28.8–9</w:t>
+      </w:r>
       <w:r>
         <w:rPr>
           <w:lang w:val="fr_FR" w:bidi="fr_FR"/>
@@ -2072,36 +1844,24 @@
         </w:rPr>
         <w:t xml:space="preserve">Dieu a montré son amour et son attention pour son peuple rebelle en leur donnant une promesse d’espoir, même lorsqu’il parlait d’exil et de désespoir. Israël sera dispersé, mais ils seront ramenés (cf. </w:t>
       </w:r>
-      <w:hyperlink r:id="rId51">
-        <w:r>
-          <w:rPr>
-            <w:lang w:val="fr_FR" w:bidi="fr_FR"/>
-          </w:rPr>
-          <w:rPr>
-            <w:color w:val="0000EE"/>
-            <w:u w:val="single"/>
-          </w:rPr>
-          <w:t>Dt 4.26–29</w:t>
-        </w:r>
-      </w:hyperlink>
+      <w:r>
+        <w:rPr>
+          <w:lang w:val="fr_FR" w:bidi="fr_FR"/>
+        </w:rPr>
+        <w:t>Dt 4.26–29</w:t>
+      </w:r>
       <w:r>
         <w:rPr>
           <w:lang w:val="fr_FR" w:bidi="fr_FR"/>
         </w:rPr>
         <w:t xml:space="preserve"> ; </w:t>
       </w:r>
-      <w:hyperlink r:id="rId52">
-        <w:r>
-          <w:rPr>
-            <w:lang w:val="fr_FR" w:bidi="fr_FR"/>
-          </w:rPr>
-          <w:rPr>
-            <w:color w:val="0000EE"/>
-            <w:u w:val="single"/>
-          </w:rPr>
-          <w:t>30.1–6</w:t>
-        </w:r>
-      </w:hyperlink>
+      <w:r>
+        <w:rPr>
+          <w:lang w:val="fr_FR" w:bidi="fr_FR"/>
+        </w:rPr>
+        <w:t>30.1–6</w:t>
+      </w:r>
       <w:r>
         <w:rPr>
           <w:lang w:val="fr_FR" w:bidi="fr_FR"/>
@@ -2204,36 +1964,24 @@
         </w:rPr>
         <w:t>Les chefs, qui étaient censés connaître le vrai jugement et la justice (</w:t>
       </w:r>
-      <w:hyperlink r:id="rId53">
-        <w:r>
-          <w:rPr>
-            <w:lang w:val="fr_FR" w:bidi="fr_FR"/>
-          </w:rPr>
-          <w:rPr>
-            <w:color w:val="0000EE"/>
-            <w:u w:val="single"/>
-          </w:rPr>
-          <w:t>6.8</w:t>
-        </w:r>
-      </w:hyperlink>
+      <w:r>
+        <w:rPr>
+          <w:lang w:val="fr_FR" w:bidi="fr_FR"/>
+        </w:rPr>
+        <w:t>6.8</w:t>
+      </w:r>
       <w:r>
         <w:rPr>
           <w:lang w:val="fr_FR" w:bidi="fr_FR"/>
         </w:rPr>
         <w:t xml:space="preserve"> ; </w:t>
       </w:r>
-      <w:hyperlink r:id="rId54">
-        <w:r>
-          <w:rPr>
-            <w:lang w:val="fr_FR" w:bidi="fr_FR"/>
-          </w:rPr>
-          <w:rPr>
-            <w:color w:val="0000EE"/>
-            <w:u w:val="single"/>
-          </w:rPr>
-          <w:t>Dt 10.12–13</w:t>
-        </w:r>
-      </w:hyperlink>
+      <w:r>
+        <w:rPr>
+          <w:lang w:val="fr_FR" w:bidi="fr_FR"/>
+        </w:rPr>
+        <w:t>Dt 10.12–13</w:t>
+      </w:r>
       <w:r>
         <w:rPr>
           <w:lang w:val="fr_FR" w:bidi="fr_FR"/>
@@ -2288,36 +2036,24 @@
         </w:rPr>
         <w:t xml:space="preserve">Michée a implacablement accusé les chefs d’Israël car ils étaient responsables du bien-être du peuple. Les horreurs ici dépeignent les terreurs d’un peuple assiégé (cf. </w:t>
       </w:r>
-      <w:hyperlink r:id="rId55">
-        <w:r>
-          <w:rPr>
-            <w:lang w:val="fr_FR" w:bidi="fr_FR"/>
-          </w:rPr>
-          <w:rPr>
-            <w:color w:val="0000EE"/>
-            <w:u w:val="single"/>
-          </w:rPr>
-          <w:t>Dt 28.53</w:t>
-        </w:r>
-      </w:hyperlink>
+      <w:r>
+        <w:rPr>
+          <w:lang w:val="fr_FR" w:bidi="fr_FR"/>
+        </w:rPr>
+        <w:t>Dt 28.53</w:t>
+      </w:r>
       <w:r>
         <w:rPr>
           <w:lang w:val="fr_FR" w:bidi="fr_FR"/>
         </w:rPr>
         <w:t xml:space="preserve"> ; </w:t>
       </w:r>
-      <w:hyperlink r:id="rId56">
-        <w:r>
-          <w:rPr>
-            <w:lang w:val="fr_FR" w:bidi="fr_FR"/>
-          </w:rPr>
-          <w:rPr>
-            <w:color w:val="0000EE"/>
-            <w:u w:val="single"/>
-          </w:rPr>
-          <w:t>2R 6.29</w:t>
-        </w:r>
-      </w:hyperlink>
+      <w:r>
+        <w:rPr>
+          <w:lang w:val="fr_FR" w:bidi="fr_FR"/>
+        </w:rPr>
+        <w:t>2R 6.29</w:t>
+      </w:r>
       <w:r>
         <w:rPr>
           <w:lang w:val="fr_FR" w:bidi="fr_FR"/>
@@ -2516,36 +2252,24 @@
         </w:rPr>
         <w:t xml:space="preserve">Les faux prophètes se trouvaient parmi les chefs spirituels d’Israël, et ils ont donc été accusés par Michée. Les prophètes étaient censés amener Israël sur la vraie voie, et non à l’égarer (voir </w:t>
       </w:r>
-      <w:hyperlink r:id="rId57">
-        <w:r>
-          <w:rPr>
-            <w:lang w:val="fr_FR" w:bidi="fr_FR"/>
-          </w:rPr>
-          <w:rPr>
-            <w:color w:val="0000EE"/>
-            <w:u w:val="single"/>
-          </w:rPr>
-          <w:t>Dt 13</w:t>
-        </w:r>
-      </w:hyperlink>
+      <w:r>
+        <w:rPr>
+          <w:lang w:val="fr_FR" w:bidi="fr_FR"/>
+        </w:rPr>
+        <w:t>Dt 13</w:t>
+      </w:r>
       <w:r>
         <w:rPr>
           <w:lang w:val="fr_FR" w:bidi="fr_FR"/>
         </w:rPr>
         <w:t xml:space="preserve">, </w:t>
       </w:r>
-      <w:hyperlink r:id="rId58">
-        <w:r>
-          <w:rPr>
-            <w:lang w:val="fr_FR" w:bidi="fr_FR"/>
-          </w:rPr>
-          <w:rPr>
-            <w:color w:val="0000EE"/>
-            <w:u w:val="single"/>
-          </w:rPr>
-          <w:t>18</w:t>
-        </w:r>
-      </w:hyperlink>
+      <w:r>
+        <w:rPr>
+          <w:lang w:val="fr_FR" w:bidi="fr_FR"/>
+        </w:rPr>
+        <w:t>18</w:t>
+      </w:r>
       <w:r>
         <w:rPr>
           <w:lang w:val="fr_FR" w:bidi="fr_FR"/>
@@ -2600,36 +2324,24 @@
         </w:rPr>
         <w:t xml:space="preserve">Michée a annoncé le jugement de Dieu sur les faux prophètes. Sans les communications spéciales de Dieu, ces voyants et diseurs de bonne aventure étaient comme les prophètes des cours païennes de nations telles que Babylone, Mari, et surtout l’Assyrie, qui devaient suivre la ligne du parti, mais n’avaient aucune véritable révélation du Seigneur (cf. </w:t>
       </w:r>
-      <w:hyperlink r:id="rId59">
-        <w:r>
-          <w:rPr>
-            <w:lang w:val="fr_FR" w:bidi="fr_FR"/>
-          </w:rPr>
-          <w:rPr>
-            <w:color w:val="0000EE"/>
-            <w:u w:val="single"/>
-          </w:rPr>
-          <w:t>1S 28.6</w:t>
-        </w:r>
-      </w:hyperlink>
+      <w:r>
+        <w:rPr>
+          <w:lang w:val="fr_FR" w:bidi="fr_FR"/>
+        </w:rPr>
+        <w:t>1S 28.6</w:t>
+      </w:r>
       <w:r>
         <w:rPr>
           <w:lang w:val="fr_FR" w:bidi="fr_FR"/>
         </w:rPr>
         <w:t xml:space="preserve"> ; </w:t>
       </w:r>
-      <w:hyperlink r:id="rId60">
-        <w:r>
-          <w:rPr>
-            <w:lang w:val="fr_FR" w:bidi="fr_FR"/>
-          </w:rPr>
-          <w:rPr>
-            <w:color w:val="0000EE"/>
-            <w:u w:val="single"/>
-          </w:rPr>
-          <w:t>Am 8.11–12</w:t>
-        </w:r>
-      </w:hyperlink>
+      <w:r>
+        <w:rPr>
+          <w:lang w:val="fr_FR" w:bidi="fr_FR"/>
+        </w:rPr>
+        <w:t>Am 8.11–12</w:t>
+      </w:r>
       <w:r>
         <w:rPr>
           <w:lang w:val="fr_FR" w:bidi="fr_FR"/>
@@ -2684,18 +2396,12 @@
         </w:rPr>
         <w:t>Il y avait un fort contraste entre le vrai prophète et les faux prophètes (</w:t>
       </w:r>
-      <w:hyperlink r:id="rId61">
-        <w:r>
-          <w:rPr>
-            <w:lang w:val="fr_FR" w:bidi="fr_FR"/>
-          </w:rPr>
-          <w:rPr>
-            <w:color w:val="0000EE"/>
-            <w:u w:val="single"/>
-          </w:rPr>
-          <w:t>3.5–7</w:t>
-        </w:r>
-      </w:hyperlink>
+      <w:r>
+        <w:rPr>
+          <w:lang w:val="fr_FR" w:bidi="fr_FR"/>
+        </w:rPr>
+        <w:t>3.5–7</w:t>
+      </w:r>
       <w:r>
         <w:rPr>
           <w:lang w:val="fr_FR" w:bidi="fr_FR"/>
@@ -2750,18 +2456,12 @@
         </w:rPr>
         <w:t>Les chefs d’Israël construisaient Jérusalem sur une fondation de meurtre et de corruption. À cause de cela, la ville sera démantelée : elle sera réduite à un désert et à des ruines (</w:t>
       </w:r>
-      <w:hyperlink r:id="rId25">
-        <w:r>
-          <w:rPr>
-            <w:lang w:val="fr_FR" w:bidi="fr_FR"/>
-          </w:rPr>
-          <w:rPr>
-            <w:color w:val="0000EE"/>
-            <w:u w:val="single"/>
-          </w:rPr>
-          <w:t>3.12</w:t>
-        </w:r>
-      </w:hyperlink>
+      <w:r>
+        <w:rPr>
+          <w:lang w:val="fr_FR" w:bidi="fr_FR"/>
+        </w:rPr>
+        <w:t>3.12</w:t>
+      </w:r>
       <w:r>
         <w:rPr>
           <w:lang w:val="fr_FR" w:bidi="fr_FR"/>
@@ -2816,90 +2516,60 @@
         </w:rPr>
         <w:t xml:space="preserve">L’Éternel n’est-il pas au milieu de nous ? : cette question indique l’approbation du Seigneur (voir </w:t>
       </w:r>
-      <w:hyperlink r:id="rId62">
-        <w:r>
-          <w:rPr>
-            <w:lang w:val="fr_FR" w:bidi="fr_FR"/>
-          </w:rPr>
-          <w:rPr>
-            <w:color w:val="0000EE"/>
-            <w:u w:val="single"/>
-          </w:rPr>
-          <w:t>Ex 3.12</w:t>
-        </w:r>
-      </w:hyperlink>
+      <w:r>
+        <w:rPr>
+          <w:lang w:val="fr_FR" w:bidi="fr_FR"/>
+        </w:rPr>
+        <w:t>Ex 3.12</w:t>
+      </w:r>
       <w:r>
         <w:rPr>
           <w:lang w:val="fr_FR" w:bidi="fr_FR"/>
         </w:rPr>
         <w:t xml:space="preserve">, </w:t>
       </w:r>
-      <w:hyperlink r:id="rId63">
-        <w:r>
-          <w:rPr>
-            <w:lang w:val="fr_FR" w:bidi="fr_FR"/>
-          </w:rPr>
-          <w:rPr>
-            <w:color w:val="0000EE"/>
-            <w:u w:val="single"/>
-          </w:rPr>
-          <w:t xml:space="preserve">14 </w:t>
-        </w:r>
-      </w:hyperlink>
+      <w:r>
+        <w:rPr>
+          <w:lang w:val="fr_FR" w:bidi="fr_FR"/>
+        </w:rPr>
+        <w:t xml:space="preserve">14 </w:t>
+      </w:r>
       <w:r>
         <w:rPr>
           <w:lang w:val="fr_FR" w:bidi="fr_FR"/>
         </w:rPr>
         <w:t xml:space="preserve">; </w:t>
       </w:r>
-      <w:hyperlink r:id="rId64">
-        <w:r>
-          <w:rPr>
-            <w:lang w:val="fr_FR" w:bidi="fr_FR"/>
-          </w:rPr>
-          <w:rPr>
-            <w:color w:val="0000EE"/>
-            <w:u w:val="single"/>
-          </w:rPr>
-          <w:t xml:space="preserve">25.8 </w:t>
-        </w:r>
-      </w:hyperlink>
+      <w:r>
+        <w:rPr>
+          <w:lang w:val="fr_FR" w:bidi="fr_FR"/>
+        </w:rPr>
+        <w:t xml:space="preserve">25.8 </w:t>
+      </w:r>
       <w:r>
         <w:rPr>
           <w:lang w:val="fr_FR" w:bidi="fr_FR"/>
         </w:rPr>
         <w:t xml:space="preserve">; </w:t>
       </w:r>
-      <w:hyperlink r:id="rId49">
-        <w:r>
-          <w:rPr>
-            <w:lang w:val="fr_FR" w:bidi="fr_FR"/>
-          </w:rPr>
-          <w:rPr>
-            <w:color w:val="0000EE"/>
-            <w:u w:val="single"/>
-          </w:rPr>
-          <w:t xml:space="preserve">Mi 2.5 </w:t>
-        </w:r>
-      </w:hyperlink>
+      <w:r>
+        <w:rPr>
+          <w:lang w:val="fr_FR" w:bidi="fr_FR"/>
+        </w:rPr>
+        <w:t xml:space="preserve">Mi 2.5 </w:t>
+      </w:r>
       <w:r>
         <w:rPr>
           <w:lang w:val="fr_FR" w:bidi="fr_FR"/>
         </w:rPr>
         <w:t xml:space="preserve">; </w:t>
       </w:r>
-      <w:hyperlink r:id="rId65">
-        <w:r>
-          <w:rPr>
-            <w:lang w:val="fr_FR" w:bidi="fr_FR"/>
-          </w:rPr>
-          <w:rPr>
-            <w:color w:val="0000EE"/>
-            <w:u w:val="single"/>
-          </w:rPr>
-          <w:t>Za 2.11</w:t>
-        </w:r>
-      </w:hyperlink>
+      <w:r>
+        <w:rPr>
+          <w:lang w:val="fr_FR" w:bidi="fr_FR"/>
+        </w:rPr>
+        <w:t>Za 2.11</w:t>
+      </w:r>
       <w:r>
         <w:rPr>
           <w:lang w:val="fr_FR" w:bidi="fr_FR"/>
@@ -2954,18 +2624,12 @@
         </w:rPr>
         <w:t>La montagne de Sion, où le Seigneur résidait autrefois, deviendrait un fourré, un désert inhabitable. Une destruction totale attendait la Jérusalem déchue. Jérémie a plus tard cité ce passage (</w:t>
       </w:r>
-      <w:hyperlink r:id="rId26">
-        <w:r>
-          <w:rPr>
-            <w:lang w:val="fr_FR" w:bidi="fr_FR"/>
-          </w:rPr>
-          <w:rPr>
-            <w:color w:val="0000EE"/>
-            <w:u w:val="single"/>
-          </w:rPr>
-          <w:t>Jr 26.18</w:t>
-        </w:r>
-      </w:hyperlink>
+      <w:r>
+        <w:rPr>
+          <w:lang w:val="fr_FR" w:bidi="fr_FR"/>
+        </w:rPr>
+        <w:t>Jr 26.18</w:t>
+      </w:r>
       <w:r>
         <w:rPr>
           <w:lang w:val="fr_FR" w:bidi="fr_FR"/>
@@ -3020,90 +2684,60 @@
         </w:rPr>
         <w:t xml:space="preserve">Dans les derniers jours, Dieu a promis d’agir dans l’histoire pour établir son royaume. • La montagne de la maison du Seigneur était la montagne de Sion à Jérusalem, où le Temple de Salomon a été construit (voir </w:t>
       </w:r>
-      <w:hyperlink r:id="rId66">
-        <w:r>
-          <w:rPr>
-            <w:lang w:val="fr_FR" w:bidi="fr_FR"/>
-          </w:rPr>
-          <w:rPr>
-            <w:color w:val="0000EE"/>
-            <w:u w:val="single"/>
-          </w:rPr>
-          <w:t>2S 24.18–25</w:t>
-        </w:r>
-      </w:hyperlink>
+      <w:r>
+        <w:rPr>
+          <w:lang w:val="fr_FR" w:bidi="fr_FR"/>
+        </w:rPr>
+        <w:t>2S 24.18–25</w:t>
+      </w:r>
       <w:r>
         <w:rPr>
           <w:lang w:val="fr_FR" w:bidi="fr_FR"/>
         </w:rPr>
         <w:t>). Elle rappelle la montagne du Sinaï (</w:t>
       </w:r>
-      <w:hyperlink r:id="rId67">
-        <w:r>
-          <w:rPr>
-            <w:lang w:val="fr_FR" w:bidi="fr_FR"/>
-          </w:rPr>
-          <w:rPr>
-            <w:color w:val="0000EE"/>
-            <w:u w:val="single"/>
-          </w:rPr>
-          <w:t xml:space="preserve">Ex 3.1 </w:t>
-        </w:r>
-      </w:hyperlink>
+      <w:r>
+        <w:rPr>
+          <w:lang w:val="fr_FR" w:bidi="fr_FR"/>
+        </w:rPr>
+        <w:t xml:space="preserve">Ex 3.1 </w:t>
+      </w:r>
       <w:r>
         <w:rPr>
           <w:lang w:val="fr_FR" w:bidi="fr_FR"/>
         </w:rPr>
         <w:t xml:space="preserve">; </w:t>
       </w:r>
-      <w:hyperlink r:id="rId68">
-        <w:r>
-          <w:rPr>
-            <w:lang w:val="fr_FR" w:bidi="fr_FR"/>
-          </w:rPr>
-          <w:rPr>
-            <w:color w:val="0000EE"/>
-            <w:u w:val="single"/>
-          </w:rPr>
-          <w:t>Nb 10.33</w:t>
-        </w:r>
-      </w:hyperlink>
+      <w:r>
+        <w:rPr>
+          <w:lang w:val="fr_FR" w:bidi="fr_FR"/>
+        </w:rPr>
+        <w:t>Nb 10.33</w:t>
+      </w:r>
       <w:r>
         <w:rPr>
           <w:lang w:val="fr_FR" w:bidi="fr_FR"/>
         </w:rPr>
         <w:t>), où Dieu est apparu. La montagne du Seigneur a une signification en tant que lieu où Dieu révèle son identité et rend sa communion accessible. • qu’il nous enseigne ses voies… ses sentiers : La sagesse des lois de Dieu et la connaissance de ses voies donneront la vie aux nations (</w:t>
       </w:r>
-      <w:hyperlink r:id="rId69">
-        <w:r>
-          <w:rPr>
-            <w:lang w:val="fr_FR" w:bidi="fr_FR"/>
-          </w:rPr>
-          <w:rPr>
-            <w:color w:val="0000EE"/>
-            <w:u w:val="single"/>
-          </w:rPr>
-          <w:t xml:space="preserve">Dt 4.6 </w:t>
-        </w:r>
-      </w:hyperlink>
+      <w:r>
+        <w:rPr>
+          <w:lang w:val="fr_FR" w:bidi="fr_FR"/>
+        </w:rPr>
+        <w:t xml:space="preserve">Dt 4.6 </w:t>
+      </w:r>
       <w:r>
         <w:rPr>
           <w:lang w:val="fr_FR" w:bidi="fr_FR"/>
         </w:rPr>
         <w:t xml:space="preserve">; </w:t>
       </w:r>
-      <w:hyperlink r:id="rId70">
-        <w:r>
-          <w:rPr>
-            <w:lang w:val="fr_FR" w:bidi="fr_FR"/>
-          </w:rPr>
-          <w:rPr>
-            <w:color w:val="0000EE"/>
-            <w:u w:val="single"/>
-          </w:rPr>
-          <w:t>32.47</w:t>
-        </w:r>
-      </w:hyperlink>
+      <w:r>
+        <w:rPr>
+          <w:lang w:val="fr_FR" w:bidi="fr_FR"/>
+        </w:rPr>
+        <w:t>32.47</w:t>
+      </w:r>
       <w:r>
         <w:rPr>
           <w:lang w:val="fr_FR" w:bidi="fr_FR"/>
@@ -3158,54 +2792,36 @@
         </w:rPr>
         <w:t>La prophétie de Michée passe du désespoir total à une éruption d’espoir alors qu’il exprime l’exaltation future de la montagne de Sion à Jérusalem. Le plan de Dieu pour bénir toutes les nations (</w:t>
       </w:r>
-      <w:hyperlink r:id="rId71">
-        <w:r>
-          <w:rPr>
-            <w:lang w:val="fr_FR" w:bidi="fr_FR"/>
-          </w:rPr>
-          <w:rPr>
-            <w:color w:val="0000EE"/>
-            <w:u w:val="single"/>
-          </w:rPr>
-          <w:t>Gn 12.3</w:t>
-        </w:r>
-      </w:hyperlink>
+      <w:r>
+        <w:rPr>
+          <w:lang w:val="fr_FR" w:bidi="fr_FR"/>
+        </w:rPr>
+        <w:t>Gn 12.3</w:t>
+      </w:r>
       <w:r>
         <w:rPr>
           <w:lang w:val="fr_FR" w:bidi="fr_FR"/>
         </w:rPr>
         <w:t>) à travers les descendants d’Abraham sera réalisé lorsque les nations et le peuple du Seigneur afflueront vers la maison du Seigneur pour adorer. Là, (1) ils apprendront à suivre la loi et les enseignements de Dieu ; (2) la loi et les enseignements se répandront parmi les nations alors qu’ils seront transmis depuis la maison de Dieu ; (3) la paix et le bien-être croîtront parmi les nations alors qu’elles consacreront leurs énergies à des fins pacifiques et abandonneront la guerre ; et (4) les gens vivront sans peur, avec sécurité, prospérité et bénédiction (</w:t>
       </w:r>
-      <w:hyperlink r:id="rId72">
-        <w:r>
-          <w:rPr>
-            <w:lang w:val="fr_FR" w:bidi="fr_FR"/>
-          </w:rPr>
-          <w:rPr>
-            <w:color w:val="0000EE"/>
-            <w:u w:val="single"/>
-          </w:rPr>
-          <w:t>Mi 4.4</w:t>
-        </w:r>
-      </w:hyperlink>
+      <w:r>
+        <w:rPr>
+          <w:lang w:val="fr_FR" w:bidi="fr_FR"/>
+        </w:rPr>
+        <w:t>Mi 4.4</w:t>
+      </w:r>
       <w:r>
         <w:rPr>
           <w:lang w:val="fr_FR" w:bidi="fr_FR"/>
         </w:rPr>
         <w:t>). Les idoles des nations les déçoivent, mais le Dieu fidèle d’Israël accomplit tout cela ; la prospérité qu’il apporte dure pour des âges sans fin (</w:t>
       </w:r>
-      <w:hyperlink r:id="rId73">
-        <w:r>
-          <w:rPr>
-            <w:lang w:val="fr_FR" w:bidi="fr_FR"/>
-          </w:rPr>
-          <w:rPr>
-            <w:color w:val="0000EE"/>
-            <w:u w:val="single"/>
-          </w:rPr>
-          <w:t>4.5</w:t>
-        </w:r>
-      </w:hyperlink>
+      <w:r>
+        <w:rPr>
+          <w:lang w:val="fr_FR" w:bidi="fr_FR"/>
+        </w:rPr>
+        <w:t>4.5</w:t>
+      </w:r>
       <w:r>
         <w:rPr>
           <w:lang w:val="fr_FR" w:bidi="fr_FR"/>
@@ -3321,54 +2937,36 @@
         </w:rPr>
         <w:t>Chacun sera libéré de ses ennemis comme au temps de Salomon (</w:t>
       </w:r>
-      <w:hyperlink r:id="rId74">
-        <w:r>
-          <w:rPr>
-            <w:lang w:val="fr_FR" w:bidi="fr_FR"/>
-          </w:rPr>
-          <w:rPr>
-            <w:color w:val="0000EE"/>
-            <w:u w:val="single"/>
-          </w:rPr>
-          <w:t>1R 4.25</w:t>
-        </w:r>
-      </w:hyperlink>
+      <w:r>
+        <w:rPr>
+          <w:lang w:val="fr_FR" w:bidi="fr_FR"/>
+        </w:rPr>
+        <w:t>1R 4.25</w:t>
+      </w:r>
       <w:r>
         <w:rPr>
           <w:lang w:val="fr_FR" w:bidi="fr_FR"/>
         </w:rPr>
         <w:t xml:space="preserve"> ; cf. </w:t>
       </w:r>
-      <w:hyperlink r:id="rId75">
-        <w:r>
-          <w:rPr>
-            <w:lang w:val="fr_FR" w:bidi="fr_FR"/>
-          </w:rPr>
-          <w:rPr>
-            <w:color w:val="0000EE"/>
-            <w:u w:val="single"/>
-          </w:rPr>
-          <w:t>Es 36.16</w:t>
-        </w:r>
-      </w:hyperlink>
+      <w:r>
+        <w:rPr>
+          <w:lang w:val="fr_FR" w:bidi="fr_FR"/>
+        </w:rPr>
+        <w:t>Es 36.16</w:t>
+      </w:r>
       <w:r>
         <w:rPr>
           <w:lang w:val="fr_FR" w:bidi="fr_FR"/>
         </w:rPr>
         <w:t xml:space="preserve"> ; </w:t>
       </w:r>
-      <w:hyperlink r:id="rId76">
-        <w:r>
-          <w:rPr>
-            <w:lang w:val="fr_FR" w:bidi="fr_FR"/>
-          </w:rPr>
-          <w:rPr>
-            <w:color w:val="0000EE"/>
-            <w:u w:val="single"/>
-          </w:rPr>
-          <w:t>Za 3.10</w:t>
-        </w:r>
-      </w:hyperlink>
+      <w:r>
+        <w:rPr>
+          <w:lang w:val="fr_FR" w:bidi="fr_FR"/>
+        </w:rPr>
+        <w:t>Za 3.10</w:t>
+      </w:r>
       <w:r>
         <w:rPr>
           <w:lang w:val="fr_FR" w:bidi="fr_FR"/>
@@ -3423,126 +3021,84 @@
         </w:rPr>
         <w:t>Habituellement, les vestiges des villes détruites dans l’ancien Proche-Orient étaient perdus ou assimilés. Lorsque le reste d’Israël a été sauvé, il été devenu la fondation du nouveau peuple du Seigneur (</w:t>
       </w:r>
-      <w:hyperlink r:id="rId77">
-        <w:r>
-          <w:rPr>
-            <w:lang w:val="fr_FR" w:bidi="fr_FR"/>
-          </w:rPr>
-          <w:rPr>
-            <w:color w:val="0000EE"/>
-            <w:u w:val="single"/>
-          </w:rPr>
-          <w:t>Dt 4.26–31</w:t>
-        </w:r>
-      </w:hyperlink>
+      <w:r>
+        <w:rPr>
+          <w:lang w:val="fr_FR" w:bidi="fr_FR"/>
+        </w:rPr>
+        <w:t>Dt 4.26–31</w:t>
+      </w:r>
       <w:r>
         <w:rPr>
           <w:lang w:val="fr_FR" w:bidi="fr_FR"/>
         </w:rPr>
         <w:t xml:space="preserve"> ; </w:t>
       </w:r>
-      <w:hyperlink r:id="rId78">
-        <w:r>
-          <w:rPr>
-            <w:lang w:val="fr_FR" w:bidi="fr_FR"/>
-          </w:rPr>
-          <w:rPr>
-            <w:color w:val="0000EE"/>
-            <w:u w:val="single"/>
-          </w:rPr>
-          <w:t>30.1–5</w:t>
-        </w:r>
-      </w:hyperlink>
+      <w:r>
+        <w:rPr>
+          <w:lang w:val="fr_FR" w:bidi="fr_FR"/>
+        </w:rPr>
+        <w:t>30.1–5</w:t>
+      </w:r>
       <w:r>
         <w:rPr>
           <w:lang w:val="fr_FR" w:bidi="fr_FR"/>
         </w:rPr>
         <w:t xml:space="preserve"> ; </w:t>
       </w:r>
-      <w:hyperlink r:id="rId79">
-        <w:r>
-          <w:rPr>
-            <w:lang w:val="fr_FR" w:bidi="fr_FR"/>
-          </w:rPr>
-          <w:rPr>
-            <w:color w:val="0000EE"/>
-            <w:u w:val="single"/>
-          </w:rPr>
-          <w:t>2R 19.31</w:t>
-        </w:r>
-      </w:hyperlink>
+      <w:r>
+        <w:rPr>
+          <w:lang w:val="fr_FR" w:bidi="fr_FR"/>
+        </w:rPr>
+        <w:t>2R 19.31</w:t>
+      </w:r>
       <w:r>
         <w:rPr>
           <w:lang w:val="fr_FR" w:bidi="fr_FR"/>
         </w:rPr>
         <w:t xml:space="preserve"> ; </w:t>
       </w:r>
-      <w:hyperlink r:id="rId80">
-        <w:r>
-          <w:rPr>
-            <w:lang w:val="fr_FR" w:bidi="fr_FR"/>
-          </w:rPr>
-          <w:rPr>
-            <w:color w:val="0000EE"/>
-            <w:u w:val="single"/>
-          </w:rPr>
-          <w:t>Es 10.21</w:t>
-        </w:r>
-      </w:hyperlink>
+      <w:r>
+        <w:rPr>
+          <w:lang w:val="fr_FR" w:bidi="fr_FR"/>
+        </w:rPr>
+        <w:t>Es 10.21</w:t>
+      </w:r>
       <w:r>
         <w:rPr>
           <w:lang w:val="fr_FR" w:bidi="fr_FR"/>
         </w:rPr>
         <w:t xml:space="preserve"> ; </w:t>
       </w:r>
-      <w:hyperlink r:id="rId81">
-        <w:r>
-          <w:rPr>
-            <w:lang w:val="fr_FR" w:bidi="fr_FR"/>
-          </w:rPr>
-          <w:rPr>
-            <w:color w:val="0000EE"/>
-            <w:u w:val="single"/>
-          </w:rPr>
-          <w:t xml:space="preserve">Jr 29.10–14 </w:t>
-        </w:r>
-      </w:hyperlink>
+      <w:r>
+        <w:rPr>
+          <w:lang w:val="fr_FR" w:bidi="fr_FR"/>
+        </w:rPr>
+        <w:t xml:space="preserve">Jr 29.10–14 </w:t>
+      </w:r>
       <w:r>
         <w:rPr>
           <w:lang w:val="fr_FR" w:bidi="fr_FR"/>
         </w:rPr>
         <w:t xml:space="preserve">; voir </w:t>
       </w:r>
-      <w:hyperlink r:id="rId82">
-        <w:r>
-          <w:rPr>
-            <w:lang w:val="fr_FR" w:bidi="fr_FR"/>
-          </w:rPr>
-          <w:rPr>
-            <w:color w:val="0000EE"/>
-            <w:u w:val="single"/>
-          </w:rPr>
-          <w:t>Esd 9.8</w:t>
-        </w:r>
-      </w:hyperlink>
+      <w:r>
+        <w:rPr>
+          <w:lang w:val="fr_FR" w:bidi="fr_FR"/>
+        </w:rPr>
+        <w:t>Esd 9.8</w:t>
+      </w:r>
       <w:r>
         <w:rPr>
           <w:lang w:val="fr_FR" w:bidi="fr_FR"/>
         </w:rPr>
         <w:t xml:space="preserve"> ; </w:t>
       </w:r>
-      <w:hyperlink r:id="rId83">
-        <w:r>
-          <w:rPr>
-            <w:lang w:val="fr_FR" w:bidi="fr_FR"/>
-          </w:rPr>
-          <w:rPr>
-            <w:color w:val="0000EE"/>
-            <w:u w:val="single"/>
-          </w:rPr>
-          <w:t>Né 1.2</w:t>
-        </w:r>
-      </w:hyperlink>
+      <w:r>
+        <w:rPr>
+          <w:lang w:val="fr_FR" w:bidi="fr_FR"/>
+        </w:rPr>
+        <w:t>Né 1.2</w:t>
+      </w:r>
       <w:r>
         <w:rPr>
           <w:lang w:val="fr_FR" w:bidi="fr_FR"/>
@@ -3597,36 +3153,24 @@
         </w:rPr>
         <w:t xml:space="preserve">Et toi, tour du troupeau, colline de la fille de Sion : Jérusalem était une capitale royale fortifiée avec une tour de guet pour la défense et la sécurité de son peuple. • Le royaume de la fille de Jérusalem : Cf. </w:t>
       </w:r>
-      <w:hyperlink r:id="rId84">
-        <w:r>
-          <w:rPr>
-            <w:lang w:val="fr_FR" w:bidi="fr_FR"/>
-          </w:rPr>
-          <w:rPr>
-            <w:color w:val="0000EE"/>
-            <w:u w:val="single"/>
-          </w:rPr>
-          <w:t>Am 9.11–15</w:t>
-        </w:r>
-      </w:hyperlink>
+      <w:r>
+        <w:rPr>
+          <w:lang w:val="fr_FR" w:bidi="fr_FR"/>
+        </w:rPr>
+        <w:t>Am 9.11–15</w:t>
+      </w:r>
       <w:r>
         <w:rPr>
           <w:lang w:val="fr_FR" w:bidi="fr_FR"/>
         </w:rPr>
         <w:t xml:space="preserve"> ; voir </w:t>
       </w:r>
-      <w:hyperlink r:id="rId85">
-        <w:r>
-          <w:rPr>
-            <w:lang w:val="fr_FR" w:bidi="fr_FR"/>
-          </w:rPr>
-          <w:rPr>
-            <w:color w:val="0000EE"/>
-            <w:u w:val="single"/>
-          </w:rPr>
-          <w:t>2S 7.11–16</w:t>
-        </w:r>
-      </w:hyperlink>
+      <w:r>
+        <w:rPr>
+          <w:lang w:val="fr_FR" w:bidi="fr_FR"/>
+        </w:rPr>
+        <w:t>2S 7.11–16</w:t>
+      </w:r>
       <w:r>
         <w:rPr>
           <w:lang w:val="fr_FR" w:bidi="fr_FR"/>
@@ -3681,72 +3225,48 @@
         </w:rPr>
         <w:t>Le roi d’Israël et les sages étaient censés assurer la direction et incarner les instructions et l’alliance du Seigneur dans leur vie (</w:t>
       </w:r>
-      <w:hyperlink r:id="rId86">
-        <w:r>
-          <w:rPr>
-            <w:lang w:val="fr_FR" w:bidi="fr_FR"/>
-          </w:rPr>
-          <w:rPr>
-            <w:color w:val="0000EE"/>
-            <w:u w:val="single"/>
-          </w:rPr>
-          <w:t>Dt 17.18–20</w:t>
-        </w:r>
-      </w:hyperlink>
+      <w:r>
+        <w:rPr>
+          <w:lang w:val="fr_FR" w:bidi="fr_FR"/>
+        </w:rPr>
+        <w:t>Dt 17.18–20</w:t>
+      </w:r>
       <w:r>
         <w:rPr>
           <w:lang w:val="fr_FR" w:bidi="fr_FR"/>
         </w:rPr>
         <w:t xml:space="preserve">). Cependant, maintenant, le peuple n'a plus de dirigeants pieux (cf. </w:t>
       </w:r>
-      <w:hyperlink r:id="rId87">
-        <w:r>
-          <w:rPr>
-            <w:lang w:val="fr_FR" w:bidi="fr_FR"/>
-          </w:rPr>
-          <w:rPr>
-            <w:color w:val="0000EE"/>
-            <w:u w:val="single"/>
-          </w:rPr>
-          <w:t xml:space="preserve">Jg 17.6 </w:t>
-        </w:r>
-      </w:hyperlink>
+      <w:r>
+        <w:rPr>
+          <w:lang w:val="fr_FR" w:bidi="fr_FR"/>
+        </w:rPr>
+        <w:t xml:space="preserve">Jg 17.6 </w:t>
+      </w:r>
       <w:r>
         <w:rPr>
           <w:lang w:val="fr_FR" w:bidi="fr_FR"/>
         </w:rPr>
         <w:t xml:space="preserve">; </w:t>
       </w:r>
-      <w:hyperlink r:id="rId88">
-        <w:r>
-          <w:rPr>
-            <w:lang w:val="fr_FR" w:bidi="fr_FR"/>
-          </w:rPr>
-          <w:rPr>
-            <w:color w:val="0000EE"/>
-            <w:u w:val="single"/>
-          </w:rPr>
-          <w:t xml:space="preserve">18.1 </w:t>
-        </w:r>
-      </w:hyperlink>
+      <w:r>
+        <w:rPr>
+          <w:lang w:val="fr_FR" w:bidi="fr_FR"/>
+        </w:rPr>
+        <w:t xml:space="preserve">18.1 </w:t>
+      </w:r>
       <w:r>
         <w:rPr>
           <w:lang w:val="fr_FR" w:bidi="fr_FR"/>
         </w:rPr>
         <w:t xml:space="preserve">; </w:t>
       </w:r>
-      <w:hyperlink r:id="rId89">
-        <w:r>
-          <w:rPr>
-            <w:lang w:val="fr_FR" w:bidi="fr_FR"/>
-          </w:rPr>
-          <w:rPr>
-            <w:color w:val="0000EE"/>
-            <w:u w:val="single"/>
-          </w:rPr>
-          <w:t>21.25</w:t>
-        </w:r>
-      </w:hyperlink>
+      <w:r>
+        <w:rPr>
+          <w:lang w:val="fr_FR" w:bidi="fr_FR"/>
+        </w:rPr>
+        <w:t>21.25</w:t>
+      </w:r>
       <w:r>
         <w:rPr>
           <w:lang w:val="fr_FR" w:bidi="fr_FR"/>
@@ -3801,36 +3321,24 @@
         </w:rPr>
         <w:t>La lointaine Babylone se trouvait à environ 1 000 miles (1 700 kilomètres) de Jérusalem ; on ne pouvait s’y rendre qu’en traversant le désert oriental aride. • Le sauvetage de son peuple par le Seigneur d’une mort certaine à Babylone surpasserait sa sortie d’Égypte. Ils furent formés dans le ventre de la souffrance et attendaient une renaissance prometteuse (</w:t>
       </w:r>
-      <w:hyperlink r:id="rId90">
-        <w:r>
-          <w:rPr>
-            <w:lang w:val="fr_FR" w:bidi="fr_FR"/>
-          </w:rPr>
-          <w:rPr>
-            <w:color w:val="0000EE"/>
-            <w:u w:val="single"/>
-          </w:rPr>
-          <w:t>Es 43.1–5</w:t>
-        </w:r>
-      </w:hyperlink>
+      <w:r>
+        <w:rPr>
+          <w:lang w:val="fr_FR" w:bidi="fr_FR"/>
+        </w:rPr>
+        <w:t>Es 43.1–5</w:t>
+      </w:r>
       <w:r>
         <w:rPr>
           <w:lang w:val="fr_FR" w:bidi="fr_FR"/>
         </w:rPr>
         <w:t xml:space="preserve"> ; cf. </w:t>
       </w:r>
-      <w:hyperlink r:id="rId91">
-        <w:r>
-          <w:rPr>
-            <w:lang w:val="fr_FR" w:bidi="fr_FR"/>
-          </w:rPr>
-          <w:rPr>
-            <w:color w:val="0000EE"/>
-            <w:u w:val="single"/>
-          </w:rPr>
-          <w:t>Ez 37</w:t>
-        </w:r>
-      </w:hyperlink>
+      <w:r>
+        <w:rPr>
+          <w:lang w:val="fr_FR" w:bidi="fr_FR"/>
+        </w:rPr>
+        <w:t>Ez 37</w:t>
+      </w:r>
       <w:r>
         <w:rPr>
           <w:lang w:val="fr_FR" w:bidi="fr_FR"/>
@@ -3885,36 +3393,24 @@
         </w:rPr>
         <w:t xml:space="preserve">rassemblées contre toi : Bien que lié de près à l’assaut historique de Babylone contre Jérusalem en 588–586 av. J.‑C., cet oracle concerne également un avenir où la Jérusalem idéalisée et restaurée décrite au verset </w:t>
       </w:r>
-      <w:hyperlink r:id="rId92">
-        <w:r>
-          <w:rPr>
-            <w:lang w:val="fr_FR" w:bidi="fr_FR"/>
-          </w:rPr>
-          <w:rPr>
-            <w:color w:val="0000EE"/>
-            <w:u w:val="single"/>
-          </w:rPr>
-          <w:t>4.1–5</w:t>
-        </w:r>
-      </w:hyperlink>
+      <w:r>
+        <w:rPr>
+          <w:lang w:val="fr_FR" w:bidi="fr_FR"/>
+        </w:rPr>
+        <w:t>4.1–5</w:t>
+      </w:r>
       <w:r>
         <w:rPr>
           <w:lang w:val="fr_FR" w:bidi="fr_FR"/>
         </w:rPr>
         <w:t xml:space="preserve"> sera attaquée (cf. </w:t>
       </w:r>
-      <w:hyperlink r:id="rId93">
-        <w:r>
-          <w:rPr>
-            <w:lang w:val="fr_FR" w:bidi="fr_FR"/>
-          </w:rPr>
-          <w:rPr>
-            <w:color w:val="0000EE"/>
-            <w:u w:val="single"/>
-          </w:rPr>
-          <w:t>Ap 20.7–9</w:t>
-        </w:r>
-      </w:hyperlink>
+      <w:r>
+        <w:rPr>
+          <w:lang w:val="fr_FR" w:bidi="fr_FR"/>
+        </w:rPr>
+        <w:t>Ap 20.7–9</w:t>
+      </w:r>
       <w:r>
         <w:rPr>
           <w:lang w:val="fr_FR" w:bidi="fr_FR"/>
@@ -3969,126 +3465,84 @@
         </w:rPr>
         <w:t>Dieu révèle ses plans à ses serviteurs (</w:t>
       </w:r>
-      <w:hyperlink r:id="rId94">
-        <w:r>
-          <w:rPr>
-            <w:lang w:val="fr_FR" w:bidi="fr_FR"/>
-          </w:rPr>
-          <w:rPr>
-            <w:color w:val="0000EE"/>
-            <w:u w:val="single"/>
-          </w:rPr>
-          <w:t>Dn 2.19–23</w:t>
-        </w:r>
-      </w:hyperlink>
+      <w:r>
+        <w:rPr>
+          <w:lang w:val="fr_FR" w:bidi="fr_FR"/>
+        </w:rPr>
+        <w:t>Dn 2.19–23</w:t>
+      </w:r>
       <w:r>
         <w:rPr>
           <w:lang w:val="fr_FR" w:bidi="fr_FR"/>
         </w:rPr>
         <w:t xml:space="preserve"> ; </w:t>
       </w:r>
-      <w:hyperlink r:id="rId95">
-        <w:r>
-          <w:rPr>
-            <w:lang w:val="fr_FR" w:bidi="fr_FR"/>
-          </w:rPr>
-          <w:rPr>
-            <w:color w:val="0000EE"/>
-            <w:u w:val="single"/>
-          </w:rPr>
-          <w:t>Am 3.7</w:t>
-        </w:r>
-      </w:hyperlink>
+      <w:r>
+        <w:rPr>
+          <w:lang w:val="fr_FR" w:bidi="fr_FR"/>
+        </w:rPr>
+        <w:t>Am 3.7</w:t>
+      </w:r>
       <w:r>
         <w:rPr>
           <w:lang w:val="fr_FR" w:bidi="fr_FR"/>
         </w:rPr>
         <w:t>), mais les nations ne le savent pas : elles ne sont pas au courant des grands desseins de Dieu ni de son activité secrète en faveur de son peuple. Les espoirs et les projets des nations autour d’Israël étaient vains : les plans du Seigneur pour son peuple unique prévaudront, et il régnera sur les nations (</w:t>
       </w:r>
-      <w:hyperlink r:id="rId96">
-        <w:r>
-          <w:rPr>
-            <w:lang w:val="fr_FR" w:bidi="fr_FR"/>
-          </w:rPr>
-          <w:rPr>
-            <w:color w:val="0000EE"/>
-            <w:u w:val="single"/>
-          </w:rPr>
-          <w:t>Gn 12.1–3</w:t>
-        </w:r>
-      </w:hyperlink>
+      <w:r>
+        <w:rPr>
+          <w:lang w:val="fr_FR" w:bidi="fr_FR"/>
+        </w:rPr>
+        <w:t>Gn 12.1–3</w:t>
+      </w:r>
       <w:r>
         <w:rPr>
           <w:lang w:val="fr_FR" w:bidi="fr_FR"/>
         </w:rPr>
         <w:t xml:space="preserve"> ; </w:t>
       </w:r>
-      <w:hyperlink r:id="rId97">
-        <w:r>
-          <w:rPr>
-            <w:lang w:val="fr_FR" w:bidi="fr_FR"/>
-          </w:rPr>
-          <w:rPr>
-            <w:color w:val="0000EE"/>
-            <w:u w:val="single"/>
-          </w:rPr>
-          <w:t>15.12–21</w:t>
-        </w:r>
-      </w:hyperlink>
+      <w:r>
+        <w:rPr>
+          <w:lang w:val="fr_FR" w:bidi="fr_FR"/>
+        </w:rPr>
+        <w:t>15.12–21</w:t>
+      </w:r>
       <w:r>
         <w:rPr>
           <w:lang w:val="fr_FR" w:bidi="fr_FR"/>
         </w:rPr>
         <w:t xml:space="preserve"> ; </w:t>
       </w:r>
-      <w:hyperlink r:id="rId98">
-        <w:r>
-          <w:rPr>
-            <w:lang w:val="fr_FR" w:bidi="fr_FR"/>
-          </w:rPr>
-          <w:rPr>
-            <w:color w:val="0000EE"/>
-            <w:u w:val="single"/>
-          </w:rPr>
-          <w:t>Ex 19.4–6</w:t>
-        </w:r>
-      </w:hyperlink>
+      <w:r>
+        <w:rPr>
+          <w:lang w:val="fr_FR" w:bidi="fr_FR"/>
+        </w:rPr>
+        <w:t>Ex 19.4–6</w:t>
+      </w:r>
       <w:r>
         <w:rPr>
           <w:lang w:val="fr_FR" w:bidi="fr_FR"/>
         </w:rPr>
         <w:t xml:space="preserve"> ; </w:t>
       </w:r>
-      <w:hyperlink r:id="rId99">
-        <w:r>
-          <w:rPr>
-            <w:lang w:val="fr_FR" w:bidi="fr_FR"/>
-          </w:rPr>
-          <w:rPr>
-            <w:color w:val="0000EE"/>
-            <w:u w:val="single"/>
-          </w:rPr>
-          <w:t>Es 45.23</w:t>
-        </w:r>
-      </w:hyperlink>
+      <w:r>
+        <w:rPr>
+          <w:lang w:val="fr_FR" w:bidi="fr_FR"/>
+        </w:rPr>
+        <w:t>Es 45.23</w:t>
+      </w:r>
       <w:r>
         <w:rPr>
           <w:lang w:val="fr_FR" w:bidi="fr_FR"/>
         </w:rPr>
         <w:t xml:space="preserve"> ; </w:t>
       </w:r>
-      <w:hyperlink r:id="rId100">
-        <w:r>
-          <w:rPr>
-            <w:lang w:val="fr_FR" w:bidi="fr_FR"/>
-          </w:rPr>
-          <w:rPr>
-            <w:color w:val="0000EE"/>
-            <w:u w:val="single"/>
-          </w:rPr>
-          <w:t>66.23</w:t>
-        </w:r>
-      </w:hyperlink>
+      <w:r>
+        <w:rPr>
+          <w:lang w:val="fr_FR" w:bidi="fr_FR"/>
+        </w:rPr>
+        <w:t>66.23</w:t>
+      </w:r>
       <w:r>
         <w:rPr>
           <w:lang w:val="fr_FR" w:bidi="fr_FR"/>
@@ -4108,18 +3562,12 @@
         </w:rPr>
         <w:t xml:space="preserve"> le grain était battu et écrasé pour le séparer de la paille. De même, les nations seront écrasées (</w:t>
       </w:r>
-      <w:hyperlink r:id="rId101">
-        <w:r>
-          <w:rPr>
-            <w:lang w:val="fr_FR" w:bidi="fr_FR"/>
-          </w:rPr>
-          <w:rPr>
-            <w:color w:val="0000EE"/>
-            <w:u w:val="single"/>
-          </w:rPr>
-          <w:t>Mi 4.13</w:t>
-        </w:r>
-      </w:hyperlink>
+      <w:r>
+        <w:rPr>
+          <w:lang w:val="fr_FR" w:bidi="fr_FR"/>
+        </w:rPr>
+        <w:t>Mi 4.13</w:t>
+      </w:r>
       <w:r>
         <w:rPr>
           <w:lang w:val="fr_FR" w:bidi="fr_FR"/>
@@ -4174,18 +3622,12 @@
         </w:rPr>
         <w:t>Les cornes et les ongles des taureaux et des chevaux symbolisent la force, tout comme le fer et le bronze. Des chaussures en métal ont peut-être été utilisées sur les pieds des animaux qui foulaient le grain. Dieu fortifiera son peuple pour vaincre ses ennemis. • richesses : De nombreuses nations avaient accumulé des richesses par des moyens injustes (guerre, pillage, tributs oppressifs, travail forcé et conscription). Le Seigneur de toute la terre possédait déjà toutes ces richesses au départ (</w:t>
       </w:r>
-      <w:hyperlink r:id="rId102">
-        <w:r>
-          <w:rPr>
-            <w:lang w:val="fr_FR" w:bidi="fr_FR"/>
-          </w:rPr>
-          <w:rPr>
-            <w:color w:val="0000EE"/>
-            <w:u w:val="single"/>
-          </w:rPr>
-          <w:t>Ex 19.5</w:t>
-        </w:r>
-      </w:hyperlink>
+      <w:r>
+        <w:rPr>
+          <w:lang w:val="fr_FR" w:bidi="fr_FR"/>
+        </w:rPr>
+        <w:t>Ex 19.5</w:t>
+      </w:r>
       <w:r>
         <w:rPr>
           <w:lang w:val="fr_FR" w:bidi="fr_FR"/>
@@ -4205,18 +3647,12 @@
         </w:rPr>
         <w:t xml:space="preserve">, « dédier ») désigne les dépouilles militaires de guerre qui étaient dédiées, ou mises à part, comme saintes pour le Seigneur (voir </w:t>
       </w:r>
-      <w:hyperlink r:id="rId103">
-        <w:r>
-          <w:rPr>
-            <w:lang w:val="fr_FR" w:bidi="fr_FR"/>
-          </w:rPr>
-          <w:rPr>
-            <w:color w:val="0000EE"/>
-            <w:u w:val="single"/>
-          </w:rPr>
-          <w:t>Lv 27.28–29</w:t>
-        </w:r>
-      </w:hyperlink>
+      <w:r>
+        <w:rPr>
+          <w:lang w:val="fr_FR" w:bidi="fr_FR"/>
+        </w:rPr>
+        <w:t>Lv 27.28–29</w:t>
+      </w:r>
       <w:r>
         <w:rPr>
           <w:lang w:val="fr_FR" w:bidi="fr_FR"/>
@@ -4271,36 +3707,24 @@
         </w:rPr>
         <w:t xml:space="preserve">Le chef d’Israël a été vaincu par les Assyriens (cf. </w:t>
       </w:r>
-      <w:hyperlink r:id="rId104">
-        <w:r>
-          <w:rPr>
-            <w:lang w:val="fr_FR" w:bidi="fr_FR"/>
-          </w:rPr>
-          <w:rPr>
-            <w:color w:val="0000EE"/>
-            <w:u w:val="single"/>
-          </w:rPr>
-          <w:t>6.9</w:t>
-        </w:r>
-      </w:hyperlink>
+      <w:r>
+        <w:rPr>
+          <w:lang w:val="fr_FR" w:bidi="fr_FR"/>
+        </w:rPr>
+        <w:t>6.9</w:t>
+      </w:r>
       <w:r>
         <w:rPr>
           <w:lang w:val="fr_FR" w:bidi="fr_FR"/>
         </w:rPr>
         <w:t xml:space="preserve">). Le fait de frapper une personne avec une verge permet d’exprimer du mépris (cf. </w:t>
       </w:r>
-      <w:hyperlink r:id="rId105">
-        <w:r>
-          <w:rPr>
-            <w:lang w:val="fr_FR" w:bidi="fr_FR"/>
-          </w:rPr>
-          <w:rPr>
-            <w:color w:val="0000EE"/>
-            <w:u w:val="single"/>
-          </w:rPr>
-          <w:t>1R 22.24</w:t>
-        </w:r>
-      </w:hyperlink>
+      <w:r>
+        <w:rPr>
+          <w:lang w:val="fr_FR" w:bidi="fr_FR"/>
+        </w:rPr>
+        <w:t>1R 22.24</w:t>
+      </w:r>
       <w:r>
         <w:rPr>
           <w:lang w:val="fr_FR" w:bidi="fr_FR"/>
@@ -4355,54 +3779,36 @@
         </w:rPr>
         <w:t>Ces versets appellent Israël à se préparer à l’attaque vicieuse de l’ennemi d’Israël, l’Assyrie (</w:t>
       </w:r>
-      <w:hyperlink r:id="rId106">
-        <w:r>
-          <w:rPr>
-            <w:lang w:val="fr_FR" w:bidi="fr_FR"/>
-          </w:rPr>
-          <w:rPr>
-            <w:color w:val="0000EE"/>
-            <w:u w:val="single"/>
-          </w:rPr>
-          <w:t>5.5b-6</w:t>
-        </w:r>
-      </w:hyperlink>
+      <w:r>
+        <w:rPr>
+          <w:lang w:val="fr_FR" w:bidi="fr_FR"/>
+        </w:rPr>
+        <w:t>5.5b-6</w:t>
+      </w:r>
       <w:r>
         <w:rPr>
           <w:lang w:val="fr_FR" w:bidi="fr_FR"/>
         </w:rPr>
         <w:t>). Ce siège de terreur, de mort et de destruction n’anéantira pas Israël, car Dieu fera surgir un chef (</w:t>
       </w:r>
-      <w:hyperlink r:id="rId107">
-        <w:r>
-          <w:rPr>
-            <w:lang w:val="fr_FR" w:bidi="fr_FR"/>
-          </w:rPr>
-          <w:rPr>
-            <w:color w:val="0000EE"/>
-            <w:u w:val="single"/>
-          </w:rPr>
-          <w:t>5.2–5a</w:t>
-        </w:r>
-      </w:hyperlink>
+      <w:r>
+        <w:rPr>
+          <w:lang w:val="fr_FR" w:bidi="fr_FR"/>
+        </w:rPr>
+        <w:t>5.2–5a</w:t>
+      </w:r>
       <w:r>
         <w:rPr>
           <w:lang w:val="fr_FR" w:bidi="fr_FR"/>
         </w:rPr>
         <w:t>) pour ramener son peuple de l’exil. La préservation et la purification du reste par Dieu (</w:t>
       </w:r>
-      <w:hyperlink r:id="rId108">
-        <w:r>
-          <w:rPr>
-            <w:lang w:val="fr_FR" w:bidi="fr_FR"/>
-          </w:rPr>
-          <w:rPr>
-            <w:color w:val="0000EE"/>
-            <w:u w:val="single"/>
-          </w:rPr>
-          <w:t>5.7–14</w:t>
-        </w:r>
-      </w:hyperlink>
+      <w:r>
+        <w:rPr>
+          <w:lang w:val="fr_FR" w:bidi="fr_FR"/>
+        </w:rPr>
+        <w:t>5.7–14</w:t>
+      </w:r>
       <w:r>
         <w:rPr>
           <w:lang w:val="fr_FR" w:bidi="fr_FR"/>
@@ -4457,72 +3863,48 @@
         </w:rPr>
         <w:t>Éphrata était l’ancien nom de Bethléhem (</w:t>
       </w:r>
-      <w:hyperlink r:id="rId109">
-        <w:r>
-          <w:rPr>
-            <w:lang w:val="fr_FR" w:bidi="fr_FR"/>
-          </w:rPr>
-          <w:rPr>
-            <w:color w:val="0000EE"/>
-            <w:u w:val="single"/>
-          </w:rPr>
-          <w:t>Gn 35.16</w:t>
-        </w:r>
-      </w:hyperlink>
+      <w:r>
+        <w:rPr>
+          <w:lang w:val="fr_FR" w:bidi="fr_FR"/>
+        </w:rPr>
+        <w:t>Gn 35.16</w:t>
+      </w:r>
       <w:r>
         <w:rPr>
           <w:lang w:val="fr_FR" w:bidi="fr_FR"/>
         </w:rPr>
         <w:t xml:space="preserve"> ; </w:t>
       </w:r>
-      <w:hyperlink r:id="rId110">
-        <w:r>
-          <w:rPr>
-            <w:lang w:val="fr_FR" w:bidi="fr_FR"/>
-          </w:rPr>
-          <w:rPr>
-            <w:color w:val="0000EE"/>
-            <w:u w:val="single"/>
-          </w:rPr>
-          <w:t>Rt 4.11</w:t>
-        </w:r>
-      </w:hyperlink>
+      <w:r>
+        <w:rPr>
+          <w:lang w:val="fr_FR" w:bidi="fr_FR"/>
+        </w:rPr>
+        <w:t>Rt 4.11</w:t>
+      </w:r>
       <w:r>
         <w:rPr>
           <w:lang w:val="fr_FR" w:bidi="fr_FR"/>
         </w:rPr>
         <w:t>), le lieu de naissance de David. À l’avenir, un chef encore plus important que David en émergera (</w:t>
       </w:r>
-      <w:hyperlink r:id="rId111">
-        <w:r>
-          <w:rPr>
-            <w:lang w:val="fr_FR" w:bidi="fr_FR"/>
-          </w:rPr>
-          <w:rPr>
-            <w:color w:val="0000EE"/>
-            <w:u w:val="single"/>
-          </w:rPr>
-          <w:t>Mt 2.5–6</w:t>
-        </w:r>
-      </w:hyperlink>
+      <w:r>
+        <w:rPr>
+          <w:lang w:val="fr_FR" w:bidi="fr_FR"/>
+        </w:rPr>
+        <w:t>Mt 2.5–6</w:t>
+      </w:r>
       <w:r>
         <w:rPr>
           <w:lang w:val="fr_FR" w:bidi="fr_FR"/>
         </w:rPr>
         <w:t xml:space="preserve"> ; </w:t>
       </w:r>
-      <w:hyperlink r:id="rId112">
-        <w:r>
-          <w:rPr>
-            <w:lang w:val="fr_FR" w:bidi="fr_FR"/>
-          </w:rPr>
-          <w:rPr>
-            <w:color w:val="0000EE"/>
-            <w:u w:val="single"/>
-          </w:rPr>
-          <w:t>Jn 7.42</w:t>
-        </w:r>
-      </w:hyperlink>
+      <w:r>
+        <w:rPr>
+          <w:lang w:val="fr_FR" w:bidi="fr_FR"/>
+        </w:rPr>
+        <w:t>Jn 7.42</w:t>
+      </w:r>
       <w:r>
         <w:rPr>
           <w:lang w:val="fr_FR" w:bidi="fr_FR"/>
@@ -4542,54 +3924,36 @@
         </w:rPr>
         <w:t xml:space="preserve">; cf. </w:t>
       </w:r>
-      <w:hyperlink r:id="rId113">
-        <w:r>
-          <w:rPr>
-            <w:lang w:val="fr_FR" w:bidi="fr_FR"/>
-          </w:rPr>
-          <w:rPr>
-            <w:color w:val="0000EE"/>
-            <w:u w:val="single"/>
-          </w:rPr>
-          <w:t>Dt 33.27</w:t>
-        </w:r>
-      </w:hyperlink>
+      <w:r>
+        <w:rPr>
+          <w:lang w:val="fr_FR" w:bidi="fr_FR"/>
+        </w:rPr>
+        <w:t>Dt 33.27</w:t>
+      </w:r>
       <w:r>
         <w:rPr>
           <w:lang w:val="fr_FR" w:bidi="fr_FR"/>
         </w:rPr>
         <w:t xml:space="preserve"> ; </w:t>
       </w:r>
-      <w:hyperlink r:id="rId114">
-        <w:r>
-          <w:rPr>
-            <w:lang w:val="fr_FR" w:bidi="fr_FR"/>
-          </w:rPr>
-          <w:rPr>
-            <w:color w:val="0000EE"/>
-            <w:u w:val="single"/>
-          </w:rPr>
-          <w:t>Pr 8.22–23</w:t>
-        </w:r>
-      </w:hyperlink>
+      <w:r>
+        <w:rPr>
+          <w:lang w:val="fr_FR" w:bidi="fr_FR"/>
+        </w:rPr>
+        <w:t>Pr 8.22–23</w:t>
+      </w:r>
       <w:r>
         <w:rPr>
           <w:lang w:val="fr_FR" w:bidi="fr_FR"/>
         </w:rPr>
         <w:t xml:space="preserve"> ; </w:t>
       </w:r>
-      <w:hyperlink r:id="rId115">
-        <w:r>
-          <w:rPr>
-            <w:lang w:val="fr_FR" w:bidi="fr_FR"/>
-          </w:rPr>
-          <w:rPr>
-            <w:color w:val="0000EE"/>
-            <w:u w:val="single"/>
-          </w:rPr>
-          <w:t>Es 37.26</w:t>
-        </w:r>
-      </w:hyperlink>
+      <w:r>
+        <w:rPr>
+          <w:lang w:val="fr_FR" w:bidi="fr_FR"/>
+        </w:rPr>
+        <w:t>Es 37.26</w:t>
+      </w:r>
       <w:r>
         <w:rPr>
           <w:lang w:val="fr_FR" w:bidi="fr_FR"/>
@@ -4644,36 +4008,24 @@
         </w:rPr>
         <w:t xml:space="preserve">Après l’Exil, le prince Zorobabel, un descendant de David, était parmi les exilés revenus et devint le centre des espoirs d’Israël (voir </w:t>
       </w:r>
-      <w:hyperlink r:id="rId116">
-        <w:r>
-          <w:rPr>
-            <w:lang w:val="fr_FR" w:bidi="fr_FR"/>
-          </w:rPr>
-          <w:rPr>
-            <w:color w:val="0000EE"/>
-            <w:u w:val="single"/>
-          </w:rPr>
-          <w:t>Ag 2.20–23</w:t>
-        </w:r>
-      </w:hyperlink>
+      <w:r>
+        <w:rPr>
+          <w:lang w:val="fr_FR" w:bidi="fr_FR"/>
+        </w:rPr>
+        <w:t>Ag 2.20–23</w:t>
+      </w:r>
       <w:r>
         <w:rPr>
           <w:lang w:val="fr_FR" w:bidi="fr_FR"/>
         </w:rPr>
         <w:t>). Mais il fallait un chef plus grand que Zorobabel. Le chef de Bethléhem sera une source de paix ; Ésaïe l’a appelé le Prince de la Paix (</w:t>
       </w:r>
-      <w:hyperlink r:id="rId117">
-        <w:r>
-          <w:rPr>
-            <w:lang w:val="fr_FR" w:bidi="fr_FR"/>
-          </w:rPr>
-          <w:rPr>
-            <w:color w:val="0000EE"/>
-            <w:u w:val="single"/>
-          </w:rPr>
-          <w:t>Es 9.6</w:t>
-        </w:r>
-      </w:hyperlink>
+      <w:r>
+        <w:rPr>
+          <w:lang w:val="fr_FR" w:bidi="fr_FR"/>
+        </w:rPr>
+        <w:t>Es 9.6</w:t>
+      </w:r>
       <w:r>
         <w:rPr>
           <w:lang w:val="fr_FR" w:bidi="fr_FR"/>
@@ -4776,18 +4128,12 @@
         </w:rPr>
         <w:t>du pays de Nimrod : Nimrod a posé les fondations des anciennes civilisations assyrienne et babylonienne (</w:t>
       </w:r>
-      <w:hyperlink r:id="rId118">
-        <w:r>
-          <w:rPr>
-            <w:lang w:val="fr_FR" w:bidi="fr_FR"/>
-          </w:rPr>
-          <w:rPr>
-            <w:color w:val="0000EE"/>
-            <w:u w:val="single"/>
-          </w:rPr>
-          <w:t>Gn 10.8–11</w:t>
-        </w:r>
-      </w:hyperlink>
+      <w:r>
+        <w:rPr>
+          <w:lang w:val="fr_FR" w:bidi="fr_FR"/>
+        </w:rPr>
+        <w:t>Gn 10.8–11</w:t>
+      </w:r>
       <w:r>
         <w:rPr>
           <w:lang w:val="fr_FR" w:bidi="fr_FR"/>
@@ -4842,36 +4188,24 @@
         </w:rPr>
         <w:t>Le reste est constitué de ceux que la grâce de Dieu a préservés pour être le fondement de son nouveau peuple (</w:t>
       </w:r>
-      <w:hyperlink r:id="rId119">
-        <w:r>
-          <w:rPr>
-            <w:lang w:val="fr_FR" w:bidi="fr_FR"/>
-          </w:rPr>
-          <w:rPr>
-            <w:color w:val="0000EE"/>
-            <w:u w:val="single"/>
-          </w:rPr>
-          <w:t>Esd 9.8–15</w:t>
-        </w:r>
-      </w:hyperlink>
+      <w:r>
+        <w:rPr>
+          <w:lang w:val="fr_FR" w:bidi="fr_FR"/>
+        </w:rPr>
+        <w:t>Esd 9.8–15</w:t>
+      </w:r>
       <w:r>
         <w:rPr>
           <w:lang w:val="fr_FR" w:bidi="fr_FR"/>
         </w:rPr>
         <w:t xml:space="preserve"> ; </w:t>
       </w:r>
-      <w:hyperlink r:id="rId83">
-        <w:r>
-          <w:rPr>
-            <w:lang w:val="fr_FR" w:bidi="fr_FR"/>
-          </w:rPr>
-          <w:rPr>
-            <w:color w:val="0000EE"/>
-            <w:u w:val="single"/>
-          </w:rPr>
-          <w:t>Né 1.2</w:t>
-        </w:r>
-      </w:hyperlink>
+      <w:r>
+        <w:rPr>
+          <w:lang w:val="fr_FR" w:bidi="fr_FR"/>
+        </w:rPr>
+        <w:t>Né 1.2</w:t>
+      </w:r>
       <w:r>
         <w:rPr>
           <w:lang w:val="fr_FR" w:bidi="fr_FR"/>
@@ -4926,90 +4260,60 @@
         </w:rPr>
         <w:t>Le but de Dieu n’était pas de créer une autre nation comme toutes les autres nations (</w:t>
       </w:r>
-      <w:hyperlink r:id="rId98">
-        <w:r>
-          <w:rPr>
-            <w:lang w:val="fr_FR" w:bidi="fr_FR"/>
-          </w:rPr>
-          <w:rPr>
-            <w:color w:val="0000EE"/>
-            <w:u w:val="single"/>
-          </w:rPr>
-          <w:t xml:space="preserve">Ex 19.4–6 </w:t>
-        </w:r>
-      </w:hyperlink>
+      <w:r>
+        <w:rPr>
+          <w:lang w:val="fr_FR" w:bidi="fr_FR"/>
+        </w:rPr>
+        <w:t xml:space="preserve">Ex 19.4–6 </w:t>
+      </w:r>
       <w:r>
         <w:rPr>
           <w:lang w:val="fr_FR" w:bidi="fr_FR"/>
         </w:rPr>
         <w:t xml:space="preserve">; </w:t>
       </w:r>
-      <w:hyperlink r:id="rId120">
-        <w:r>
-          <w:rPr>
-            <w:lang w:val="fr_FR" w:bidi="fr_FR"/>
-          </w:rPr>
-          <w:rPr>
-            <w:color w:val="0000EE"/>
-            <w:u w:val="single"/>
-          </w:rPr>
-          <w:t xml:space="preserve">Nb 23.9 </w:t>
-        </w:r>
-      </w:hyperlink>
+      <w:r>
+        <w:rPr>
+          <w:lang w:val="fr_FR" w:bidi="fr_FR"/>
+        </w:rPr>
+        <w:t xml:space="preserve">Nb 23.9 </w:t>
+      </w:r>
       <w:r>
         <w:rPr>
           <w:lang w:val="fr_FR" w:bidi="fr_FR"/>
         </w:rPr>
         <w:t xml:space="preserve">; </w:t>
       </w:r>
-      <w:hyperlink r:id="rId121">
-        <w:r>
-          <w:rPr>
-            <w:lang w:val="fr_FR" w:bidi="fr_FR"/>
-          </w:rPr>
-          <w:rPr>
-            <w:color w:val="0000EE"/>
-            <w:u w:val="single"/>
-          </w:rPr>
-          <w:t>Jr 7.23</w:t>
-        </w:r>
-      </w:hyperlink>
+      <w:r>
+        <w:rPr>
+          <w:lang w:val="fr_FR" w:bidi="fr_FR"/>
+        </w:rPr>
+        <w:t>Jr 7.23</w:t>
+      </w:r>
       <w:r>
         <w:rPr>
           <w:lang w:val="fr_FR" w:bidi="fr_FR"/>
         </w:rPr>
         <w:t>), mais d’avoir son propre peuple qui marcherait dans ses voies et serait saint comme il est saint (</w:t>
       </w:r>
-      <w:hyperlink r:id="rId122">
-        <w:r>
-          <w:rPr>
-            <w:lang w:val="fr_FR" w:bidi="fr_FR"/>
-          </w:rPr>
-          <w:rPr>
-            <w:color w:val="0000EE"/>
-            <w:u w:val="single"/>
-          </w:rPr>
-          <w:t>Lv 11.45</w:t>
-        </w:r>
-      </w:hyperlink>
+      <w:r>
+        <w:rPr>
+          <w:lang w:val="fr_FR" w:bidi="fr_FR"/>
+        </w:rPr>
+        <w:t>Lv 11.45</w:t>
+      </w:r>
       <w:r>
         <w:rPr>
           <w:lang w:val="fr_FR" w:bidi="fr_FR"/>
         </w:rPr>
         <w:t>). En ce jour-là (</w:t>
       </w:r>
-      <w:hyperlink r:id="rId123">
-        <w:r>
-          <w:rPr>
-            <w:lang w:val="fr_FR" w:bidi="fr_FR"/>
-          </w:rPr>
-          <w:rPr>
-            <w:color w:val="0000EE"/>
-            <w:u w:val="single"/>
-          </w:rPr>
-          <w:t>Mi 5.10</w:t>
-        </w:r>
-      </w:hyperlink>
+      <w:r>
+        <w:rPr>
+          <w:lang w:val="fr_FR" w:bidi="fr_FR"/>
+        </w:rPr>
+        <w:t>Mi 5.10</w:t>
+      </w:r>
       <w:r>
         <w:rPr>
           <w:lang w:val="fr_FR" w:bidi="fr_FR"/>
@@ -5064,144 +4368,96 @@
         </w:rPr>
         <w:t>Le peuple de Dieu occupera une place unique parmi les nations du monde (</w:t>
       </w:r>
-      <w:hyperlink r:id="rId71">
-        <w:r>
-          <w:rPr>
-            <w:lang w:val="fr_FR" w:bidi="fr_FR"/>
-          </w:rPr>
-          <w:rPr>
-            <w:color w:val="0000EE"/>
-            <w:u w:val="single"/>
-          </w:rPr>
-          <w:t>Gn 12.3</w:t>
-        </w:r>
-      </w:hyperlink>
+      <w:r>
+        <w:rPr>
+          <w:lang w:val="fr_FR" w:bidi="fr_FR"/>
+        </w:rPr>
+        <w:t>Gn 12.3</w:t>
+      </w:r>
       <w:r>
         <w:rPr>
           <w:lang w:val="fr_FR" w:bidi="fr_FR"/>
         </w:rPr>
         <w:t xml:space="preserve"> ; </w:t>
       </w:r>
-      <w:hyperlink r:id="rId98">
-        <w:r>
-          <w:rPr>
-            <w:lang w:val="fr_FR" w:bidi="fr_FR"/>
-          </w:rPr>
-          <w:rPr>
-            <w:color w:val="0000EE"/>
-            <w:u w:val="single"/>
-          </w:rPr>
-          <w:t>Ex 19.4–6</w:t>
-        </w:r>
-      </w:hyperlink>
+      <w:r>
+        <w:rPr>
+          <w:lang w:val="fr_FR" w:bidi="fr_FR"/>
+        </w:rPr>
+        <w:t>Ex 19.4–6</w:t>
+      </w:r>
       <w:r>
         <w:rPr>
           <w:lang w:val="fr_FR" w:bidi="fr_FR"/>
         </w:rPr>
         <w:t>). Ils seront la tête et non la queue (</w:t>
       </w:r>
-      <w:hyperlink r:id="rId124">
-        <w:r>
-          <w:rPr>
-            <w:lang w:val="fr_FR" w:bidi="fr_FR"/>
-          </w:rPr>
-          <w:rPr>
-            <w:color w:val="0000EE"/>
-            <w:u w:val="single"/>
-          </w:rPr>
-          <w:t>Dt 28.13</w:t>
-        </w:r>
-      </w:hyperlink>
+      <w:r>
+        <w:rPr>
+          <w:lang w:val="fr_FR" w:bidi="fr_FR"/>
+        </w:rPr>
+        <w:t>Dt 28.13</w:t>
+      </w:r>
       <w:r>
         <w:rPr>
           <w:lang w:val="fr_FR" w:bidi="fr_FR"/>
         </w:rPr>
         <w:t xml:space="preserve">), et invincibles comme un lion (cf. </w:t>
       </w:r>
-      <w:hyperlink r:id="rId125">
-        <w:r>
-          <w:rPr>
-            <w:lang w:val="fr_FR" w:bidi="fr_FR"/>
-          </w:rPr>
-          <w:rPr>
-            <w:color w:val="0000EE"/>
-            <w:u w:val="single"/>
-          </w:rPr>
-          <w:t>Est 6.13</w:t>
-        </w:r>
-      </w:hyperlink>
+      <w:r>
+        <w:rPr>
+          <w:lang w:val="fr_FR" w:bidi="fr_FR"/>
+        </w:rPr>
+        <w:t>Est 6.13</w:t>
+      </w:r>
       <w:r>
         <w:rPr>
           <w:lang w:val="fr_FR" w:bidi="fr_FR"/>
         </w:rPr>
         <w:t xml:space="preserve">) car Dieu leur accordera l’hégémonie sur les nations. • Le Seigneur jugera leurs ennemis (voir </w:t>
       </w:r>
-      <w:hyperlink r:id="rId126">
-        <w:r>
-          <w:rPr>
-            <w:lang w:val="fr_FR" w:bidi="fr_FR"/>
-          </w:rPr>
-          <w:rPr>
-            <w:color w:val="0000EE"/>
-            <w:u w:val="single"/>
-          </w:rPr>
-          <w:t>Mi 5.15</w:t>
-        </w:r>
-      </w:hyperlink>
+      <w:r>
+        <w:rPr>
+          <w:lang w:val="fr_FR" w:bidi="fr_FR"/>
+        </w:rPr>
+        <w:t>Mi 5.15</w:t>
+      </w:r>
       <w:r>
         <w:rPr>
           <w:lang w:val="fr_FR" w:bidi="fr_FR"/>
         </w:rPr>
         <w:t>) s’ils continuent à se rebeller contre lui. Cependant, le désir du Seigneur est finalement de bénir les nations, non de les maudire ou de les détruire (</w:t>
       </w:r>
-      <w:hyperlink r:id="rId71">
-        <w:r>
-          <w:rPr>
-            <w:lang w:val="fr_FR" w:bidi="fr_FR"/>
-          </w:rPr>
-          <w:rPr>
-            <w:color w:val="0000EE"/>
-            <w:u w:val="single"/>
-          </w:rPr>
-          <w:t>Gn 12.3</w:t>
-        </w:r>
-      </w:hyperlink>
+      <w:r>
+        <w:rPr>
+          <w:lang w:val="fr_FR" w:bidi="fr_FR"/>
+        </w:rPr>
+        <w:t>Gn 12.3</w:t>
+      </w:r>
       <w:r>
         <w:rPr>
           <w:lang w:val="fr_FR" w:bidi="fr_FR"/>
         </w:rPr>
         <w:t xml:space="preserve"> ; </w:t>
       </w:r>
-      <w:hyperlink r:id="rId127">
-        <w:r>
-          <w:rPr>
-            <w:lang w:val="fr_FR" w:bidi="fr_FR"/>
-          </w:rPr>
-          <w:rPr>
-            <w:color w:val="0000EE"/>
-            <w:u w:val="single"/>
-          </w:rPr>
-          <w:t>Jon 4.11</w:t>
-        </w:r>
-      </w:hyperlink>
+      <w:r>
+        <w:rPr>
+          <w:lang w:val="fr_FR" w:bidi="fr_FR"/>
+        </w:rPr>
+        <w:t>Jon 4.11</w:t>
+      </w:r>
       <w:r>
         <w:rPr>
           <w:lang w:val="fr_FR" w:bidi="fr_FR"/>
         </w:rPr>
         <w:t xml:space="preserve"> ; </w:t>
       </w:r>
-      <w:hyperlink r:id="rId128">
-        <w:r>
-          <w:rPr>
-            <w:lang w:val="fr_FR" w:bidi="fr_FR"/>
-          </w:rPr>
-          <w:rPr>
-            <w:color w:val="0000EE"/>
-            <w:u w:val="single"/>
-          </w:rPr>
-          <w:t>Jn 3.16</w:t>
-        </w:r>
-      </w:hyperlink>
+      <w:r>
+        <w:rPr>
+          <w:lang w:val="fr_FR" w:bidi="fr_FR"/>
+        </w:rPr>
+        <w:t>Jn 3.16</w:t>
+      </w:r>
       <w:r>
         <w:rPr>
           <w:lang w:val="fr_FR" w:bidi="fr_FR"/>
@@ -5352,18 +4608,12 @@
         </w:rPr>
         <w:t xml:space="preserve">montagnes… collines : Toute la création est appelée comme témoin (cf. </w:t>
       </w:r>
-      <w:hyperlink r:id="rId129">
-        <w:r>
-          <w:rPr>
-            <w:lang w:val="fr_FR" w:bidi="fr_FR"/>
-          </w:rPr>
-          <w:rPr>
-            <w:color w:val="0000EE"/>
-            <w:u w:val="single"/>
-          </w:rPr>
-          <w:t>Jos 24.27</w:t>
-        </w:r>
-      </w:hyperlink>
+      <w:r>
+        <w:rPr>
+          <w:lang w:val="fr_FR" w:bidi="fr_FR"/>
+        </w:rPr>
+        <w:t>Jos 24.27</w:t>
+      </w:r>
       <w:r>
         <w:rPr>
           <w:lang w:val="fr_FR" w:bidi="fr_FR"/>
@@ -5418,126 +4668,84 @@
         </w:rPr>
         <w:t xml:space="preserve">Le Seigneur a présenté, argumenté et décidé l’affaire contre son peuple rebelle, Israël. Cette section est formellement présentée comme un procès juridique (cf. </w:t>
       </w:r>
-      <w:hyperlink r:id="rId130">
-        <w:r>
-          <w:rPr>
-            <w:lang w:val="fr_FR" w:bidi="fr_FR"/>
-          </w:rPr>
-          <w:rPr>
-            <w:color w:val="0000EE"/>
-            <w:u w:val="single"/>
-          </w:rPr>
-          <w:t>Es 1.2–4</w:t>
-        </w:r>
-      </w:hyperlink>
+      <w:r>
+        <w:rPr>
+          <w:lang w:val="fr_FR" w:bidi="fr_FR"/>
+        </w:rPr>
+        <w:t>Es 1.2–4</w:t>
+      </w:r>
       <w:r>
         <w:rPr>
           <w:lang w:val="fr_FR" w:bidi="fr_FR"/>
         </w:rPr>
         <w:t xml:space="preserve"> ; </w:t>
       </w:r>
-      <w:hyperlink r:id="rId131">
-        <w:r>
-          <w:rPr>
-            <w:lang w:val="fr_FR" w:bidi="fr_FR"/>
-          </w:rPr>
-          <w:rPr>
-            <w:color w:val="0000EE"/>
-            <w:u w:val="single"/>
-          </w:rPr>
-          <w:t xml:space="preserve">Jr 2.4–9 </w:t>
-        </w:r>
-      </w:hyperlink>
+      <w:r>
+        <w:rPr>
+          <w:lang w:val="fr_FR" w:bidi="fr_FR"/>
+        </w:rPr>
+        <w:t xml:space="preserve">Jr 2.4–9 </w:t>
+      </w:r>
       <w:r>
         <w:rPr>
           <w:lang w:val="fr_FR" w:bidi="fr_FR"/>
         </w:rPr>
         <w:t xml:space="preserve">; </w:t>
       </w:r>
-      <w:hyperlink r:id="rId132">
-        <w:r>
-          <w:rPr>
-            <w:lang w:val="fr_FR" w:bidi="fr_FR"/>
-          </w:rPr>
-          <w:rPr>
-            <w:color w:val="0000EE"/>
-            <w:u w:val="single"/>
-          </w:rPr>
-          <w:t>Os 4</w:t>
-        </w:r>
-      </w:hyperlink>
+      <w:r>
+        <w:rPr>
+          <w:lang w:val="fr_FR" w:bidi="fr_FR"/>
+        </w:rPr>
+        <w:t>Os 4</w:t>
+      </w:r>
       <w:r>
         <w:rPr>
           <w:lang w:val="fr_FR" w:bidi="fr_FR"/>
         </w:rPr>
         <w:t>). En utilisant le scénario de la salle d’audience, le Seigneur a défié son peuple de présenter leur cas contre lui, car il avait un cas contre eux (</w:t>
       </w:r>
-      <w:hyperlink r:id="rId133">
-        <w:r>
-          <w:rPr>
-            <w:lang w:val="fr_FR" w:bidi="fr_FR"/>
-          </w:rPr>
-          <w:rPr>
-            <w:color w:val="0000EE"/>
-            <w:u w:val="single"/>
-          </w:rPr>
-          <w:t>Mi 6.1–5</w:t>
-        </w:r>
-      </w:hyperlink>
+      <w:r>
+        <w:rPr>
+          <w:lang w:val="fr_FR" w:bidi="fr_FR"/>
+        </w:rPr>
+        <w:t>Mi 6.1–5</w:t>
+      </w:r>
       <w:r>
         <w:rPr>
           <w:lang w:val="fr_FR" w:bidi="fr_FR"/>
         </w:rPr>
         <w:t>) — ils n’avaient pas rempli ses exigences (</w:t>
       </w:r>
-      <w:hyperlink r:id="rId134">
-        <w:r>
-          <w:rPr>
-            <w:lang w:val="fr_FR" w:bidi="fr_FR"/>
-          </w:rPr>
-          <w:rPr>
-            <w:color w:val="0000EE"/>
-            <w:u w:val="single"/>
-          </w:rPr>
-          <w:t>6.6–8</w:t>
-        </w:r>
-      </w:hyperlink>
+      <w:r>
+        <w:rPr>
+          <w:lang w:val="fr_FR" w:bidi="fr_FR"/>
+        </w:rPr>
+        <w:t>6.6–8</w:t>
+      </w:r>
       <w:r>
         <w:rPr>
           <w:lang w:val="fr_FR" w:bidi="fr_FR"/>
         </w:rPr>
         <w:t>), donc ils étaient coupables (</w:t>
       </w:r>
-      <w:hyperlink r:id="rId135">
-        <w:r>
-          <w:rPr>
-            <w:lang w:val="fr_FR" w:bidi="fr_FR"/>
-          </w:rPr>
-          <w:rPr>
-            <w:color w:val="0000EE"/>
-            <w:u w:val="single"/>
-          </w:rPr>
-          <w:t>6.9–12</w:t>
-        </w:r>
-      </w:hyperlink>
+      <w:r>
+        <w:rPr>
+          <w:lang w:val="fr_FR" w:bidi="fr_FR"/>
+        </w:rPr>
+        <w:t>6.9–12</w:t>
+      </w:r>
       <w:r>
         <w:rPr>
           <w:lang w:val="fr_FR" w:bidi="fr_FR"/>
         </w:rPr>
         <w:t>). Le verdict de culpabilité est suivi par la condamnation d’Israël (</w:t>
       </w:r>
-      <w:hyperlink r:id="rId136">
-        <w:r>
-          <w:rPr>
-            <w:lang w:val="fr_FR" w:bidi="fr_FR"/>
-          </w:rPr>
-          <w:rPr>
-            <w:color w:val="0000EE"/>
-            <w:u w:val="single"/>
-          </w:rPr>
-          <w:t>6.13–16</w:t>
-        </w:r>
-      </w:hyperlink>
+      <w:r>
+        <w:rPr>
+          <w:lang w:val="fr_FR" w:bidi="fr_FR"/>
+        </w:rPr>
+        <w:t>6.13–16</w:t>
+      </w:r>
       <w:r>
         <w:rPr>
           <w:lang w:val="fr_FR" w:bidi="fr_FR"/>
@@ -5592,18 +4800,12 @@
         </w:rPr>
         <w:t>t’ai-je fatigué : Le Seigneur demande rhétoriquement s’il a fait quelque chose pour détourner Israël de lui. Mais leur mépris pour Dieu provient de leur propre ingratitude (</w:t>
       </w:r>
-      <w:hyperlink r:id="rId137">
-        <w:r>
-          <w:rPr>
-            <w:lang w:val="fr_FR" w:bidi="fr_FR"/>
-          </w:rPr>
-          <w:rPr>
-            <w:color w:val="0000EE"/>
-            <w:u w:val="single"/>
-          </w:rPr>
-          <w:t>6.4–5</w:t>
-        </w:r>
-      </w:hyperlink>
+      <w:r>
+        <w:rPr>
+          <w:lang w:val="fr_FR" w:bidi="fr_FR"/>
+        </w:rPr>
+        <w:t>6.4–5</w:t>
+      </w:r>
       <w:r>
         <w:rPr>
           <w:lang w:val="fr_FR" w:bidi="fr_FR"/>
@@ -5658,126 +4860,84 @@
         </w:rPr>
         <w:t>Le Seigneur avait fait sortir Israël d’Égypte et les avait préservés et bénis tout au long de leur voyage vers la Terre Promise. Dieu encourageait et avertissait Israël de toujours se souvenir de ce qu’il avait fait pour eux depuis le Sinaï (</w:t>
       </w:r>
-      <w:hyperlink r:id="rId138">
-        <w:r>
-          <w:rPr>
-            <w:lang w:val="fr_FR" w:bidi="fr_FR"/>
-          </w:rPr>
-          <w:rPr>
-            <w:color w:val="0000EE"/>
-            <w:u w:val="single"/>
-          </w:rPr>
-          <w:t>Ex 3.15</w:t>
-        </w:r>
-      </w:hyperlink>
+      <w:r>
+        <w:rPr>
+          <w:lang w:val="fr_FR" w:bidi="fr_FR"/>
+        </w:rPr>
+        <w:t>Ex 3.15</w:t>
+      </w:r>
       <w:r>
         <w:rPr>
           <w:lang w:val="fr_FR" w:bidi="fr_FR"/>
         </w:rPr>
         <w:t xml:space="preserve"> ; </w:t>
       </w:r>
-      <w:hyperlink r:id="rId139">
-        <w:r>
-          <w:rPr>
-            <w:lang w:val="fr_FR" w:bidi="fr_FR"/>
-          </w:rPr>
-          <w:rPr>
-            <w:color w:val="0000EE"/>
-            <w:u w:val="single"/>
-          </w:rPr>
-          <w:t>Dt 5.15</w:t>
-        </w:r>
-      </w:hyperlink>
+      <w:r>
+        <w:rPr>
+          <w:lang w:val="fr_FR" w:bidi="fr_FR"/>
+        </w:rPr>
+        <w:t>Dt 5.15</w:t>
+      </w:r>
       <w:r>
         <w:rPr>
           <w:lang w:val="fr_FR" w:bidi="fr_FR"/>
         </w:rPr>
         <w:t xml:space="preserve"> ; </w:t>
       </w:r>
-      <w:hyperlink r:id="rId140">
-        <w:r>
-          <w:rPr>
-            <w:lang w:val="fr_FR" w:bidi="fr_FR"/>
-          </w:rPr>
-          <w:rPr>
-            <w:color w:val="0000EE"/>
-            <w:u w:val="single"/>
-          </w:rPr>
-          <w:t xml:space="preserve">Ps 77.11 </w:t>
-        </w:r>
-      </w:hyperlink>
+      <w:r>
+        <w:rPr>
+          <w:lang w:val="fr_FR" w:bidi="fr_FR"/>
+        </w:rPr>
+        <w:t xml:space="preserve">Ps 77.11 </w:t>
+      </w:r>
       <w:r>
         <w:rPr>
           <w:lang w:val="fr_FR" w:bidi="fr_FR"/>
         </w:rPr>
         <w:t xml:space="preserve">; </w:t>
       </w:r>
-      <w:hyperlink r:id="rId141">
-        <w:r>
-          <w:rPr>
-            <w:lang w:val="fr_FR" w:bidi="fr_FR"/>
-          </w:rPr>
-          <w:rPr>
-            <w:color w:val="0000EE"/>
-            <w:u w:val="single"/>
-          </w:rPr>
-          <w:t xml:space="preserve">111.4 </w:t>
-        </w:r>
-      </w:hyperlink>
+      <w:r>
+        <w:rPr>
+          <w:lang w:val="fr_FR" w:bidi="fr_FR"/>
+        </w:rPr>
+        <w:t xml:space="preserve">111.4 </w:t>
+      </w:r>
       <w:r>
         <w:rPr>
           <w:lang w:val="fr_FR" w:bidi="fr_FR"/>
         </w:rPr>
         <w:t xml:space="preserve">; voir aussi </w:t>
       </w:r>
-      <w:hyperlink r:id="rId142">
-        <w:r>
-          <w:rPr>
-            <w:lang w:val="fr_FR" w:bidi="fr_FR"/>
-          </w:rPr>
-          <w:rPr>
-            <w:color w:val="0000EE"/>
-            <w:u w:val="single"/>
-          </w:rPr>
-          <w:t>Ps 78</w:t>
-        </w:r>
-      </w:hyperlink>
+      <w:r>
+        <w:rPr>
+          <w:lang w:val="fr_FR" w:bidi="fr_FR"/>
+        </w:rPr>
+        <w:t>Ps 78</w:t>
+      </w:r>
       <w:r>
         <w:rPr>
           <w:lang w:val="fr_FR" w:bidi="fr_FR"/>
         </w:rPr>
         <w:t xml:space="preserve">, </w:t>
       </w:r>
-      <w:hyperlink r:id="rId143">
-        <w:r>
-          <w:rPr>
-            <w:lang w:val="fr_FR" w:bidi="fr_FR"/>
-          </w:rPr>
-          <w:rPr>
-            <w:color w:val="0000EE"/>
-            <w:u w:val="single"/>
-          </w:rPr>
-          <w:t>136</w:t>
-        </w:r>
-      </w:hyperlink>
+      <w:r>
+        <w:rPr>
+          <w:lang w:val="fr_FR" w:bidi="fr_FR"/>
+        </w:rPr>
+        <w:t>136</w:t>
+      </w:r>
       <w:r>
         <w:rPr>
           <w:lang w:val="fr_FR" w:bidi="fr_FR"/>
         </w:rPr>
         <w:t xml:space="preserve">). • Balak… Balaam : (voir </w:t>
       </w:r>
-      <w:hyperlink r:id="rId144">
-        <w:r>
-          <w:rPr>
-            <w:lang w:val="fr_FR" w:bidi="fr_FR"/>
-          </w:rPr>
-          <w:rPr>
-            <w:color w:val="0000EE"/>
-            <w:u w:val="single"/>
-          </w:rPr>
-          <w:t>Nb 22–24</w:t>
-        </w:r>
-      </w:hyperlink>
+      <w:r>
+        <w:rPr>
+          <w:lang w:val="fr_FR" w:bidi="fr_FR"/>
+        </w:rPr>
+        <w:t>Nb 22–24</w:t>
+      </w:r>
       <w:r>
         <w:rPr>
           <w:lang w:val="fr_FR" w:bidi="fr_FR"/>
@@ -5797,54 +4957,36 @@
         </w:rPr>
         <w:t xml:space="preserve"> situé à l’est du Jourdain, était le camp de base d’Israël avant d’entrer dans la Terre Promise (voir </w:t>
       </w:r>
-      <w:hyperlink r:id="rId145">
-        <w:r>
-          <w:rPr>
-            <w:lang w:val="fr_FR" w:bidi="fr_FR"/>
-          </w:rPr>
-          <w:rPr>
-            <w:color w:val="0000EE"/>
-            <w:u w:val="single"/>
-          </w:rPr>
-          <w:t>Nb 25.1</w:t>
-        </w:r>
-      </w:hyperlink>
+      <w:r>
+        <w:rPr>
+          <w:lang w:val="fr_FR" w:bidi="fr_FR"/>
+        </w:rPr>
+        <w:t>Nb 25.1</w:t>
+      </w:r>
       <w:r>
         <w:rPr>
           <w:lang w:val="fr_FR" w:bidi="fr_FR"/>
         </w:rPr>
         <w:t xml:space="preserve"> ; </w:t>
       </w:r>
-      <w:hyperlink r:id="rId146">
-        <w:r>
-          <w:rPr>
-            <w:lang w:val="fr_FR" w:bidi="fr_FR"/>
-          </w:rPr>
-          <w:rPr>
-            <w:color w:val="0000EE"/>
-            <w:u w:val="single"/>
-          </w:rPr>
-          <w:t>Jos 2.1</w:t>
-        </w:r>
-      </w:hyperlink>
+      <w:r>
+        <w:rPr>
+          <w:lang w:val="fr_FR" w:bidi="fr_FR"/>
+        </w:rPr>
+        <w:t>Jos 2.1</w:t>
+      </w:r>
       <w:r>
         <w:rPr>
           <w:lang w:val="fr_FR" w:bidi="fr_FR"/>
         </w:rPr>
         <w:t xml:space="preserve"> ; </w:t>
       </w:r>
-      <w:hyperlink r:id="rId147">
-        <w:r>
-          <w:rPr>
-            <w:lang w:val="fr_FR" w:bidi="fr_FR"/>
-          </w:rPr>
-          <w:rPr>
-            <w:color w:val="0000EE"/>
-            <w:u w:val="single"/>
-          </w:rPr>
-          <w:t>3.1</w:t>
-        </w:r>
-      </w:hyperlink>
+      <w:r>
+        <w:rPr>
+          <w:lang w:val="fr_FR" w:bidi="fr_FR"/>
+        </w:rPr>
+        <w:t>3.1</w:t>
+      </w:r>
       <w:r>
         <w:rPr>
           <w:lang w:val="fr_FR" w:bidi="fr_FR"/>
@@ -5899,54 +5041,36 @@
         </w:rPr>
         <w:t>Le cas d’Israël était désespéré, mais ils ont interrogé le Seigneur sur la manière de l’apaiser ou de lui plaire. Les objets proposés sont énumérés dans un ordre croissant de signification, allant des veaux aux béliers et de l’huile d’olive aux premiers-nés. Rien de tout cela n’était suffisant ou acceptable pour Dieu, qui juge le cœur (</w:t>
       </w:r>
-      <w:hyperlink r:id="rId148">
-        <w:r>
-          <w:rPr>
-            <w:lang w:val="fr_FR" w:bidi="fr_FR"/>
-          </w:rPr>
-          <w:rPr>
-            <w:color w:val="0000EE"/>
-            <w:u w:val="single"/>
-          </w:rPr>
-          <w:t>1S 15.22</w:t>
-        </w:r>
-      </w:hyperlink>
+      <w:r>
+        <w:rPr>
+          <w:lang w:val="fr_FR" w:bidi="fr_FR"/>
+        </w:rPr>
+        <w:t>1S 15.22</w:t>
+      </w:r>
       <w:r>
         <w:rPr>
           <w:lang w:val="fr_FR" w:bidi="fr_FR"/>
         </w:rPr>
         <w:t xml:space="preserve"> ; </w:t>
       </w:r>
-      <w:hyperlink r:id="rId149">
-        <w:r>
-          <w:rPr>
-            <w:lang w:val="fr_FR" w:bidi="fr_FR"/>
-          </w:rPr>
-          <w:rPr>
-            <w:color w:val="0000EE"/>
-            <w:u w:val="single"/>
-          </w:rPr>
-          <w:t>16.7</w:t>
-        </w:r>
-      </w:hyperlink>
+      <w:r>
+        <w:rPr>
+          <w:lang w:val="fr_FR" w:bidi="fr_FR"/>
+        </w:rPr>
+        <w:t>16.7</w:t>
+      </w:r>
       <w:r>
         <w:rPr>
           <w:lang w:val="fr_FR" w:bidi="fr_FR"/>
         </w:rPr>
         <w:t xml:space="preserve"> ; </w:t>
       </w:r>
-      <w:hyperlink r:id="rId150">
-        <w:r>
-          <w:rPr>
-            <w:lang w:val="fr_FR" w:bidi="fr_FR"/>
-          </w:rPr>
-          <w:rPr>
-            <w:color w:val="0000EE"/>
-            <w:u w:val="single"/>
-          </w:rPr>
-          <w:t>Jr 17.9</w:t>
-        </w:r>
-      </w:hyperlink>
+      <w:r>
+        <w:rPr>
+          <w:lang w:val="fr_FR" w:bidi="fr_FR"/>
+        </w:rPr>
+        <w:t>Jr 17.9</w:t>
+      </w:r>
       <w:r>
         <w:rPr>
           <w:lang w:val="fr_FR" w:bidi="fr_FR"/>
@@ -6001,72 +5125,48 @@
         </w:rPr>
         <w:t>Le bien signifie ce qui est juste aux yeux de Dieu ; Dieu est la source de toute bonté (</w:t>
       </w:r>
-      <w:hyperlink r:id="rId151">
-        <w:r>
-          <w:rPr>
-            <w:lang w:val="fr_FR" w:bidi="fr_FR"/>
-          </w:rPr>
-          <w:rPr>
-            <w:color w:val="0000EE"/>
-            <w:u w:val="single"/>
-          </w:rPr>
-          <w:t>Gn 1</w:t>
-        </w:r>
-      </w:hyperlink>
+      <w:r>
+        <w:rPr>
+          <w:lang w:val="fr_FR" w:bidi="fr_FR"/>
+        </w:rPr>
+        <w:t>Gn 1</w:t>
+      </w:r>
       <w:r>
         <w:rPr>
           <w:lang w:val="fr_FR" w:bidi="fr_FR"/>
         </w:rPr>
         <w:t xml:space="preserve"> ; </w:t>
       </w:r>
-      <w:hyperlink r:id="rId152">
-        <w:r>
-          <w:rPr>
-            <w:lang w:val="fr_FR" w:bidi="fr_FR"/>
-          </w:rPr>
-          <w:rPr>
-            <w:color w:val="0000EE"/>
-            <w:u w:val="single"/>
-          </w:rPr>
-          <w:t>Ex 33.19</w:t>
-        </w:r>
-      </w:hyperlink>
+      <w:r>
+        <w:rPr>
+          <w:lang w:val="fr_FR" w:bidi="fr_FR"/>
+        </w:rPr>
+        <w:t>Ex 33.19</w:t>
+      </w:r>
       <w:r>
         <w:rPr>
           <w:lang w:val="fr_FR" w:bidi="fr_FR"/>
         </w:rPr>
         <w:t xml:space="preserve"> ; </w:t>
       </w:r>
-      <w:hyperlink r:id="rId153">
-        <w:r>
-          <w:rPr>
-            <w:lang w:val="fr_FR" w:bidi="fr_FR"/>
-          </w:rPr>
-          <w:rPr>
-            <w:color w:val="0000EE"/>
-            <w:u w:val="single"/>
-          </w:rPr>
-          <w:t>34.6–7</w:t>
-        </w:r>
-      </w:hyperlink>
+      <w:r>
+        <w:rPr>
+          <w:lang w:val="fr_FR" w:bidi="fr_FR"/>
+        </w:rPr>
+        <w:t>34.6–7</w:t>
+      </w:r>
       <w:r>
         <w:rPr>
           <w:lang w:val="fr_FR" w:bidi="fr_FR"/>
         </w:rPr>
         <w:t xml:space="preserve"> ; </w:t>
       </w:r>
-      <w:hyperlink r:id="rId154">
-        <w:r>
-          <w:rPr>
-            <w:lang w:val="fr_FR" w:bidi="fr_FR"/>
-          </w:rPr>
-          <w:rPr>
-            <w:color w:val="0000EE"/>
-            <w:u w:val="single"/>
-          </w:rPr>
-          <w:t>Dt 12.28</w:t>
-        </w:r>
-      </w:hyperlink>
+      <w:r>
+        <w:rPr>
+          <w:lang w:val="fr_FR" w:bidi="fr_FR"/>
+        </w:rPr>
+        <w:t>Dt 12.28</w:t>
+      </w:r>
       <w:r>
         <w:rPr>
           <w:lang w:val="fr_FR" w:bidi="fr_FR"/>
@@ -6099,72 +5199,48 @@
         </w:rPr>
         <w:t xml:space="preserve">) : Cette loyauté passionnée et imméritée est la qualité définissante du caractère saint de Dieu (voir </w:t>
       </w:r>
-      <w:hyperlink r:id="rId143">
-        <w:r>
-          <w:rPr>
-            <w:lang w:val="fr_FR" w:bidi="fr_FR"/>
-          </w:rPr>
-          <w:rPr>
-            <w:color w:val="0000EE"/>
-            <w:u w:val="single"/>
-          </w:rPr>
-          <w:t>Ps 136</w:t>
-        </w:r>
-      </w:hyperlink>
+      <w:r>
+        <w:rPr>
+          <w:lang w:val="fr_FR" w:bidi="fr_FR"/>
+        </w:rPr>
+        <w:t>Ps 136</w:t>
+      </w:r>
       <w:r>
         <w:rPr>
           <w:lang w:val="fr_FR" w:bidi="fr_FR"/>
         </w:rPr>
         <w:t xml:space="preserve">). Ceux qui connaissent Dieu agiront de la même manière envers les autres (voir </w:t>
       </w:r>
-      <w:hyperlink r:id="rId155">
-        <w:r>
-          <w:rPr>
-            <w:lang w:val="fr_FR" w:bidi="fr_FR"/>
-          </w:rPr>
-          <w:rPr>
-            <w:color w:val="0000EE"/>
-            <w:u w:val="single"/>
-          </w:rPr>
-          <w:t>Gn 21.22–24</w:t>
-        </w:r>
-      </w:hyperlink>
+      <w:r>
+        <w:rPr>
+          <w:lang w:val="fr_FR" w:bidi="fr_FR"/>
+        </w:rPr>
+        <w:t>Gn 21.22–24</w:t>
+      </w:r>
       <w:r>
         <w:rPr>
           <w:lang w:val="fr_FR" w:bidi="fr_FR"/>
         </w:rPr>
         <w:t xml:space="preserve"> ; </w:t>
       </w:r>
-      <w:hyperlink r:id="rId156">
-        <w:r>
-          <w:rPr>
-            <w:lang w:val="fr_FR" w:bidi="fr_FR"/>
-          </w:rPr>
-          <w:rPr>
-            <w:color w:val="0000EE"/>
-            <w:u w:val="single"/>
-          </w:rPr>
-          <w:t>Jos 2.12–14</w:t>
-        </w:r>
-      </w:hyperlink>
+      <w:r>
+        <w:rPr>
+          <w:lang w:val="fr_FR" w:bidi="fr_FR"/>
+        </w:rPr>
+        <w:t>Jos 2.12–14</w:t>
+      </w:r>
       <w:r>
         <w:rPr>
           <w:lang w:val="fr_FR" w:bidi="fr_FR"/>
         </w:rPr>
         <w:t xml:space="preserve"> ; </w:t>
       </w:r>
-      <w:hyperlink r:id="rId157">
-        <w:r>
-          <w:rPr>
-            <w:lang w:val="fr_FR" w:bidi="fr_FR"/>
-          </w:rPr>
-          <w:rPr>
-            <w:color w:val="0000EE"/>
-            <w:u w:val="single"/>
-          </w:rPr>
-          <w:t>Mt 5.43–48</w:t>
-        </w:r>
-      </w:hyperlink>
+      <w:r>
+        <w:rPr>
+          <w:lang w:val="fr_FR" w:bidi="fr_FR"/>
+        </w:rPr>
+        <w:t>Mt 5.43–48</w:t>
+      </w:r>
       <w:r>
         <w:rPr>
           <w:lang w:val="fr_FR" w:bidi="fr_FR"/>
@@ -6197,36 +5273,24 @@
         </w:rPr>
         <w:t xml:space="preserve"> sont incompatibles avec l’arrogance humaine. Dieu désire que nous partagions avec lui dans une relation intime continue (une « marche » ; cf. </w:t>
       </w:r>
-      <w:hyperlink r:id="rId158">
-        <w:r>
-          <w:rPr>
-            <w:lang w:val="fr_FR" w:bidi="fr_FR"/>
-          </w:rPr>
-          <w:rPr>
-            <w:color w:val="0000EE"/>
-            <w:u w:val="single"/>
-          </w:rPr>
-          <w:t>Dt 28.9</w:t>
-        </w:r>
-      </w:hyperlink>
+      <w:r>
+        <w:rPr>
+          <w:lang w:val="fr_FR" w:bidi="fr_FR"/>
+        </w:rPr>
+        <w:t>Dt 28.9</w:t>
+      </w:r>
       <w:r>
         <w:rPr>
           <w:lang w:val="fr_FR" w:bidi="fr_FR"/>
         </w:rPr>
         <w:t xml:space="preserve"> ; </w:t>
       </w:r>
-      <w:hyperlink r:id="rId159">
-        <w:r>
-          <w:rPr>
-            <w:lang w:val="fr_FR" w:bidi="fr_FR"/>
-          </w:rPr>
-          <w:rPr>
-            <w:color w:val="0000EE"/>
-            <w:u w:val="single"/>
-          </w:rPr>
-          <w:t>Jos 22.5</w:t>
-        </w:r>
-      </w:hyperlink>
+      <w:r>
+        <w:rPr>
+          <w:lang w:val="fr_FR" w:bidi="fr_FR"/>
+        </w:rPr>
+        <w:t>Jos 22.5</w:t>
+      </w:r>
       <w:r>
         <w:rPr>
           <w:lang w:val="fr_FR" w:bidi="fr_FR"/>
@@ -6281,72 +5345,48 @@
         </w:rPr>
         <w:t xml:space="preserve">Celui qui est sage craindra ton nom : la voix de Dieu appelle tout le monde à Jérusalem pour apprendre la sagesse (cf. </w:t>
       </w:r>
-      <w:hyperlink r:id="rId160">
-        <w:r>
-          <w:rPr>
-            <w:lang w:val="fr_FR" w:bidi="fr_FR"/>
-          </w:rPr>
-          <w:rPr>
-            <w:color w:val="0000EE"/>
-            <w:u w:val="single"/>
-          </w:rPr>
-          <w:t>Pr 1.7</w:t>
-        </w:r>
-      </w:hyperlink>
+      <w:r>
+        <w:rPr>
+          <w:lang w:val="fr_FR" w:bidi="fr_FR"/>
+        </w:rPr>
+        <w:t>Pr 1.7</w:t>
+      </w:r>
       <w:r>
         <w:rPr>
           <w:lang w:val="fr_FR" w:bidi="fr_FR"/>
         </w:rPr>
         <w:t xml:space="preserve">, </w:t>
       </w:r>
-      <w:hyperlink r:id="rId161">
-        <w:r>
-          <w:rPr>
-            <w:lang w:val="fr_FR" w:bidi="fr_FR"/>
-          </w:rPr>
-          <w:rPr>
-            <w:color w:val="0000EE"/>
-            <w:u w:val="single"/>
-          </w:rPr>
-          <w:t>20</w:t>
-        </w:r>
-      </w:hyperlink>
+      <w:r>
+        <w:rPr>
+          <w:lang w:val="fr_FR" w:bidi="fr_FR"/>
+        </w:rPr>
+        <w:t>20</w:t>
+      </w:r>
       <w:r>
         <w:rPr>
           <w:lang w:val="fr_FR" w:bidi="fr_FR"/>
         </w:rPr>
         <w:t xml:space="preserve">, </w:t>
       </w:r>
-      <w:hyperlink r:id="rId162">
-        <w:r>
-          <w:rPr>
-            <w:lang w:val="fr_FR" w:bidi="fr_FR"/>
-          </w:rPr>
-          <w:rPr>
-            <w:color w:val="0000EE"/>
-            <w:u w:val="single"/>
-          </w:rPr>
-          <w:t>28</w:t>
-        </w:r>
-      </w:hyperlink>
+      <w:r>
+        <w:rPr>
+          <w:lang w:val="fr_FR" w:bidi="fr_FR"/>
+        </w:rPr>
+        <w:t>28</w:t>
+      </w:r>
       <w:r>
         <w:rPr>
           <w:lang w:val="fr_FR" w:bidi="fr_FR"/>
         </w:rPr>
         <w:t>). • Entendez la verge et celui qui l’envoie : l’Assyrie exécutera le plan du Seigneur pour détruire Samarie, tandis que Babylone sera l’instrument de destruction pour Jérusalem (</w:t>
       </w:r>
-      <w:hyperlink r:id="rId163">
-        <w:r>
-          <w:rPr>
-            <w:lang w:val="fr_FR" w:bidi="fr_FR"/>
-          </w:rPr>
-          <w:rPr>
-            <w:color w:val="0000EE"/>
-            <w:u w:val="single"/>
-          </w:rPr>
-          <w:t>Mi 4.10</w:t>
-        </w:r>
-      </w:hyperlink>
+      <w:r>
+        <w:rPr>
+          <w:lang w:val="fr_FR" w:bidi="fr_FR"/>
+        </w:rPr>
+        <w:t>Mi 4.10</w:t>
+      </w:r>
       <w:r>
         <w:rPr>
           <w:lang w:val="fr_FR" w:bidi="fr_FR"/>
@@ -6401,72 +5441,48 @@
         </w:rPr>
         <w:t>Les gens de Jérusalem étaient ici invités à tirer la leçon de Samarie : si vous opprimez les autres pour obtenir une abondance pour vous-même (</w:t>
       </w:r>
-      <w:hyperlink r:id="rId164">
-        <w:r>
-          <w:rPr>
-            <w:lang w:val="fr_FR" w:bidi="fr_FR"/>
-          </w:rPr>
-          <w:rPr>
-            <w:color w:val="0000EE"/>
-            <w:u w:val="single"/>
-          </w:rPr>
-          <w:t>6.10–12</w:t>
-        </w:r>
-      </w:hyperlink>
+      <w:r>
+        <w:rPr>
+          <w:lang w:val="fr_FR" w:bidi="fr_FR"/>
+        </w:rPr>
+        <w:t>6.10–12</w:t>
+      </w:r>
       <w:r>
         <w:rPr>
           <w:lang w:val="fr_FR" w:bidi="fr_FR"/>
         </w:rPr>
         <w:t>), vous n’en aurez jamais assez, peu importe la quantité obtenue (</w:t>
       </w:r>
-      <w:hyperlink r:id="rId165">
-        <w:r>
-          <w:rPr>
-            <w:lang w:val="fr_FR" w:bidi="fr_FR"/>
-          </w:rPr>
-          <w:rPr>
-            <w:color w:val="0000EE"/>
-            <w:u w:val="single"/>
-          </w:rPr>
-          <w:t>6.13–15</w:t>
-        </w:r>
-      </w:hyperlink>
+      <w:r>
+        <w:rPr>
+          <w:lang w:val="fr_FR" w:bidi="fr_FR"/>
+        </w:rPr>
+        <w:t>6.13–15</w:t>
+      </w:r>
       <w:r>
         <w:rPr>
           <w:lang w:val="fr_FR" w:bidi="fr_FR"/>
         </w:rPr>
         <w:t>), et finalement vous perdrez même celle-ci (</w:t>
       </w:r>
-      <w:hyperlink r:id="rId23">
-        <w:r>
-          <w:rPr>
-            <w:lang w:val="fr_FR" w:bidi="fr_FR"/>
-          </w:rPr>
-          <w:rPr>
-            <w:color w:val="0000EE"/>
-            <w:u w:val="single"/>
-          </w:rPr>
-          <w:t>6.16</w:t>
-        </w:r>
-      </w:hyperlink>
+      <w:r>
+        <w:rPr>
+          <w:lang w:val="fr_FR" w:bidi="fr_FR"/>
+        </w:rPr>
+        <w:t>6.16</w:t>
+      </w:r>
       <w:r>
         <w:rPr>
           <w:lang w:val="fr_FR" w:bidi="fr_FR"/>
         </w:rPr>
         <w:t>). Il est approprié pour de telles personnes de devenir un objet de mépris, et non de recevoir honneur et adulation (</w:t>
       </w:r>
-      <w:hyperlink r:id="rId23">
-        <w:r>
-          <w:rPr>
-            <w:lang w:val="fr_FR" w:bidi="fr_FR"/>
-          </w:rPr>
-          <w:rPr>
-            <w:color w:val="0000EE"/>
-            <w:u w:val="single"/>
-          </w:rPr>
-          <w:t>6.16</w:t>
-        </w:r>
-      </w:hyperlink>
+      <w:r>
+        <w:rPr>
+          <w:lang w:val="fr_FR" w:bidi="fr_FR"/>
+        </w:rPr>
+        <w:t>6.16</w:t>
+      </w:r>
       <w:r>
         <w:rPr>
           <w:lang w:val="fr_FR" w:bidi="fr_FR"/>
@@ -6521,72 +5537,48 @@
         </w:rPr>
         <w:t xml:space="preserve">Le Seigneur portait des accusations spécifiques contre son peuple, devenu une communauté de tromperie prête à être rejetée et détruite. Des richesses acquises de manière frauduleuse, des pratiques commerciales non éthiques, des menaces et de la violence caractérisaient ce supposé peuple de Dieu (voir </w:t>
       </w:r>
-      <w:hyperlink r:id="rId166">
-        <w:r>
-          <w:rPr>
-            <w:lang w:val="fr_FR" w:bidi="fr_FR"/>
-          </w:rPr>
-          <w:rPr>
-            <w:color w:val="0000EE"/>
-            <w:u w:val="single"/>
-          </w:rPr>
-          <w:t>2R 6.25</w:t>
-        </w:r>
-      </w:hyperlink>
+      <w:r>
+        <w:rPr>
+          <w:lang w:val="fr_FR" w:bidi="fr_FR"/>
+        </w:rPr>
+        <w:t>2R 6.25</w:t>
+      </w:r>
       <w:r>
         <w:rPr>
           <w:lang w:val="fr_FR" w:bidi="fr_FR"/>
         </w:rPr>
         <w:t xml:space="preserve"> ; </w:t>
       </w:r>
-      <w:hyperlink r:id="rId167">
-        <w:r>
-          <w:rPr>
-            <w:lang w:val="fr_FR" w:bidi="fr_FR"/>
-          </w:rPr>
-          <w:rPr>
-            <w:color w:val="0000EE"/>
-            <w:u w:val="single"/>
-          </w:rPr>
-          <w:t>Os 12.7–8</w:t>
-        </w:r>
-      </w:hyperlink>
+      <w:r>
+        <w:rPr>
+          <w:lang w:val="fr_FR" w:bidi="fr_FR"/>
+        </w:rPr>
+        <w:t>Os 12.7–8</w:t>
+      </w:r>
       <w:r>
         <w:rPr>
           <w:lang w:val="fr_FR" w:bidi="fr_FR"/>
         </w:rPr>
         <w:t xml:space="preserve"> ; </w:t>
       </w:r>
-      <w:hyperlink r:id="rId168">
-        <w:r>
-          <w:rPr>
-            <w:lang w:val="fr_FR" w:bidi="fr_FR"/>
-          </w:rPr>
-          <w:rPr>
-            <w:color w:val="0000EE"/>
-            <w:u w:val="single"/>
-          </w:rPr>
-          <w:t>Am 8.5–6</w:t>
-        </w:r>
-      </w:hyperlink>
+      <w:r>
+        <w:rPr>
+          <w:lang w:val="fr_FR" w:bidi="fr_FR"/>
+        </w:rPr>
+        <w:t>Am 8.5–6</w:t>
+      </w:r>
       <w:r>
         <w:rPr>
           <w:lang w:val="fr_FR" w:bidi="fr_FR"/>
         </w:rPr>
         <w:t xml:space="preserve">). Ils ne pouvaient pas changer, car le mensonge était leur mode de vie (cf. </w:t>
       </w:r>
-      <w:hyperlink r:id="rId169">
-        <w:r>
-          <w:rPr>
-            <w:lang w:val="fr_FR" w:bidi="fr_FR"/>
-          </w:rPr>
-          <w:rPr>
-            <w:color w:val="0000EE"/>
-            <w:u w:val="single"/>
-          </w:rPr>
-          <w:t>Pr 6.16–19</w:t>
-        </w:r>
-      </w:hyperlink>
+      <w:r>
+        <w:rPr>
+          <w:lang w:val="fr_FR" w:bidi="fr_FR"/>
+        </w:rPr>
+        <w:t>Pr 6.16–19</w:t>
+      </w:r>
       <w:r>
         <w:rPr>
           <w:lang w:val="fr_FR" w:bidi="fr_FR"/>
@@ -6641,18 +5633,12 @@
         </w:rPr>
         <w:t xml:space="preserve">Je te ravagerai : Cette proposition introduit toutes les malédictions que Dieu avait promis d’infliger au peuple désobéissant et rebelle d’Israël (voir </w:t>
       </w:r>
-      <w:hyperlink r:id="rId170">
-        <w:r>
-          <w:rPr>
-            <w:lang w:val="fr_FR" w:bidi="fr_FR"/>
-          </w:rPr>
-          <w:rPr>
-            <w:color w:val="0000EE"/>
-            <w:u w:val="single"/>
-          </w:rPr>
-          <w:t>Dt 28.15–68</w:t>
-        </w:r>
-      </w:hyperlink>
+      <w:r>
+        <w:rPr>
+          <w:lang w:val="fr_FR" w:bidi="fr_FR"/>
+        </w:rPr>
+        <w:t>Dt 28.15–68</w:t>
+      </w:r>
       <w:r>
         <w:rPr>
           <w:lang w:val="fr_FR" w:bidi="fr_FR"/>
@@ -6707,108 +5693,72 @@
         </w:rPr>
         <w:t xml:space="preserve">Ces rois ont peut-être initié la dynastie la plus rebelle à régner dans le nord d’Israël (885–841 av. J.‑C. ; </w:t>
       </w:r>
-      <w:hyperlink r:id="rId171">
-        <w:r>
-          <w:rPr>
-            <w:lang w:val="fr_FR" w:bidi="fr_FR"/>
-          </w:rPr>
-          <w:rPr>
-            <w:color w:val="0000EE"/>
-            <w:u w:val="single"/>
-          </w:rPr>
-          <w:t>1R 16.23—2R 10.17</w:t>
-        </w:r>
-      </w:hyperlink>
+      <w:r>
+        <w:rPr>
+          <w:lang w:val="fr_FR" w:bidi="fr_FR"/>
+        </w:rPr>
+        <w:t>1R 16.23—2R 10.17</w:t>
+      </w:r>
       <w:r>
         <w:rPr>
           <w:lang w:val="fr_FR" w:bidi="fr_FR"/>
         </w:rPr>
         <w:t>), et Élie les a condamnés à l’anéantissement (</w:t>
       </w:r>
-      <w:hyperlink r:id="rId172">
-        <w:r>
-          <w:rPr>
-            <w:lang w:val="fr_FR" w:bidi="fr_FR"/>
-          </w:rPr>
-          <w:rPr>
-            <w:color w:val="0000EE"/>
-            <w:u w:val="single"/>
-          </w:rPr>
-          <w:t>2R 10.17</w:t>
-        </w:r>
-      </w:hyperlink>
+      <w:r>
+        <w:rPr>
+          <w:lang w:val="fr_FR" w:bidi="fr_FR"/>
+        </w:rPr>
+        <w:t>2R 10.17</w:t>
+      </w:r>
       <w:r>
         <w:rPr>
           <w:lang w:val="fr_FR" w:bidi="fr_FR"/>
         </w:rPr>
         <w:t xml:space="preserve">). Aucun roi du nord d’Israël n’a respecté les lois de Moïse (cf. </w:t>
       </w:r>
-      <w:hyperlink r:id="rId173">
-        <w:r>
-          <w:rPr>
-            <w:lang w:val="fr_FR" w:bidi="fr_FR"/>
-          </w:rPr>
-          <w:rPr>
-            <w:color w:val="0000EE"/>
-            <w:u w:val="single"/>
-          </w:rPr>
-          <w:t>Mi 1.5–6</w:t>
-        </w:r>
-      </w:hyperlink>
+      <w:r>
+        <w:rPr>
+          <w:lang w:val="fr_FR" w:bidi="fr_FR"/>
+        </w:rPr>
+        <w:t>Mi 1.5–6</w:t>
+      </w:r>
       <w:r>
         <w:rPr>
           <w:lang w:val="fr_FR" w:bidi="fr_FR"/>
         </w:rPr>
         <w:t xml:space="preserve">). Omri et son fils Achab étaient l’incarnation de mauvais rois (par exemple, </w:t>
       </w:r>
-      <w:hyperlink r:id="rId174">
-        <w:r>
-          <w:rPr>
-            <w:lang w:val="fr_FR" w:bidi="fr_FR"/>
-          </w:rPr>
-          <w:rPr>
-            <w:color w:val="0000EE"/>
-            <w:u w:val="single"/>
-          </w:rPr>
-          <w:t xml:space="preserve">1R 18.4 </w:t>
-        </w:r>
-      </w:hyperlink>
+      <w:r>
+        <w:rPr>
+          <w:lang w:val="fr_FR" w:bidi="fr_FR"/>
+        </w:rPr>
+        <w:t xml:space="preserve">1R 18.4 </w:t>
+      </w:r>
       <w:r>
         <w:rPr>
           <w:lang w:val="fr_FR" w:bidi="fr_FR"/>
         </w:rPr>
         <w:t xml:space="preserve">; </w:t>
       </w:r>
-      <w:hyperlink r:id="rId175">
-        <w:r>
-          <w:rPr>
-            <w:lang w:val="fr_FR" w:bidi="fr_FR"/>
-          </w:rPr>
-          <w:rPr>
-            <w:color w:val="0000EE"/>
-            <w:u w:val="single"/>
-          </w:rPr>
-          <w:t>21.1–26</w:t>
-        </w:r>
-      </w:hyperlink>
+      <w:r>
+        <w:rPr>
+          <w:lang w:val="fr_FR" w:bidi="fr_FR"/>
+        </w:rPr>
+        <w:t>21.1–26</w:t>
+      </w:r>
       <w:r>
         <w:rPr>
           <w:lang w:val="fr_FR" w:bidi="fr_FR"/>
         </w:rPr>
         <w:t>). La dynastie d’Omri a été détruite en 841 av. J.‑C. (</w:t>
       </w:r>
-      <w:hyperlink r:id="rId176">
-        <w:r>
-          <w:rPr>
-            <w:lang w:val="fr_FR" w:bidi="fr_FR"/>
-          </w:rPr>
-          <w:rPr>
-            <w:color w:val="0000EE"/>
-            <w:u w:val="single"/>
-          </w:rPr>
-          <w:t>2R 9.14–10.17</w:t>
-        </w:r>
-      </w:hyperlink>
+      <w:r>
+        <w:rPr>
+          <w:lang w:val="fr_FR" w:bidi="fr_FR"/>
+        </w:rPr>
+        <w:t>2R 9.14–10.17</w:t>
+      </w:r>
       <w:r>
         <w:rPr>
           <w:lang w:val="fr_FR" w:bidi="fr_FR"/>
@@ -6863,54 +5813,36 @@
         </w:rPr>
         <w:t xml:space="preserve">je suis comme à la récolte des fruits : Après la deuxième récolte de grappes et de fruits en août-septembre, aucune autre récolte n’a été produite pendant plusieurs mois (cf. </w:t>
       </w:r>
-      <w:hyperlink r:id="rId177">
-        <w:r>
-          <w:rPr>
-            <w:lang w:val="fr_FR" w:bidi="fr_FR"/>
-          </w:rPr>
-          <w:rPr>
-            <w:color w:val="0000EE"/>
-            <w:u w:val="single"/>
-          </w:rPr>
-          <w:t>Es 16.9</w:t>
-        </w:r>
-      </w:hyperlink>
+      <w:r>
+        <w:rPr>
+          <w:lang w:val="fr_FR" w:bidi="fr_FR"/>
+        </w:rPr>
+        <w:t>Es 16.9</w:t>
+      </w:r>
       <w:r>
         <w:rPr>
           <w:lang w:val="fr_FR" w:bidi="fr_FR"/>
         </w:rPr>
         <w:t xml:space="preserve"> ; </w:t>
       </w:r>
-      <w:hyperlink r:id="rId178">
-        <w:r>
-          <w:rPr>
-            <w:lang w:val="fr_FR" w:bidi="fr_FR"/>
-          </w:rPr>
-          <w:rPr>
-            <w:color w:val="0000EE"/>
-            <w:u w:val="single"/>
-          </w:rPr>
-          <w:t>Jr 48.32</w:t>
-        </w:r>
-      </w:hyperlink>
+      <w:r>
+        <w:rPr>
+          <w:lang w:val="fr_FR" w:bidi="fr_FR"/>
+        </w:rPr>
+        <w:t>Jr 48.32</w:t>
+      </w:r>
       <w:r>
         <w:rPr>
           <w:lang w:val="fr_FR" w:bidi="fr_FR"/>
         </w:rPr>
         <w:t>). Personne ne pouvait être trouvé pour satisfaire la faim de Michée pour la justice (</w:t>
       </w:r>
-      <w:hyperlink r:id="rId179">
-        <w:r>
-          <w:rPr>
-            <w:lang w:val="fr_FR" w:bidi="fr_FR"/>
-          </w:rPr>
-          <w:rPr>
-            <w:color w:val="0000EE"/>
-            <w:u w:val="single"/>
-          </w:rPr>
-          <w:t>Mi 7.2–6</w:t>
-        </w:r>
-      </w:hyperlink>
+      <w:r>
+        <w:rPr>
+          <w:lang w:val="fr_FR" w:bidi="fr_FR"/>
+        </w:rPr>
+        <w:t>Mi 7.2–6</w:t>
+      </w:r>
       <w:r>
         <w:rPr>
           <w:lang w:val="fr_FR" w:bidi="fr_FR"/>
@@ -6965,72 +5897,48 @@
         </w:rPr>
         <w:t>La tromperie désespérée et la corruption imprégnaient le peuple de Dieu (</w:t>
       </w:r>
-      <w:hyperlink r:id="rId180">
-        <w:r>
-          <w:rPr>
-            <w:lang w:val="fr_FR" w:bidi="fr_FR"/>
-          </w:rPr>
-          <w:rPr>
-            <w:color w:val="0000EE"/>
-            <w:u w:val="single"/>
-          </w:rPr>
-          <w:t>7.1–6</w:t>
-        </w:r>
-      </w:hyperlink>
+      <w:r>
+        <w:rPr>
+          <w:lang w:val="fr_FR" w:bidi="fr_FR"/>
+        </w:rPr>
+        <w:t>7.1–6</w:t>
+      </w:r>
       <w:r>
         <w:rPr>
           <w:lang w:val="fr_FR" w:bidi="fr_FR"/>
         </w:rPr>
         <w:t>) ; cependant, la miséricorde de Dieu triomphera et Israël sera restauré (</w:t>
       </w:r>
-      <w:hyperlink r:id="rId181">
-        <w:r>
-          <w:rPr>
-            <w:lang w:val="fr_FR" w:bidi="fr_FR"/>
-          </w:rPr>
-          <w:rPr>
-            <w:color w:val="0000EE"/>
-            <w:u w:val="single"/>
-          </w:rPr>
-          <w:t>7.11–13</w:t>
-        </w:r>
-      </w:hyperlink>
+      <w:r>
+        <w:rPr>
+          <w:lang w:val="fr_FR" w:bidi="fr_FR"/>
+        </w:rPr>
+        <w:t>7.11–13</w:t>
+      </w:r>
       <w:r>
         <w:rPr>
           <w:lang w:val="fr_FR" w:bidi="fr_FR"/>
         </w:rPr>
         <w:t>). La miséricorde, la compassion et l’amour infaillible de Dieu prévaudront (</w:t>
       </w:r>
-      <w:hyperlink r:id="rId182">
-        <w:r>
-          <w:rPr>
-            <w:lang w:val="fr_FR" w:bidi="fr_FR"/>
-          </w:rPr>
-          <w:rPr>
-            <w:color w:val="0000EE"/>
-            <w:u w:val="single"/>
-          </w:rPr>
-          <w:t>7.14–20</w:t>
-        </w:r>
-      </w:hyperlink>
+      <w:r>
+        <w:rPr>
+          <w:lang w:val="fr_FR" w:bidi="fr_FR"/>
+        </w:rPr>
+        <w:t>7.14–20</w:t>
+      </w:r>
       <w:r>
         <w:rPr>
           <w:lang w:val="fr_FR" w:bidi="fr_FR"/>
         </w:rPr>
         <w:t>). Michée pleurait la condition de son peuple et se tournait vers le Seigneur pour obtenir de l’aide (</w:t>
       </w:r>
-      <w:hyperlink r:id="rId183">
-        <w:r>
-          <w:rPr>
-            <w:lang w:val="fr_FR" w:bidi="fr_FR"/>
-          </w:rPr>
-          <w:rPr>
-            <w:color w:val="0000EE"/>
-            <w:u w:val="single"/>
-          </w:rPr>
-          <w:t>7.7–10</w:t>
-        </w:r>
-      </w:hyperlink>
+      <w:r>
+        <w:rPr>
+          <w:lang w:val="fr_FR" w:bidi="fr_FR"/>
+        </w:rPr>
+        <w:t>7.7–10</w:t>
+      </w:r>
       <w:r>
         <w:rPr>
           <w:lang w:val="fr_FR" w:bidi="fr_FR"/>
@@ -7085,108 +5993,72 @@
         </w:rPr>
         <w:t xml:space="preserve">Cette plainte est fréquente chez les prophètes (voir </w:t>
       </w:r>
-      <w:hyperlink r:id="rId184">
-        <w:r>
-          <w:rPr>
-            <w:lang w:val="fr_FR" w:bidi="fr_FR"/>
-          </w:rPr>
-          <w:rPr>
-            <w:color w:val="0000EE"/>
-            <w:u w:val="single"/>
-          </w:rPr>
-          <w:t>Es 59.16</w:t>
-        </w:r>
-      </w:hyperlink>
+      <w:r>
+        <w:rPr>
+          <w:lang w:val="fr_FR" w:bidi="fr_FR"/>
+        </w:rPr>
+        <w:t>Es 59.16</w:t>
+      </w:r>
       <w:r>
         <w:rPr>
           <w:lang w:val="fr_FR" w:bidi="fr_FR"/>
         </w:rPr>
         <w:t xml:space="preserve"> ; </w:t>
       </w:r>
-      <w:hyperlink r:id="rId185">
-        <w:r>
-          <w:rPr>
-            <w:lang w:val="fr_FR" w:bidi="fr_FR"/>
-          </w:rPr>
-          <w:rPr>
-            <w:color w:val="0000EE"/>
-            <w:u w:val="single"/>
-          </w:rPr>
-          <w:t xml:space="preserve">Jr 5.1 </w:t>
-        </w:r>
-      </w:hyperlink>
+      <w:r>
+        <w:rPr>
+          <w:lang w:val="fr_FR" w:bidi="fr_FR"/>
+        </w:rPr>
+        <w:t xml:space="preserve">Jr 5.1 </w:t>
+      </w:r>
       <w:r>
         <w:rPr>
           <w:lang w:val="fr_FR" w:bidi="fr_FR"/>
         </w:rPr>
         <w:t xml:space="preserve">; </w:t>
       </w:r>
-      <w:hyperlink r:id="rId186">
-        <w:r>
-          <w:rPr>
-            <w:lang w:val="fr_FR" w:bidi="fr_FR"/>
-          </w:rPr>
-          <w:rPr>
-            <w:color w:val="0000EE"/>
-            <w:u w:val="single"/>
-          </w:rPr>
-          <w:t>Ez 22.30</w:t>
-        </w:r>
-      </w:hyperlink>
+      <w:r>
+        <w:rPr>
+          <w:lang w:val="fr_FR" w:bidi="fr_FR"/>
+        </w:rPr>
+        <w:t>Ez 22.30</w:t>
+      </w:r>
       <w:r>
         <w:rPr>
           <w:lang w:val="fr_FR" w:bidi="fr_FR"/>
         </w:rPr>
         <w:t xml:space="preserve">). • Dans l’ancien Proche-Orient, les gens pêchaient et chassaient en posant des pièges et en utilisant des filets (cf. </w:t>
       </w:r>
-      <w:hyperlink r:id="rId187">
-        <w:r>
-          <w:rPr>
-            <w:lang w:val="fr_FR" w:bidi="fr_FR"/>
-          </w:rPr>
-          <w:rPr>
-            <w:color w:val="0000EE"/>
-            <w:u w:val="single"/>
-          </w:rPr>
-          <w:t>Ps 10.9</w:t>
-        </w:r>
-      </w:hyperlink>
+      <w:r>
+        <w:rPr>
+          <w:lang w:val="fr_FR" w:bidi="fr_FR"/>
+        </w:rPr>
+        <w:t>Ps 10.9</w:t>
+      </w:r>
       <w:r>
         <w:rPr>
           <w:lang w:val="fr_FR" w:bidi="fr_FR"/>
         </w:rPr>
         <w:t xml:space="preserve"> ; </w:t>
       </w:r>
-      <w:hyperlink r:id="rId188">
-        <w:r>
-          <w:rPr>
-            <w:lang w:val="fr_FR" w:bidi="fr_FR"/>
-          </w:rPr>
-          <w:rPr>
-            <w:color w:val="0000EE"/>
-            <w:u w:val="single"/>
-          </w:rPr>
-          <w:t>Pr 1.17</w:t>
-        </w:r>
-      </w:hyperlink>
+      <w:r>
+        <w:rPr>
+          <w:lang w:val="fr_FR" w:bidi="fr_FR"/>
+        </w:rPr>
+        <w:t>Pr 1.17</w:t>
+      </w:r>
       <w:r>
         <w:rPr>
           <w:lang w:val="fr_FR" w:bidi="fr_FR"/>
         </w:rPr>
         <w:t xml:space="preserve"> ; </w:t>
       </w:r>
-      <w:hyperlink r:id="rId189">
-        <w:r>
-          <w:rPr>
-            <w:lang w:val="fr_FR" w:bidi="fr_FR"/>
-          </w:rPr>
-          <w:rPr>
-            <w:color w:val="0000EE"/>
-            <w:u w:val="single"/>
-          </w:rPr>
-          <w:t>Es 51.20</w:t>
-        </w:r>
-      </w:hyperlink>
+      <w:r>
+        <w:rPr>
+          <w:lang w:val="fr_FR" w:bidi="fr_FR"/>
+        </w:rPr>
+        <w:t>Es 51.20</w:t>
+      </w:r>
       <w:r>
         <w:rPr>
           <w:lang w:val="fr_FR" w:bidi="fr_FR"/>
@@ -7289,36 +6161,24 @@
         </w:rPr>
         <w:t>C’est-à-dire qu’ils avaient perfectionné les compétences pour faire le mal. • Le juge réclame un salaire, Le grand manifeste son avidité : Les chefs et les juges n’avaient pas le droit de pervertir la justice (</w:t>
       </w:r>
-      <w:hyperlink r:id="rId190">
-        <w:r>
-          <w:rPr>
-            <w:lang w:val="fr_FR" w:bidi="fr_FR"/>
-          </w:rPr>
-          <w:rPr>
-            <w:color w:val="0000EE"/>
-            <w:u w:val="single"/>
-          </w:rPr>
-          <w:t>Ex 18.19–22</w:t>
-        </w:r>
-      </w:hyperlink>
+      <w:r>
+        <w:rPr>
+          <w:lang w:val="fr_FR" w:bidi="fr_FR"/>
+        </w:rPr>
+        <w:t>Ex 18.19–22</w:t>
+      </w:r>
       <w:r>
         <w:rPr>
           <w:lang w:val="fr_FR" w:bidi="fr_FR"/>
         </w:rPr>
         <w:t xml:space="preserve"> ; </w:t>
       </w:r>
-      <w:hyperlink r:id="rId191">
-        <w:r>
-          <w:rPr>
-            <w:lang w:val="fr_FR" w:bidi="fr_FR"/>
-          </w:rPr>
-          <w:rPr>
-            <w:color w:val="0000EE"/>
-            <w:u w:val="single"/>
-          </w:rPr>
-          <w:t>Dt 16.18–20</w:t>
-        </w:r>
-      </w:hyperlink>
+      <w:r>
+        <w:rPr>
+          <w:lang w:val="fr_FR" w:bidi="fr_FR"/>
+        </w:rPr>
+        <w:t>Dt 16.18–20</w:t>
+      </w:r>
       <w:r>
         <w:rPr>
           <w:lang w:val="fr_FR" w:bidi="fr_FR"/>
@@ -7421,36 +6281,24 @@
         </w:rPr>
         <w:t xml:space="preserve">Ne crois pas à un ami : L’amertume, la corruption et la trahison avaient empoisonné la communauté du peuple du Seigneur (cf. </w:t>
       </w:r>
-      <w:hyperlink r:id="rId192">
-        <w:r>
-          <w:rPr>
-            <w:lang w:val="fr_FR" w:bidi="fr_FR"/>
-          </w:rPr>
-          <w:rPr>
-            <w:color w:val="0000EE"/>
-            <w:u w:val="single"/>
-          </w:rPr>
-          <w:t>Mt 10.34–36</w:t>
-        </w:r>
-      </w:hyperlink>
+      <w:r>
+        <w:rPr>
+          <w:lang w:val="fr_FR" w:bidi="fr_FR"/>
+        </w:rPr>
+        <w:t>Mt 10.34–36</w:t>
+      </w:r>
       <w:r>
         <w:rPr>
           <w:lang w:val="fr_FR" w:bidi="fr_FR"/>
         </w:rPr>
         <w:t xml:space="preserve"> ; </w:t>
       </w:r>
-      <w:hyperlink r:id="rId193">
-        <w:r>
-          <w:rPr>
-            <w:lang w:val="fr_FR" w:bidi="fr_FR"/>
-          </w:rPr>
-          <w:rPr>
-            <w:color w:val="0000EE"/>
-            <w:u w:val="single"/>
-          </w:rPr>
-          <w:t>Lc 12.52–53</w:t>
-        </w:r>
-      </w:hyperlink>
+      <w:r>
+        <w:rPr>
+          <w:lang w:val="fr_FR" w:bidi="fr_FR"/>
+        </w:rPr>
+        <w:t>Lc 12.52–53</w:t>
+      </w:r>
       <w:r>
         <w:rPr>
           <w:lang w:val="fr_FR" w:bidi="fr_FR"/>
@@ -7505,36 +6353,24 @@
         </w:rPr>
         <w:t xml:space="preserve">Au milieu du désespoir, Michée prie avec un psaume d’espoir et de confiance dans le Seigneur (cf. </w:t>
       </w:r>
-      <w:hyperlink r:id="rId194">
-        <w:r>
-          <w:rPr>
-            <w:lang w:val="fr_FR" w:bidi="fr_FR"/>
-          </w:rPr>
-          <w:rPr>
-            <w:color w:val="0000EE"/>
-            <w:u w:val="single"/>
-          </w:rPr>
-          <w:t>Ha 2.4</w:t>
-        </w:r>
-      </w:hyperlink>
+      <w:r>
+        <w:rPr>
+          <w:lang w:val="fr_FR" w:bidi="fr_FR"/>
+        </w:rPr>
+        <w:t>Ha 2.4</w:t>
+      </w:r>
       <w:r>
         <w:rPr>
           <w:lang w:val="fr_FR" w:bidi="fr_FR"/>
         </w:rPr>
         <w:t xml:space="preserve"> ; </w:t>
       </w:r>
-      <w:hyperlink r:id="rId195">
-        <w:r>
-          <w:rPr>
-            <w:lang w:val="fr_FR" w:bidi="fr_FR"/>
-          </w:rPr>
-          <w:rPr>
-            <w:color w:val="0000EE"/>
-            <w:u w:val="single"/>
-          </w:rPr>
-          <w:t>3.16–18</w:t>
-        </w:r>
-      </w:hyperlink>
+      <w:r>
+        <w:rPr>
+          <w:lang w:val="fr_FR" w:bidi="fr_FR"/>
+        </w:rPr>
+        <w:t>3.16–18</w:t>
+      </w:r>
       <w:r>
         <w:rPr>
           <w:lang w:val="fr_FR" w:bidi="fr_FR"/>
@@ -7589,54 +6425,36 @@
         </w:rPr>
         <w:t xml:space="preserve">Si je suis assise dans les ténèbres : le prophète fait totalement confiance à Dieu pour être sa lumière (cf. </w:t>
       </w:r>
-      <w:hyperlink r:id="rId196">
-        <w:r>
-          <w:rPr>
-            <w:lang w:val="fr_FR" w:bidi="fr_FR"/>
-          </w:rPr>
-          <w:rPr>
-            <w:color w:val="0000EE"/>
-            <w:u w:val="single"/>
-          </w:rPr>
-          <w:t>Ps 27.1</w:t>
-        </w:r>
-      </w:hyperlink>
+      <w:r>
+        <w:rPr>
+          <w:lang w:val="fr_FR" w:bidi="fr_FR"/>
+        </w:rPr>
+        <w:t>Ps 27.1</w:t>
+      </w:r>
       <w:r>
         <w:rPr>
           <w:lang w:val="fr_FR" w:bidi="fr_FR"/>
         </w:rPr>
         <w:t xml:space="preserve">), même dans les grandes difficultés, sachant que ses ennemis ne le vaincront pas (cf. </w:t>
       </w:r>
-      <w:hyperlink r:id="rId197">
-        <w:r>
-          <w:rPr>
-            <w:lang w:val="fr_FR" w:bidi="fr_FR"/>
-          </w:rPr>
-          <w:rPr>
-            <w:color w:val="0000EE"/>
-            <w:u w:val="single"/>
-          </w:rPr>
-          <w:t>Ps 23.4–5</w:t>
-        </w:r>
-      </w:hyperlink>
+      <w:r>
+        <w:rPr>
+          <w:lang w:val="fr_FR" w:bidi="fr_FR"/>
+        </w:rPr>
+        <w:t>Ps 23.4–5</w:t>
+      </w:r>
       <w:r>
         <w:rPr>
           <w:lang w:val="fr_FR" w:bidi="fr_FR"/>
         </w:rPr>
         <w:t>). L’Esprit de Dieu lui a donné la puissance et la confiance pour accomplir sa tâche prophétique (</w:t>
       </w:r>
-      <w:hyperlink r:id="rId198">
-        <w:r>
-          <w:rPr>
-            <w:lang w:val="fr_FR" w:bidi="fr_FR"/>
-          </w:rPr>
-          <w:rPr>
-            <w:color w:val="0000EE"/>
-            <w:u w:val="single"/>
-          </w:rPr>
-          <w:t>Mi 3.8</w:t>
-        </w:r>
-      </w:hyperlink>
+      <w:r>
+        <w:rPr>
+          <w:lang w:val="fr_FR" w:bidi="fr_FR"/>
+        </w:rPr>
+        <w:t>Mi 3.8</w:t>
+      </w:r>
       <w:r>
         <w:rPr>
           <w:lang w:val="fr_FR" w:bidi="fr_FR"/>
@@ -7739,72 +6557,48 @@
         </w:rPr>
         <w:t>Où est l’Éternel, ton Dieu ? : cette moquerie servait à attaquer Dieu et ceux qui lui faisaient confiance. Dieu avait promis d’être toujours avec son peuple et ses chefs (</w:t>
       </w:r>
-      <w:hyperlink r:id="rId199">
-        <w:r>
-          <w:rPr>
-            <w:lang w:val="fr_FR" w:bidi="fr_FR"/>
-          </w:rPr>
-          <w:rPr>
-            <w:color w:val="0000EE"/>
-            <w:u w:val="single"/>
-          </w:rPr>
-          <w:t>Gn 46.3–4</w:t>
-        </w:r>
-      </w:hyperlink>
+      <w:r>
+        <w:rPr>
+          <w:lang w:val="fr_FR" w:bidi="fr_FR"/>
+        </w:rPr>
+        <w:t>Gn 46.3–4</w:t>
+      </w:r>
       <w:r>
         <w:rPr>
           <w:lang w:val="fr_FR" w:bidi="fr_FR"/>
         </w:rPr>
         <w:t xml:space="preserve"> ; </w:t>
       </w:r>
-      <w:hyperlink r:id="rId62">
-        <w:r>
-          <w:rPr>
-            <w:lang w:val="fr_FR" w:bidi="fr_FR"/>
-          </w:rPr>
-          <w:rPr>
-            <w:color w:val="0000EE"/>
-            <w:u w:val="single"/>
-          </w:rPr>
-          <w:t>Ex 3.12</w:t>
-        </w:r>
-      </w:hyperlink>
+      <w:r>
+        <w:rPr>
+          <w:lang w:val="fr_FR" w:bidi="fr_FR"/>
+        </w:rPr>
+        <w:t>Ex 3.12</w:t>
+      </w:r>
       <w:r>
         <w:rPr>
           <w:lang w:val="fr_FR" w:bidi="fr_FR"/>
         </w:rPr>
         <w:t xml:space="preserve">), Dieu était déshonoré par ces moqueries, et il agira pour rétablir son nom (cf. </w:t>
       </w:r>
-      <w:hyperlink r:id="rId200">
-        <w:r>
-          <w:rPr>
-            <w:lang w:val="fr_FR" w:bidi="fr_FR"/>
-          </w:rPr>
-          <w:rPr>
-            <w:color w:val="0000EE"/>
-            <w:u w:val="single"/>
-          </w:rPr>
-          <w:t>Ez 20.9</w:t>
-        </w:r>
-      </w:hyperlink>
+      <w:r>
+        <w:rPr>
+          <w:lang w:val="fr_FR" w:bidi="fr_FR"/>
+        </w:rPr>
+        <w:t>Ez 20.9</w:t>
+      </w:r>
       <w:r>
         <w:rPr>
           <w:lang w:val="fr_FR" w:bidi="fr_FR"/>
         </w:rPr>
         <w:t xml:space="preserve"> ; </w:t>
       </w:r>
-      <w:hyperlink r:id="rId201">
-        <w:r>
-          <w:rPr>
-            <w:lang w:val="fr_FR" w:bidi="fr_FR"/>
-          </w:rPr>
-          <w:rPr>
-            <w:color w:val="0000EE"/>
-            <w:u w:val="single"/>
-          </w:rPr>
-          <w:t>36.19–26</w:t>
-        </w:r>
-      </w:hyperlink>
+      <w:r>
+        <w:rPr>
+          <w:lang w:val="fr_FR" w:bidi="fr_FR"/>
+        </w:rPr>
+        <w:t>36.19–26</w:t>
+      </w:r>
       <w:r>
         <w:rPr>
           <w:lang w:val="fr_FR" w:bidi="fr_FR"/>
@@ -7859,54 +6653,36 @@
         </w:rPr>
         <w:t xml:space="preserve">Ce jour inclut (1) l’année 538 av. J.‑C., lorsque Israël a commencé à revenir de l’exil à Babylone (voir </w:t>
       </w:r>
-      <w:hyperlink r:id="rId202">
-        <w:r>
-          <w:rPr>
-            <w:lang w:val="fr_FR" w:bidi="fr_FR"/>
-          </w:rPr>
-          <w:rPr>
-            <w:color w:val="0000EE"/>
-            <w:u w:val="single"/>
-          </w:rPr>
-          <w:t>Esd 1–2</w:t>
-        </w:r>
-      </w:hyperlink>
+      <w:r>
+        <w:rPr>
+          <w:lang w:val="fr_FR" w:bidi="fr_FR"/>
+        </w:rPr>
+        <w:t>Esd 1–2</w:t>
+      </w:r>
       <w:r>
         <w:rPr>
           <w:lang w:val="fr_FR" w:bidi="fr_FR"/>
         </w:rPr>
         <w:t xml:space="preserve">), et (2) la restauration finale du peuple de Dieu (voir </w:t>
       </w:r>
-      <w:hyperlink r:id="rId84">
-        <w:r>
-          <w:rPr>
-            <w:lang w:val="fr_FR" w:bidi="fr_FR"/>
-          </w:rPr>
-          <w:rPr>
-            <w:color w:val="0000EE"/>
-            <w:u w:val="single"/>
-          </w:rPr>
-          <w:t>Am 9.11–15</w:t>
-        </w:r>
-      </w:hyperlink>
+      <w:r>
+        <w:rPr>
+          <w:lang w:val="fr_FR" w:bidi="fr_FR"/>
+        </w:rPr>
+        <w:t>Am 9.11–15</w:t>
+      </w:r>
       <w:r>
         <w:rPr>
           <w:lang w:val="fr_FR" w:bidi="fr_FR"/>
         </w:rPr>
         <w:t xml:space="preserve">). Alors que les nations affluent vers un Israël renouvelé, les desseins de Dieu à travers Abraham seront accomplis (voir </w:t>
       </w:r>
-      <w:hyperlink r:id="rId71">
-        <w:r>
-          <w:rPr>
-            <w:lang w:val="fr_FR" w:bidi="fr_FR"/>
-          </w:rPr>
-          <w:rPr>
-            <w:color w:val="0000EE"/>
-            <w:u w:val="single"/>
-          </w:rPr>
-          <w:t>Gn 12.3</w:t>
-        </w:r>
-      </w:hyperlink>
+      <w:r>
+        <w:rPr>
+          <w:lang w:val="fr_FR" w:bidi="fr_FR"/>
+        </w:rPr>
+        <w:t>Gn 12.3</w:t>
+      </w:r>
       <w:r>
         <w:rPr>
           <w:lang w:val="fr_FR" w:bidi="fr_FR"/>
@@ -7961,90 +6737,60 @@
         </w:rPr>
         <w:t>Avant leur restauration, Israël doit être discipliné (</w:t>
       </w:r>
-      <w:hyperlink r:id="rId32">
-        <w:r>
-          <w:rPr>
-            <w:lang w:val="fr_FR" w:bidi="fr_FR"/>
-          </w:rPr>
-          <w:rPr>
-            <w:color w:val="0000EE"/>
-            <w:u w:val="single"/>
-          </w:rPr>
-          <w:t xml:space="preserve">Dt 4.29 </w:t>
-        </w:r>
-      </w:hyperlink>
+      <w:r>
+        <w:rPr>
+          <w:lang w:val="fr_FR" w:bidi="fr_FR"/>
+        </w:rPr>
+        <w:t xml:space="preserve">Dt 4.29 </w:t>
+      </w:r>
       <w:r>
         <w:rPr>
           <w:lang w:val="fr_FR" w:bidi="fr_FR"/>
         </w:rPr>
         <w:t xml:space="preserve">; </w:t>
       </w:r>
-      <w:hyperlink r:id="rId33">
-        <w:r>
-          <w:rPr>
-            <w:lang w:val="fr_FR" w:bidi="fr_FR"/>
-          </w:rPr>
-          <w:rPr>
-            <w:color w:val="0000EE"/>
-            <w:u w:val="single"/>
-          </w:rPr>
-          <w:t>28.37</w:t>
-        </w:r>
-      </w:hyperlink>
+      <w:r>
+        <w:rPr>
+          <w:lang w:val="fr_FR" w:bidi="fr_FR"/>
+        </w:rPr>
+        <w:t>28.37</w:t>
+      </w:r>
       <w:r>
         <w:rPr>
           <w:lang w:val="fr_FR" w:bidi="fr_FR"/>
         </w:rPr>
         <w:t xml:space="preserve">, </w:t>
       </w:r>
-      <w:hyperlink r:id="rId34">
-        <w:r>
-          <w:rPr>
-            <w:lang w:val="fr_FR" w:bidi="fr_FR"/>
-          </w:rPr>
-          <w:rPr>
-            <w:color w:val="0000EE"/>
-            <w:u w:val="single"/>
-          </w:rPr>
-          <w:t>48</w:t>
-        </w:r>
-      </w:hyperlink>
+      <w:r>
+        <w:rPr>
+          <w:lang w:val="fr_FR" w:bidi="fr_FR"/>
+        </w:rPr>
+        <w:t>48</w:t>
+      </w:r>
       <w:r>
         <w:rPr>
           <w:lang w:val="fr_FR" w:bidi="fr_FR"/>
         </w:rPr>
         <w:t xml:space="preserve">, </w:t>
       </w:r>
-      <w:hyperlink r:id="rId203">
-        <w:r>
-          <w:rPr>
-            <w:lang w:val="fr_FR" w:bidi="fr_FR"/>
-          </w:rPr>
-          <w:rPr>
-            <w:color w:val="0000EE"/>
-            <w:u w:val="single"/>
-          </w:rPr>
-          <w:t xml:space="preserve">63 </w:t>
-        </w:r>
-      </w:hyperlink>
+      <w:r>
+        <w:rPr>
+          <w:lang w:val="fr_FR" w:bidi="fr_FR"/>
+        </w:rPr>
+        <w:t xml:space="preserve">63 </w:t>
+      </w:r>
       <w:r>
         <w:rPr>
           <w:lang w:val="fr_FR" w:bidi="fr_FR"/>
         </w:rPr>
         <w:t xml:space="preserve">; </w:t>
       </w:r>
-      <w:hyperlink r:id="rId52">
-        <w:r>
-          <w:rPr>
-            <w:lang w:val="fr_FR" w:bidi="fr_FR"/>
-          </w:rPr>
-          <w:rPr>
-            <w:color w:val="0000EE"/>
-            <w:u w:val="single"/>
-          </w:rPr>
-          <w:t>30.1–6</w:t>
-        </w:r>
-      </w:hyperlink>
+      <w:r>
+        <w:rPr>
+          <w:lang w:val="fr_FR" w:bidi="fr_FR"/>
+        </w:rPr>
+        <w:t>30.1–6</w:t>
+      </w:r>
       <w:r>
         <w:rPr>
           <w:lang w:val="fr_FR" w:bidi="fr_FR"/>
@@ -8112,144 +6858,96 @@
         </w:rPr>
         <w:t xml:space="preserve"> un berger de l'ancien Proche-Orient pouvait défendre ses moutons contre les bêtes sauvages. De même, le prophète priait pour que Dieu protège son peuple des nations païennes hostiles (cf. </w:t>
       </w:r>
-      <w:hyperlink r:id="rId204">
-        <w:r>
-          <w:rPr>
-            <w:lang w:val="fr_FR" w:bidi="fr_FR"/>
-          </w:rPr>
-          <w:rPr>
-            <w:color w:val="0000EE"/>
-            <w:u w:val="single"/>
-          </w:rPr>
-          <w:t>Ex 4.1–5</w:t>
-        </w:r>
-      </w:hyperlink>
+      <w:r>
+        <w:rPr>
+          <w:lang w:val="fr_FR" w:bidi="fr_FR"/>
+        </w:rPr>
+        <w:t>Ex 4.1–5</w:t>
+      </w:r>
       <w:r>
         <w:rPr>
           <w:lang w:val="fr_FR" w:bidi="fr_FR"/>
         </w:rPr>
         <w:t xml:space="preserve">). • ton héritage : cf. </w:t>
       </w:r>
-      <w:hyperlink r:id="rId102">
-        <w:r>
-          <w:rPr>
-            <w:lang w:val="fr_FR" w:bidi="fr_FR"/>
-          </w:rPr>
-          <w:rPr>
-            <w:color w:val="0000EE"/>
-            <w:u w:val="single"/>
-          </w:rPr>
-          <w:t>Ex 19.5</w:t>
-        </w:r>
-      </w:hyperlink>
+      <w:r>
+        <w:rPr>
+          <w:lang w:val="fr_FR" w:bidi="fr_FR"/>
+        </w:rPr>
+        <w:t>Ex 19.5</w:t>
+      </w:r>
       <w:r>
         <w:rPr>
           <w:lang w:val="fr_FR" w:bidi="fr_FR"/>
         </w:rPr>
         <w:t xml:space="preserve"> ; </w:t>
       </w:r>
-      <w:hyperlink r:id="rId205">
-        <w:r>
-          <w:rPr>
-            <w:lang w:val="fr_FR" w:bidi="fr_FR"/>
-          </w:rPr>
-          <w:rPr>
-            <w:color w:val="0000EE"/>
-            <w:u w:val="single"/>
-          </w:rPr>
-          <w:t>Dt 7.6</w:t>
-        </w:r>
-      </w:hyperlink>
+      <w:r>
+        <w:rPr>
+          <w:lang w:val="fr_FR" w:bidi="fr_FR"/>
+        </w:rPr>
+        <w:t>Dt 7.6</w:t>
+      </w:r>
       <w:r>
         <w:rPr>
           <w:lang w:val="fr_FR" w:bidi="fr_FR"/>
         </w:rPr>
         <w:t xml:space="preserve"> ; </w:t>
       </w:r>
-      <w:hyperlink r:id="rId206">
-        <w:r>
-          <w:rPr>
-            <w:lang w:val="fr_FR" w:bidi="fr_FR"/>
-          </w:rPr>
-          <w:rPr>
-            <w:color w:val="0000EE"/>
-            <w:u w:val="single"/>
-          </w:rPr>
-          <w:t>14.2</w:t>
-        </w:r>
-      </w:hyperlink>
+      <w:r>
+        <w:rPr>
+          <w:lang w:val="fr_FR" w:bidi="fr_FR"/>
+        </w:rPr>
+        <w:t>14.2</w:t>
+      </w:r>
       <w:r>
         <w:rPr>
           <w:lang w:val="fr_FR" w:bidi="fr_FR"/>
         </w:rPr>
         <w:t xml:space="preserve"> ; </w:t>
       </w:r>
-      <w:hyperlink r:id="rId207">
-        <w:r>
-          <w:rPr>
-            <w:lang w:val="fr_FR" w:bidi="fr_FR"/>
-          </w:rPr>
-          <w:rPr>
-            <w:color w:val="0000EE"/>
-            <w:u w:val="single"/>
-          </w:rPr>
-          <w:t>26.18</w:t>
-        </w:r>
-      </w:hyperlink>
+      <w:r>
+        <w:rPr>
+          <w:lang w:val="fr_FR" w:bidi="fr_FR"/>
+        </w:rPr>
+        <w:t>26.18</w:t>
+      </w:r>
       <w:r>
         <w:rPr>
           <w:lang w:val="fr_FR" w:bidi="fr_FR"/>
         </w:rPr>
         <w:t xml:space="preserve"> ; </w:t>
       </w:r>
-      <w:hyperlink r:id="rId208">
-        <w:r>
-          <w:rPr>
-            <w:lang w:val="fr_FR" w:bidi="fr_FR"/>
-          </w:rPr>
-          <w:rPr>
-            <w:color w:val="0000EE"/>
-            <w:u w:val="single"/>
-          </w:rPr>
-          <w:t>Ml 3.17</w:t>
-        </w:r>
-      </w:hyperlink>
+      <w:r>
+        <w:rPr>
+          <w:lang w:val="fr_FR" w:bidi="fr_FR"/>
+        </w:rPr>
+        <w:t>Ml 3.17</w:t>
+      </w:r>
       <w:r>
         <w:rPr>
           <w:lang w:val="fr_FR" w:bidi="fr_FR"/>
         </w:rPr>
         <w:t xml:space="preserve"> ; </w:t>
       </w:r>
-      <w:hyperlink r:id="rId209">
-        <w:r>
-          <w:rPr>
-            <w:lang w:val="fr_FR" w:bidi="fr_FR"/>
-          </w:rPr>
-          <w:rPr>
-            <w:color w:val="0000EE"/>
-            <w:u w:val="single"/>
-          </w:rPr>
-          <w:t>1P 2.9</w:t>
-        </w:r>
-      </w:hyperlink>
+      <w:r>
+        <w:rPr>
+          <w:lang w:val="fr_FR" w:bidi="fr_FR"/>
+        </w:rPr>
+        <w:t>1P 2.9</w:t>
+      </w:r>
       <w:r>
         <w:rPr>
           <w:lang w:val="fr_FR" w:bidi="fr_FR"/>
         </w:rPr>
         <w:t>. • Basan et Galaad, à l'est du Jourdain, faisaient partie des premiers dons du Seigneur aux tribus israélites de Ruben, Gad et Manassé (</w:t>
       </w:r>
-      <w:hyperlink r:id="rId210">
-        <w:r>
-          <w:rPr>
-            <w:lang w:val="fr_FR" w:bidi="fr_FR"/>
-          </w:rPr>
-          <w:rPr>
-            <w:color w:val="0000EE"/>
-            <w:u w:val="single"/>
-          </w:rPr>
-          <w:t>Jos 13.15–31</w:t>
-        </w:r>
-      </w:hyperlink>
+      <w:r>
+        <w:rPr>
+          <w:lang w:val="fr_FR" w:bidi="fr_FR"/>
+        </w:rPr>
+        <w:t>Jos 13.15–31</w:t>
+      </w:r>
       <w:r>
         <w:rPr>
           <w:lang w:val="fr_FR" w:bidi="fr_FR"/>
@@ -8304,54 +7002,36 @@
         </w:rPr>
         <w:t xml:space="preserve">Le Seigneur a promis de renouveler complètement Israël, sa terre promise (voir </w:t>
       </w:r>
-      <w:hyperlink r:id="rId102">
-        <w:r>
-          <w:rPr>
-            <w:lang w:val="fr_FR" w:bidi="fr_FR"/>
-          </w:rPr>
-          <w:rPr>
-            <w:color w:val="0000EE"/>
-            <w:u w:val="single"/>
-          </w:rPr>
-          <w:t>Ex 19.5</w:t>
-        </w:r>
-      </w:hyperlink>
+      <w:r>
+        <w:rPr>
+          <w:lang w:val="fr_FR" w:bidi="fr_FR"/>
+        </w:rPr>
+        <w:t>Ex 19.5</w:t>
+      </w:r>
       <w:r>
         <w:rPr>
           <w:lang w:val="fr_FR" w:bidi="fr_FR"/>
         </w:rPr>
         <w:t xml:space="preserve"> ; </w:t>
       </w:r>
-      <w:hyperlink r:id="rId208">
-        <w:r>
-          <w:rPr>
-            <w:lang w:val="fr_FR" w:bidi="fr_FR"/>
-          </w:rPr>
-          <w:rPr>
-            <w:color w:val="0000EE"/>
-            <w:u w:val="single"/>
-          </w:rPr>
-          <w:t>Ml 3.17</w:t>
-        </w:r>
-      </w:hyperlink>
+      <w:r>
+        <w:rPr>
+          <w:lang w:val="fr_FR" w:bidi="fr_FR"/>
+        </w:rPr>
+        <w:t>Ml 3.17</w:t>
+      </w:r>
       <w:r>
         <w:rPr>
           <w:lang w:val="fr_FR" w:bidi="fr_FR"/>
         </w:rPr>
         <w:t xml:space="preserve">). Le jugement ne signifierait pas la destruction de l’espoir, mais une purification afin que le véritable espoir puisse prévaloir. La restauration serait l’œuvre de Dieu seul, alors qu’il restaurerait le reste de son peuple spécial et enlèverait leur culpabilité par son amour, sa compassion et sa fidélité (voir </w:t>
       </w:r>
-      <w:hyperlink r:id="rId211">
-        <w:r>
-          <w:rPr>
-            <w:lang w:val="fr_FR" w:bidi="fr_FR"/>
-          </w:rPr>
-          <w:rPr>
-            <w:color w:val="0000EE"/>
-            <w:u w:val="single"/>
-          </w:rPr>
-          <w:t>Ex 32.12–14</w:t>
-        </w:r>
-      </w:hyperlink>
+      <w:r>
+        <w:rPr>
+          <w:lang w:val="fr_FR" w:bidi="fr_FR"/>
+        </w:rPr>
+        <w:t>Ex 32.12–14</w:t>
+      </w:r>
       <w:r>
         <w:rPr>
           <w:lang w:val="fr_FR" w:bidi="fr_FR"/>
@@ -8454,18 +7134,12 @@
         </w:rPr>
         <w:t>La promesse que toutes les nations seront bénies par les descendants d’Abraham (</w:t>
       </w:r>
-      <w:hyperlink r:id="rId71">
-        <w:r>
-          <w:rPr>
-            <w:lang w:val="fr_FR" w:bidi="fr_FR"/>
-          </w:rPr>
-          <w:rPr>
-            <w:color w:val="0000EE"/>
-            <w:u w:val="single"/>
-          </w:rPr>
-          <w:t>Gn 12.3</w:t>
-        </w:r>
-      </w:hyperlink>
+      <w:r>
+        <w:rPr>
+          <w:lang w:val="fr_FR" w:bidi="fr_FR"/>
+        </w:rPr>
+        <w:t>Gn 12.3</w:t>
+      </w:r>
       <w:r>
         <w:rPr>
           <w:lang w:val="fr_FR" w:bidi="fr_FR"/>
@@ -8533,90 +7207,60 @@
         </w:rPr>
         <w:t xml:space="preserve"> les nations avaient frappé le talon d’Israël (cf. </w:t>
       </w:r>
-      <w:hyperlink r:id="rId212">
-        <w:r>
-          <w:rPr>
-            <w:lang w:val="fr_FR" w:bidi="fr_FR"/>
-          </w:rPr>
-          <w:rPr>
-            <w:color w:val="0000EE"/>
-            <w:u w:val="single"/>
-          </w:rPr>
-          <w:t>Gn 3.14–15</w:t>
-        </w:r>
-      </w:hyperlink>
+      <w:r>
+        <w:rPr>
+          <w:lang w:val="fr_FR" w:bidi="fr_FR"/>
+        </w:rPr>
+        <w:t>Gn 3.14–15</w:t>
+      </w:r>
       <w:r>
         <w:rPr>
           <w:lang w:val="fr_FR" w:bidi="fr_FR"/>
         </w:rPr>
         <w:t>). Les prophètes décrivaient régulièrement les nations étrangères comme des serpents venimeux et trompeurs (</w:t>
       </w:r>
-      <w:hyperlink r:id="rId213">
-        <w:r>
-          <w:rPr>
-            <w:lang w:val="fr_FR" w:bidi="fr_FR"/>
-          </w:rPr>
-          <w:rPr>
-            <w:color w:val="0000EE"/>
-            <w:u w:val="single"/>
-          </w:rPr>
-          <w:t>Es 14.29</w:t>
-        </w:r>
-      </w:hyperlink>
+      <w:r>
+        <w:rPr>
+          <w:lang w:val="fr_FR" w:bidi="fr_FR"/>
+        </w:rPr>
+        <w:t>Es 14.29</w:t>
+      </w:r>
       <w:r>
         <w:rPr>
           <w:lang w:val="fr_FR" w:bidi="fr_FR"/>
         </w:rPr>
         <w:t xml:space="preserve"> ; </w:t>
       </w:r>
-      <w:hyperlink r:id="rId214">
-        <w:r>
-          <w:rPr>
-            <w:lang w:val="fr_FR" w:bidi="fr_FR"/>
-          </w:rPr>
-          <w:rPr>
-            <w:color w:val="0000EE"/>
-            <w:u w:val="single"/>
-          </w:rPr>
-          <w:t xml:space="preserve">Jr 8.17 </w:t>
-        </w:r>
-      </w:hyperlink>
+      <w:r>
+        <w:rPr>
+          <w:lang w:val="fr_FR" w:bidi="fr_FR"/>
+        </w:rPr>
+        <w:t xml:space="preserve">Jr 8.17 </w:t>
+      </w:r>
       <w:r>
         <w:rPr>
           <w:lang w:val="fr_FR" w:bidi="fr_FR"/>
         </w:rPr>
         <w:t xml:space="preserve">; </w:t>
       </w:r>
-      <w:hyperlink r:id="rId215">
-        <w:r>
-          <w:rPr>
-            <w:lang w:val="fr_FR" w:bidi="fr_FR"/>
-          </w:rPr>
-          <w:rPr>
-            <w:color w:val="0000EE"/>
-            <w:u w:val="single"/>
-          </w:rPr>
-          <w:t>Ez 29.1–3</w:t>
-        </w:r>
-      </w:hyperlink>
+      <w:r>
+        <w:rPr>
+          <w:lang w:val="fr_FR" w:bidi="fr_FR"/>
+        </w:rPr>
+        <w:t>Ez 29.1–3</w:t>
+      </w:r>
       <w:r>
         <w:rPr>
           <w:lang w:val="fr_FR" w:bidi="fr_FR"/>
         </w:rPr>
         <w:t xml:space="preserve">). Maintenant, ces nations seraient humiliées (cf. </w:t>
       </w:r>
-      <w:hyperlink r:id="rId216">
-        <w:r>
-          <w:rPr>
-            <w:lang w:val="fr_FR" w:bidi="fr_FR"/>
-          </w:rPr>
-          <w:rPr>
-            <w:color w:val="0000EE"/>
-            <w:u w:val="single"/>
-          </w:rPr>
-          <w:t>Ps 72.9</w:t>
-        </w:r>
-      </w:hyperlink>
+      <w:r>
+        <w:rPr>
+          <w:lang w:val="fr_FR" w:bidi="fr_FR"/>
+        </w:rPr>
+        <w:t>Ps 72.9</w:t>
+      </w:r>
       <w:r>
         <w:rPr>
           <w:lang w:val="fr_FR" w:bidi="fr_FR"/>
@@ -8684,108 +7328,72 @@
         </w:rPr>
         <w:t xml:space="preserve">), il ne détruit pas son peuple qu’il juge, mais le restaure plutôt (voir </w:t>
       </w:r>
-      <w:hyperlink r:id="rId217">
-        <w:r>
-          <w:rPr>
-            <w:lang w:val="fr_FR" w:bidi="fr_FR"/>
-          </w:rPr>
-          <w:rPr>
-            <w:color w:val="0000EE"/>
-            <w:u w:val="single"/>
-          </w:rPr>
-          <w:t>Ex 36.6–7</w:t>
-        </w:r>
-      </w:hyperlink>
+      <w:r>
+        <w:rPr>
+          <w:lang w:val="fr_FR" w:bidi="fr_FR"/>
+        </w:rPr>
+        <w:t>Ex 36.6–7</w:t>
+      </w:r>
       <w:r>
         <w:rPr>
           <w:lang w:val="fr_FR" w:bidi="fr_FR"/>
         </w:rPr>
         <w:t xml:space="preserve">). Sa fidélité signifie qu’on peut lui faire confiance pour faire le bien, quel qu’en soit le coût pour lui-même (voir </w:t>
       </w:r>
-      <w:hyperlink r:id="rId218">
-        <w:r>
-          <w:rPr>
-            <w:lang w:val="fr_FR" w:bidi="fr_FR"/>
-          </w:rPr>
-          <w:rPr>
-            <w:color w:val="0000EE"/>
-            <w:u w:val="single"/>
-          </w:rPr>
-          <w:t>Ps 89.1–2</w:t>
-        </w:r>
-      </w:hyperlink>
+      <w:r>
+        <w:rPr>
+          <w:lang w:val="fr_FR" w:bidi="fr_FR"/>
+        </w:rPr>
+        <w:t>Ps 89.1–2</w:t>
+      </w:r>
       <w:r>
         <w:rPr>
           <w:lang w:val="fr_FR" w:bidi="fr_FR"/>
         </w:rPr>
         <w:t>). • Quel Dieu est semblable à toi : Cette question joue probablement sur la signification du nom de Michée (« Qui est comme le Seigneur ? »). Le caractère de Dieu est inégalé parmi les dieux des nations. Ses actions et ses paroles découlent de son caractère (</w:t>
       </w:r>
-      <w:hyperlink r:id="rId153">
-        <w:r>
-          <w:rPr>
-            <w:lang w:val="fr_FR" w:bidi="fr_FR"/>
-          </w:rPr>
-          <w:rPr>
-            <w:color w:val="0000EE"/>
-            <w:u w:val="single"/>
-          </w:rPr>
-          <w:t>Ex 34.6–7</w:t>
-        </w:r>
-      </w:hyperlink>
+      <w:r>
+        <w:rPr>
+          <w:lang w:val="fr_FR" w:bidi="fr_FR"/>
+        </w:rPr>
+        <w:t>Ex 34.6–7</w:t>
+      </w:r>
       <w:r>
         <w:rPr>
           <w:lang w:val="fr_FR" w:bidi="fr_FR"/>
         </w:rPr>
         <w:t>). Dieu pardonne, montre de la compassion, triomphe des péchés de son peuple et scelle ces péchés. L’amour infaillible du Seigneur l’a poussé à choisir Israël dès le début (</w:t>
       </w:r>
-      <w:hyperlink r:id="rId219">
-        <w:r>
-          <w:rPr>
-            <w:lang w:val="fr_FR" w:bidi="fr_FR"/>
-          </w:rPr>
-          <w:rPr>
-            <w:color w:val="0000EE"/>
-            <w:u w:val="single"/>
-          </w:rPr>
-          <w:t>Dt 7.8</w:t>
-        </w:r>
-      </w:hyperlink>
+      <w:r>
+        <w:rPr>
+          <w:lang w:val="fr_FR" w:bidi="fr_FR"/>
+        </w:rPr>
+        <w:t>Dt 7.8</w:t>
+      </w:r>
       <w:r>
         <w:rPr>
           <w:lang w:val="fr_FR" w:bidi="fr_FR"/>
         </w:rPr>
         <w:t>), conformément à sa fidélité à l’alliance avec les ancêtres d’Israël (</w:t>
       </w:r>
-      <w:hyperlink r:id="rId220">
-        <w:r>
-          <w:rPr>
-            <w:lang w:val="fr_FR" w:bidi="fr_FR"/>
-          </w:rPr>
-          <w:rPr>
-            <w:color w:val="0000EE"/>
-            <w:u w:val="single"/>
-          </w:rPr>
-          <w:t>Dt 7.20</w:t>
-        </w:r>
-      </w:hyperlink>
+      <w:r>
+        <w:rPr>
+          <w:lang w:val="fr_FR" w:bidi="fr_FR"/>
+        </w:rPr>
+        <w:t>Dt 7.20</w:t>
+      </w:r>
       <w:r>
         <w:rPr>
           <w:lang w:val="fr_FR" w:bidi="fr_FR"/>
         </w:rPr>
         <w:t xml:space="preserve"> ; </w:t>
       </w:r>
-      <w:hyperlink r:id="rId221">
-        <w:r>
-          <w:rPr>
-            <w:lang w:val="fr_FR" w:bidi="fr_FR"/>
-          </w:rPr>
-          <w:rPr>
-            <w:color w:val="0000EE"/>
-            <w:u w:val="single"/>
-          </w:rPr>
-          <w:t>9.1–10.22</w:t>
-        </w:r>
-      </w:hyperlink>
+      <w:r>
+        <w:rPr>
+          <w:lang w:val="fr_FR" w:bidi="fr_FR"/>
+        </w:rPr>
+        <w:t>9.1–10.22</w:t>
+      </w:r>
       <w:r>
         <w:rPr>
           <w:lang w:val="fr_FR" w:bidi="fr_FR"/>
